--- a/docs/Super Administrator Setup Guide.docx
+++ b/docs/Super Administrator Setup Guide.docx
@@ -1,6 +1,6 @@
 
 <file path=word/document.xml><?xml version="1.0" encoding="utf-8"?>
-<w:document xmlns:wpc="http://schemas.microsoft.com/office/word/2010/wordprocessingCanvas" xmlns:mc="http://schemas.openxmlformats.org/markup-compatibility/2006" xmlns:o="urn:schemas-microsoft-com:office:office" xmlns:r="http://schemas.openxmlformats.org/officeDocument/2006/relationships" xmlns:m="http://schemas.openxmlformats.org/officeDocument/2006/math" xmlns:v="urn:schemas-microsoft-com:vml" xmlns:wp14="http://schemas.microsoft.com/office/word/2010/wordprocessingDrawing" xmlns:wp="http://schemas.openxmlformats.org/drawingml/2006/wordprocessingDrawing" xmlns:w10="urn:schemas-microsoft-com:office:word" xmlns:w="http://schemas.openxmlformats.org/wordprocessingml/2006/main" xmlns:w14="http://schemas.microsoft.com/office/word/2010/wordml" xmlns:w15="http://schemas.microsoft.com/office/word/2012/wordml" xmlns:wpg="http://schemas.microsoft.com/office/word/2010/wordprocessingGroup" xmlns:wpi="http://schemas.microsoft.com/office/word/2010/wordprocessingInk" xmlns:wne="http://schemas.microsoft.com/office/word/2006/wordml" xmlns:wps="http://schemas.microsoft.com/office/word/2010/wordprocessingShape" xmlns:cx="http://schemas.microsoft.com/office/drawing/2014/chartex" xmlns:cx1="http://schemas.microsoft.com/office/drawing/2015/9/8/chartex" xmlns:cx2="http://schemas.microsoft.com/office/drawing/2015/10/21/chartex" xmlns:cx3="http://schemas.microsoft.com/office/drawing/2016/5/9/chartex" xmlns:cx4="http://schemas.microsoft.com/office/drawing/2016/5/10/chartex" xmlns:cx5="http://schemas.microsoft.com/office/drawing/2016/5/11/chartex" xmlns:cx6="http://schemas.microsoft.com/office/drawing/2016/5/12/chartex" xmlns:cx7="http://schemas.microsoft.com/office/drawing/2016/5/13/chartex" xmlns:cx8="http://schemas.microsoft.com/office/drawing/2016/5/14/chartex" xmlns:aink="http://schemas.microsoft.com/office/drawing/2016/ink" xmlns:am3d="http://schemas.microsoft.com/office/drawing/2017/model3d" xmlns:w16cex="http://schemas.microsoft.com/office/word/2018/wordml/cex" xmlns:w16cid="http://schemas.microsoft.com/office/word/2016/wordml/cid" xmlns:w16="http://schemas.microsoft.com/office/word/2018/wordml" xmlns:w16sdtdh="http://schemas.microsoft.com/office/word/2020/wordml/sdtdatahash" xmlns:w16se="http://schemas.microsoft.com/office/word/2015/wordml/symex" mc:Ignorable="w14 w15 wp14">
+<w:document xmlns:wpc="http://schemas.microsoft.com/office/word/2010/wordprocessingCanvas" xmlns:cx="http://schemas.microsoft.com/office/drawing/2014/chartex" xmlns:cx1="http://schemas.microsoft.com/office/drawing/2015/9/8/chartex" xmlns:cx2="http://schemas.microsoft.com/office/drawing/2015/10/21/chartex" xmlns:cx3="http://schemas.microsoft.com/office/drawing/2016/5/9/chartex" xmlns:cx4="http://schemas.microsoft.com/office/drawing/2016/5/10/chartex" xmlns:cx5="http://schemas.microsoft.com/office/drawing/2016/5/11/chartex" xmlns:cx6="http://schemas.microsoft.com/office/drawing/2016/5/12/chartex" xmlns:cx7="http://schemas.microsoft.com/office/drawing/2016/5/13/chartex" xmlns:cx8="http://schemas.microsoft.com/office/drawing/2016/5/14/chartex" xmlns:mc="http://schemas.openxmlformats.org/markup-compatibility/2006" xmlns:aink="http://schemas.microsoft.com/office/drawing/2016/ink" xmlns:am3d="http://schemas.microsoft.com/office/drawing/2017/model3d" xmlns:o="urn:schemas-microsoft-com:office:office" xmlns:oel="http://schemas.microsoft.com/office/2019/extlst" xmlns:r="http://schemas.openxmlformats.org/officeDocument/2006/relationships" xmlns:m="http://schemas.openxmlformats.org/officeDocument/2006/math" xmlns:v="urn:schemas-microsoft-com:vml" xmlns:wp14="http://schemas.microsoft.com/office/word/2010/wordprocessingDrawing" xmlns:wp="http://schemas.openxmlformats.org/drawingml/2006/wordprocessingDrawing" xmlns:w10="urn:schemas-microsoft-com:office:word" xmlns:w="http://schemas.openxmlformats.org/wordprocessingml/2006/main" xmlns:w14="http://schemas.microsoft.com/office/word/2010/wordml" xmlns:w15="http://schemas.microsoft.com/office/word/2012/wordml" xmlns:w16cex="http://schemas.microsoft.com/office/word/2018/wordml/cex" xmlns:w16cid="http://schemas.microsoft.com/office/word/2016/wordml/cid" xmlns:w16="http://schemas.microsoft.com/office/word/2018/wordml" xmlns:w16du="http://schemas.microsoft.com/office/word/2023/wordml/word16du" xmlns:w16sdtdh="http://schemas.microsoft.com/office/word/2020/wordml/sdtdatahash" xmlns:w16sdtfl="http://schemas.microsoft.com/office/word/2024/wordml/sdtformatlock" xmlns:w16se="http://schemas.microsoft.com/office/word/2015/wordml/symex" xmlns:wpg="http://schemas.microsoft.com/office/word/2010/wordprocessingGroup" xmlns:wpi="http://schemas.microsoft.com/office/word/2010/wordprocessingInk" xmlns:wne="http://schemas.microsoft.com/office/word/2006/wordml" xmlns:wps="http://schemas.microsoft.com/office/word/2010/wordprocessingShape" mc:Ignorable="w14 w15 w16se w16cid w16 w16cex w16sdtdh w16sdtfl w16du wp14">
   <w:body>
     <w:p>
       <w:pPr>
@@ -20,7 +20,7 @@
           <w:sz w:val="28"/>
           <w:szCs w:val="28"/>
         </w:rPr>
-        <w:t xml:space="preserve">OMNIA RETAIL POS</w:t>
+        <w:t>OMNIA RETAIL POS</w:t>
       </w:r>
     </w:p>
     <w:p>
@@ -34,15 +34,15 @@
           <w:sz w:val="20"/>
           <w:szCs w:val="20"/>
         </w:rPr>
-        <w:t xml:space="preserve">Point of sale, stock and billing system</w:t>
+        <w:t>Point of sale, stock and billing system</w:t>
       </w:r>
     </w:p>
     <w:p>
       <w:pPr>
         <w:pBdr>
-          <w:top w:val="single" w:color="1F3864" w:sz="12" w:space="14"/>
+          <w:top w:val="single" w:sz="12" w:space="14" w:color="1F3864"/>
         </w:pBdr>
-        <w:spacing w:after="120" w:before="200"/>
+        <w:spacing w:before="200" w:after="120"/>
         <w:jc w:val="center"/>
       </w:pPr>
       <w:r>
@@ -52,13 +52,13 @@
           <w:sz w:val="40"/>
           <w:szCs w:val="40"/>
         </w:rPr>
-        <w:t xml:space="preserve">Super Administrator Setup Guide</w:t>
+        <w:t>Super Administrator Setup Guide</w:t>
       </w:r>
     </w:p>
     <w:p>
       <w:pPr>
         <w:pBdr>
-          <w:bottom w:val="single" w:color="1F3864" w:sz="12" w:space="14"/>
+          <w:bottom w:val="single" w:sz="12" w:space="14" w:color="1F3864"/>
         </w:pBdr>
         <w:spacing w:after="160"/>
         <w:jc w:val="center"/>
@@ -66,10 +66,8 @@
       <w:r>
         <w:rPr>
           <w:color w:val="595959"/>
-          <w:sz w:val="21"/>
-          <w:szCs w:val="21"/>
-        </w:rPr>
-        <w:t xml:space="preserve">Company setup, store creation and access control</w:t>
+        </w:rPr>
+        <w:t>Company setup, store creation and access control</w:t>
       </w:r>
     </w:p>
     <w:p>
@@ -87,7 +85,7 @@
           <w:sz w:val="20"/>
           <w:szCs w:val="20"/>
         </w:rPr>
-        <w:t xml:space="preserve">Prepared for: Super Administrator</w:t>
+        <w:t>Prepared for: Super Administrator</w:t>
       </w:r>
     </w:p>
     <w:p>
@@ -100,7 +98,7 @@
           <w:sz w:val="20"/>
           <w:szCs w:val="20"/>
         </w:rPr>
-        <w:t xml:space="preserve">Version 1.0  |  30 September 2026</w:t>
+        <w:t>Version 1.0  |  30 September 2026</w:t>
       </w:r>
     </w:p>
     <w:p>
@@ -113,7 +111,7 @@
           <w:sz w:val="18"/>
           <w:szCs w:val="18"/>
         </w:rPr>
-        <w:t xml:space="preserve">Confidential — internal circulation only</w:t>
+        <w:t>Confidential — internal circulation only</w:t>
       </w:r>
     </w:p>
     <w:p>
@@ -124,8 +122,9 @@
     <w:p>
       <w:pPr>
         <w:pStyle w:val="Heading1"/>
-        <w:spacing w:after="140" w:before="400"/>
-      </w:pPr>
+        <w:spacing w:before="400" w:after="140"/>
+      </w:pPr>
+      <w:bookmarkStart w:id="0" w:name="_Toc241673122"/>
       <w:r>
         <w:rPr>
           <w:b/>
@@ -134,45 +133,55 @@
           <w:sz w:val="28"/>
           <w:szCs w:val="28"/>
         </w:rPr>
-        <w:t xml:space="preserve">Document control</w:t>
-      </w:r>
+        <w:lastRenderedPageBreak/>
+        <w:t>Document control</w:t>
+      </w:r>
+      <w:bookmarkEnd w:id="0"/>
     </w:p>
     <w:tbl>
       <w:tblPr>
-        <w:tblW w:type="dxa" w:w="8900"/>
+        <w:tblW w:w="8900" w:type="dxa"/>
         <w:tblBorders>
-          <w:top w:val="single" w:color="auto" w:sz="4"/>
-          <w:left w:val="single" w:color="auto" w:sz="4"/>
-          <w:bottom w:val="single" w:color="auto" w:sz="4"/>
-          <w:right w:val="single" w:color="auto" w:sz="4"/>
-          <w:insideH w:val="single" w:color="auto" w:sz="4"/>
-          <w:insideV w:val="single" w:color="auto" w:sz="4"/>
+          <w:top w:val="single" w:sz="4" w:space="0" w:color="auto"/>
+          <w:left w:val="single" w:sz="4" w:space="0" w:color="auto"/>
+          <w:bottom w:val="single" w:sz="4" w:space="0" w:color="auto"/>
+          <w:right w:val="single" w:sz="4" w:space="0" w:color="auto"/>
+          <w:insideH w:val="single" w:sz="4" w:space="0" w:color="auto"/>
+          <w:insideV w:val="single" w:sz="4" w:space="0" w:color="auto"/>
         </w:tblBorders>
+        <w:tblCellMar>
+          <w:left w:w="10" w:type="dxa"/>
+          <w:right w:w="10" w:type="dxa"/>
+        </w:tblCellMar>
+        <w:tblLook w:val="04A0" w:firstRow="1" w:lastRow="0" w:firstColumn="1" w:lastColumn="0" w:noHBand="0" w:noVBand="1"/>
       </w:tblPr>
       <w:tblGrid>
         <w:gridCol w:w="2500"/>
         <w:gridCol w:w="6400"/>
       </w:tblGrid>
       <w:tr>
+        <w:tblPrEx>
+          <w:tblCellMar>
+            <w:top w:w="0" w:type="dxa"/>
+            <w:bottom w:w="0" w:type="dxa"/>
+          </w:tblCellMar>
+        </w:tblPrEx>
         <w:trPr>
           <w:tblHeader/>
         </w:trPr>
         <w:tc>
           <w:tcPr>
-            <w:tcW w:type="dxa" w:w="2500"/>
-            <w:shd w:fill="1F3864" w:color="auto" w:val="clear"/>
-            <w:tcMar>
-              <w:top w:type="dxa" w:w="90"/>
-              <w:left w:type="dxa" w:w="130"/>
-              <w:bottom w:type="dxa" w:w="90"/>
-              <w:right w:type="dxa" w:w="130"/>
+            <w:tcW w:w="2500" w:type="dxa"/>
+            <w:shd w:val="clear" w:color="auto" w:fill="1F3864"/>
+            <w:tcMar>
+              <w:top w:w="90" w:type="dxa"/>
+              <w:left w:w="130" w:type="dxa"/>
+              <w:bottom w:w="90" w:type="dxa"/>
+              <w:right w:w="130" w:type="dxa"/>
             </w:tcMar>
             <w:vAlign w:val="center"/>
           </w:tcPr>
           <w:p>
-            <w:pPr>
-              <w:spacing w:after="0"/>
-            </w:pPr>
             <w:r>
               <w:rPr>
                 <w:b/>
@@ -181,26 +190,23 @@
                 <w:sz w:val="20"/>
                 <w:szCs w:val="20"/>
               </w:rPr>
-              <w:t xml:space="preserve">Field</w:t>
+              <w:t>Field</w:t>
             </w:r>
           </w:p>
         </w:tc>
         <w:tc>
           <w:tcPr>
-            <w:tcW w:type="dxa" w:w="6400"/>
-            <w:shd w:fill="1F3864" w:color="auto" w:val="clear"/>
-            <w:tcMar>
-              <w:top w:type="dxa" w:w="90"/>
-              <w:left w:type="dxa" w:w="130"/>
-              <w:bottom w:type="dxa" w:w="90"/>
-              <w:right w:type="dxa" w:w="130"/>
+            <w:tcW w:w="6400" w:type="dxa"/>
+            <w:shd w:val="clear" w:color="auto" w:fill="1F3864"/>
+            <w:tcMar>
+              <w:top w:w="90" w:type="dxa"/>
+              <w:left w:w="130" w:type="dxa"/>
+              <w:bottom w:w="90" w:type="dxa"/>
+              <w:right w:w="130" w:type="dxa"/>
             </w:tcMar>
             <w:vAlign w:val="center"/>
           </w:tcPr>
           <w:p>
-            <w:pPr>
-              <w:spacing w:after="0"/>
-            </w:pPr>
             <w:r>
               <w:rPr>
                 <w:b/>
@@ -209,373 +215,331 @@
                 <w:sz w:val="20"/>
                 <w:szCs w:val="20"/>
               </w:rPr>
-              <w:t xml:space="preserve">Detail</w:t>
+              <w:t>Detail</w:t>
             </w:r>
           </w:p>
         </w:tc>
       </w:tr>
       <w:tr>
-        <w:trPr>
-          <w:tblHeader w:val="off"/>
-        </w:trPr>
-        <w:tc>
-          <w:tcPr>
-            <w:tcW w:type="dxa" w:w="2500"/>
-            <w:shd w:fill="FFFFFF" w:color="auto" w:val="clear"/>
-            <w:tcMar>
-              <w:top w:type="dxa" w:w="90"/>
-              <w:left w:type="dxa" w:w="130"/>
-              <w:bottom w:type="dxa" w:w="90"/>
-              <w:right w:type="dxa" w:w="130"/>
+        <w:tblPrEx>
+          <w:tblCellMar>
+            <w:top w:w="0" w:type="dxa"/>
+            <w:bottom w:w="0" w:type="dxa"/>
+          </w:tblCellMar>
+        </w:tblPrEx>
+        <w:tc>
+          <w:tcPr>
+            <w:tcW w:w="2500" w:type="dxa"/>
+            <w:shd w:val="clear" w:color="auto" w:fill="FFFFFF"/>
+            <w:tcMar>
+              <w:top w:w="90" w:type="dxa"/>
+              <w:left w:w="130" w:type="dxa"/>
+              <w:bottom w:w="90" w:type="dxa"/>
+              <w:right w:w="130" w:type="dxa"/>
             </w:tcMar>
             <w:vAlign w:val="center"/>
           </w:tcPr>
           <w:p>
-            <w:pPr>
-              <w:spacing w:after="0"/>
-            </w:pPr>
-            <w:r>
-              <w:rPr>
-                <w:b w:val="false"/>
-                <w:bCs w:val="false"/>
+            <w:r>
+              <w:rPr>
                 <w:color w:val="000000"/>
                 <w:sz w:val="20"/>
                 <w:szCs w:val="20"/>
               </w:rPr>
-              <w:t xml:space="preserve">Title</w:t>
+              <w:t>Title</w:t>
             </w:r>
           </w:p>
         </w:tc>
         <w:tc>
           <w:tcPr>
-            <w:tcW w:type="dxa" w:w="6400"/>
-            <w:shd w:fill="FFFFFF" w:color="auto" w:val="clear"/>
-            <w:tcMar>
-              <w:top w:type="dxa" w:w="90"/>
-              <w:left w:type="dxa" w:w="130"/>
-              <w:bottom w:type="dxa" w:w="90"/>
-              <w:right w:type="dxa" w:w="130"/>
+            <w:tcW w:w="6400" w:type="dxa"/>
+            <w:shd w:val="clear" w:color="auto" w:fill="FFFFFF"/>
+            <w:tcMar>
+              <w:top w:w="90" w:type="dxa"/>
+              <w:left w:w="130" w:type="dxa"/>
+              <w:bottom w:w="90" w:type="dxa"/>
+              <w:right w:w="130" w:type="dxa"/>
             </w:tcMar>
             <w:vAlign w:val="center"/>
           </w:tcPr>
           <w:p>
-            <w:pPr>
-              <w:spacing w:after="0"/>
-            </w:pPr>
-            <w:r>
-              <w:rPr>
-                <w:b w:val="false"/>
-                <w:bCs w:val="false"/>
+            <w:r>
+              <w:rPr>
                 <w:color w:val="000000"/>
                 <w:sz w:val="20"/>
                 <w:szCs w:val="20"/>
               </w:rPr>
-              <w:t xml:space="preserve">Super Administrator Setup Guide</w:t>
+              <w:t>Super Administrator Setup Guide</w:t>
             </w:r>
           </w:p>
         </w:tc>
       </w:tr>
       <w:tr>
-        <w:trPr>
-          <w:tblHeader w:val="off"/>
-        </w:trPr>
-        <w:tc>
-          <w:tcPr>
-            <w:tcW w:type="dxa" w:w="2500"/>
-            <w:shd w:fill="FFFFFF" w:color="auto" w:val="clear"/>
-            <w:tcMar>
-              <w:top w:type="dxa" w:w="90"/>
-              <w:left w:type="dxa" w:w="130"/>
-              <w:bottom w:type="dxa" w:w="90"/>
-              <w:right w:type="dxa" w:w="130"/>
+        <w:tblPrEx>
+          <w:tblCellMar>
+            <w:top w:w="0" w:type="dxa"/>
+            <w:bottom w:w="0" w:type="dxa"/>
+          </w:tblCellMar>
+        </w:tblPrEx>
+        <w:tc>
+          <w:tcPr>
+            <w:tcW w:w="2500" w:type="dxa"/>
+            <w:shd w:val="clear" w:color="auto" w:fill="FFFFFF"/>
+            <w:tcMar>
+              <w:top w:w="90" w:type="dxa"/>
+              <w:left w:w="130" w:type="dxa"/>
+              <w:bottom w:w="90" w:type="dxa"/>
+              <w:right w:w="130" w:type="dxa"/>
             </w:tcMar>
             <w:vAlign w:val="center"/>
           </w:tcPr>
           <w:p>
-            <w:pPr>
-              <w:spacing w:after="0"/>
-            </w:pPr>
-            <w:r>
-              <w:rPr>
-                <w:b w:val="false"/>
-                <w:bCs w:val="false"/>
+            <w:r>
+              <w:rPr>
                 <w:color w:val="000000"/>
                 <w:sz w:val="20"/>
                 <w:szCs w:val="20"/>
               </w:rPr>
-              <w:t xml:space="preserve">Version</w:t>
+              <w:t>Version</w:t>
             </w:r>
           </w:p>
         </w:tc>
         <w:tc>
           <w:tcPr>
-            <w:tcW w:type="dxa" w:w="6400"/>
-            <w:shd w:fill="FFFFFF" w:color="auto" w:val="clear"/>
-            <w:tcMar>
-              <w:top w:type="dxa" w:w="90"/>
-              <w:left w:type="dxa" w:w="130"/>
-              <w:bottom w:type="dxa" w:w="90"/>
-              <w:right w:type="dxa" w:w="130"/>
+            <w:tcW w:w="6400" w:type="dxa"/>
+            <w:shd w:val="clear" w:color="auto" w:fill="FFFFFF"/>
+            <w:tcMar>
+              <w:top w:w="90" w:type="dxa"/>
+              <w:left w:w="130" w:type="dxa"/>
+              <w:bottom w:w="90" w:type="dxa"/>
+              <w:right w:w="130" w:type="dxa"/>
             </w:tcMar>
             <w:vAlign w:val="center"/>
           </w:tcPr>
           <w:p>
-            <w:pPr>
-              <w:spacing w:after="0"/>
-            </w:pPr>
-            <w:r>
-              <w:rPr>
-                <w:b w:val="false"/>
-                <w:bCs w:val="false"/>
+            <w:r>
+              <w:rPr>
                 <w:color w:val="000000"/>
                 <w:sz w:val="20"/>
                 <w:szCs w:val="20"/>
               </w:rPr>
-              <w:t xml:space="preserve">1.0</w:t>
+              <w:t>1.0</w:t>
             </w:r>
           </w:p>
         </w:tc>
       </w:tr>
       <w:tr>
-        <w:trPr>
-          <w:tblHeader w:val="off"/>
-        </w:trPr>
-        <w:tc>
-          <w:tcPr>
-            <w:tcW w:type="dxa" w:w="2500"/>
-            <w:shd w:fill="FFFFFF" w:color="auto" w:val="clear"/>
-            <w:tcMar>
-              <w:top w:type="dxa" w:w="90"/>
-              <w:left w:type="dxa" w:w="130"/>
-              <w:bottom w:type="dxa" w:w="90"/>
-              <w:right w:type="dxa" w:w="130"/>
+        <w:tblPrEx>
+          <w:tblCellMar>
+            <w:top w:w="0" w:type="dxa"/>
+            <w:bottom w:w="0" w:type="dxa"/>
+          </w:tblCellMar>
+        </w:tblPrEx>
+        <w:tc>
+          <w:tcPr>
+            <w:tcW w:w="2500" w:type="dxa"/>
+            <w:shd w:val="clear" w:color="auto" w:fill="FFFFFF"/>
+            <w:tcMar>
+              <w:top w:w="90" w:type="dxa"/>
+              <w:left w:w="130" w:type="dxa"/>
+              <w:bottom w:w="90" w:type="dxa"/>
+              <w:right w:w="130" w:type="dxa"/>
             </w:tcMar>
             <w:vAlign w:val="center"/>
           </w:tcPr>
           <w:p>
-            <w:pPr>
-              <w:spacing w:after="0"/>
-            </w:pPr>
-            <w:r>
-              <w:rPr>
-                <w:b w:val="false"/>
-                <w:bCs w:val="false"/>
+            <w:r>
+              <w:rPr>
                 <w:color w:val="000000"/>
                 <w:sz w:val="20"/>
                 <w:szCs w:val="20"/>
               </w:rPr>
-              <w:t xml:space="preserve">Date of issue</w:t>
+              <w:t>Date of issue</w:t>
             </w:r>
           </w:p>
         </w:tc>
         <w:tc>
           <w:tcPr>
-            <w:tcW w:type="dxa" w:w="6400"/>
-            <w:shd w:fill="FFFFFF" w:color="auto" w:val="clear"/>
-            <w:tcMar>
-              <w:top w:type="dxa" w:w="90"/>
-              <w:left w:type="dxa" w:w="130"/>
-              <w:bottom w:type="dxa" w:w="90"/>
-              <w:right w:type="dxa" w:w="130"/>
+            <w:tcW w:w="6400" w:type="dxa"/>
+            <w:shd w:val="clear" w:color="auto" w:fill="FFFFFF"/>
+            <w:tcMar>
+              <w:top w:w="90" w:type="dxa"/>
+              <w:left w:w="130" w:type="dxa"/>
+              <w:bottom w:w="90" w:type="dxa"/>
+              <w:right w:w="130" w:type="dxa"/>
             </w:tcMar>
             <w:vAlign w:val="center"/>
           </w:tcPr>
           <w:p>
-            <w:pPr>
-              <w:spacing w:after="0"/>
-            </w:pPr>
-            <w:r>
-              <w:rPr>
-                <w:b w:val="false"/>
-                <w:bCs w:val="false"/>
+            <w:r>
+              <w:rPr>
                 <w:color w:val="000000"/>
                 <w:sz w:val="20"/>
                 <w:szCs w:val="20"/>
               </w:rPr>
-              <w:t xml:space="preserve">30 September 2026</w:t>
+              <w:t>30 September 2026</w:t>
             </w:r>
           </w:p>
         </w:tc>
       </w:tr>
       <w:tr>
-        <w:trPr>
-          <w:tblHeader w:val="off"/>
-        </w:trPr>
-        <w:tc>
-          <w:tcPr>
-            <w:tcW w:type="dxa" w:w="2500"/>
-            <w:shd w:fill="FFFFFF" w:color="auto" w:val="clear"/>
-            <w:tcMar>
-              <w:top w:type="dxa" w:w="90"/>
-              <w:left w:type="dxa" w:w="130"/>
-              <w:bottom w:type="dxa" w:w="90"/>
-              <w:right w:type="dxa" w:w="130"/>
+        <w:tblPrEx>
+          <w:tblCellMar>
+            <w:top w:w="0" w:type="dxa"/>
+            <w:bottom w:w="0" w:type="dxa"/>
+          </w:tblCellMar>
+        </w:tblPrEx>
+        <w:tc>
+          <w:tcPr>
+            <w:tcW w:w="2500" w:type="dxa"/>
+            <w:shd w:val="clear" w:color="auto" w:fill="FFFFFF"/>
+            <w:tcMar>
+              <w:top w:w="90" w:type="dxa"/>
+              <w:left w:w="130" w:type="dxa"/>
+              <w:bottom w:w="90" w:type="dxa"/>
+              <w:right w:w="130" w:type="dxa"/>
             </w:tcMar>
             <w:vAlign w:val="center"/>
           </w:tcPr>
           <w:p>
-            <w:pPr>
-              <w:spacing w:after="0"/>
-            </w:pPr>
-            <w:r>
-              <w:rPr>
-                <w:b w:val="false"/>
-                <w:bCs w:val="false"/>
+            <w:r>
+              <w:rPr>
                 <w:color w:val="000000"/>
                 <w:sz w:val="20"/>
                 <w:szCs w:val="20"/>
               </w:rPr>
-              <w:t xml:space="preserve">Prepared by</w:t>
+              <w:t>Prepared by</w:t>
             </w:r>
           </w:p>
         </w:tc>
         <w:tc>
           <w:tcPr>
-            <w:tcW w:type="dxa" w:w="6400"/>
-            <w:shd w:fill="FFFFFF" w:color="auto" w:val="clear"/>
-            <w:tcMar>
-              <w:top w:type="dxa" w:w="90"/>
-              <w:left w:type="dxa" w:w="130"/>
-              <w:bottom w:type="dxa" w:w="90"/>
-              <w:right w:type="dxa" w:w="130"/>
+            <w:tcW w:w="6400" w:type="dxa"/>
+            <w:shd w:val="clear" w:color="auto" w:fill="FFFFFF"/>
+            <w:tcMar>
+              <w:top w:w="90" w:type="dxa"/>
+              <w:left w:w="130" w:type="dxa"/>
+              <w:bottom w:w="90" w:type="dxa"/>
+              <w:right w:w="130" w:type="dxa"/>
             </w:tcMar>
             <w:vAlign w:val="center"/>
           </w:tcPr>
           <w:p>
-            <w:pPr>
-              <w:spacing w:after="0"/>
-            </w:pPr>
-            <w:r>
-              <w:rPr>
-                <w:b w:val="false"/>
-                <w:bCs w:val="false"/>
+            <w:r>
+              <w:rPr>
                 <w:color w:val="000000"/>
                 <w:sz w:val="20"/>
                 <w:szCs w:val="20"/>
               </w:rPr>
-              <w:t xml:space="preserve">IT / Implementation team</w:t>
+              <w:t>IT / Implementation team</w:t>
             </w:r>
           </w:p>
         </w:tc>
       </w:tr>
       <w:tr>
-        <w:trPr>
-          <w:tblHeader w:val="off"/>
-        </w:trPr>
-        <w:tc>
-          <w:tcPr>
-            <w:tcW w:type="dxa" w:w="2500"/>
-            <w:shd w:fill="FFFFFF" w:color="auto" w:val="clear"/>
-            <w:tcMar>
-              <w:top w:type="dxa" w:w="90"/>
-              <w:left w:type="dxa" w:w="130"/>
-              <w:bottom w:type="dxa" w:w="90"/>
-              <w:right w:type="dxa" w:w="130"/>
+        <w:tblPrEx>
+          <w:tblCellMar>
+            <w:top w:w="0" w:type="dxa"/>
+            <w:bottom w:w="0" w:type="dxa"/>
+          </w:tblCellMar>
+        </w:tblPrEx>
+        <w:tc>
+          <w:tcPr>
+            <w:tcW w:w="2500" w:type="dxa"/>
+            <w:shd w:val="clear" w:color="auto" w:fill="FFFFFF"/>
+            <w:tcMar>
+              <w:top w:w="90" w:type="dxa"/>
+              <w:left w:w="130" w:type="dxa"/>
+              <w:bottom w:w="90" w:type="dxa"/>
+              <w:right w:w="130" w:type="dxa"/>
             </w:tcMar>
             <w:vAlign w:val="center"/>
           </w:tcPr>
           <w:p>
-            <w:pPr>
-              <w:spacing w:after="0"/>
-            </w:pPr>
-            <w:r>
-              <w:rPr>
-                <w:b w:val="false"/>
-                <w:bCs w:val="false"/>
+            <w:r>
+              <w:rPr>
                 <w:color w:val="000000"/>
                 <w:sz w:val="20"/>
                 <w:szCs w:val="20"/>
               </w:rPr>
-              <w:t xml:space="preserve">Applies to</w:t>
+              <w:t>Applies to</w:t>
             </w:r>
           </w:p>
         </w:tc>
         <w:tc>
           <w:tcPr>
-            <w:tcW w:type="dxa" w:w="6400"/>
-            <w:shd w:fill="FFFFFF" w:color="auto" w:val="clear"/>
-            <w:tcMar>
-              <w:top w:type="dxa" w:w="90"/>
-              <w:left w:type="dxa" w:w="130"/>
-              <w:bottom w:type="dxa" w:w="90"/>
-              <w:right w:type="dxa" w:w="130"/>
+            <w:tcW w:w="6400" w:type="dxa"/>
+            <w:shd w:val="clear" w:color="auto" w:fill="FFFFFF"/>
+            <w:tcMar>
+              <w:top w:w="90" w:type="dxa"/>
+              <w:left w:w="130" w:type="dxa"/>
+              <w:bottom w:w="90" w:type="dxa"/>
+              <w:right w:w="130" w:type="dxa"/>
             </w:tcMar>
             <w:vAlign w:val="center"/>
           </w:tcPr>
           <w:p>
-            <w:pPr>
-              <w:spacing w:after="0"/>
-            </w:pPr>
-            <w:r>
-              <w:rPr>
-                <w:b w:val="false"/>
-                <w:bCs w:val="false"/>
+            <w:r>
+              <w:rPr>
                 <w:color w:val="000000"/>
                 <w:sz w:val="20"/>
                 <w:szCs w:val="20"/>
               </w:rPr>
-              <w:t xml:space="preserve">Omnia Retail POS — browser and Windows desktop application</w:t>
+              <w:t>Omnia Retail POS — browser and Windows desktop application</w:t>
             </w:r>
           </w:p>
         </w:tc>
       </w:tr>
       <w:tr>
-        <w:trPr>
-          <w:tblHeader w:val="off"/>
-        </w:trPr>
-        <w:tc>
-          <w:tcPr>
-            <w:tcW w:type="dxa" w:w="2500"/>
-            <w:shd w:fill="FFFFFF" w:color="auto" w:val="clear"/>
-            <w:tcMar>
-              <w:top w:type="dxa" w:w="90"/>
-              <w:left w:type="dxa" w:w="130"/>
-              <w:bottom w:type="dxa" w:w="90"/>
-              <w:right w:type="dxa" w:w="130"/>
+        <w:tblPrEx>
+          <w:tblCellMar>
+            <w:top w:w="0" w:type="dxa"/>
+            <w:bottom w:w="0" w:type="dxa"/>
+          </w:tblCellMar>
+        </w:tblPrEx>
+        <w:tc>
+          <w:tcPr>
+            <w:tcW w:w="2500" w:type="dxa"/>
+            <w:shd w:val="clear" w:color="auto" w:fill="FFFFFF"/>
+            <w:tcMar>
+              <w:top w:w="90" w:type="dxa"/>
+              <w:left w:w="130" w:type="dxa"/>
+              <w:bottom w:w="90" w:type="dxa"/>
+              <w:right w:w="130" w:type="dxa"/>
             </w:tcMar>
             <w:vAlign w:val="center"/>
           </w:tcPr>
           <w:p>
-            <w:pPr>
-              <w:spacing w:after="0"/>
-            </w:pPr>
-            <w:r>
-              <w:rPr>
-                <w:b w:val="false"/>
-                <w:bCs w:val="false"/>
+            <w:r>
+              <w:rPr>
                 <w:color w:val="000000"/>
                 <w:sz w:val="20"/>
                 <w:szCs w:val="20"/>
               </w:rPr>
-              <w:t xml:space="preserve">Next review</w:t>
+              <w:t>Next review</w:t>
             </w:r>
           </w:p>
         </w:tc>
         <w:tc>
           <w:tcPr>
-            <w:tcW w:type="dxa" w:w="6400"/>
-            <w:shd w:fill="FFFFFF" w:color="auto" w:val="clear"/>
-            <w:tcMar>
-              <w:top w:type="dxa" w:w="90"/>
-              <w:left w:type="dxa" w:w="130"/>
-              <w:bottom w:type="dxa" w:w="90"/>
-              <w:right w:type="dxa" w:w="130"/>
+            <w:tcW w:w="6400" w:type="dxa"/>
+            <w:shd w:val="clear" w:color="auto" w:fill="FFFFFF"/>
+            <w:tcMar>
+              <w:top w:w="90" w:type="dxa"/>
+              <w:left w:w="130" w:type="dxa"/>
+              <w:bottom w:w="90" w:type="dxa"/>
+              <w:right w:w="130" w:type="dxa"/>
             </w:tcMar>
             <w:vAlign w:val="center"/>
           </w:tcPr>
           <w:p>
-            <w:pPr>
-              <w:spacing w:after="0"/>
-            </w:pPr>
-            <w:r>
-              <w:rPr>
-                <w:b w:val="false"/>
-                <w:bCs w:val="false"/>
+            <w:r>
+              <w:rPr>
                 <w:color w:val="000000"/>
                 <w:sz w:val="20"/>
                 <w:szCs w:val="20"/>
               </w:rPr>
-              <w:t xml:space="preserve">On the next major release</w:t>
+              <w:t>On the next major release</w:t>
             </w:r>
           </w:p>
         </w:tc>
@@ -589,8 +553,9 @@
     <w:p>
       <w:pPr>
         <w:pStyle w:val="Heading1"/>
-        <w:spacing w:after="140" w:before="400"/>
-      </w:pPr>
+        <w:spacing w:before="400" w:after="140"/>
+      </w:pPr>
+      <w:bookmarkStart w:id="1" w:name="_Toc241673123"/>
       <w:r>
         <w:rPr>
           <w:b/>
@@ -599,20 +564,1521 @@
           <w:sz w:val="28"/>
           <w:szCs w:val="28"/>
         </w:rPr>
-        <w:t xml:space="preserve">Contents</w:t>
-      </w:r>
+        <w:t>Contents</w:t>
+      </w:r>
+      <w:bookmarkEnd w:id="1"/>
     </w:p>
     <w:sdt>
       <w:sdtPr>
         <w:alias w:val="Contents"/>
+        <w:id w:val="839814382"/>
       </w:sdtPr>
+      <w:sdtEndPr/>
       <w:sdtContent>
         <w:p>
+          <w:pPr>
+            <w:pStyle w:val="TOC1"/>
+            <w:tabs>
+              <w:tab w:val="right" w:leader="dot" w:pos="9696"/>
+            </w:tabs>
+            <w:rPr>
+              <w:rFonts w:asciiTheme="minorHAnsi" w:eastAsiaTheme="minorEastAsia" w:hAnsiTheme="minorHAnsi" w:cstheme="minorBidi"/>
+              <w:noProof/>
+              <w:kern w:val="2"/>
+              <w:sz w:val="24"/>
+              <w:szCs w:val="24"/>
+              <w14:ligatures w14:val="standardContextual"/>
+            </w:rPr>
+          </w:pPr>
           <w:r>
-            <w:fldChar w:fldCharType="begin" w:dirty="true"/>
-            <w:instrText xml:space="preserve">TOC \h \o "1-2"</w:instrText>
+            <w:fldChar w:fldCharType="begin"/>
+          </w:r>
+          <w:r>
+            <w:instrText>TOC \h \o "1-2"</w:instrText>
+          </w:r>
+          <w:r>
             <w:fldChar w:fldCharType="separate"/>
           </w:r>
+          <w:hyperlink w:anchor="_Toc241673122" w:history="1">
+            <w:r>
+              <w:rPr>
+                <w:rStyle w:val="Hyperlink"/>
+                <w:b/>
+                <w:bCs/>
+                <w:noProof/>
+              </w:rPr>
+              <w:t>Document control</w:t>
+            </w:r>
+            <w:r>
+              <w:rPr>
+                <w:noProof/>
+              </w:rPr>
+              <w:tab/>
+            </w:r>
+            <w:r>
+              <w:rPr>
+                <w:noProof/>
+              </w:rPr>
+              <w:fldChar w:fldCharType="begin"/>
+            </w:r>
+            <w:r>
+              <w:rPr>
+                <w:noProof/>
+              </w:rPr>
+              <w:instrText xml:space="preserve"> PAGEREF _Toc241673122 \h </w:instrText>
+            </w:r>
+            <w:r>
+              <w:rPr>
+                <w:noProof/>
+              </w:rPr>
+            </w:r>
+            <w:r>
+              <w:rPr>
+                <w:noProof/>
+              </w:rPr>
+              <w:fldChar w:fldCharType="separate"/>
+            </w:r>
+            <w:r>
+              <w:rPr>
+                <w:noProof/>
+              </w:rPr>
+              <w:t>2</w:t>
+            </w:r>
+            <w:r>
+              <w:rPr>
+                <w:noProof/>
+              </w:rPr>
+              <w:fldChar w:fldCharType="end"/>
+            </w:r>
+          </w:hyperlink>
+        </w:p>
+        <w:p>
+          <w:pPr>
+            <w:pStyle w:val="TOC1"/>
+            <w:tabs>
+              <w:tab w:val="right" w:leader="dot" w:pos="9696"/>
+            </w:tabs>
+            <w:rPr>
+              <w:rFonts w:asciiTheme="minorHAnsi" w:eastAsiaTheme="minorEastAsia" w:hAnsiTheme="minorHAnsi" w:cstheme="minorBidi"/>
+              <w:noProof/>
+              <w:kern w:val="2"/>
+              <w:sz w:val="24"/>
+              <w:szCs w:val="24"/>
+              <w14:ligatures w14:val="standardContextual"/>
+            </w:rPr>
+          </w:pPr>
+          <w:hyperlink w:anchor="_Toc241673123" w:history="1">
+            <w:r>
+              <w:rPr>
+                <w:rStyle w:val="Hyperlink"/>
+                <w:b/>
+                <w:bCs/>
+                <w:noProof/>
+              </w:rPr>
+              <w:t>Contents</w:t>
+            </w:r>
+            <w:r>
+              <w:rPr>
+                <w:noProof/>
+              </w:rPr>
+              <w:tab/>
+            </w:r>
+            <w:r>
+              <w:rPr>
+                <w:noProof/>
+              </w:rPr>
+              <w:fldChar w:fldCharType="begin"/>
+            </w:r>
+            <w:r>
+              <w:rPr>
+                <w:noProof/>
+              </w:rPr>
+              <w:instrText xml:space="preserve"> PAGEREF _Toc241673123 \h </w:instrText>
+            </w:r>
+            <w:r>
+              <w:rPr>
+                <w:noProof/>
+              </w:rPr>
+            </w:r>
+            <w:r>
+              <w:rPr>
+                <w:noProof/>
+              </w:rPr>
+              <w:fldChar w:fldCharType="separate"/>
+            </w:r>
+            <w:r>
+              <w:rPr>
+                <w:noProof/>
+              </w:rPr>
+              <w:t>2</w:t>
+            </w:r>
+            <w:r>
+              <w:rPr>
+                <w:noProof/>
+              </w:rPr>
+              <w:fldChar w:fldCharType="end"/>
+            </w:r>
+          </w:hyperlink>
+        </w:p>
+        <w:p>
+          <w:pPr>
+            <w:pStyle w:val="TOC1"/>
+            <w:tabs>
+              <w:tab w:val="right" w:leader="dot" w:pos="9696"/>
+            </w:tabs>
+            <w:rPr>
+              <w:rFonts w:asciiTheme="minorHAnsi" w:eastAsiaTheme="minorEastAsia" w:hAnsiTheme="minorHAnsi" w:cstheme="minorBidi"/>
+              <w:noProof/>
+              <w:kern w:val="2"/>
+              <w:sz w:val="24"/>
+              <w:szCs w:val="24"/>
+              <w14:ligatures w14:val="standardContextual"/>
+            </w:rPr>
+          </w:pPr>
+          <w:hyperlink w:anchor="_Toc241673124" w:history="1">
+            <w:r>
+              <w:rPr>
+                <w:rStyle w:val="Hyperlink"/>
+                <w:b/>
+                <w:bCs/>
+                <w:noProof/>
+              </w:rPr>
+              <w:t>1. About this guide</w:t>
+            </w:r>
+            <w:r>
+              <w:rPr>
+                <w:noProof/>
+              </w:rPr>
+              <w:tab/>
+            </w:r>
+            <w:r>
+              <w:rPr>
+                <w:noProof/>
+              </w:rPr>
+              <w:fldChar w:fldCharType="begin"/>
+            </w:r>
+            <w:r>
+              <w:rPr>
+                <w:noProof/>
+              </w:rPr>
+              <w:instrText xml:space="preserve"> PAGEREF _Toc241673124 \h </w:instrText>
+            </w:r>
+            <w:r>
+              <w:rPr>
+                <w:noProof/>
+              </w:rPr>
+            </w:r>
+            <w:r>
+              <w:rPr>
+                <w:noProof/>
+              </w:rPr>
+              <w:fldChar w:fldCharType="separate"/>
+            </w:r>
+            <w:r>
+              <w:rPr>
+                <w:noProof/>
+              </w:rPr>
+              <w:t>3</w:t>
+            </w:r>
+            <w:r>
+              <w:rPr>
+                <w:noProof/>
+              </w:rPr>
+              <w:fldChar w:fldCharType="end"/>
+            </w:r>
+          </w:hyperlink>
+        </w:p>
+        <w:p>
+          <w:pPr>
+            <w:pStyle w:val="TOC2"/>
+            <w:tabs>
+              <w:tab w:val="right" w:leader="dot" w:pos="9696"/>
+            </w:tabs>
+            <w:rPr>
+              <w:rFonts w:asciiTheme="minorHAnsi" w:eastAsiaTheme="minorEastAsia" w:hAnsiTheme="minorHAnsi" w:cstheme="minorBidi"/>
+              <w:noProof/>
+              <w:kern w:val="2"/>
+              <w:sz w:val="24"/>
+              <w:szCs w:val="24"/>
+              <w14:ligatures w14:val="standardContextual"/>
+            </w:rPr>
+          </w:pPr>
+          <w:hyperlink w:anchor="_Toc241673125" w:history="1">
+            <w:r>
+              <w:rPr>
+                <w:rStyle w:val="Hyperlink"/>
+                <w:b/>
+                <w:bCs/>
+                <w:noProof/>
+              </w:rPr>
+              <w:t>Who does what</w:t>
+            </w:r>
+            <w:r>
+              <w:rPr>
+                <w:noProof/>
+              </w:rPr>
+              <w:tab/>
+            </w:r>
+            <w:r>
+              <w:rPr>
+                <w:noProof/>
+              </w:rPr>
+              <w:fldChar w:fldCharType="begin"/>
+            </w:r>
+            <w:r>
+              <w:rPr>
+                <w:noProof/>
+              </w:rPr>
+              <w:instrText xml:space="preserve"> PAGEREF _Toc241673125 \h </w:instrText>
+            </w:r>
+            <w:r>
+              <w:rPr>
+                <w:noProof/>
+              </w:rPr>
+            </w:r>
+            <w:r>
+              <w:rPr>
+                <w:noProof/>
+              </w:rPr>
+              <w:fldChar w:fldCharType="separate"/>
+            </w:r>
+            <w:r>
+              <w:rPr>
+                <w:noProof/>
+              </w:rPr>
+              <w:t>3</w:t>
+            </w:r>
+            <w:r>
+              <w:rPr>
+                <w:noProof/>
+              </w:rPr>
+              <w:fldChar w:fldCharType="end"/>
+            </w:r>
+          </w:hyperlink>
+        </w:p>
+        <w:p>
+          <w:pPr>
+            <w:pStyle w:val="TOC2"/>
+            <w:tabs>
+              <w:tab w:val="right" w:leader="dot" w:pos="9696"/>
+            </w:tabs>
+            <w:rPr>
+              <w:rFonts w:asciiTheme="minorHAnsi" w:eastAsiaTheme="minorEastAsia" w:hAnsiTheme="minorHAnsi" w:cstheme="minorBidi"/>
+              <w:noProof/>
+              <w:kern w:val="2"/>
+              <w:sz w:val="24"/>
+              <w:szCs w:val="24"/>
+              <w14:ligatures w14:val="standardContextual"/>
+            </w:rPr>
+          </w:pPr>
+          <w:hyperlink w:anchor="_Toc241673126" w:history="1">
+            <w:r>
+              <w:rPr>
+                <w:rStyle w:val="Hyperlink"/>
+                <w:b/>
+                <w:bCs/>
+                <w:noProof/>
+              </w:rPr>
+              <w:t>Sign-in details</w:t>
+            </w:r>
+            <w:r>
+              <w:rPr>
+                <w:noProof/>
+              </w:rPr>
+              <w:tab/>
+            </w:r>
+            <w:r>
+              <w:rPr>
+                <w:noProof/>
+              </w:rPr>
+              <w:fldChar w:fldCharType="begin"/>
+            </w:r>
+            <w:r>
+              <w:rPr>
+                <w:noProof/>
+              </w:rPr>
+              <w:instrText xml:space="preserve"> PAGEREF _Toc241673126 \h </w:instrText>
+            </w:r>
+            <w:r>
+              <w:rPr>
+                <w:noProof/>
+              </w:rPr>
+            </w:r>
+            <w:r>
+              <w:rPr>
+                <w:noProof/>
+              </w:rPr>
+              <w:fldChar w:fldCharType="separate"/>
+            </w:r>
+            <w:r>
+              <w:rPr>
+                <w:noProof/>
+              </w:rPr>
+              <w:t>3</w:t>
+            </w:r>
+            <w:r>
+              <w:rPr>
+                <w:noProof/>
+              </w:rPr>
+              <w:fldChar w:fldCharType="end"/>
+            </w:r>
+          </w:hyperlink>
+        </w:p>
+        <w:p>
+          <w:pPr>
+            <w:pStyle w:val="TOC1"/>
+            <w:tabs>
+              <w:tab w:val="right" w:leader="dot" w:pos="9696"/>
+            </w:tabs>
+            <w:rPr>
+              <w:rFonts w:asciiTheme="minorHAnsi" w:eastAsiaTheme="minorEastAsia" w:hAnsiTheme="minorHAnsi" w:cstheme="minorBidi"/>
+              <w:noProof/>
+              <w:kern w:val="2"/>
+              <w:sz w:val="24"/>
+              <w:szCs w:val="24"/>
+              <w14:ligatures w14:val="standardContextual"/>
+            </w:rPr>
+          </w:pPr>
+          <w:hyperlink w:anchor="_Toc241673127" w:history="1">
+            <w:r>
+              <w:rPr>
+                <w:rStyle w:val="Hyperlink"/>
+                <w:b/>
+                <w:bCs/>
+                <w:noProof/>
+              </w:rPr>
+              <w:t>2. Signing in</w:t>
+            </w:r>
+            <w:r>
+              <w:rPr>
+                <w:noProof/>
+              </w:rPr>
+              <w:tab/>
+            </w:r>
+            <w:r>
+              <w:rPr>
+                <w:noProof/>
+              </w:rPr>
+              <w:fldChar w:fldCharType="begin"/>
+            </w:r>
+            <w:r>
+              <w:rPr>
+                <w:noProof/>
+              </w:rPr>
+              <w:instrText xml:space="preserve"> PAGEREF _Toc241673127 \h </w:instrText>
+            </w:r>
+            <w:r>
+              <w:rPr>
+                <w:noProof/>
+              </w:rPr>
+            </w:r>
+            <w:r>
+              <w:rPr>
+                <w:noProof/>
+              </w:rPr>
+              <w:fldChar w:fldCharType="separate"/>
+            </w:r>
+            <w:r>
+              <w:rPr>
+                <w:noProof/>
+              </w:rPr>
+              <w:t>4</w:t>
+            </w:r>
+            <w:r>
+              <w:rPr>
+                <w:noProof/>
+              </w:rPr>
+              <w:fldChar w:fldCharType="end"/>
+            </w:r>
+          </w:hyperlink>
+        </w:p>
+        <w:p>
+          <w:pPr>
+            <w:pStyle w:val="TOC2"/>
+            <w:tabs>
+              <w:tab w:val="right" w:leader="dot" w:pos="9696"/>
+            </w:tabs>
+            <w:rPr>
+              <w:rFonts w:asciiTheme="minorHAnsi" w:eastAsiaTheme="minorEastAsia" w:hAnsiTheme="minorHAnsi" w:cstheme="minorBidi"/>
+              <w:noProof/>
+              <w:kern w:val="2"/>
+              <w:sz w:val="24"/>
+              <w:szCs w:val="24"/>
+              <w14:ligatures w14:val="standardContextual"/>
+            </w:rPr>
+          </w:pPr>
+          <w:hyperlink w:anchor="_Toc241673128" w:history="1">
+            <w:r>
+              <w:rPr>
+                <w:rStyle w:val="Hyperlink"/>
+                <w:b/>
+                <w:bCs/>
+                <w:noProof/>
+              </w:rPr>
+              <w:t>Selecting the financial year</w:t>
+            </w:r>
+            <w:r>
+              <w:rPr>
+                <w:noProof/>
+              </w:rPr>
+              <w:tab/>
+            </w:r>
+            <w:r>
+              <w:rPr>
+                <w:noProof/>
+              </w:rPr>
+              <w:fldChar w:fldCharType="begin"/>
+            </w:r>
+            <w:r>
+              <w:rPr>
+                <w:noProof/>
+              </w:rPr>
+              <w:instrText xml:space="preserve"> PAGEREF _Toc241673128 \h </w:instrText>
+            </w:r>
+            <w:r>
+              <w:rPr>
+                <w:noProof/>
+              </w:rPr>
+            </w:r>
+            <w:r>
+              <w:rPr>
+                <w:noProof/>
+              </w:rPr>
+              <w:fldChar w:fldCharType="separate"/>
+            </w:r>
+            <w:r>
+              <w:rPr>
+                <w:noProof/>
+              </w:rPr>
+              <w:t>4</w:t>
+            </w:r>
+            <w:r>
+              <w:rPr>
+                <w:noProof/>
+              </w:rPr>
+              <w:fldChar w:fldCharType="end"/>
+            </w:r>
+          </w:hyperlink>
+        </w:p>
+        <w:p>
+          <w:pPr>
+            <w:pStyle w:val="TOC1"/>
+            <w:tabs>
+              <w:tab w:val="right" w:leader="dot" w:pos="9696"/>
+            </w:tabs>
+            <w:rPr>
+              <w:rFonts w:asciiTheme="minorHAnsi" w:eastAsiaTheme="minorEastAsia" w:hAnsiTheme="minorHAnsi" w:cstheme="minorBidi"/>
+              <w:noProof/>
+              <w:kern w:val="2"/>
+              <w:sz w:val="24"/>
+              <w:szCs w:val="24"/>
+              <w14:ligatures w14:val="standardContextual"/>
+            </w:rPr>
+          </w:pPr>
+          <w:hyperlink w:anchor="_Toc241673129" w:history="1">
+            <w:r>
+              <w:rPr>
+                <w:rStyle w:val="Hyperlink"/>
+                <w:b/>
+                <w:bCs/>
+                <w:noProof/>
+              </w:rPr>
+              <w:t>3. Stores</w:t>
+            </w:r>
+            <w:r>
+              <w:rPr>
+                <w:noProof/>
+              </w:rPr>
+              <w:tab/>
+            </w:r>
+            <w:r>
+              <w:rPr>
+                <w:noProof/>
+              </w:rPr>
+              <w:fldChar w:fldCharType="begin"/>
+            </w:r>
+            <w:r>
+              <w:rPr>
+                <w:noProof/>
+              </w:rPr>
+              <w:instrText xml:space="preserve"> PAGEREF _Toc241673129 \h </w:instrText>
+            </w:r>
+            <w:r>
+              <w:rPr>
+                <w:noProof/>
+              </w:rPr>
+            </w:r>
+            <w:r>
+              <w:rPr>
+                <w:noProof/>
+              </w:rPr>
+              <w:fldChar w:fldCharType="separate"/>
+            </w:r>
+            <w:r>
+              <w:rPr>
+                <w:noProof/>
+              </w:rPr>
+              <w:t>5</w:t>
+            </w:r>
+            <w:r>
+              <w:rPr>
+                <w:noProof/>
+              </w:rPr>
+              <w:fldChar w:fldCharType="end"/>
+            </w:r>
+          </w:hyperlink>
+        </w:p>
+        <w:p>
+          <w:pPr>
+            <w:pStyle w:val="TOC1"/>
+            <w:tabs>
+              <w:tab w:val="right" w:leader="dot" w:pos="9696"/>
+            </w:tabs>
+            <w:rPr>
+              <w:rFonts w:asciiTheme="minorHAnsi" w:eastAsiaTheme="minorEastAsia" w:hAnsiTheme="minorHAnsi" w:cstheme="minorBidi"/>
+              <w:noProof/>
+              <w:kern w:val="2"/>
+              <w:sz w:val="24"/>
+              <w:szCs w:val="24"/>
+              <w14:ligatures w14:val="standardContextual"/>
+            </w:rPr>
+          </w:pPr>
+          <w:hyperlink w:anchor="_Toc241673130" w:history="1">
+            <w:r>
+              <w:rPr>
+                <w:rStyle w:val="Hyperlink"/>
+                <w:b/>
+                <w:bCs/>
+                <w:noProof/>
+              </w:rPr>
+              <w:t>4. Storage locations</w:t>
+            </w:r>
+            <w:r>
+              <w:rPr>
+                <w:noProof/>
+              </w:rPr>
+              <w:tab/>
+            </w:r>
+            <w:r>
+              <w:rPr>
+                <w:noProof/>
+              </w:rPr>
+              <w:fldChar w:fldCharType="begin"/>
+            </w:r>
+            <w:r>
+              <w:rPr>
+                <w:noProof/>
+              </w:rPr>
+              <w:instrText xml:space="preserve"> PAGEREF _Toc241673130 \h </w:instrText>
+            </w:r>
+            <w:r>
+              <w:rPr>
+                <w:noProof/>
+              </w:rPr>
+            </w:r>
+            <w:r>
+              <w:rPr>
+                <w:noProof/>
+              </w:rPr>
+              <w:fldChar w:fldCharType="separate"/>
+            </w:r>
+            <w:r>
+              <w:rPr>
+                <w:noProof/>
+              </w:rPr>
+              <w:t>6</w:t>
+            </w:r>
+            <w:r>
+              <w:rPr>
+                <w:noProof/>
+              </w:rPr>
+              <w:fldChar w:fldCharType="end"/>
+            </w:r>
+          </w:hyperlink>
+        </w:p>
+        <w:p>
+          <w:pPr>
+            <w:pStyle w:val="TOC1"/>
+            <w:tabs>
+              <w:tab w:val="right" w:leader="dot" w:pos="9696"/>
+            </w:tabs>
+            <w:rPr>
+              <w:rFonts w:asciiTheme="minorHAnsi" w:eastAsiaTheme="minorEastAsia" w:hAnsiTheme="minorHAnsi" w:cstheme="minorBidi"/>
+              <w:noProof/>
+              <w:kern w:val="2"/>
+              <w:sz w:val="24"/>
+              <w:szCs w:val="24"/>
+              <w14:ligatures w14:val="standardContextual"/>
+            </w:rPr>
+          </w:pPr>
+          <w:hyperlink w:anchor="_Toc241673131" w:history="1">
+            <w:r>
+              <w:rPr>
+                <w:rStyle w:val="Hyperlink"/>
+                <w:b/>
+                <w:bCs/>
+                <w:noProof/>
+              </w:rPr>
+              <w:t>5. Terminals</w:t>
+            </w:r>
+            <w:r>
+              <w:rPr>
+                <w:noProof/>
+              </w:rPr>
+              <w:tab/>
+            </w:r>
+            <w:r>
+              <w:rPr>
+                <w:noProof/>
+              </w:rPr>
+              <w:fldChar w:fldCharType="begin"/>
+            </w:r>
+            <w:r>
+              <w:rPr>
+                <w:noProof/>
+              </w:rPr>
+              <w:instrText xml:space="preserve"> PAGEREF _Toc241673131 \h </w:instrText>
+            </w:r>
+            <w:r>
+              <w:rPr>
+                <w:noProof/>
+              </w:rPr>
+            </w:r>
+            <w:r>
+              <w:rPr>
+                <w:noProof/>
+              </w:rPr>
+              <w:fldChar w:fldCharType="separate"/>
+            </w:r>
+            <w:r>
+              <w:rPr>
+                <w:noProof/>
+              </w:rPr>
+              <w:t>7</w:t>
+            </w:r>
+            <w:r>
+              <w:rPr>
+                <w:noProof/>
+              </w:rPr>
+              <w:fldChar w:fldCharType="end"/>
+            </w:r>
+          </w:hyperlink>
+        </w:p>
+        <w:p>
+          <w:pPr>
+            <w:pStyle w:val="TOC1"/>
+            <w:tabs>
+              <w:tab w:val="right" w:leader="dot" w:pos="9696"/>
+            </w:tabs>
+            <w:rPr>
+              <w:rFonts w:asciiTheme="minorHAnsi" w:eastAsiaTheme="minorEastAsia" w:hAnsiTheme="minorHAnsi" w:cstheme="minorBidi"/>
+              <w:noProof/>
+              <w:kern w:val="2"/>
+              <w:sz w:val="24"/>
+              <w:szCs w:val="24"/>
+              <w14:ligatures w14:val="standardContextual"/>
+            </w:rPr>
+          </w:pPr>
+          <w:hyperlink w:anchor="_Toc241673132" w:history="1">
+            <w:r>
+              <w:rPr>
+                <w:rStyle w:val="Hyperlink"/>
+                <w:b/>
+                <w:bCs/>
+                <w:noProof/>
+              </w:rPr>
+              <w:t>6. Numbering series</w:t>
+            </w:r>
+            <w:r>
+              <w:rPr>
+                <w:noProof/>
+              </w:rPr>
+              <w:tab/>
+            </w:r>
+            <w:r>
+              <w:rPr>
+                <w:noProof/>
+              </w:rPr>
+              <w:fldChar w:fldCharType="begin"/>
+            </w:r>
+            <w:r>
+              <w:rPr>
+                <w:noProof/>
+              </w:rPr>
+              <w:instrText xml:space="preserve"> PAGEREF _Toc241673132 \h </w:instrText>
+            </w:r>
+            <w:r>
+              <w:rPr>
+                <w:noProof/>
+              </w:rPr>
+            </w:r>
+            <w:r>
+              <w:rPr>
+                <w:noProof/>
+              </w:rPr>
+              <w:fldChar w:fldCharType="separate"/>
+            </w:r>
+            <w:r>
+              <w:rPr>
+                <w:noProof/>
+              </w:rPr>
+              <w:t>7</w:t>
+            </w:r>
+            <w:r>
+              <w:rPr>
+                <w:noProof/>
+              </w:rPr>
+              <w:fldChar w:fldCharType="end"/>
+            </w:r>
+          </w:hyperlink>
+        </w:p>
+        <w:p>
+          <w:pPr>
+            <w:pStyle w:val="TOC1"/>
+            <w:tabs>
+              <w:tab w:val="right" w:leader="dot" w:pos="9696"/>
+            </w:tabs>
+            <w:rPr>
+              <w:rFonts w:asciiTheme="minorHAnsi" w:eastAsiaTheme="minorEastAsia" w:hAnsiTheme="minorHAnsi" w:cstheme="minorBidi"/>
+              <w:noProof/>
+              <w:kern w:val="2"/>
+              <w:sz w:val="24"/>
+              <w:szCs w:val="24"/>
+              <w14:ligatures w14:val="standardContextual"/>
+            </w:rPr>
+          </w:pPr>
+          <w:hyperlink w:anchor="_Toc241673133" w:history="1">
+            <w:r>
+              <w:rPr>
+                <w:rStyle w:val="Hyperlink"/>
+                <w:b/>
+                <w:bCs/>
+                <w:noProof/>
+              </w:rPr>
+              <w:t>7. Payment methods</w:t>
+            </w:r>
+            <w:r>
+              <w:rPr>
+                <w:noProof/>
+              </w:rPr>
+              <w:tab/>
+            </w:r>
+            <w:r>
+              <w:rPr>
+                <w:noProof/>
+              </w:rPr>
+              <w:fldChar w:fldCharType="begin"/>
+            </w:r>
+            <w:r>
+              <w:rPr>
+                <w:noProof/>
+              </w:rPr>
+              <w:instrText xml:space="preserve"> PAGEREF _Toc241673133 \h </w:instrText>
+            </w:r>
+            <w:r>
+              <w:rPr>
+                <w:noProof/>
+              </w:rPr>
+            </w:r>
+            <w:r>
+              <w:rPr>
+                <w:noProof/>
+              </w:rPr>
+              <w:fldChar w:fldCharType="separate"/>
+            </w:r>
+            <w:r>
+              <w:rPr>
+                <w:noProof/>
+              </w:rPr>
+              <w:t>8</w:t>
+            </w:r>
+            <w:r>
+              <w:rPr>
+                <w:noProof/>
+              </w:rPr>
+              <w:fldChar w:fldCharType="end"/>
+            </w:r>
+          </w:hyperlink>
+        </w:p>
+        <w:p>
+          <w:pPr>
+            <w:pStyle w:val="TOC1"/>
+            <w:tabs>
+              <w:tab w:val="right" w:leader="dot" w:pos="9696"/>
+            </w:tabs>
+            <w:rPr>
+              <w:rFonts w:asciiTheme="minorHAnsi" w:eastAsiaTheme="minorEastAsia" w:hAnsiTheme="minorHAnsi" w:cstheme="minorBidi"/>
+              <w:noProof/>
+              <w:kern w:val="2"/>
+              <w:sz w:val="24"/>
+              <w:szCs w:val="24"/>
+              <w14:ligatures w14:val="standardContextual"/>
+            </w:rPr>
+          </w:pPr>
+          <w:hyperlink w:anchor="_Toc241673134" w:history="1">
+            <w:r>
+              <w:rPr>
+                <w:rStyle w:val="Hyperlink"/>
+                <w:b/>
+                <w:bCs/>
+                <w:noProof/>
+              </w:rPr>
+              <w:t>8. Reason codes</w:t>
+            </w:r>
+            <w:r>
+              <w:rPr>
+                <w:noProof/>
+              </w:rPr>
+              <w:tab/>
+            </w:r>
+            <w:r>
+              <w:rPr>
+                <w:noProof/>
+              </w:rPr>
+              <w:fldChar w:fldCharType="begin"/>
+            </w:r>
+            <w:r>
+              <w:rPr>
+                <w:noProof/>
+              </w:rPr>
+              <w:instrText xml:space="preserve"> PAGEREF _Toc241673134 \h </w:instrText>
+            </w:r>
+            <w:r>
+              <w:rPr>
+                <w:noProof/>
+              </w:rPr>
+            </w:r>
+            <w:r>
+              <w:rPr>
+                <w:noProof/>
+              </w:rPr>
+              <w:fldChar w:fldCharType="separate"/>
+            </w:r>
+            <w:r>
+              <w:rPr>
+                <w:noProof/>
+              </w:rPr>
+              <w:t>9</w:t>
+            </w:r>
+            <w:r>
+              <w:rPr>
+                <w:noProof/>
+              </w:rPr>
+              <w:fldChar w:fldCharType="end"/>
+            </w:r>
+          </w:hyperlink>
+        </w:p>
+        <w:p>
+          <w:pPr>
+            <w:pStyle w:val="TOC1"/>
+            <w:tabs>
+              <w:tab w:val="right" w:leader="dot" w:pos="9696"/>
+            </w:tabs>
+            <w:rPr>
+              <w:rFonts w:asciiTheme="minorHAnsi" w:eastAsiaTheme="minorEastAsia" w:hAnsiTheme="minorHAnsi" w:cstheme="minorBidi"/>
+              <w:noProof/>
+              <w:kern w:val="2"/>
+              <w:sz w:val="24"/>
+              <w:szCs w:val="24"/>
+              <w14:ligatures w14:val="standardContextual"/>
+            </w:rPr>
+          </w:pPr>
+          <w:hyperlink w:anchor="_Toc241673135" w:history="1">
+            <w:r>
+              <w:rPr>
+                <w:rStyle w:val="Hyperlink"/>
+                <w:b/>
+                <w:bCs/>
+                <w:noProof/>
+              </w:rPr>
+              <w:t>9. HSN codes and tax</w:t>
+            </w:r>
+            <w:r>
+              <w:rPr>
+                <w:noProof/>
+              </w:rPr>
+              <w:tab/>
+            </w:r>
+            <w:r>
+              <w:rPr>
+                <w:noProof/>
+              </w:rPr>
+              <w:fldChar w:fldCharType="begin"/>
+            </w:r>
+            <w:r>
+              <w:rPr>
+                <w:noProof/>
+              </w:rPr>
+              <w:instrText xml:space="preserve"> PAGEREF _Toc241673135 \h </w:instrText>
+            </w:r>
+            <w:r>
+              <w:rPr>
+                <w:noProof/>
+              </w:rPr>
+            </w:r>
+            <w:r>
+              <w:rPr>
+                <w:noProof/>
+              </w:rPr>
+              <w:fldChar w:fldCharType="separate"/>
+            </w:r>
+            <w:r>
+              <w:rPr>
+                <w:noProof/>
+              </w:rPr>
+              <w:t>10</w:t>
+            </w:r>
+            <w:r>
+              <w:rPr>
+                <w:noProof/>
+              </w:rPr>
+              <w:fldChar w:fldCharType="end"/>
+            </w:r>
+          </w:hyperlink>
+        </w:p>
+        <w:p>
+          <w:pPr>
+            <w:pStyle w:val="TOC2"/>
+            <w:tabs>
+              <w:tab w:val="right" w:leader="dot" w:pos="9696"/>
+            </w:tabs>
+            <w:rPr>
+              <w:rFonts w:asciiTheme="minorHAnsi" w:eastAsiaTheme="minorEastAsia" w:hAnsiTheme="minorHAnsi" w:cstheme="minorBidi"/>
+              <w:noProof/>
+              <w:kern w:val="2"/>
+              <w:sz w:val="24"/>
+              <w:szCs w:val="24"/>
+              <w14:ligatures w14:val="standardContextual"/>
+            </w:rPr>
+          </w:pPr>
+          <w:hyperlink w:anchor="_Toc241673136" w:history="1">
+            <w:r>
+              <w:rPr>
+                <w:rStyle w:val="Hyperlink"/>
+                <w:b/>
+                <w:bCs/>
+                <w:noProof/>
+              </w:rPr>
+              <w:t>Tax engine</w:t>
+            </w:r>
+            <w:r>
+              <w:rPr>
+                <w:noProof/>
+              </w:rPr>
+              <w:tab/>
+            </w:r>
+            <w:r>
+              <w:rPr>
+                <w:noProof/>
+              </w:rPr>
+              <w:fldChar w:fldCharType="begin"/>
+            </w:r>
+            <w:r>
+              <w:rPr>
+                <w:noProof/>
+              </w:rPr>
+              <w:instrText xml:space="preserve"> PAGEREF _Toc241673136 \h </w:instrText>
+            </w:r>
+            <w:r>
+              <w:rPr>
+                <w:noProof/>
+              </w:rPr>
+            </w:r>
+            <w:r>
+              <w:rPr>
+                <w:noProof/>
+              </w:rPr>
+              <w:fldChar w:fldCharType="separate"/>
+            </w:r>
+            <w:r>
+              <w:rPr>
+                <w:noProof/>
+              </w:rPr>
+              <w:t>11</w:t>
+            </w:r>
+            <w:r>
+              <w:rPr>
+                <w:noProof/>
+              </w:rPr>
+              <w:fldChar w:fldCharType="end"/>
+            </w:r>
+          </w:hyperlink>
+        </w:p>
+        <w:p>
+          <w:pPr>
+            <w:pStyle w:val="TOC1"/>
+            <w:tabs>
+              <w:tab w:val="right" w:leader="dot" w:pos="9696"/>
+            </w:tabs>
+            <w:rPr>
+              <w:rFonts w:asciiTheme="minorHAnsi" w:eastAsiaTheme="minorEastAsia" w:hAnsiTheme="minorHAnsi" w:cstheme="minorBidi"/>
+              <w:noProof/>
+              <w:kern w:val="2"/>
+              <w:sz w:val="24"/>
+              <w:szCs w:val="24"/>
+              <w14:ligatures w14:val="standardContextual"/>
+            </w:rPr>
+          </w:pPr>
+          <w:hyperlink w:anchor="_Toc241673137" w:history="1">
+            <w:r>
+              <w:rPr>
+                <w:rStyle w:val="Hyperlink"/>
+                <w:b/>
+                <w:bCs/>
+                <w:noProof/>
+              </w:rPr>
+              <w:t>10. Bill formats</w:t>
+            </w:r>
+            <w:r>
+              <w:rPr>
+                <w:noProof/>
+              </w:rPr>
+              <w:tab/>
+            </w:r>
+            <w:r>
+              <w:rPr>
+                <w:noProof/>
+              </w:rPr>
+              <w:fldChar w:fldCharType="begin"/>
+            </w:r>
+            <w:r>
+              <w:rPr>
+                <w:noProof/>
+              </w:rPr>
+              <w:instrText xml:space="preserve"> PAGEREF _Toc241673137 \h </w:instrText>
+            </w:r>
+            <w:r>
+              <w:rPr>
+                <w:noProof/>
+              </w:rPr>
+            </w:r>
+            <w:r>
+              <w:rPr>
+                <w:noProof/>
+              </w:rPr>
+              <w:fldChar w:fldCharType="separate"/>
+            </w:r>
+            <w:r>
+              <w:rPr>
+                <w:noProof/>
+              </w:rPr>
+              <w:t>12</w:t>
+            </w:r>
+            <w:r>
+              <w:rPr>
+                <w:noProof/>
+              </w:rPr>
+              <w:fldChar w:fldCharType="end"/>
+            </w:r>
+          </w:hyperlink>
+        </w:p>
+        <w:p>
+          <w:pPr>
+            <w:pStyle w:val="TOC1"/>
+            <w:tabs>
+              <w:tab w:val="right" w:leader="dot" w:pos="9696"/>
+            </w:tabs>
+            <w:rPr>
+              <w:rFonts w:asciiTheme="minorHAnsi" w:eastAsiaTheme="minorEastAsia" w:hAnsiTheme="minorHAnsi" w:cstheme="minorBidi"/>
+              <w:noProof/>
+              <w:kern w:val="2"/>
+              <w:sz w:val="24"/>
+              <w:szCs w:val="24"/>
+              <w14:ligatures w14:val="standardContextual"/>
+            </w:rPr>
+          </w:pPr>
+          <w:hyperlink w:anchor="_Toc241673138" w:history="1">
+            <w:r>
+              <w:rPr>
+                <w:rStyle w:val="Hyperlink"/>
+                <w:b/>
+                <w:bCs/>
+                <w:noProof/>
+              </w:rPr>
+              <w:t>11. Financial years</w:t>
+            </w:r>
+            <w:r>
+              <w:rPr>
+                <w:noProof/>
+              </w:rPr>
+              <w:tab/>
+            </w:r>
+            <w:r>
+              <w:rPr>
+                <w:noProof/>
+              </w:rPr>
+              <w:fldChar w:fldCharType="begin"/>
+            </w:r>
+            <w:r>
+              <w:rPr>
+                <w:noProof/>
+              </w:rPr>
+              <w:instrText xml:space="preserve"> PAGEREF _Toc241673138 \h </w:instrText>
+            </w:r>
+            <w:r>
+              <w:rPr>
+                <w:noProof/>
+              </w:rPr>
+            </w:r>
+            <w:r>
+              <w:rPr>
+                <w:noProof/>
+              </w:rPr>
+              <w:fldChar w:fldCharType="separate"/>
+            </w:r>
+            <w:r>
+              <w:rPr>
+                <w:noProof/>
+              </w:rPr>
+              <w:t>13</w:t>
+            </w:r>
+            <w:r>
+              <w:rPr>
+                <w:noProof/>
+              </w:rPr>
+              <w:fldChar w:fldCharType="end"/>
+            </w:r>
+          </w:hyperlink>
+        </w:p>
+        <w:p>
+          <w:pPr>
+            <w:pStyle w:val="TOC1"/>
+            <w:tabs>
+              <w:tab w:val="right" w:leader="dot" w:pos="9696"/>
+            </w:tabs>
+            <w:rPr>
+              <w:rFonts w:asciiTheme="minorHAnsi" w:eastAsiaTheme="minorEastAsia" w:hAnsiTheme="minorHAnsi" w:cstheme="minorBidi"/>
+              <w:noProof/>
+              <w:kern w:val="2"/>
+              <w:sz w:val="24"/>
+              <w:szCs w:val="24"/>
+              <w14:ligatures w14:val="standardContextual"/>
+            </w:rPr>
+          </w:pPr>
+          <w:hyperlink w:anchor="_Toc241673139" w:history="1">
+            <w:r>
+              <w:rPr>
+                <w:rStyle w:val="Hyperlink"/>
+                <w:b/>
+                <w:bCs/>
+                <w:noProof/>
+              </w:rPr>
+              <w:t>12. Users</w:t>
+            </w:r>
+            <w:r>
+              <w:rPr>
+                <w:noProof/>
+              </w:rPr>
+              <w:tab/>
+            </w:r>
+            <w:r>
+              <w:rPr>
+                <w:noProof/>
+              </w:rPr>
+              <w:fldChar w:fldCharType="begin"/>
+            </w:r>
+            <w:r>
+              <w:rPr>
+                <w:noProof/>
+              </w:rPr>
+              <w:instrText xml:space="preserve"> PAGEREF _Toc241673139 \h </w:instrText>
+            </w:r>
+            <w:r>
+              <w:rPr>
+                <w:noProof/>
+              </w:rPr>
+            </w:r>
+            <w:r>
+              <w:rPr>
+                <w:noProof/>
+              </w:rPr>
+              <w:fldChar w:fldCharType="separate"/>
+            </w:r>
+            <w:r>
+              <w:rPr>
+                <w:noProof/>
+              </w:rPr>
+              <w:t>13</w:t>
+            </w:r>
+            <w:r>
+              <w:rPr>
+                <w:noProof/>
+              </w:rPr>
+              <w:fldChar w:fldCharType="end"/>
+            </w:r>
+          </w:hyperlink>
+        </w:p>
+        <w:p>
+          <w:pPr>
+            <w:pStyle w:val="TOC1"/>
+            <w:tabs>
+              <w:tab w:val="right" w:leader="dot" w:pos="9696"/>
+            </w:tabs>
+            <w:rPr>
+              <w:rFonts w:asciiTheme="minorHAnsi" w:eastAsiaTheme="minorEastAsia" w:hAnsiTheme="minorHAnsi" w:cstheme="minorBidi"/>
+              <w:noProof/>
+              <w:kern w:val="2"/>
+              <w:sz w:val="24"/>
+              <w:szCs w:val="24"/>
+              <w14:ligatures w14:val="standardContextual"/>
+            </w:rPr>
+          </w:pPr>
+          <w:hyperlink w:anchor="_Toc241673140" w:history="1">
+            <w:r>
+              <w:rPr>
+                <w:rStyle w:val="Hyperlink"/>
+                <w:b/>
+                <w:bCs/>
+                <w:noProof/>
+              </w:rPr>
+              <w:t>13. Roles and rights</w:t>
+            </w:r>
+            <w:r>
+              <w:rPr>
+                <w:noProof/>
+              </w:rPr>
+              <w:tab/>
+            </w:r>
+            <w:r>
+              <w:rPr>
+                <w:noProof/>
+              </w:rPr>
+              <w:fldChar w:fldCharType="begin"/>
+            </w:r>
+            <w:r>
+              <w:rPr>
+                <w:noProof/>
+              </w:rPr>
+              <w:instrText xml:space="preserve"> PAGEREF _Toc241673140 \h </w:instrText>
+            </w:r>
+            <w:r>
+              <w:rPr>
+                <w:noProof/>
+              </w:rPr>
+            </w:r>
+            <w:r>
+              <w:rPr>
+                <w:noProof/>
+              </w:rPr>
+              <w:fldChar w:fldCharType="separate"/>
+            </w:r>
+            <w:r>
+              <w:rPr>
+                <w:noProof/>
+              </w:rPr>
+              <w:t>15</w:t>
+            </w:r>
+            <w:r>
+              <w:rPr>
+                <w:noProof/>
+              </w:rPr>
+              <w:fldChar w:fldCharType="end"/>
+            </w:r>
+          </w:hyperlink>
+        </w:p>
+        <w:p>
+          <w:pPr>
+            <w:pStyle w:val="TOC1"/>
+            <w:tabs>
+              <w:tab w:val="right" w:leader="dot" w:pos="9696"/>
+            </w:tabs>
+            <w:rPr>
+              <w:rFonts w:asciiTheme="minorHAnsi" w:eastAsiaTheme="minorEastAsia" w:hAnsiTheme="minorHAnsi" w:cstheme="minorBidi"/>
+              <w:noProof/>
+              <w:kern w:val="2"/>
+              <w:sz w:val="24"/>
+              <w:szCs w:val="24"/>
+              <w14:ligatures w14:val="standardContextual"/>
+            </w:rPr>
+          </w:pPr>
+          <w:hyperlink w:anchor="_Toc241673141" w:history="1">
+            <w:r>
+              <w:rPr>
+                <w:rStyle w:val="Hyperlink"/>
+                <w:b/>
+                <w:bCs/>
+                <w:noProof/>
+              </w:rPr>
+              <w:t>14. Online orders access</w:t>
+            </w:r>
+            <w:r>
+              <w:rPr>
+                <w:noProof/>
+              </w:rPr>
+              <w:tab/>
+            </w:r>
+            <w:r>
+              <w:rPr>
+                <w:noProof/>
+              </w:rPr>
+              <w:fldChar w:fldCharType="begin"/>
+            </w:r>
+            <w:r>
+              <w:rPr>
+                <w:noProof/>
+              </w:rPr>
+              <w:instrText xml:space="preserve"> PAGEREF _Toc241673141 \h </w:instrText>
+            </w:r>
+            <w:r>
+              <w:rPr>
+                <w:noProof/>
+              </w:rPr>
+            </w:r>
+            <w:r>
+              <w:rPr>
+                <w:noProof/>
+              </w:rPr>
+              <w:fldChar w:fldCharType="separate"/>
+            </w:r>
+            <w:r>
+              <w:rPr>
+                <w:noProof/>
+              </w:rPr>
+              <w:t>15</w:t>
+            </w:r>
+            <w:r>
+              <w:rPr>
+                <w:noProof/>
+              </w:rPr>
+              <w:fldChar w:fldCharType="end"/>
+            </w:r>
+          </w:hyperlink>
+        </w:p>
+        <w:p>
+          <w:pPr>
+            <w:pStyle w:val="TOC1"/>
+            <w:tabs>
+              <w:tab w:val="right" w:leader="dot" w:pos="9696"/>
+            </w:tabs>
+            <w:rPr>
+              <w:rFonts w:asciiTheme="minorHAnsi" w:eastAsiaTheme="minorEastAsia" w:hAnsiTheme="minorHAnsi" w:cstheme="minorBidi"/>
+              <w:noProof/>
+              <w:kern w:val="2"/>
+              <w:sz w:val="24"/>
+              <w:szCs w:val="24"/>
+              <w14:ligatures w14:val="standardContextual"/>
+            </w:rPr>
+          </w:pPr>
+          <w:hyperlink w:anchor="_Toc241673142" w:history="1">
+            <w:r>
+              <w:rPr>
+                <w:rStyle w:val="Hyperlink"/>
+                <w:b/>
+                <w:bCs/>
+                <w:noProof/>
+              </w:rPr>
+              <w:t>15. Desktop application</w:t>
+            </w:r>
+            <w:r>
+              <w:rPr>
+                <w:noProof/>
+              </w:rPr>
+              <w:tab/>
+            </w:r>
+            <w:r>
+              <w:rPr>
+                <w:noProof/>
+              </w:rPr>
+              <w:fldChar w:fldCharType="begin"/>
+            </w:r>
+            <w:r>
+              <w:rPr>
+                <w:noProof/>
+              </w:rPr>
+              <w:instrText xml:space="preserve"> PAGEREF _Toc241673142 \h </w:instrText>
+            </w:r>
+            <w:r>
+              <w:rPr>
+                <w:noProof/>
+              </w:rPr>
+            </w:r>
+            <w:r>
+              <w:rPr>
+                <w:noProof/>
+              </w:rPr>
+              <w:fldChar w:fldCharType="separate"/>
+            </w:r>
+            <w:r>
+              <w:rPr>
+                <w:noProof/>
+              </w:rPr>
+              <w:t>16</w:t>
+            </w:r>
+            <w:r>
+              <w:rPr>
+                <w:noProof/>
+              </w:rPr>
+              <w:fldChar w:fldCharType="end"/>
+            </w:r>
+          </w:hyperlink>
+        </w:p>
+        <w:p>
+          <w:pPr>
+            <w:pStyle w:val="TOC1"/>
+            <w:tabs>
+              <w:tab w:val="right" w:leader="dot" w:pos="9696"/>
+            </w:tabs>
+            <w:rPr>
+              <w:rFonts w:asciiTheme="minorHAnsi" w:eastAsiaTheme="minorEastAsia" w:hAnsiTheme="minorHAnsi" w:cstheme="minorBidi"/>
+              <w:noProof/>
+              <w:kern w:val="2"/>
+              <w:sz w:val="24"/>
+              <w:szCs w:val="24"/>
+              <w14:ligatures w14:val="standardContextual"/>
+            </w:rPr>
+          </w:pPr>
+          <w:hyperlink w:anchor="_Toc241673143" w:history="1">
+            <w:r>
+              <w:rPr>
+                <w:rStyle w:val="Hyperlink"/>
+                <w:b/>
+                <w:bCs/>
+                <w:noProof/>
+              </w:rPr>
+              <w:t>16. Handover checklist</w:t>
+            </w:r>
+            <w:r>
+              <w:rPr>
+                <w:noProof/>
+              </w:rPr>
+              <w:tab/>
+            </w:r>
+            <w:r>
+              <w:rPr>
+                <w:noProof/>
+              </w:rPr>
+              <w:fldChar w:fldCharType="begin"/>
+            </w:r>
+            <w:r>
+              <w:rPr>
+                <w:noProof/>
+              </w:rPr>
+              <w:instrText xml:space="preserve"> PAGEREF _Toc241673143 \h </w:instrText>
+            </w:r>
+            <w:r>
+              <w:rPr>
+                <w:noProof/>
+              </w:rPr>
+            </w:r>
+            <w:r>
+              <w:rPr>
+                <w:noProof/>
+              </w:rPr>
+              <w:fldChar w:fldCharType="separate"/>
+            </w:r>
+            <w:r>
+              <w:rPr>
+                <w:noProof/>
+              </w:rPr>
+              <w:t>16</w:t>
+            </w:r>
+            <w:r>
+              <w:rPr>
+                <w:noProof/>
+              </w:rPr>
+              <w:fldChar w:fldCharType="end"/>
+            </w:r>
+          </w:hyperlink>
         </w:p>
         <w:p>
           <w:r>
@@ -629,8 +2095,9 @@
     <w:p>
       <w:pPr>
         <w:pStyle w:val="Heading1"/>
-        <w:spacing w:after="140" w:before="400"/>
-      </w:pPr>
+        <w:spacing w:before="400" w:after="140"/>
+      </w:pPr>
+      <w:bookmarkStart w:id="2" w:name="_Toc241673124"/>
       <w:r>
         <w:rPr>
           <w:b/>
@@ -639,38 +2106,33 @@
           <w:sz w:val="28"/>
           <w:szCs w:val="28"/>
         </w:rPr>
-        <w:t xml:space="preserve">1. About this guide</w:t>
-      </w:r>
-    </w:p>
-    <w:p>
-      <w:pPr>
-        <w:spacing w:after="140" w:line="280"/>
-      </w:pPr>
-      <w:r>
-        <w:rPr>
-          <w:sz w:val="21"/>
-          <w:szCs w:val="21"/>
-        </w:rPr>
-        <w:t xml:space="preserve">This guide covers the work that only a Super Administrator can carry out. A Super Administrator is not tied to any single store; the account sees every store in the company and owns the settings that stores are not allowed to change for themselves.</w:t>
-      </w:r>
-    </w:p>
-    <w:p>
-      <w:pPr>
-        <w:spacing w:after="140" w:line="280"/>
-      </w:pPr>
-      <w:r>
-        <w:rPr>
-          <w:sz w:val="21"/>
-          <w:szCs w:val="21"/>
-        </w:rPr>
-        <w:t xml:space="preserve">Follow the sections in order when setting up a new company or a new store. Once the setup in this guide is finished, hand the store over to its Store Administrator, who runs the day-to-day work described in the companion document, the Store Administrator Operating Guide.</w:t>
+        <w:lastRenderedPageBreak/>
+        <w:t>1. About this guide</w:t>
+      </w:r>
+      <w:bookmarkEnd w:id="2"/>
+    </w:p>
+    <w:p>
+      <w:pPr>
+        <w:spacing w:after="140"/>
+      </w:pPr>
+      <w:r>
+        <w:t>This guide covers the work that only a Super Administrator can carry out. A Super Administrator is not tied to any single store; the account sees every store in the company and owns the settings that stores are not allowed to change for themselves.</w:t>
+      </w:r>
+    </w:p>
+    <w:p>
+      <w:pPr>
+        <w:spacing w:after="140"/>
+      </w:pPr>
+      <w:r>
+        <w:t>Follow the sections in order when setting up a new company or a new store. Once the setup in this guide is finished, hand the store over to its Store Administrator, who runs the day-to-day work described in the companion document, the Store Administrator Operating Guide.</w:t>
       </w:r>
     </w:p>
     <w:p>
       <w:pPr>
         <w:pStyle w:val="Heading2"/>
-        <w:spacing w:after="100" w:before="300"/>
-      </w:pPr>
+        <w:spacing w:before="300" w:after="100"/>
+      </w:pPr>
+      <w:bookmarkStart w:id="3" w:name="_Toc241673125"/>
       <w:r>
         <w:rPr>
           <w:b/>
@@ -679,20 +2141,26 @@
           <w:sz w:val="23"/>
           <w:szCs w:val="23"/>
         </w:rPr>
-        <w:t xml:space="preserve">Who does what</w:t>
-      </w:r>
+        <w:t>Who does what</w:t>
+      </w:r>
+      <w:bookmarkEnd w:id="3"/>
     </w:p>
     <w:tbl>
       <w:tblPr>
-        <w:tblW w:type="dxa" w:w="8900"/>
+        <w:tblW w:w="8900" w:type="dxa"/>
         <w:tblBorders>
-          <w:top w:val="single" w:color="auto" w:sz="4"/>
-          <w:left w:val="single" w:color="auto" w:sz="4"/>
-          <w:bottom w:val="single" w:color="auto" w:sz="4"/>
-          <w:right w:val="single" w:color="auto" w:sz="4"/>
-          <w:insideH w:val="single" w:color="auto" w:sz="4"/>
-          <w:insideV w:val="single" w:color="auto" w:sz="4"/>
+          <w:top w:val="single" w:sz="4" w:space="0" w:color="auto"/>
+          <w:left w:val="single" w:sz="4" w:space="0" w:color="auto"/>
+          <w:bottom w:val="single" w:sz="4" w:space="0" w:color="auto"/>
+          <w:right w:val="single" w:sz="4" w:space="0" w:color="auto"/>
+          <w:insideH w:val="single" w:sz="4" w:space="0" w:color="auto"/>
+          <w:insideV w:val="single" w:sz="4" w:space="0" w:color="auto"/>
         </w:tblBorders>
+        <w:tblCellMar>
+          <w:left w:w="10" w:type="dxa"/>
+          <w:right w:w="10" w:type="dxa"/>
+        </w:tblCellMar>
+        <w:tblLook w:val="04A0" w:firstRow="1" w:lastRow="0" w:firstColumn="1" w:lastColumn="0" w:noHBand="0" w:noVBand="1"/>
       </w:tblPr>
       <w:tblGrid>
         <w:gridCol w:w="3200"/>
@@ -700,25 +2168,28 @@
         <w:gridCol w:w="2800"/>
       </w:tblGrid>
       <w:tr>
+        <w:tblPrEx>
+          <w:tblCellMar>
+            <w:top w:w="0" w:type="dxa"/>
+            <w:bottom w:w="0" w:type="dxa"/>
+          </w:tblCellMar>
+        </w:tblPrEx>
         <w:trPr>
           <w:tblHeader/>
         </w:trPr>
         <w:tc>
           <w:tcPr>
-            <w:tcW w:type="dxa" w:w="3200"/>
-            <w:shd w:fill="1F3864" w:color="auto" w:val="clear"/>
-            <w:tcMar>
-              <w:top w:type="dxa" w:w="90"/>
-              <w:left w:type="dxa" w:w="130"/>
-              <w:bottom w:type="dxa" w:w="90"/>
-              <w:right w:type="dxa" w:w="130"/>
+            <w:tcW w:w="3200" w:type="dxa"/>
+            <w:shd w:val="clear" w:color="auto" w:fill="1F3864"/>
+            <w:tcMar>
+              <w:top w:w="90" w:type="dxa"/>
+              <w:left w:w="130" w:type="dxa"/>
+              <w:bottom w:w="90" w:type="dxa"/>
+              <w:right w:w="130" w:type="dxa"/>
             </w:tcMar>
             <w:vAlign w:val="center"/>
           </w:tcPr>
           <w:p>
-            <w:pPr>
-              <w:spacing w:after="0"/>
-            </w:pPr>
             <w:r>
               <w:rPr>
                 <w:b/>
@@ -727,26 +2198,23 @@
                 <w:sz w:val="20"/>
                 <w:szCs w:val="20"/>
               </w:rPr>
-              <w:t xml:space="preserve">Area</w:t>
+              <w:t>Area</w:t>
             </w:r>
           </w:p>
         </w:tc>
         <w:tc>
           <w:tcPr>
-            <w:tcW w:type="dxa" w:w="2900"/>
-            <w:shd w:fill="1F3864" w:color="auto" w:val="clear"/>
-            <w:tcMar>
-              <w:top w:type="dxa" w:w="90"/>
-              <w:left w:type="dxa" w:w="130"/>
-              <w:bottom w:type="dxa" w:w="90"/>
-              <w:right w:type="dxa" w:w="130"/>
+            <w:tcW w:w="2900" w:type="dxa"/>
+            <w:shd w:val="clear" w:color="auto" w:fill="1F3864"/>
+            <w:tcMar>
+              <w:top w:w="90" w:type="dxa"/>
+              <w:left w:w="130" w:type="dxa"/>
+              <w:bottom w:w="90" w:type="dxa"/>
+              <w:right w:w="130" w:type="dxa"/>
             </w:tcMar>
             <w:vAlign w:val="center"/>
           </w:tcPr>
           <w:p>
-            <w:pPr>
-              <w:spacing w:after="0"/>
-            </w:pPr>
             <w:r>
               <w:rPr>
                 <w:b/>
@@ -755,26 +2223,23 @@
                 <w:sz w:val="20"/>
                 <w:szCs w:val="20"/>
               </w:rPr>
-              <w:t xml:space="preserve">Super Administrator</w:t>
+              <w:t>Super Administrator</w:t>
             </w:r>
           </w:p>
         </w:tc>
         <w:tc>
           <w:tcPr>
-            <w:tcW w:type="dxa" w:w="2800"/>
-            <w:shd w:fill="1F3864" w:color="auto" w:val="clear"/>
-            <w:tcMar>
-              <w:top w:type="dxa" w:w="90"/>
-              <w:left w:type="dxa" w:w="130"/>
-              <w:bottom w:type="dxa" w:w="90"/>
-              <w:right w:type="dxa" w:w="130"/>
+            <w:tcW w:w="2800" w:type="dxa"/>
+            <w:shd w:val="clear" w:color="auto" w:fill="1F3864"/>
+            <w:tcMar>
+              <w:top w:w="90" w:type="dxa"/>
+              <w:left w:w="130" w:type="dxa"/>
+              <w:bottom w:w="90" w:type="dxa"/>
+              <w:right w:w="130" w:type="dxa"/>
             </w:tcMar>
             <w:vAlign w:val="center"/>
           </w:tcPr>
           <w:p>
-            <w:pPr>
-              <w:spacing w:after="0"/>
-            </w:pPr>
             <w:r>
               <w:rPr>
                 <w:b/>
@@ -783,630 +2248,546 @@
                 <w:sz w:val="20"/>
                 <w:szCs w:val="20"/>
               </w:rPr>
-              <w:t xml:space="preserve">Store Administrator</w:t>
+              <w:t>Store Administrator</w:t>
             </w:r>
           </w:p>
         </w:tc>
       </w:tr>
       <w:tr>
-        <w:trPr>
-          <w:tblHeader w:val="off"/>
-        </w:trPr>
-        <w:tc>
-          <w:tcPr>
-            <w:tcW w:type="dxa" w:w="3200"/>
-            <w:shd w:fill="FFFFFF" w:color="auto" w:val="clear"/>
-            <w:tcMar>
-              <w:top w:type="dxa" w:w="90"/>
-              <w:left w:type="dxa" w:w="130"/>
-              <w:bottom w:type="dxa" w:w="90"/>
-              <w:right w:type="dxa" w:w="130"/>
+        <w:tblPrEx>
+          <w:tblCellMar>
+            <w:top w:w="0" w:type="dxa"/>
+            <w:bottom w:w="0" w:type="dxa"/>
+          </w:tblCellMar>
+        </w:tblPrEx>
+        <w:tc>
+          <w:tcPr>
+            <w:tcW w:w="3200" w:type="dxa"/>
+            <w:shd w:val="clear" w:color="auto" w:fill="FFFFFF"/>
+            <w:tcMar>
+              <w:top w:w="90" w:type="dxa"/>
+              <w:left w:w="130" w:type="dxa"/>
+              <w:bottom w:w="90" w:type="dxa"/>
+              <w:right w:w="130" w:type="dxa"/>
             </w:tcMar>
             <w:vAlign w:val="center"/>
           </w:tcPr>
           <w:p>
-            <w:pPr>
-              <w:spacing w:after="0"/>
-            </w:pPr>
-            <w:r>
-              <w:rPr>
-                <w:b w:val="false"/>
-                <w:bCs w:val="false"/>
+            <w:r>
+              <w:rPr>
                 <w:color w:val="000000"/>
                 <w:sz w:val="20"/>
                 <w:szCs w:val="20"/>
               </w:rPr>
-              <w:t xml:space="preserve">Stores and storage locations</w:t>
+              <w:t>Stores and storage locations</w:t>
             </w:r>
           </w:p>
         </w:tc>
         <w:tc>
           <w:tcPr>
-            <w:tcW w:type="dxa" w:w="2900"/>
-            <w:shd w:fill="FFFFFF" w:color="auto" w:val="clear"/>
-            <w:tcMar>
-              <w:top w:type="dxa" w:w="90"/>
-              <w:left w:type="dxa" w:w="130"/>
-              <w:bottom w:type="dxa" w:w="90"/>
-              <w:right w:type="dxa" w:w="130"/>
+            <w:tcW w:w="2900" w:type="dxa"/>
+            <w:shd w:val="clear" w:color="auto" w:fill="FFFFFF"/>
+            <w:tcMar>
+              <w:top w:w="90" w:type="dxa"/>
+              <w:left w:w="130" w:type="dxa"/>
+              <w:bottom w:w="90" w:type="dxa"/>
+              <w:right w:w="130" w:type="dxa"/>
             </w:tcMar>
             <w:vAlign w:val="center"/>
           </w:tcPr>
           <w:p>
-            <w:pPr>
-              <w:spacing w:after="0"/>
-            </w:pPr>
-            <w:r>
-              <w:rPr>
-                <w:b w:val="false"/>
-                <w:bCs w:val="false"/>
+            <w:r>
+              <w:rPr>
                 <w:color w:val="000000"/>
                 <w:sz w:val="20"/>
                 <w:szCs w:val="20"/>
               </w:rPr>
-              <w:t xml:space="preserve">Yes</w:t>
+              <w:t>Yes</w:t>
             </w:r>
           </w:p>
         </w:tc>
         <w:tc>
           <w:tcPr>
-            <w:tcW w:type="dxa" w:w="2800"/>
-            <w:shd w:fill="FFFFFF" w:color="auto" w:val="clear"/>
-            <w:tcMar>
-              <w:top w:type="dxa" w:w="90"/>
-              <w:left w:type="dxa" w:w="130"/>
-              <w:bottom w:type="dxa" w:w="90"/>
-              <w:right w:type="dxa" w:w="130"/>
+            <w:tcW w:w="2800" w:type="dxa"/>
+            <w:shd w:val="clear" w:color="auto" w:fill="FFFFFF"/>
+            <w:tcMar>
+              <w:top w:w="90" w:type="dxa"/>
+              <w:left w:w="130" w:type="dxa"/>
+              <w:bottom w:w="90" w:type="dxa"/>
+              <w:right w:w="130" w:type="dxa"/>
             </w:tcMar>
             <w:vAlign w:val="center"/>
           </w:tcPr>
           <w:p>
-            <w:pPr>
-              <w:spacing w:after="0"/>
-            </w:pPr>
-            <w:r>
-              <w:rPr>
-                <w:b w:val="false"/>
-                <w:bCs w:val="false"/>
+            <w:r>
+              <w:rPr>
                 <w:color w:val="000000"/>
                 <w:sz w:val="20"/>
                 <w:szCs w:val="20"/>
               </w:rPr>
-              <w:t xml:space="preserve">No</w:t>
+              <w:t>No</w:t>
             </w:r>
           </w:p>
         </w:tc>
       </w:tr>
       <w:tr>
-        <w:trPr>
-          <w:tblHeader w:val="off"/>
-        </w:trPr>
-        <w:tc>
-          <w:tcPr>
-            <w:tcW w:type="dxa" w:w="3200"/>
-            <w:shd w:fill="FFFFFF" w:color="auto" w:val="clear"/>
-            <w:tcMar>
-              <w:top w:type="dxa" w:w="90"/>
-              <w:left w:type="dxa" w:w="130"/>
-              <w:bottom w:type="dxa" w:w="90"/>
-              <w:right w:type="dxa" w:w="130"/>
+        <w:tblPrEx>
+          <w:tblCellMar>
+            <w:top w:w="0" w:type="dxa"/>
+            <w:bottom w:w="0" w:type="dxa"/>
+          </w:tblCellMar>
+        </w:tblPrEx>
+        <w:tc>
+          <w:tcPr>
+            <w:tcW w:w="3200" w:type="dxa"/>
+            <w:shd w:val="clear" w:color="auto" w:fill="FFFFFF"/>
+            <w:tcMar>
+              <w:top w:w="90" w:type="dxa"/>
+              <w:left w:w="130" w:type="dxa"/>
+              <w:bottom w:w="90" w:type="dxa"/>
+              <w:right w:w="130" w:type="dxa"/>
             </w:tcMar>
             <w:vAlign w:val="center"/>
           </w:tcPr>
           <w:p>
-            <w:pPr>
-              <w:spacing w:after="0"/>
-            </w:pPr>
-            <w:r>
-              <w:rPr>
-                <w:b w:val="false"/>
-                <w:bCs w:val="false"/>
+            <w:r>
+              <w:rPr>
                 <w:color w:val="000000"/>
                 <w:sz w:val="20"/>
                 <w:szCs w:val="20"/>
               </w:rPr>
-              <w:t xml:space="preserve">Terminals, numbering series, bill formats</w:t>
+              <w:t>Terminals, numbering series, bill formats</w:t>
             </w:r>
           </w:p>
         </w:tc>
         <w:tc>
           <w:tcPr>
-            <w:tcW w:type="dxa" w:w="2900"/>
-            <w:shd w:fill="FFFFFF" w:color="auto" w:val="clear"/>
-            <w:tcMar>
-              <w:top w:type="dxa" w:w="90"/>
-              <w:left w:type="dxa" w:w="130"/>
-              <w:bottom w:type="dxa" w:w="90"/>
-              <w:right w:type="dxa" w:w="130"/>
+            <w:tcW w:w="2900" w:type="dxa"/>
+            <w:shd w:val="clear" w:color="auto" w:fill="FFFFFF"/>
+            <w:tcMar>
+              <w:top w:w="90" w:type="dxa"/>
+              <w:left w:w="130" w:type="dxa"/>
+              <w:bottom w:w="90" w:type="dxa"/>
+              <w:right w:w="130" w:type="dxa"/>
             </w:tcMar>
             <w:vAlign w:val="center"/>
           </w:tcPr>
           <w:p>
-            <w:pPr>
-              <w:spacing w:after="0"/>
-            </w:pPr>
-            <w:r>
-              <w:rPr>
-                <w:b w:val="false"/>
-                <w:bCs w:val="false"/>
+            <w:r>
+              <w:rPr>
                 <w:color w:val="000000"/>
                 <w:sz w:val="20"/>
                 <w:szCs w:val="20"/>
               </w:rPr>
-              <w:t xml:space="preserve">Yes</w:t>
+              <w:t>Yes</w:t>
             </w:r>
           </w:p>
         </w:tc>
         <w:tc>
           <w:tcPr>
-            <w:tcW w:type="dxa" w:w="2800"/>
-            <w:shd w:fill="FFFFFF" w:color="auto" w:val="clear"/>
-            <w:tcMar>
-              <w:top w:type="dxa" w:w="90"/>
-              <w:left w:type="dxa" w:w="130"/>
-              <w:bottom w:type="dxa" w:w="90"/>
-              <w:right w:type="dxa" w:w="130"/>
+            <w:tcW w:w="2800" w:type="dxa"/>
+            <w:shd w:val="clear" w:color="auto" w:fill="FFFFFF"/>
+            <w:tcMar>
+              <w:top w:w="90" w:type="dxa"/>
+              <w:left w:w="130" w:type="dxa"/>
+              <w:bottom w:w="90" w:type="dxa"/>
+              <w:right w:w="130" w:type="dxa"/>
             </w:tcMar>
             <w:vAlign w:val="center"/>
           </w:tcPr>
           <w:p>
-            <w:pPr>
-              <w:spacing w:after="0"/>
-            </w:pPr>
-            <w:r>
-              <w:rPr>
-                <w:b w:val="false"/>
-                <w:bCs w:val="false"/>
+            <w:r>
+              <w:rPr>
                 <w:color w:val="000000"/>
                 <w:sz w:val="20"/>
                 <w:szCs w:val="20"/>
               </w:rPr>
-              <w:t xml:space="preserve">No</w:t>
+              <w:t>No</w:t>
             </w:r>
           </w:p>
         </w:tc>
       </w:tr>
       <w:tr>
-        <w:trPr>
-          <w:tblHeader w:val="off"/>
-        </w:trPr>
-        <w:tc>
-          <w:tcPr>
-            <w:tcW w:type="dxa" w:w="3200"/>
-            <w:shd w:fill="FFFFFF" w:color="auto" w:val="clear"/>
-            <w:tcMar>
-              <w:top w:type="dxa" w:w="90"/>
-              <w:left w:type="dxa" w:w="130"/>
-              <w:bottom w:type="dxa" w:w="90"/>
-              <w:right w:type="dxa" w:w="130"/>
+        <w:tblPrEx>
+          <w:tblCellMar>
+            <w:top w:w="0" w:type="dxa"/>
+            <w:bottom w:w="0" w:type="dxa"/>
+          </w:tblCellMar>
+        </w:tblPrEx>
+        <w:tc>
+          <w:tcPr>
+            <w:tcW w:w="3200" w:type="dxa"/>
+            <w:shd w:val="clear" w:color="auto" w:fill="FFFFFF"/>
+            <w:tcMar>
+              <w:top w:w="90" w:type="dxa"/>
+              <w:left w:w="130" w:type="dxa"/>
+              <w:bottom w:w="90" w:type="dxa"/>
+              <w:right w:w="130" w:type="dxa"/>
             </w:tcMar>
             <w:vAlign w:val="center"/>
           </w:tcPr>
           <w:p>
-            <w:pPr>
-              <w:spacing w:after="0"/>
-            </w:pPr>
-            <w:r>
-              <w:rPr>
-                <w:b w:val="false"/>
-                <w:bCs w:val="false"/>
+            <w:r>
+              <w:rPr>
                 <w:color w:val="000000"/>
                 <w:sz w:val="20"/>
                 <w:szCs w:val="20"/>
               </w:rPr>
-              <w:t xml:space="preserve">Tax engine, HSN codes, payment methods, reason codes</w:t>
+              <w:t>Tax engine, HSN codes, payment methods, reason codes</w:t>
             </w:r>
           </w:p>
         </w:tc>
         <w:tc>
           <w:tcPr>
-            <w:tcW w:type="dxa" w:w="2900"/>
-            <w:shd w:fill="FFFFFF" w:color="auto" w:val="clear"/>
-            <w:tcMar>
-              <w:top w:type="dxa" w:w="90"/>
-              <w:left w:type="dxa" w:w="130"/>
-              <w:bottom w:type="dxa" w:w="90"/>
-              <w:right w:type="dxa" w:w="130"/>
+            <w:tcW w:w="2900" w:type="dxa"/>
+            <w:shd w:val="clear" w:color="auto" w:fill="FFFFFF"/>
+            <w:tcMar>
+              <w:top w:w="90" w:type="dxa"/>
+              <w:left w:w="130" w:type="dxa"/>
+              <w:bottom w:w="90" w:type="dxa"/>
+              <w:right w:w="130" w:type="dxa"/>
             </w:tcMar>
             <w:vAlign w:val="center"/>
           </w:tcPr>
           <w:p>
-            <w:pPr>
-              <w:spacing w:after="0"/>
-            </w:pPr>
-            <w:r>
-              <w:rPr>
-                <w:b w:val="false"/>
-                <w:bCs w:val="false"/>
+            <w:r>
+              <w:rPr>
                 <w:color w:val="000000"/>
                 <w:sz w:val="20"/>
                 <w:szCs w:val="20"/>
               </w:rPr>
-              <w:t xml:space="preserve">Yes</w:t>
+              <w:t>Yes</w:t>
             </w:r>
           </w:p>
         </w:tc>
         <w:tc>
           <w:tcPr>
-            <w:tcW w:type="dxa" w:w="2800"/>
-            <w:shd w:fill="FFFFFF" w:color="auto" w:val="clear"/>
-            <w:tcMar>
-              <w:top w:type="dxa" w:w="90"/>
-              <w:left w:type="dxa" w:w="130"/>
-              <w:bottom w:type="dxa" w:w="90"/>
-              <w:right w:type="dxa" w:w="130"/>
+            <w:tcW w:w="2800" w:type="dxa"/>
+            <w:shd w:val="clear" w:color="auto" w:fill="FFFFFF"/>
+            <w:tcMar>
+              <w:top w:w="90" w:type="dxa"/>
+              <w:left w:w="130" w:type="dxa"/>
+              <w:bottom w:w="90" w:type="dxa"/>
+              <w:right w:w="130" w:type="dxa"/>
             </w:tcMar>
             <w:vAlign w:val="center"/>
           </w:tcPr>
           <w:p>
-            <w:pPr>
-              <w:spacing w:after="0"/>
-            </w:pPr>
-            <w:r>
-              <w:rPr>
-                <w:b w:val="false"/>
-                <w:bCs w:val="false"/>
+            <w:r>
+              <w:rPr>
                 <w:color w:val="000000"/>
                 <w:sz w:val="20"/>
                 <w:szCs w:val="20"/>
               </w:rPr>
-              <w:t xml:space="preserve">No</w:t>
+              <w:t>No</w:t>
             </w:r>
           </w:p>
         </w:tc>
       </w:tr>
       <w:tr>
-        <w:trPr>
-          <w:tblHeader w:val="off"/>
-        </w:trPr>
-        <w:tc>
-          <w:tcPr>
-            <w:tcW w:type="dxa" w:w="3200"/>
-            <w:shd w:fill="FFFFFF" w:color="auto" w:val="clear"/>
-            <w:tcMar>
-              <w:top w:type="dxa" w:w="90"/>
-              <w:left w:type="dxa" w:w="130"/>
-              <w:bottom w:type="dxa" w:w="90"/>
-              <w:right w:type="dxa" w:w="130"/>
+        <w:tblPrEx>
+          <w:tblCellMar>
+            <w:top w:w="0" w:type="dxa"/>
+            <w:bottom w:w="0" w:type="dxa"/>
+          </w:tblCellMar>
+        </w:tblPrEx>
+        <w:tc>
+          <w:tcPr>
+            <w:tcW w:w="3200" w:type="dxa"/>
+            <w:shd w:val="clear" w:color="auto" w:fill="FFFFFF"/>
+            <w:tcMar>
+              <w:top w:w="90" w:type="dxa"/>
+              <w:left w:w="130" w:type="dxa"/>
+              <w:bottom w:w="90" w:type="dxa"/>
+              <w:right w:w="130" w:type="dxa"/>
             </w:tcMar>
             <w:vAlign w:val="center"/>
           </w:tcPr>
           <w:p>
-            <w:pPr>
-              <w:spacing w:after="0"/>
-            </w:pPr>
-            <w:r>
-              <w:rPr>
-                <w:b w:val="false"/>
-                <w:bCs w:val="false"/>
+            <w:r>
+              <w:rPr>
                 <w:color w:val="000000"/>
                 <w:sz w:val="20"/>
                 <w:szCs w:val="20"/>
               </w:rPr>
-              <w:t xml:space="preserve">Financial years</w:t>
+              <w:t>Financial years</w:t>
             </w:r>
           </w:p>
         </w:tc>
         <w:tc>
           <w:tcPr>
-            <w:tcW w:type="dxa" w:w="2900"/>
-            <w:shd w:fill="FFFFFF" w:color="auto" w:val="clear"/>
-            <w:tcMar>
-              <w:top w:type="dxa" w:w="90"/>
-              <w:left w:type="dxa" w:w="130"/>
-              <w:bottom w:type="dxa" w:w="90"/>
-              <w:right w:type="dxa" w:w="130"/>
+            <w:tcW w:w="2900" w:type="dxa"/>
+            <w:shd w:val="clear" w:color="auto" w:fill="FFFFFF"/>
+            <w:tcMar>
+              <w:top w:w="90" w:type="dxa"/>
+              <w:left w:w="130" w:type="dxa"/>
+              <w:bottom w:w="90" w:type="dxa"/>
+              <w:right w:w="130" w:type="dxa"/>
             </w:tcMar>
             <w:vAlign w:val="center"/>
           </w:tcPr>
           <w:p>
-            <w:pPr>
-              <w:spacing w:after="0"/>
-            </w:pPr>
-            <w:r>
-              <w:rPr>
-                <w:b w:val="false"/>
-                <w:bCs w:val="false"/>
+            <w:r>
+              <w:rPr>
                 <w:color w:val="000000"/>
                 <w:sz w:val="20"/>
                 <w:szCs w:val="20"/>
               </w:rPr>
-              <w:t xml:space="preserve">Yes</w:t>
+              <w:t>Yes</w:t>
             </w:r>
           </w:p>
         </w:tc>
         <w:tc>
           <w:tcPr>
-            <w:tcW w:type="dxa" w:w="2800"/>
-            <w:shd w:fill="FFFFFF" w:color="auto" w:val="clear"/>
-            <w:tcMar>
-              <w:top w:type="dxa" w:w="90"/>
-              <w:left w:type="dxa" w:w="130"/>
-              <w:bottom w:type="dxa" w:w="90"/>
-              <w:right w:type="dxa" w:w="130"/>
+            <w:tcW w:w="2800" w:type="dxa"/>
+            <w:shd w:val="clear" w:color="auto" w:fill="FFFFFF"/>
+            <w:tcMar>
+              <w:top w:w="90" w:type="dxa"/>
+              <w:left w:w="130" w:type="dxa"/>
+              <w:bottom w:w="90" w:type="dxa"/>
+              <w:right w:w="130" w:type="dxa"/>
             </w:tcMar>
             <w:vAlign w:val="center"/>
           </w:tcPr>
           <w:p>
-            <w:pPr>
-              <w:spacing w:after="0"/>
-            </w:pPr>
-            <w:r>
-              <w:rPr>
-                <w:b w:val="false"/>
-                <w:bCs w:val="false"/>
+            <w:r>
+              <w:rPr>
                 <w:color w:val="000000"/>
                 <w:sz w:val="20"/>
                 <w:szCs w:val="20"/>
               </w:rPr>
-              <w:t xml:space="preserve">No</w:t>
+              <w:t>No</w:t>
             </w:r>
           </w:p>
         </w:tc>
       </w:tr>
       <w:tr>
-        <w:trPr>
-          <w:tblHeader w:val="off"/>
-        </w:trPr>
-        <w:tc>
-          <w:tcPr>
-            <w:tcW w:type="dxa" w:w="3200"/>
-            <w:shd w:fill="FFFFFF" w:color="auto" w:val="clear"/>
-            <w:tcMar>
-              <w:top w:type="dxa" w:w="90"/>
-              <w:left w:type="dxa" w:w="130"/>
-              <w:bottom w:type="dxa" w:w="90"/>
-              <w:right w:type="dxa" w:w="130"/>
+        <w:tblPrEx>
+          <w:tblCellMar>
+            <w:top w:w="0" w:type="dxa"/>
+            <w:bottom w:w="0" w:type="dxa"/>
+          </w:tblCellMar>
+        </w:tblPrEx>
+        <w:tc>
+          <w:tcPr>
+            <w:tcW w:w="3200" w:type="dxa"/>
+            <w:shd w:val="clear" w:color="auto" w:fill="FFFFFF"/>
+            <w:tcMar>
+              <w:top w:w="90" w:type="dxa"/>
+              <w:left w:w="130" w:type="dxa"/>
+              <w:bottom w:w="90" w:type="dxa"/>
+              <w:right w:w="130" w:type="dxa"/>
             </w:tcMar>
             <w:vAlign w:val="center"/>
           </w:tcPr>
           <w:p>
-            <w:pPr>
-              <w:spacing w:after="0"/>
-            </w:pPr>
-            <w:r>
-              <w:rPr>
-                <w:b w:val="false"/>
-                <w:bCs w:val="false"/>
+            <w:r>
+              <w:rPr>
                 <w:color w:val="000000"/>
                 <w:sz w:val="20"/>
                 <w:szCs w:val="20"/>
               </w:rPr>
-              <w:t xml:space="preserve">Products, customers, suppliers</w:t>
+              <w:t>Products, customers, suppliers</w:t>
             </w:r>
           </w:p>
         </w:tc>
         <w:tc>
           <w:tcPr>
-            <w:tcW w:type="dxa" w:w="2900"/>
-            <w:shd w:fill="FFFFFF" w:color="auto" w:val="clear"/>
-            <w:tcMar>
-              <w:top w:type="dxa" w:w="90"/>
-              <w:left w:type="dxa" w:w="130"/>
-              <w:bottom w:type="dxa" w:w="90"/>
-              <w:right w:type="dxa" w:w="130"/>
+            <w:tcW w:w="2900" w:type="dxa"/>
+            <w:shd w:val="clear" w:color="auto" w:fill="FFFFFF"/>
+            <w:tcMar>
+              <w:top w:w="90" w:type="dxa"/>
+              <w:left w:w="130" w:type="dxa"/>
+              <w:bottom w:w="90" w:type="dxa"/>
+              <w:right w:w="130" w:type="dxa"/>
             </w:tcMar>
             <w:vAlign w:val="center"/>
           </w:tcPr>
           <w:p>
-            <w:pPr>
-              <w:spacing w:after="0"/>
-            </w:pPr>
-            <w:r>
-              <w:rPr>
-                <w:b w:val="false"/>
-                <w:bCs w:val="false"/>
+            <w:r>
+              <w:rPr>
                 <w:color w:val="000000"/>
                 <w:sz w:val="20"/>
                 <w:szCs w:val="20"/>
               </w:rPr>
-              <w:t xml:space="preserve">Yes</w:t>
+              <w:t>Yes</w:t>
             </w:r>
           </w:p>
         </w:tc>
         <w:tc>
           <w:tcPr>
-            <w:tcW w:type="dxa" w:w="2800"/>
-            <w:shd w:fill="FFFFFF" w:color="auto" w:val="clear"/>
-            <w:tcMar>
-              <w:top w:type="dxa" w:w="90"/>
-              <w:left w:type="dxa" w:w="130"/>
-              <w:bottom w:type="dxa" w:w="90"/>
-              <w:right w:type="dxa" w:w="130"/>
+            <w:tcW w:w="2800" w:type="dxa"/>
+            <w:shd w:val="clear" w:color="auto" w:fill="FFFFFF"/>
+            <w:tcMar>
+              <w:top w:w="90" w:type="dxa"/>
+              <w:left w:w="130" w:type="dxa"/>
+              <w:bottom w:w="90" w:type="dxa"/>
+              <w:right w:w="130" w:type="dxa"/>
             </w:tcMar>
             <w:vAlign w:val="center"/>
           </w:tcPr>
           <w:p>
-            <w:pPr>
-              <w:spacing w:after="0"/>
-            </w:pPr>
-            <w:r>
-              <w:rPr>
-                <w:b w:val="false"/>
-                <w:bCs w:val="false"/>
+            <w:r>
+              <w:rPr>
                 <w:color w:val="000000"/>
                 <w:sz w:val="20"/>
                 <w:szCs w:val="20"/>
               </w:rPr>
-              <w:t xml:space="preserve">Yes</w:t>
+              <w:t>Yes</w:t>
             </w:r>
           </w:p>
         </w:tc>
       </w:tr>
       <w:tr>
-        <w:trPr>
-          <w:tblHeader w:val="off"/>
-        </w:trPr>
-        <w:tc>
-          <w:tcPr>
-            <w:tcW w:type="dxa" w:w="3200"/>
-            <w:shd w:fill="FFFFFF" w:color="auto" w:val="clear"/>
-            <w:tcMar>
-              <w:top w:type="dxa" w:w="90"/>
-              <w:left w:type="dxa" w:w="130"/>
-              <w:bottom w:type="dxa" w:w="90"/>
-              <w:right w:type="dxa" w:w="130"/>
+        <w:tblPrEx>
+          <w:tblCellMar>
+            <w:top w:w="0" w:type="dxa"/>
+            <w:bottom w:w="0" w:type="dxa"/>
+          </w:tblCellMar>
+        </w:tblPrEx>
+        <w:tc>
+          <w:tcPr>
+            <w:tcW w:w="3200" w:type="dxa"/>
+            <w:shd w:val="clear" w:color="auto" w:fill="FFFFFF"/>
+            <w:tcMar>
+              <w:top w:w="90" w:type="dxa"/>
+              <w:left w:w="130" w:type="dxa"/>
+              <w:bottom w:w="90" w:type="dxa"/>
+              <w:right w:w="130" w:type="dxa"/>
             </w:tcMar>
             <w:vAlign w:val="center"/>
           </w:tcPr>
           <w:p>
-            <w:pPr>
-              <w:spacing w:after="0"/>
-            </w:pPr>
-            <w:r>
-              <w:rPr>
-                <w:b w:val="false"/>
-                <w:bCs w:val="false"/>
+            <w:r>
+              <w:rPr>
                 <w:color w:val="000000"/>
                 <w:sz w:val="20"/>
                 <w:szCs w:val="20"/>
               </w:rPr>
-              <w:t xml:space="preserve">Stock entry and billing</w:t>
+              <w:t>Stock entry and billing</w:t>
             </w:r>
           </w:p>
         </w:tc>
         <w:tc>
           <w:tcPr>
-            <w:tcW w:type="dxa" w:w="2900"/>
-            <w:shd w:fill="FFFFFF" w:color="auto" w:val="clear"/>
-            <w:tcMar>
-              <w:top w:type="dxa" w:w="90"/>
-              <w:left w:type="dxa" w:w="130"/>
-              <w:bottom w:type="dxa" w:w="90"/>
-              <w:right w:type="dxa" w:w="130"/>
+            <w:tcW w:w="2900" w:type="dxa"/>
+            <w:shd w:val="clear" w:color="auto" w:fill="FFFFFF"/>
+            <w:tcMar>
+              <w:top w:w="90" w:type="dxa"/>
+              <w:left w:w="130" w:type="dxa"/>
+              <w:bottom w:w="90" w:type="dxa"/>
+              <w:right w:w="130" w:type="dxa"/>
             </w:tcMar>
             <w:vAlign w:val="center"/>
           </w:tcPr>
           <w:p>
-            <w:pPr>
-              <w:spacing w:after="0"/>
-            </w:pPr>
-            <w:r>
-              <w:rPr>
-                <w:b w:val="false"/>
-                <w:bCs w:val="false"/>
+            <w:r>
+              <w:rPr>
                 <w:color w:val="000000"/>
                 <w:sz w:val="20"/>
                 <w:szCs w:val="20"/>
               </w:rPr>
-              <w:t xml:space="preserve">Yes</w:t>
+              <w:t>Yes</w:t>
             </w:r>
           </w:p>
         </w:tc>
         <w:tc>
           <w:tcPr>
-            <w:tcW w:type="dxa" w:w="2800"/>
-            <w:shd w:fill="FFFFFF" w:color="auto" w:val="clear"/>
-            <w:tcMar>
-              <w:top w:type="dxa" w:w="90"/>
-              <w:left w:type="dxa" w:w="130"/>
-              <w:bottom w:type="dxa" w:w="90"/>
-              <w:right w:type="dxa" w:w="130"/>
+            <w:tcW w:w="2800" w:type="dxa"/>
+            <w:shd w:val="clear" w:color="auto" w:fill="FFFFFF"/>
+            <w:tcMar>
+              <w:top w:w="90" w:type="dxa"/>
+              <w:left w:w="130" w:type="dxa"/>
+              <w:bottom w:w="90" w:type="dxa"/>
+              <w:right w:w="130" w:type="dxa"/>
             </w:tcMar>
             <w:vAlign w:val="center"/>
           </w:tcPr>
           <w:p>
-            <w:pPr>
-              <w:spacing w:after="0"/>
-            </w:pPr>
-            <w:r>
-              <w:rPr>
-                <w:b w:val="false"/>
-                <w:bCs w:val="false"/>
+            <w:r>
+              <w:rPr>
                 <w:color w:val="000000"/>
                 <w:sz w:val="20"/>
                 <w:szCs w:val="20"/>
               </w:rPr>
-              <w:t xml:space="preserve">Yes</w:t>
+              <w:t>Yes</w:t>
             </w:r>
           </w:p>
         </w:tc>
       </w:tr>
       <w:tr>
-        <w:trPr>
-          <w:tblHeader w:val="off"/>
-        </w:trPr>
-        <w:tc>
-          <w:tcPr>
-            <w:tcW w:type="dxa" w:w="3200"/>
-            <w:shd w:fill="FFFFFF" w:color="auto" w:val="clear"/>
-            <w:tcMar>
-              <w:top w:type="dxa" w:w="90"/>
-              <w:left w:type="dxa" w:w="130"/>
-              <w:bottom w:type="dxa" w:w="90"/>
-              <w:right w:type="dxa" w:w="130"/>
+        <w:tblPrEx>
+          <w:tblCellMar>
+            <w:top w:w="0" w:type="dxa"/>
+            <w:bottom w:w="0" w:type="dxa"/>
+          </w:tblCellMar>
+        </w:tblPrEx>
+        <w:tc>
+          <w:tcPr>
+            <w:tcW w:w="3200" w:type="dxa"/>
+            <w:shd w:val="clear" w:color="auto" w:fill="FFFFFF"/>
+            <w:tcMar>
+              <w:top w:w="90" w:type="dxa"/>
+              <w:left w:w="130" w:type="dxa"/>
+              <w:bottom w:w="90" w:type="dxa"/>
+              <w:right w:w="130" w:type="dxa"/>
             </w:tcMar>
             <w:vAlign w:val="center"/>
           </w:tcPr>
           <w:p>
-            <w:pPr>
-              <w:spacing w:after="0"/>
-            </w:pPr>
-            <w:r>
-              <w:rPr>
-                <w:b w:val="false"/>
-                <w:bCs w:val="false"/>
+            <w:r>
+              <w:rPr>
                 <w:color w:val="000000"/>
                 <w:sz w:val="20"/>
                 <w:szCs w:val="20"/>
               </w:rPr>
-              <w:t xml:space="preserve">Creating cashiers and managers</w:t>
+              <w:t>Creating cashiers and managers</w:t>
             </w:r>
           </w:p>
         </w:tc>
         <w:tc>
           <w:tcPr>
-            <w:tcW w:type="dxa" w:w="2900"/>
-            <w:shd w:fill="FFFFFF" w:color="auto" w:val="clear"/>
-            <w:tcMar>
-              <w:top w:type="dxa" w:w="90"/>
-              <w:left w:type="dxa" w:w="130"/>
-              <w:bottom w:type="dxa" w:w="90"/>
-              <w:right w:type="dxa" w:w="130"/>
+            <w:tcW w:w="2900" w:type="dxa"/>
+            <w:shd w:val="clear" w:color="auto" w:fill="FFFFFF"/>
+            <w:tcMar>
+              <w:top w:w="90" w:type="dxa"/>
+              <w:left w:w="130" w:type="dxa"/>
+              <w:bottom w:w="90" w:type="dxa"/>
+              <w:right w:w="130" w:type="dxa"/>
             </w:tcMar>
             <w:vAlign w:val="center"/>
           </w:tcPr>
           <w:p>
-            <w:pPr>
-              <w:spacing w:after="0"/>
-            </w:pPr>
-            <w:r>
-              <w:rPr>
-                <w:b w:val="false"/>
-                <w:bCs w:val="false"/>
+            <w:r>
+              <w:rPr>
                 <w:color w:val="000000"/>
                 <w:sz w:val="20"/>
                 <w:szCs w:val="20"/>
               </w:rPr>
-              <w:t xml:space="preserve">Yes</w:t>
+              <w:t>Yes</w:t>
             </w:r>
           </w:p>
         </w:tc>
         <w:tc>
           <w:tcPr>
-            <w:tcW w:type="dxa" w:w="2800"/>
-            <w:shd w:fill="FFFFFF" w:color="auto" w:val="clear"/>
-            <w:tcMar>
-              <w:top w:type="dxa" w:w="90"/>
-              <w:left w:type="dxa" w:w="130"/>
-              <w:bottom w:type="dxa" w:w="90"/>
-              <w:right w:type="dxa" w:w="130"/>
+            <w:tcW w:w="2800" w:type="dxa"/>
+            <w:shd w:val="clear" w:color="auto" w:fill="FFFFFF"/>
+            <w:tcMar>
+              <w:top w:w="90" w:type="dxa"/>
+              <w:left w:w="130" w:type="dxa"/>
+              <w:bottom w:w="90" w:type="dxa"/>
+              <w:right w:w="130" w:type="dxa"/>
             </w:tcMar>
             <w:vAlign w:val="center"/>
           </w:tcPr>
           <w:p>
-            <w:pPr>
-              <w:spacing w:after="0"/>
-            </w:pPr>
-            <w:r>
-              <w:rPr>
-                <w:b w:val="false"/>
-                <w:bCs w:val="false"/>
+            <w:r>
+              <w:rPr>
                 <w:color w:val="000000"/>
                 <w:sz w:val="20"/>
                 <w:szCs w:val="20"/>
               </w:rPr>
-              <w:t xml:space="preserve">Yes</w:t>
+              <w:t>Yes</w:t>
             </w:r>
           </w:p>
         </w:tc>
@@ -1420,8 +2801,9 @@
     <w:p>
       <w:pPr>
         <w:pStyle w:val="Heading2"/>
-        <w:spacing w:after="100" w:before="300"/>
-      </w:pPr>
+        <w:spacing w:before="300" w:after="100"/>
+      </w:pPr>
+      <w:bookmarkStart w:id="4" w:name="_Toc241673126"/>
       <w:r>
         <w:rPr>
           <w:b/>
@@ -1430,32 +2812,34 @@
           <w:sz w:val="23"/>
           <w:szCs w:val="23"/>
         </w:rPr>
-        <w:t xml:space="preserve">Sign-in details</w:t>
-      </w:r>
-    </w:p>
-    <w:p>
-      <w:pPr>
-        <w:spacing w:after="140" w:line="280"/>
-      </w:pPr>
-      <w:r>
-        <w:rPr>
-          <w:sz w:val="21"/>
-          <w:szCs w:val="21"/>
-        </w:rPr>
-        <w:t xml:space="preserve">Use the account below. Change the password after the first sign-in.</w:t>
+        <w:t>Sign-in details</w:t>
+      </w:r>
+      <w:bookmarkEnd w:id="4"/>
+    </w:p>
+    <w:p>
+      <w:pPr>
+        <w:spacing w:after="140"/>
+      </w:pPr>
+      <w:r>
+        <w:t>Use the account below. Change the password after the first sign-in.</w:t>
       </w:r>
     </w:p>
     <w:tbl>
       <w:tblPr>
-        <w:tblW w:type="dxa" w:w="8900"/>
+        <w:tblW w:w="8900" w:type="dxa"/>
         <w:tblBorders>
-          <w:top w:val="single" w:color="auto" w:sz="4"/>
-          <w:left w:val="single" w:color="auto" w:sz="4"/>
-          <w:bottom w:val="single" w:color="auto" w:sz="4"/>
-          <w:right w:val="single" w:color="auto" w:sz="4"/>
-          <w:insideH w:val="single" w:color="auto" w:sz="4"/>
-          <w:insideV w:val="single" w:color="auto" w:sz="4"/>
+          <w:top w:val="single" w:sz="4" w:space="0" w:color="auto"/>
+          <w:left w:val="single" w:sz="4" w:space="0" w:color="auto"/>
+          <w:bottom w:val="single" w:sz="4" w:space="0" w:color="auto"/>
+          <w:right w:val="single" w:sz="4" w:space="0" w:color="auto"/>
+          <w:insideH w:val="single" w:sz="4" w:space="0" w:color="auto"/>
+          <w:insideV w:val="single" w:sz="4" w:space="0" w:color="auto"/>
         </w:tblBorders>
+        <w:tblCellMar>
+          <w:left w:w="10" w:type="dxa"/>
+          <w:right w:w="10" w:type="dxa"/>
+        </w:tblCellMar>
+        <w:tblLook w:val="04A0" w:firstRow="1" w:lastRow="0" w:firstColumn="1" w:lastColumn="0" w:noHBand="0" w:noVBand="1"/>
       </w:tblPr>
       <w:tblGrid>
         <w:gridCol w:w="2400"/>
@@ -1463,25 +2847,28 @@
         <w:gridCol w:w="2300"/>
       </w:tblGrid>
       <w:tr>
+        <w:tblPrEx>
+          <w:tblCellMar>
+            <w:top w:w="0" w:type="dxa"/>
+            <w:bottom w:w="0" w:type="dxa"/>
+          </w:tblCellMar>
+        </w:tblPrEx>
         <w:trPr>
           <w:tblHeader/>
         </w:trPr>
         <w:tc>
           <w:tcPr>
-            <w:tcW w:type="dxa" w:w="2400"/>
-            <w:shd w:fill="1F3864" w:color="auto" w:val="clear"/>
-            <w:tcMar>
-              <w:top w:type="dxa" w:w="90"/>
-              <w:left w:type="dxa" w:w="130"/>
-              <w:bottom w:type="dxa" w:w="90"/>
-              <w:right w:type="dxa" w:w="130"/>
+            <w:tcW w:w="2400" w:type="dxa"/>
+            <w:shd w:val="clear" w:color="auto" w:fill="1F3864"/>
+            <w:tcMar>
+              <w:top w:w="90" w:type="dxa"/>
+              <w:left w:w="130" w:type="dxa"/>
+              <w:bottom w:w="90" w:type="dxa"/>
+              <w:right w:w="130" w:type="dxa"/>
             </w:tcMar>
             <w:vAlign w:val="center"/>
           </w:tcPr>
           <w:p>
-            <w:pPr>
-              <w:spacing w:after="0"/>
-            </w:pPr>
             <w:r>
               <w:rPr>
                 <w:b/>
@@ -1490,26 +2877,23 @@
                 <w:sz w:val="20"/>
                 <w:szCs w:val="20"/>
               </w:rPr>
-              <w:t xml:space="preserve">Role</w:t>
+              <w:t>Role</w:t>
             </w:r>
           </w:p>
         </w:tc>
         <w:tc>
           <w:tcPr>
-            <w:tcW w:type="dxa" w:w="4200"/>
-            <w:shd w:fill="1F3864" w:color="auto" w:val="clear"/>
-            <w:tcMar>
-              <w:top w:type="dxa" w:w="90"/>
-              <w:left w:type="dxa" w:w="130"/>
-              <w:bottom w:type="dxa" w:w="90"/>
-              <w:right w:type="dxa" w:w="130"/>
+            <w:tcW w:w="4200" w:type="dxa"/>
+            <w:shd w:val="clear" w:color="auto" w:fill="1F3864"/>
+            <w:tcMar>
+              <w:top w:w="90" w:type="dxa"/>
+              <w:left w:w="130" w:type="dxa"/>
+              <w:bottom w:w="90" w:type="dxa"/>
+              <w:right w:w="130" w:type="dxa"/>
             </w:tcMar>
             <w:vAlign w:val="center"/>
           </w:tcPr>
           <w:p>
-            <w:pPr>
-              <w:spacing w:after="0"/>
-            </w:pPr>
             <w:r>
               <w:rPr>
                 <w:b/>
@@ -1518,26 +2902,23 @@
                 <w:sz w:val="20"/>
                 <w:szCs w:val="20"/>
               </w:rPr>
-              <w:t xml:space="preserve">Email</w:t>
+              <w:t>Email</w:t>
             </w:r>
           </w:p>
         </w:tc>
         <w:tc>
           <w:tcPr>
-            <w:tcW w:type="dxa" w:w="2300"/>
-            <w:shd w:fill="1F3864" w:color="auto" w:val="clear"/>
-            <w:tcMar>
-              <w:top w:type="dxa" w:w="90"/>
-              <w:left w:type="dxa" w:w="130"/>
-              <w:bottom w:type="dxa" w:w="90"/>
-              <w:right w:type="dxa" w:w="130"/>
+            <w:tcW w:w="2300" w:type="dxa"/>
+            <w:shd w:val="clear" w:color="auto" w:fill="1F3864"/>
+            <w:tcMar>
+              <w:top w:w="90" w:type="dxa"/>
+              <w:left w:w="130" w:type="dxa"/>
+              <w:bottom w:w="90" w:type="dxa"/>
+              <w:right w:w="130" w:type="dxa"/>
             </w:tcMar>
             <w:vAlign w:val="center"/>
           </w:tcPr>
           <w:p>
-            <w:pPr>
-              <w:spacing w:after="0"/>
-            </w:pPr>
             <w:r>
               <w:rPr>
                 <w:b/>
@@ -1546,96 +2927,84 @@
                 <w:sz w:val="20"/>
                 <w:szCs w:val="20"/>
               </w:rPr>
-              <w:t xml:space="preserve">Password</w:t>
+              <w:t>Password</w:t>
             </w:r>
           </w:p>
         </w:tc>
       </w:tr>
       <w:tr>
-        <w:trPr>
-          <w:tblHeader w:val="off"/>
-        </w:trPr>
-        <w:tc>
-          <w:tcPr>
-            <w:tcW w:type="dxa" w:w="2400"/>
-            <w:shd w:fill="FFFFFF" w:color="auto" w:val="clear"/>
-            <w:tcMar>
-              <w:top w:type="dxa" w:w="90"/>
-              <w:left w:type="dxa" w:w="130"/>
-              <w:bottom w:type="dxa" w:w="90"/>
-              <w:right w:type="dxa" w:w="130"/>
+        <w:tblPrEx>
+          <w:tblCellMar>
+            <w:top w:w="0" w:type="dxa"/>
+            <w:bottom w:w="0" w:type="dxa"/>
+          </w:tblCellMar>
+        </w:tblPrEx>
+        <w:tc>
+          <w:tcPr>
+            <w:tcW w:w="2400" w:type="dxa"/>
+            <w:shd w:val="clear" w:color="auto" w:fill="FFFFFF"/>
+            <w:tcMar>
+              <w:top w:w="90" w:type="dxa"/>
+              <w:left w:w="130" w:type="dxa"/>
+              <w:bottom w:w="90" w:type="dxa"/>
+              <w:right w:w="130" w:type="dxa"/>
             </w:tcMar>
             <w:vAlign w:val="center"/>
           </w:tcPr>
           <w:p>
-            <w:pPr>
-              <w:spacing w:after="0"/>
-            </w:pPr>
-            <w:r>
-              <w:rPr>
-                <w:b w:val="false"/>
-                <w:bCs w:val="false"/>
+            <w:r>
+              <w:rPr>
                 <w:color w:val="000000"/>
                 <w:sz w:val="20"/>
                 <w:szCs w:val="20"/>
               </w:rPr>
-              <w:t xml:space="preserve">Super Administrator</w:t>
+              <w:t>Super Administrator</w:t>
             </w:r>
           </w:p>
         </w:tc>
         <w:tc>
           <w:tcPr>
-            <w:tcW w:type="dxa" w:w="4200"/>
-            <w:shd w:fill="FFFFFF" w:color="auto" w:val="clear"/>
-            <w:tcMar>
-              <w:top w:type="dxa" w:w="90"/>
-              <w:left w:type="dxa" w:w="130"/>
-              <w:bottom w:type="dxa" w:w="90"/>
-              <w:right w:type="dxa" w:w="130"/>
+            <w:tcW w:w="4200" w:type="dxa"/>
+            <w:shd w:val="clear" w:color="auto" w:fill="FFFFFF"/>
+            <w:tcMar>
+              <w:top w:w="90" w:type="dxa"/>
+              <w:left w:w="130" w:type="dxa"/>
+              <w:bottom w:w="90" w:type="dxa"/>
+              <w:right w:w="130" w:type="dxa"/>
             </w:tcMar>
             <w:vAlign w:val="center"/>
           </w:tcPr>
           <w:p>
-            <w:pPr>
-              <w:spacing w:after="0"/>
-            </w:pPr>
-            <w:r>
-              <w:rPr>
-                <w:b w:val="false"/>
-                <w:bCs w:val="false"/>
+            <w:r>
+              <w:rPr>
                 <w:color w:val="000000"/>
                 <w:sz w:val="20"/>
                 <w:szCs w:val="20"/>
               </w:rPr>
-              <w:t xml:space="preserve">prinsonsilvancardoza@gmail.com</w:t>
+              <w:t>prinsonsilvancardoza@gmail.com</w:t>
             </w:r>
           </w:p>
         </w:tc>
         <w:tc>
           <w:tcPr>
-            <w:tcW w:type="dxa" w:w="2300"/>
-            <w:shd w:fill="FFFFFF" w:color="auto" w:val="clear"/>
-            <w:tcMar>
-              <w:top w:type="dxa" w:w="90"/>
-              <w:left w:type="dxa" w:w="130"/>
-              <w:bottom w:type="dxa" w:w="90"/>
-              <w:right w:type="dxa" w:w="130"/>
+            <w:tcW w:w="2300" w:type="dxa"/>
+            <w:shd w:val="clear" w:color="auto" w:fill="FFFFFF"/>
+            <w:tcMar>
+              <w:top w:w="90" w:type="dxa"/>
+              <w:left w:w="130" w:type="dxa"/>
+              <w:bottom w:w="90" w:type="dxa"/>
+              <w:right w:w="130" w:type="dxa"/>
             </w:tcMar>
             <w:vAlign w:val="center"/>
           </w:tcPr>
           <w:p>
-            <w:pPr>
-              <w:spacing w:after="0"/>
-            </w:pPr>
-            <w:r>
-              <w:rPr>
-                <w:b w:val="false"/>
-                <w:bCs w:val="false"/>
+            <w:r>
+              <w:rPr>
                 <w:color w:val="000000"/>
                 <w:sz w:val="20"/>
                 <w:szCs w:val="20"/>
               </w:rPr>
-              <w:t xml:space="preserve">prinson@123</w:t>
+              <w:t>prinson@123</w:t>
             </w:r>
           </w:p>
         </w:tc>
@@ -1644,9 +3013,9 @@
     <w:p>
       <w:pPr>
         <w:pBdr>
-          <w:left w:val="single" w:color="1F3864" w:sz="12" w:space="10"/>
+          <w:left w:val="single" w:sz="12" w:space="10" w:color="1F3864"/>
         </w:pBdr>
-        <w:spacing w:after="200" w:before="60"/>
+        <w:spacing w:before="60" w:after="200"/>
         <w:ind w:left="200"/>
       </w:pPr>
       <w:r>
@@ -1657,7 +3026,7 @@
           <w:sz w:val="20"/>
           <w:szCs w:val="20"/>
         </w:rPr>
-        <w:t xml:space="preserve">Treat this account as a master key. It can reach every store's data, so it should stay with the implementation team and not be shared with store staff.</w:t>
+        <w:t>Treat this account as a master key. It can reach every store's data, so it should stay with the implementation team and not be shared with store staff.</w:t>
       </w:r>
     </w:p>
     <w:p>
@@ -1668,8 +3037,9 @@
     <w:p>
       <w:pPr>
         <w:pStyle w:val="Heading1"/>
-        <w:spacing w:after="140" w:before="400"/>
-      </w:pPr>
+        <w:spacing w:before="400" w:after="140"/>
+      </w:pPr>
+      <w:bookmarkStart w:id="5" w:name="_Toc241673127"/>
       <w:r>
         <w:rPr>
           <w:b/>
@@ -1678,32 +3048,33 @@
           <w:sz w:val="28"/>
           <w:szCs w:val="28"/>
         </w:rPr>
-        <w:t xml:space="preserve">2. Signing in</w:t>
-      </w:r>
-    </w:p>
-    <w:p>
-      <w:pPr>
-        <w:spacing w:after="140" w:line="280"/>
-      </w:pPr>
-      <w:r>
-        <w:rPr>
-          <w:sz w:val="21"/>
-          <w:szCs w:val="21"/>
-        </w:rPr>
-        <w:t xml:space="preserve">Open the application in a browser, or start the Omnia POS desktop application, and enter the email address and password.</w:t>
-      </w:r>
-    </w:p>
-    <w:p>
-      <w:pPr>
-        <w:spacing w:after="60" w:before="80"/>
+        <w:lastRenderedPageBreak/>
+        <w:t>2. Signing in</w:t>
+      </w:r>
+      <w:bookmarkEnd w:id="5"/>
+    </w:p>
+    <w:p>
+      <w:pPr>
+        <w:spacing w:after="140"/>
+      </w:pPr>
+      <w:r>
+        <w:t>Open the application in a browser, or start the Omnia POS desktop application, and enter the email address and password.</w:t>
+      </w:r>
+    </w:p>
+    <w:p>
+      <w:pPr>
+        <w:spacing w:before="80" w:after="60"/>
         <w:jc w:val="center"/>
       </w:pPr>
       <w:r>
+        <w:rPr>
+          <w:noProof/>
+        </w:rPr>
         <w:drawing>
-          <wp:inline distT="0" distB="0" distL="0" distR="0">
+          <wp:inline distT="0" distB="0" distL="0" distR="0" wp14:anchorId="02FEB9AB" wp14:editId="01257A84">
             <wp:extent cx="5619750" cy="3314700"/>
-            <wp:effectExtent t="0" r="0" b="0" l="0"/>
-            <wp:docPr id="1" name="" descr="" title=""/>
+            <wp:effectExtent l="0" t="0" r="0" b="0"/>
+            <wp:docPr id="1" name="Picture 1"/>
             <wp:cNvGraphicFramePr>
               <a:graphicFrameLocks xmlns:a="http://schemas.openxmlformats.org/drawingml/2006/main" noChangeAspect="1"/>
             </wp:cNvGraphicFramePr>
@@ -1711,13 +3082,13 @@
               <a:graphicData uri="http://schemas.openxmlformats.org/drawingml/2006/picture">
                 <pic:pic xmlns:pic="http://schemas.openxmlformats.org/drawingml/2006/picture">
                   <pic:nvPicPr>
-                    <pic:cNvPr id="0" name="" descr=""/>
+                    <pic:cNvPr id="0" name=""/>
                     <pic:cNvPicPr>
                       <a:picLocks noChangeAspect="1" noChangeArrowheads="1"/>
                     </pic:cNvPicPr>
                   </pic:nvPicPr>
                   <pic:blipFill>
-                    <a:blip r:embed="rId9" cstate="none"/>
+                    <a:blip r:embed="rId7"/>
                     <a:srcRect/>
                     <a:stretch>
                       <a:fillRect/>
@@ -1750,14 +3121,15 @@
           <w:sz w:val="18"/>
           <w:szCs w:val="18"/>
         </w:rPr>
-        <w:t xml:space="preserve">Figure 1. Sign-in screen</w:t>
+        <w:t>Figure 1. Sign-in screen</w:t>
       </w:r>
     </w:p>
     <w:p>
       <w:pPr>
         <w:pStyle w:val="Heading2"/>
-        <w:spacing w:after="100" w:before="300"/>
-      </w:pPr>
+        <w:spacing w:before="300" w:after="100"/>
+      </w:pPr>
+      <w:bookmarkStart w:id="6" w:name="_Toc241673128"/>
       <w:r>
         <w:rPr>
           <w:b/>
@@ -1766,32 +3138,32 @@
           <w:sz w:val="23"/>
           <w:szCs w:val="23"/>
         </w:rPr>
-        <w:t xml:space="preserve">Selecting the financial year</w:t>
-      </w:r>
-    </w:p>
-    <w:p>
-      <w:pPr>
-        <w:spacing w:after="140" w:line="280"/>
-      </w:pPr>
-      <w:r>
-        <w:rPr>
-          <w:sz w:val="21"/>
-          <w:szCs w:val="21"/>
-        </w:rPr>
-        <w:t xml:space="preserve">After the password is accepted the system asks which financial year to work in. Every document created during the session is numbered against the year picked here, so confirm it is the running year before continuing.</w:t>
-      </w:r>
-    </w:p>
-    <w:p>
-      <w:pPr>
-        <w:spacing w:after="60" w:before="80"/>
+        <w:t>Selecting the financial year</w:t>
+      </w:r>
+      <w:bookmarkEnd w:id="6"/>
+    </w:p>
+    <w:p>
+      <w:pPr>
+        <w:spacing w:after="140"/>
+      </w:pPr>
+      <w:r>
+        <w:t>After the password is accepted the system asks which financial year to work in. Every document created during the session is numbered against the year picked here, so confirm it is the running year before continuing.</w:t>
+      </w:r>
+    </w:p>
+    <w:p>
+      <w:pPr>
+        <w:spacing w:before="80" w:after="60"/>
         <w:jc w:val="center"/>
       </w:pPr>
       <w:r>
+        <w:rPr>
+          <w:noProof/>
+        </w:rPr>
         <w:drawing>
-          <wp:inline distT="0" distB="0" distL="0" distR="0">
+          <wp:inline distT="0" distB="0" distL="0" distR="0" wp14:anchorId="15D9BF93" wp14:editId="5D97158E">
             <wp:extent cx="5619750" cy="3314700"/>
-            <wp:effectExtent t="0" r="0" b="0" l="0"/>
-            <wp:docPr id="2" name="" descr="" title=""/>
+            <wp:effectExtent l="0" t="0" r="0" b="0"/>
+            <wp:docPr id="2" name="Picture 2"/>
             <wp:cNvGraphicFramePr>
               <a:graphicFrameLocks xmlns:a="http://schemas.openxmlformats.org/drawingml/2006/main" noChangeAspect="1"/>
             </wp:cNvGraphicFramePr>
@@ -1799,13 +3171,13 @@
               <a:graphicData uri="http://schemas.openxmlformats.org/drawingml/2006/picture">
                 <pic:pic xmlns:pic="http://schemas.openxmlformats.org/drawingml/2006/picture">
                   <pic:nvPicPr>
-                    <pic:cNvPr id="0" name="" descr=""/>
+                    <pic:cNvPr id="0" name=""/>
                     <pic:cNvPicPr>
                       <a:picLocks noChangeAspect="1" noChangeArrowheads="1"/>
                     </pic:cNvPicPr>
                   </pic:nvPicPr>
                   <pic:blipFill>
-                    <a:blip r:embed="rId10" cstate="none"/>
+                    <a:blip r:embed="rId8"/>
                     <a:srcRect/>
                     <a:stretch>
                       <a:fillRect/>
@@ -1838,14 +3210,15 @@
           <w:sz w:val="18"/>
           <w:szCs w:val="18"/>
         </w:rPr>
-        <w:t xml:space="preserve">Figure 2. Financial year selection, shown once per sign-in</w:t>
+        <w:t>Figure 2. Financial year selection, shown once per sign-in</w:t>
       </w:r>
     </w:p>
     <w:p>
       <w:pPr>
         <w:pStyle w:val="Heading1"/>
-        <w:spacing w:after="140" w:before="400"/>
-      </w:pPr>
+        <w:spacing w:before="400" w:after="140"/>
+      </w:pPr>
+      <w:bookmarkStart w:id="7" w:name="_Toc241673129"/>
       <w:r>
         <w:rPr>
           <w:b/>
@@ -1854,32 +3227,33 @@
           <w:sz w:val="28"/>
           <w:szCs w:val="28"/>
         </w:rPr>
-        <w:t xml:space="preserve">3. Stores</w:t>
-      </w:r>
-    </w:p>
-    <w:p>
-      <w:pPr>
-        <w:spacing w:after="140" w:line="280"/>
-      </w:pPr>
-      <w:r>
-        <w:rPr>
-          <w:sz w:val="21"/>
-          <w:szCs w:val="21"/>
-        </w:rPr>
-        <w:t xml:space="preserve">A store is the top-level record everything else hangs from — stock, bills, staff and numbering all belong to one store. Open Stores from the sidebar to see the stores already set up.</w:t>
-      </w:r>
-    </w:p>
-    <w:p>
-      <w:pPr>
-        <w:spacing w:after="60" w:before="80"/>
+        <w:lastRenderedPageBreak/>
+        <w:t>3. Stores</w:t>
+      </w:r>
+      <w:bookmarkEnd w:id="7"/>
+    </w:p>
+    <w:p>
+      <w:pPr>
+        <w:spacing w:after="140"/>
+      </w:pPr>
+      <w:r>
+        <w:t>A store is the top-level record everything else hangs from — stock, bills, staff and numbering all belong to one store. Open Stores from the sidebar to see the stores already set up.</w:t>
+      </w:r>
+    </w:p>
+    <w:p>
+      <w:pPr>
+        <w:spacing w:before="80" w:after="60"/>
         <w:jc w:val="center"/>
       </w:pPr>
       <w:r>
+        <w:rPr>
+          <w:noProof/>
+        </w:rPr>
         <w:drawing>
-          <wp:inline distT="0" distB="0" distL="0" distR="0">
+          <wp:inline distT="0" distB="0" distL="0" distR="0" wp14:anchorId="0822C748" wp14:editId="3943C0EA">
             <wp:extent cx="5619750" cy="3314700"/>
-            <wp:effectExtent t="0" r="0" b="0" l="0"/>
-            <wp:docPr id="3" name="" descr="" title=""/>
+            <wp:effectExtent l="0" t="0" r="0" b="0"/>
+            <wp:docPr id="3" name="Picture 3"/>
             <wp:cNvGraphicFramePr>
               <a:graphicFrameLocks xmlns:a="http://schemas.openxmlformats.org/drawingml/2006/main" noChangeAspect="1"/>
             </wp:cNvGraphicFramePr>
@@ -1887,13 +3261,13 @@
               <a:graphicData uri="http://schemas.openxmlformats.org/drawingml/2006/picture">
                 <pic:pic xmlns:pic="http://schemas.openxmlformats.org/drawingml/2006/picture">
                   <pic:nvPicPr>
-                    <pic:cNvPr id="0" name="" descr=""/>
+                    <pic:cNvPr id="0" name=""/>
                     <pic:cNvPicPr>
                       <a:picLocks noChangeAspect="1" noChangeArrowheads="1"/>
                     </pic:cNvPicPr>
                   </pic:nvPicPr>
                   <pic:blipFill>
-                    <a:blip r:embed="rId11" cstate="none"/>
+                    <a:blip r:embed="rId9"/>
                     <a:srcRect/>
                     <a:stretch>
                       <a:fillRect/>
@@ -1926,79 +3300,31 @@
           <w:sz w:val="18"/>
           <w:szCs w:val="18"/>
         </w:rPr>
-        <w:t xml:space="preserve">Figure 3. List of stores with their codes</w:t>
-      </w:r>
-    </w:p>
-    <w:p>
-      <w:pPr>
-        <w:spacing w:after="140" w:line="280"/>
-      </w:pPr>
-      <w:r>
-        <w:rPr>
-          <w:sz w:val="21"/>
-          <w:szCs w:val="21"/>
-        </w:rPr>
-        <w:t xml:space="preserve">Choose New to add a store. Name, address and store code are required. The store code is a short unique label such as str1 or str2; it must not repeat across stores, and it is the quickest way to tell two similarly named branches apart. Enter the GSTIN if the store is registered — the system checks the 15-character format and refuses anything that is not a valid GSTIN.</w:t>
-      </w:r>
-    </w:p>
-    <w:p>
-      <w:pPr>
-        <w:pBdr>
-          <w:left w:val="single" w:color="1F3864" w:sz="12" w:space="10"/>
-        </w:pBdr>
-        <w:spacing w:after="200" w:before="60"/>
-        <w:ind w:left="200"/>
-      </w:pPr>
-      <w:r>
-        <w:rPr>
-          <w:i/>
-          <w:iCs/>
-          <w:color w:val="595959"/>
-          <w:sz w:val="20"/>
-          <w:szCs w:val="20"/>
-        </w:rPr>
-        <w:t xml:space="preserve">Saving a new store also creates its numbering series, its default bill and receipt formats, and one storage location named after the store. None of that needs to be set up by hand.</w:t>
-      </w:r>
-    </w:p>
-    <w:p>
-      <w:pPr>
-        <w:pStyle w:val="Heading1"/>
-        <w:spacing w:after="140" w:before="400"/>
-      </w:pPr>
-      <w:r>
-        <w:rPr>
-          <w:b/>
-          <w:bCs/>
-          <w:color w:val="1F3864"/>
-          <w:sz w:val="28"/>
-          <w:szCs w:val="28"/>
-        </w:rPr>
-        <w:t xml:space="preserve">4. Storage locations</w:t>
-      </w:r>
-    </w:p>
-    <w:p>
-      <w:pPr>
-        <w:spacing w:after="140" w:line="280"/>
-      </w:pPr>
-      <w:r>
-        <w:rPr>
-          <w:sz w:val="21"/>
-          <w:szCs w:val="21"/>
-        </w:rPr>
-        <w:t xml:space="preserve">Storage is where stock physically sits. Each store starts with one storage location created automatically under the store's own name, which is enough for a single-room shop. Add more only when stock is genuinely held in separate places, such as a shop floor and a back godown.</w:t>
-      </w:r>
-    </w:p>
-    <w:p>
-      <w:pPr>
-        <w:spacing w:after="60" w:before="80"/>
+        <w:t>Figure 3. List of stores with their codes</w:t>
+      </w:r>
+    </w:p>
+    <w:p>
+      <w:pPr>
+        <w:spacing w:after="140"/>
+      </w:pPr>
+      <w:r>
+        <w:t>Choose New to add a store. Name, address and store code are required. The store code is a short unique label such as str1 or str2; it must not repeat across stores, and it is the quickest way to tell two similarly named branches apart. Enter the GSTIN if the store is registered — the system checks the 15-character format and refuses anything that is not a valid GSTIN.</w:t>
+      </w:r>
+    </w:p>
+    <w:p>
+      <w:pPr>
+        <w:spacing w:before="80" w:after="60"/>
         <w:jc w:val="center"/>
       </w:pPr>
       <w:r>
+        <w:rPr>
+          <w:noProof/>
+        </w:rPr>
         <w:drawing>
-          <wp:inline distT="0" distB="0" distL="0" distR="0">
+          <wp:inline distT="0" distB="0" distL="0" distR="0" wp14:anchorId="774CADD7" wp14:editId="53B61354">
             <wp:extent cx="5619750" cy="3314700"/>
-            <wp:effectExtent t="0" r="0" b="0" l="0"/>
-            <wp:docPr id="4" name="" descr="" title=""/>
+            <wp:effectExtent l="0" t="0" r="0" b="0"/>
+            <wp:docPr id="4" name="Picture 4"/>
             <wp:cNvGraphicFramePr>
               <a:graphicFrameLocks xmlns:a="http://schemas.openxmlformats.org/drawingml/2006/main" noChangeAspect="1"/>
             </wp:cNvGraphicFramePr>
@@ -2006,13 +3332,13 @@
               <a:graphicData uri="http://schemas.openxmlformats.org/drawingml/2006/picture">
                 <pic:pic xmlns:pic="http://schemas.openxmlformats.org/drawingml/2006/picture">
                   <pic:nvPicPr>
-                    <pic:cNvPr id="0" name="" descr=""/>
+                    <pic:cNvPr id="0" name=""/>
                     <pic:cNvPicPr>
                       <a:picLocks noChangeAspect="1" noChangeArrowheads="1"/>
                     </pic:cNvPicPr>
                   </pic:nvPicPr>
                   <pic:blipFill>
-                    <a:blip r:embed="rId12" cstate="none"/>
+                    <a:blip r:embed="rId10"/>
                     <a:srcRect/>
                     <a:stretch>
                       <a:fillRect/>
@@ -2045,15 +3371,15 @@
           <w:sz w:val="18"/>
           <w:szCs w:val="18"/>
         </w:rPr>
-        <w:t xml:space="preserve">Figure 4. Storage locations for the selected store</w:t>
+        <w:t>Figure 4. New store form</w:t>
       </w:r>
     </w:p>
     <w:p>
       <w:pPr>
         <w:pBdr>
-          <w:left w:val="single" w:color="1F3864" w:sz="12" w:space="10"/>
+          <w:left w:val="single" w:sz="12" w:space="10" w:color="1F3864"/>
         </w:pBdr>
-        <w:spacing w:after="200" w:before="60"/>
+        <w:spacing w:before="60" w:after="200"/>
         <w:ind w:left="200"/>
       </w:pPr>
       <w:r>
@@ -2064,14 +3390,16 @@
           <w:sz w:val="20"/>
           <w:szCs w:val="20"/>
         </w:rPr>
-        <w:t xml:space="preserve">Storage is deliberately restricted to the Super Administrator. Store staff select storage while entering stock, but they cannot create, rename or remove it.</w:t>
+        <w:lastRenderedPageBreak/>
+        <w:t>Saving a new store also creates its numbering series, its default bill and receipt formats, and one storage location named after the store. None of that needs to be set up by hand.</w:t>
       </w:r>
     </w:p>
     <w:p>
       <w:pPr>
         <w:pStyle w:val="Heading1"/>
-        <w:spacing w:after="140" w:before="400"/>
-      </w:pPr>
+        <w:spacing w:before="400" w:after="140"/>
+      </w:pPr>
+      <w:bookmarkStart w:id="8" w:name="_Toc241673130"/>
       <w:r>
         <w:rPr>
           <w:b/>
@@ -2080,32 +3408,32 @@
           <w:sz w:val="28"/>
           <w:szCs w:val="28"/>
         </w:rPr>
-        <w:t xml:space="preserve">5. Terminals</w:t>
-      </w:r>
-    </w:p>
-    <w:p>
-      <w:pPr>
-        <w:spacing w:after="140" w:line="280"/>
-      </w:pPr>
-      <w:r>
-        <w:rPr>
-          <w:sz w:val="21"/>
-          <w:szCs w:val="21"/>
-        </w:rPr>
-        <w:t xml:space="preserve">A terminal is a billing counter. Create one record per physical counter so that sales, shifts and cash counts can be traced back to the till they were made on.</w:t>
-      </w:r>
-    </w:p>
-    <w:p>
-      <w:pPr>
-        <w:spacing w:after="60" w:before="80"/>
+        <w:t>4. Storage locations</w:t>
+      </w:r>
+      <w:bookmarkEnd w:id="8"/>
+    </w:p>
+    <w:p>
+      <w:pPr>
+        <w:spacing w:after="140"/>
+      </w:pPr>
+      <w:r>
+        <w:t>Storage is where stock physically sits. Each store starts with one storage location created automatically under the store's own name, which is enough for a single-room shop. Add more only when stock is genuinely held in separate places, such as a shop floor and a back godown.</w:t>
+      </w:r>
+    </w:p>
+    <w:p>
+      <w:pPr>
+        <w:spacing w:before="80" w:after="60"/>
         <w:jc w:val="center"/>
       </w:pPr>
       <w:r>
+        <w:rPr>
+          <w:noProof/>
+        </w:rPr>
         <w:drawing>
-          <wp:inline distT="0" distB="0" distL="0" distR="0">
+          <wp:inline distT="0" distB="0" distL="0" distR="0" wp14:anchorId="0B107208" wp14:editId="10F361B2">
             <wp:extent cx="5619750" cy="3314700"/>
-            <wp:effectExtent t="0" r="0" b="0" l="0"/>
-            <wp:docPr id="5" name="" descr="" title=""/>
+            <wp:effectExtent l="0" t="0" r="0" b="0"/>
+            <wp:docPr id="5" name="Picture 5"/>
             <wp:cNvGraphicFramePr>
               <a:graphicFrameLocks xmlns:a="http://schemas.openxmlformats.org/drawingml/2006/main" noChangeAspect="1"/>
             </wp:cNvGraphicFramePr>
@@ -2113,13 +3441,13 @@
               <a:graphicData uri="http://schemas.openxmlformats.org/drawingml/2006/picture">
                 <pic:pic xmlns:pic="http://schemas.openxmlformats.org/drawingml/2006/picture">
                   <pic:nvPicPr>
-                    <pic:cNvPr id="0" name="" descr=""/>
+                    <pic:cNvPr id="0" name=""/>
                     <pic:cNvPicPr>
                       <a:picLocks noChangeAspect="1" noChangeArrowheads="1"/>
                     </pic:cNvPicPr>
                   </pic:nvPicPr>
                   <pic:blipFill>
-                    <a:blip r:embed="rId13" cstate="none"/>
+                    <a:blip r:embed="rId11"/>
                     <a:srcRect/>
                     <a:stretch>
                       <a:fillRect/>
@@ -2152,48 +3480,23 @@
           <w:sz w:val="18"/>
           <w:szCs w:val="18"/>
         </w:rPr>
-        <w:t xml:space="preserve">Figure 5. Terminals defined for the store</w:t>
-      </w:r>
-    </w:p>
-    <w:p>
-      <w:pPr>
-        <w:pStyle w:val="Heading1"/>
-        <w:spacing w:after="140" w:before="400"/>
-      </w:pPr>
-      <w:r>
-        <w:rPr>
-          <w:b/>
-          <w:bCs/>
-          <w:color w:val="1F3864"/>
-          <w:sz w:val="28"/>
-          <w:szCs w:val="28"/>
-        </w:rPr>
-        <w:t xml:space="preserve">6. Numbering series</w:t>
-      </w:r>
-    </w:p>
-    <w:p>
-      <w:pPr>
-        <w:spacing w:after="140" w:line="280"/>
-      </w:pPr>
-      <w:r>
-        <w:rPr>
-          <w:sz w:val="21"/>
-          <w:szCs w:val="21"/>
-        </w:rPr>
-        <w:t xml:space="preserve">Numbering series decide how document numbers are built — the prefix, the financial year and the running count, for example CR/2027-28/16. A full set is created with the store, so normally there is nothing to do here beyond checking the prefixes suit the business.</w:t>
-      </w:r>
-    </w:p>
-    <w:p>
-      <w:pPr>
-        <w:spacing w:after="60" w:before="80"/>
+        <w:t>Figure 5. Storage locations for the selected store</w:t>
+      </w:r>
+    </w:p>
+    <w:p>
+      <w:pPr>
+        <w:spacing w:before="80" w:after="60"/>
         <w:jc w:val="center"/>
       </w:pPr>
       <w:r>
+        <w:rPr>
+          <w:noProof/>
+        </w:rPr>
         <w:drawing>
-          <wp:inline distT="0" distB="0" distL="0" distR="0">
+          <wp:inline distT="0" distB="0" distL="0" distR="0" wp14:anchorId="63F79366" wp14:editId="2BDE9090">
             <wp:extent cx="5619750" cy="3314700"/>
-            <wp:effectExtent t="0" r="0" b="0" l="0"/>
-            <wp:docPr id="6" name="" descr="" title=""/>
+            <wp:effectExtent l="0" t="0" r="0" b="0"/>
+            <wp:docPr id="6" name="Picture 6"/>
             <wp:cNvGraphicFramePr>
               <a:graphicFrameLocks xmlns:a="http://schemas.openxmlformats.org/drawingml/2006/main" noChangeAspect="1"/>
             </wp:cNvGraphicFramePr>
@@ -2201,13 +3504,13 @@
               <a:graphicData uri="http://schemas.openxmlformats.org/drawingml/2006/picture">
                 <pic:pic xmlns:pic="http://schemas.openxmlformats.org/drawingml/2006/picture">
                   <pic:nvPicPr>
-                    <pic:cNvPr id="0" name="" descr=""/>
+                    <pic:cNvPr id="0" name=""/>
                     <pic:cNvPicPr>
                       <a:picLocks noChangeAspect="1" noChangeArrowheads="1"/>
                     </pic:cNvPicPr>
                   </pic:nvPicPr>
                   <pic:blipFill>
-                    <a:blip r:embed="rId14" cstate="none"/>
+                    <a:blip r:embed="rId12"/>
                     <a:srcRect/>
                     <a:stretch>
                       <a:fillRect/>
@@ -2240,15 +3543,15 @@
           <w:sz w:val="18"/>
           <w:szCs w:val="18"/>
         </w:rPr>
-        <w:t xml:space="preserve">Figure 6. Numbering series for the selected store and year</w:t>
+        <w:t>Figure 6. Adding a second storage location</w:t>
       </w:r>
     </w:p>
     <w:p>
       <w:pPr>
         <w:pBdr>
-          <w:left w:val="single" w:color="1F3864" w:sz="12" w:space="10"/>
+          <w:left w:val="single" w:sz="12" w:space="10" w:color="1F3864"/>
         </w:pBdr>
-        <w:spacing w:after="200" w:before="60"/>
+        <w:spacing w:before="60" w:after="200"/>
         <w:ind w:left="200"/>
       </w:pPr>
       <w:r>
@@ -2259,14 +3562,16 @@
           <w:sz w:val="20"/>
           <w:szCs w:val="20"/>
         </w:rPr>
-        <w:t xml:space="preserve">The running number can be corrected here if records were removed directly from the database. Change it only when you are certain, because document numbers must never repeat.</w:t>
+        <w:lastRenderedPageBreak/>
+        <w:t>Storage is deliberately restricted to the Super Administrator. Store staff select storage while entering stock, but they cannot create, rename or remove it.</w:t>
       </w:r>
     </w:p>
     <w:p>
       <w:pPr>
         <w:pStyle w:val="Heading1"/>
-        <w:spacing w:after="140" w:before="400"/>
-      </w:pPr>
+        <w:spacing w:before="400" w:after="140"/>
+      </w:pPr>
+      <w:bookmarkStart w:id="9" w:name="_Toc241673131"/>
       <w:r>
         <w:rPr>
           <w:b/>
@@ -2275,32 +3580,32 @@
           <w:sz w:val="28"/>
           <w:szCs w:val="28"/>
         </w:rPr>
-        <w:t xml:space="preserve">7. Payment methods</w:t>
-      </w:r>
-    </w:p>
-    <w:p>
-      <w:pPr>
-        <w:spacing w:after="140" w:line="280"/>
-      </w:pPr>
-      <w:r>
-        <w:rPr>
-          <w:sz w:val="21"/>
-          <w:szCs w:val="21"/>
-        </w:rPr>
-        <w:t xml:space="preserve">These are the ways a customer can pay: cash, card, UPI and so on. Cash and the gateway methods are seeded automatically; add others only if the store really accepts them.</w:t>
-      </w:r>
-    </w:p>
-    <w:p>
-      <w:pPr>
-        <w:spacing w:after="60" w:before="80"/>
+        <w:t>5. Terminals</w:t>
+      </w:r>
+      <w:bookmarkEnd w:id="9"/>
+    </w:p>
+    <w:p>
+      <w:pPr>
+        <w:spacing w:after="140"/>
+      </w:pPr>
+      <w:r>
+        <w:t>A terminal is a billing counter. Create one record per physical counter so that sales, shifts and cash counts can be traced back to the till they were made on.</w:t>
+      </w:r>
+    </w:p>
+    <w:p>
+      <w:pPr>
+        <w:spacing w:before="80" w:after="60"/>
         <w:jc w:val="center"/>
       </w:pPr>
       <w:r>
+        <w:rPr>
+          <w:noProof/>
+        </w:rPr>
         <w:drawing>
-          <wp:inline distT="0" distB="0" distL="0" distR="0">
+          <wp:inline distT="0" distB="0" distL="0" distR="0" wp14:anchorId="145CBC5B" wp14:editId="44B2B2F2">
             <wp:extent cx="5619750" cy="3314700"/>
-            <wp:effectExtent t="0" r="0" b="0" l="0"/>
-            <wp:docPr id="7" name="" descr="" title=""/>
+            <wp:effectExtent l="0" t="0" r="0" b="0"/>
+            <wp:docPr id="7" name="Picture 7"/>
             <wp:cNvGraphicFramePr>
               <a:graphicFrameLocks xmlns:a="http://schemas.openxmlformats.org/drawingml/2006/main" noChangeAspect="1"/>
             </wp:cNvGraphicFramePr>
@@ -2308,13 +3613,13 @@
               <a:graphicData uri="http://schemas.openxmlformats.org/drawingml/2006/picture">
                 <pic:pic xmlns:pic="http://schemas.openxmlformats.org/drawingml/2006/picture">
                   <pic:nvPicPr>
-                    <pic:cNvPr id="0" name="" descr=""/>
+                    <pic:cNvPr id="0" name=""/>
                     <pic:cNvPicPr>
                       <a:picLocks noChangeAspect="1" noChangeArrowheads="1"/>
                     </pic:cNvPicPr>
                   </pic:nvPicPr>
                   <pic:blipFill>
-                    <a:blip r:embed="rId15" cstate="none"/>
+                    <a:blip r:embed="rId13"/>
                     <a:srcRect/>
                     <a:stretch>
                       <a:fillRect/>
@@ -2347,48 +3652,23 @@
           <w:sz w:val="18"/>
           <w:szCs w:val="18"/>
         </w:rPr>
-        <w:t xml:space="preserve">Figure 7. Payment methods available at billing</w:t>
-      </w:r>
-    </w:p>
-    <w:p>
-      <w:pPr>
-        <w:pStyle w:val="Heading1"/>
-        <w:spacing w:after="140" w:before="400"/>
-      </w:pPr>
-      <w:r>
-        <w:rPr>
-          <w:b/>
-          <w:bCs/>
-          <w:color w:val="1F3864"/>
-          <w:sz w:val="28"/>
-          <w:szCs w:val="28"/>
-        </w:rPr>
-        <w:t xml:space="preserve">8. Reason codes</w:t>
-      </w:r>
-    </w:p>
-    <w:p>
-      <w:pPr>
-        <w:spacing w:after="140" w:line="280"/>
-      </w:pPr>
-      <w:r>
-        <w:rPr>
-          <w:sz w:val="21"/>
-          <w:szCs w:val="21"/>
-        </w:rPr>
-        <w:t xml:space="preserve">Reason codes explain why stock moved or why a bill was reversed. They appear in the drop-downs on damage, adjustment, block and return screens, which keeps the reporting consistent instead of leaving staff to type free text.</w:t>
-      </w:r>
-    </w:p>
-    <w:p>
-      <w:pPr>
-        <w:spacing w:after="60" w:before="80"/>
+        <w:t>Figure 7. Terminals defined for the store</w:t>
+      </w:r>
+    </w:p>
+    <w:p>
+      <w:pPr>
+        <w:spacing w:before="80" w:after="60"/>
         <w:jc w:val="center"/>
       </w:pPr>
       <w:r>
+        <w:rPr>
+          <w:noProof/>
+        </w:rPr>
         <w:drawing>
-          <wp:inline distT="0" distB="0" distL="0" distR="0">
+          <wp:inline distT="0" distB="0" distL="0" distR="0" wp14:anchorId="1687B71F" wp14:editId="6F88E57E">
             <wp:extent cx="5619750" cy="3314700"/>
-            <wp:effectExtent t="0" r="0" b="0" l="0"/>
-            <wp:docPr id="8" name="" descr="" title=""/>
+            <wp:effectExtent l="0" t="0" r="0" b="0"/>
+            <wp:docPr id="8" name="Picture 8"/>
             <wp:cNvGraphicFramePr>
               <a:graphicFrameLocks xmlns:a="http://schemas.openxmlformats.org/drawingml/2006/main" noChangeAspect="1"/>
             </wp:cNvGraphicFramePr>
@@ -2396,13 +3676,13 @@
               <a:graphicData uri="http://schemas.openxmlformats.org/drawingml/2006/picture">
                 <pic:pic xmlns:pic="http://schemas.openxmlformats.org/drawingml/2006/picture">
                   <pic:nvPicPr>
-                    <pic:cNvPr id="0" name="" descr=""/>
+                    <pic:cNvPr id="0" name=""/>
                     <pic:cNvPicPr>
                       <a:picLocks noChangeAspect="1" noChangeArrowheads="1"/>
                     </pic:cNvPicPr>
                   </pic:nvPicPr>
                   <pic:blipFill>
-                    <a:blip r:embed="rId16" cstate="none"/>
+                    <a:blip r:embed="rId14"/>
                     <a:srcRect/>
                     <a:stretch>
                       <a:fillRect/>
@@ -2435,14 +3715,15 @@
           <w:sz w:val="18"/>
           <w:szCs w:val="18"/>
         </w:rPr>
-        <w:t xml:space="preserve">Figure 8. Reason codes grouped by category</w:t>
+        <w:t>Figure 8. Adding a terminal</w:t>
       </w:r>
     </w:p>
     <w:p>
       <w:pPr>
         <w:pStyle w:val="Heading1"/>
-        <w:spacing w:after="140" w:before="400"/>
-      </w:pPr>
+        <w:spacing w:before="400" w:after="140"/>
+      </w:pPr>
+      <w:bookmarkStart w:id="10" w:name="_Toc241673132"/>
       <w:r>
         <w:rPr>
           <w:b/>
@@ -2451,32 +3732,33 @@
           <w:sz w:val="28"/>
           <w:szCs w:val="28"/>
         </w:rPr>
-        <w:t xml:space="preserve">9. HSN codes and tax</w:t>
-      </w:r>
-    </w:p>
-    <w:p>
-      <w:pPr>
-        <w:spacing w:after="140" w:line="280"/>
-      </w:pPr>
-      <w:r>
-        <w:rPr>
-          <w:sz w:val="21"/>
-          <w:szCs w:val="21"/>
-        </w:rPr>
-        <w:t xml:space="preserve">The HSN master holds each code with its CGST, SGST and IGST rates. Products point at an HSN code, and billing takes the tax rate from here, so the rates must be correct before the first bill is raised.</w:t>
-      </w:r>
-    </w:p>
-    <w:p>
-      <w:pPr>
-        <w:spacing w:after="60" w:before="80"/>
+        <w:t>6. Numbering series</w:t>
+      </w:r>
+      <w:bookmarkEnd w:id="10"/>
+    </w:p>
+    <w:p>
+      <w:pPr>
+        <w:spacing w:after="140"/>
+      </w:pPr>
+      <w:r>
+        <w:lastRenderedPageBreak/>
+        <w:t>Numbering series decide how document numbers are built — the prefix, the financial year and the running count, for example CR/2027-28/16. A full set is created with the store, so normally there is nothing to do here beyond checking the prefixes suit the business.</w:t>
+      </w:r>
+    </w:p>
+    <w:p>
+      <w:pPr>
+        <w:spacing w:before="80" w:after="60"/>
         <w:jc w:val="center"/>
       </w:pPr>
       <w:r>
+        <w:rPr>
+          <w:noProof/>
+        </w:rPr>
         <w:drawing>
-          <wp:inline distT="0" distB="0" distL="0" distR="0">
+          <wp:inline distT="0" distB="0" distL="0" distR="0" wp14:anchorId="71D90CAE" wp14:editId="2EC85D6F">
             <wp:extent cx="5619750" cy="3314700"/>
-            <wp:effectExtent t="0" r="0" b="0" l="0"/>
-            <wp:docPr id="9" name="" descr="" title=""/>
+            <wp:effectExtent l="0" t="0" r="0" b="0"/>
+            <wp:docPr id="9" name="Picture 9"/>
             <wp:cNvGraphicFramePr>
               <a:graphicFrameLocks xmlns:a="http://schemas.openxmlformats.org/drawingml/2006/main" noChangeAspect="1"/>
             </wp:cNvGraphicFramePr>
@@ -2484,13 +3766,13 @@
               <a:graphicData uri="http://schemas.openxmlformats.org/drawingml/2006/picture">
                 <pic:pic xmlns:pic="http://schemas.openxmlformats.org/drawingml/2006/picture">
                   <pic:nvPicPr>
-                    <pic:cNvPr id="0" name="" descr=""/>
+                    <pic:cNvPr id="0" name=""/>
                     <pic:cNvPicPr>
                       <a:picLocks noChangeAspect="1" noChangeArrowheads="1"/>
                     </pic:cNvPicPr>
                   </pic:nvPicPr>
                   <pic:blipFill>
-                    <a:blip r:embed="rId17" cstate="none"/>
+                    <a:blip r:embed="rId15"/>
                     <a:srcRect/>
                     <a:stretch>
                       <a:fillRect/>
@@ -2523,60 +3805,23 @@
           <w:sz w:val="18"/>
           <w:szCs w:val="18"/>
         </w:rPr>
-        <w:t xml:space="preserve">Figure 9. HSN code master with GST rates</w:t>
-      </w:r>
-    </w:p>
-    <w:p>
-      <w:pPr>
-        <w:spacing w:after="140" w:line="280"/>
-      </w:pPr>
-      <w:r>
-        <w:rPr>
-          <w:sz w:val="21"/>
-          <w:szCs w:val="21"/>
-        </w:rPr>
-        <w:t xml:space="preserve">Codes can also be brought in from a CSV file using Import, which is quicker than typing when a full rate list is available.</w:t>
-      </w:r>
-    </w:p>
-    <w:p>
-      <w:pPr>
-        <w:pStyle w:val="Heading2"/>
-        <w:spacing w:after="100" w:before="300"/>
-      </w:pPr>
-      <w:r>
-        <w:rPr>
-          <w:b/>
-          <w:bCs/>
-          <w:color w:val="1F3864"/>
-          <w:sz w:val="23"/>
-          <w:szCs w:val="23"/>
-        </w:rPr>
-        <w:t xml:space="preserve">Tax engine</w:t>
-      </w:r>
-    </w:p>
-    <w:p>
-      <w:pPr>
-        <w:spacing w:after="140" w:line="280"/>
-      </w:pPr>
-      <w:r>
-        <w:rPr>
-          <w:sz w:val="21"/>
-          <w:szCs w:val="21"/>
-        </w:rPr>
-        <w:t xml:space="preserve">Each store is linked to a tax engine — India Standard for GST. Until a store is pointed at an engine, tax cannot be worked out on its bills, and staff see a reminder banner.</w:t>
-      </w:r>
-    </w:p>
-    <w:p>
-      <w:pPr>
-        <w:spacing w:after="60" w:before="80"/>
+        <w:t>Figure 9. Numbering series for the selected store and year</w:t>
+      </w:r>
+    </w:p>
+    <w:p>
+      <w:pPr>
+        <w:spacing w:before="80" w:after="60"/>
         <w:jc w:val="center"/>
       </w:pPr>
       <w:r>
+        <w:rPr>
+          <w:noProof/>
+        </w:rPr>
         <w:drawing>
-          <wp:inline distT="0" distB="0" distL="0" distR="0">
+          <wp:inline distT="0" distB="0" distL="0" distR="0" wp14:anchorId="57B5264B" wp14:editId="5B8AE336">
             <wp:extent cx="5619750" cy="3314700"/>
-            <wp:effectExtent t="0" r="0" b="0" l="0"/>
-            <wp:docPr id="10" name="" descr="" title=""/>
+            <wp:effectExtent l="0" t="0" r="0" b="0"/>
+            <wp:docPr id="10" name="Picture 10"/>
             <wp:cNvGraphicFramePr>
               <a:graphicFrameLocks xmlns:a="http://schemas.openxmlformats.org/drawingml/2006/main" noChangeAspect="1"/>
             </wp:cNvGraphicFramePr>
@@ -2584,13 +3829,13 @@
               <a:graphicData uri="http://schemas.openxmlformats.org/drawingml/2006/picture">
                 <pic:pic xmlns:pic="http://schemas.openxmlformats.org/drawingml/2006/picture">
                   <pic:nvPicPr>
-                    <pic:cNvPr id="0" name="" descr=""/>
+                    <pic:cNvPr id="0" name=""/>
                     <pic:cNvPicPr>
                       <a:picLocks noChangeAspect="1" noChangeArrowheads="1"/>
                     </pic:cNvPicPr>
                   </pic:nvPicPr>
                   <pic:blipFill>
-                    <a:blip r:embed="rId18" cstate="none"/>
+                    <a:blip r:embed="rId16"/>
                     <a:srcRect/>
                     <a:stretch>
                       <a:fillRect/>
@@ -2623,14 +3868,34 @@
           <w:sz w:val="18"/>
           <w:szCs w:val="18"/>
         </w:rPr>
-        <w:t xml:space="preserve">Figure 10. Tax engine selection per store</w:t>
+        <w:t>Figure 10. Adding or editing a series</w:t>
+      </w:r>
+    </w:p>
+    <w:p>
+      <w:pPr>
+        <w:pBdr>
+          <w:left w:val="single" w:sz="12" w:space="10" w:color="1F3864"/>
+        </w:pBdr>
+        <w:spacing w:before="60" w:after="200"/>
+        <w:ind w:left="200"/>
+      </w:pPr>
+      <w:r>
+        <w:rPr>
+          <w:i/>
+          <w:iCs/>
+          <w:color w:val="595959"/>
+          <w:sz w:val="20"/>
+          <w:szCs w:val="20"/>
+        </w:rPr>
+        <w:t>The running number can be corrected here if records were removed directly from the database. Change it only when you are certain, because document numbers must never repeat.</w:t>
       </w:r>
     </w:p>
     <w:p>
       <w:pPr>
         <w:pStyle w:val="Heading1"/>
-        <w:spacing w:after="140" w:before="400"/>
-      </w:pPr>
+        <w:spacing w:before="400" w:after="140"/>
+      </w:pPr>
+      <w:bookmarkStart w:id="11" w:name="_Toc241673133"/>
       <w:r>
         <w:rPr>
           <w:b/>
@@ -2639,32 +3904,33 @@
           <w:sz w:val="28"/>
           <w:szCs w:val="28"/>
         </w:rPr>
-        <w:t xml:space="preserve">10. Bill formats</w:t>
-      </w:r>
-    </w:p>
-    <w:p>
-      <w:pPr>
-        <w:spacing w:after="140" w:line="280"/>
-      </w:pPr>
-      <w:r>
-        <w:rPr>
-          <w:sz w:val="21"/>
-          <w:szCs w:val="21"/>
-        </w:rPr>
-        <w:t xml:space="preserve">Bill formats are the printed layouts for bills, receipts, credit notes and refunds. A default set is created with every store and can be used as it is; edit them when the shop wants its own letterhead, footer or return policy on the print.</w:t>
-      </w:r>
-    </w:p>
-    <w:p>
-      <w:pPr>
-        <w:spacing w:after="60" w:before="80"/>
+        <w:t>7. Payment methods</w:t>
+      </w:r>
+      <w:bookmarkEnd w:id="11"/>
+    </w:p>
+    <w:p>
+      <w:pPr>
+        <w:spacing w:after="140"/>
+      </w:pPr>
+      <w:r>
+        <w:lastRenderedPageBreak/>
+        <w:t>These are the ways a customer can pay: cash, card, UPI and so on. Cash and the gateway methods are seeded automatically; add others only if the store really accepts them.</w:t>
+      </w:r>
+    </w:p>
+    <w:p>
+      <w:pPr>
+        <w:spacing w:before="80" w:after="60"/>
         <w:jc w:val="center"/>
       </w:pPr>
       <w:r>
+        <w:rPr>
+          <w:noProof/>
+        </w:rPr>
         <w:drawing>
-          <wp:inline distT="0" distB="0" distL="0" distR="0">
+          <wp:inline distT="0" distB="0" distL="0" distR="0" wp14:anchorId="7A3B71E5" wp14:editId="558D51E1">
             <wp:extent cx="5619750" cy="3314700"/>
-            <wp:effectExtent t="0" r="0" b="0" l="0"/>
-            <wp:docPr id="11" name="" descr="" title=""/>
+            <wp:effectExtent l="0" t="0" r="0" b="0"/>
+            <wp:docPr id="11" name="Picture 11"/>
             <wp:cNvGraphicFramePr>
               <a:graphicFrameLocks xmlns:a="http://schemas.openxmlformats.org/drawingml/2006/main" noChangeAspect="1"/>
             </wp:cNvGraphicFramePr>
@@ -2672,13 +3938,13 @@
               <a:graphicData uri="http://schemas.openxmlformats.org/drawingml/2006/picture">
                 <pic:pic xmlns:pic="http://schemas.openxmlformats.org/drawingml/2006/picture">
                   <pic:nvPicPr>
-                    <pic:cNvPr id="0" name="" descr=""/>
+                    <pic:cNvPr id="0" name=""/>
                     <pic:cNvPicPr>
                       <a:picLocks noChangeAspect="1" noChangeArrowheads="1"/>
                     </pic:cNvPicPr>
                   </pic:nvPicPr>
                   <pic:blipFill>
-                    <a:blip r:embed="rId19" cstate="none"/>
+                    <a:blip r:embed="rId17"/>
                     <a:srcRect/>
                     <a:stretch>
                       <a:fillRect/>
@@ -2711,67 +3977,23 @@
           <w:sz w:val="18"/>
           <w:szCs w:val="18"/>
         </w:rPr>
-        <w:t xml:space="preserve">Figure 11. Bill and receipt formats by type and date</w:t>
-      </w:r>
-    </w:p>
-    <w:p>
-      <w:pPr>
-        <w:pBdr>
-          <w:left w:val="single" w:color="1F3864" w:sz="12" w:space="10"/>
-        </w:pBdr>
-        <w:spacing w:after="200" w:before="60"/>
-        <w:ind w:left="200"/>
-      </w:pPr>
-      <w:r>
-        <w:rPr>
-          <w:i/>
-          <w:iCs/>
-          <w:color w:val="595959"/>
-          <w:sz w:val="20"/>
-          <w:szCs w:val="20"/>
-        </w:rPr>
-        <w:t xml:space="preserve">Formats are dated. A new format takes effect from its start date, and older documents keep printing on the layout that applied when they were raised.</w:t>
-      </w:r>
-    </w:p>
-    <w:p>
-      <w:pPr>
-        <w:pStyle w:val="Heading1"/>
-        <w:spacing w:after="140" w:before="400"/>
-      </w:pPr>
-      <w:r>
-        <w:rPr>
-          <w:b/>
-          <w:bCs/>
-          <w:color w:val="1F3864"/>
-          <w:sz w:val="28"/>
-          <w:szCs w:val="28"/>
-        </w:rPr>
-        <w:t xml:space="preserve">11. Financial years</w:t>
-      </w:r>
-    </w:p>
-    <w:p>
-      <w:pPr>
-        <w:spacing w:after="140" w:line="280"/>
-      </w:pPr>
-      <w:r>
-        <w:rPr>
-          <w:sz w:val="21"/>
-          <w:szCs w:val="21"/>
-        </w:rPr>
-        <w:t xml:space="preserve">Financial years drive document numbering and every dated report. Add the coming year before it starts, so that numbering series can be prepared in advance and billing does not stop on 1 April.</w:t>
-      </w:r>
-    </w:p>
-    <w:p>
-      <w:pPr>
-        <w:spacing w:after="60" w:before="80"/>
+        <w:t>Figure 11. Payment methods available at billing</w:t>
+      </w:r>
+    </w:p>
+    <w:p>
+      <w:pPr>
+        <w:spacing w:before="80" w:after="60"/>
         <w:jc w:val="center"/>
       </w:pPr>
       <w:r>
+        <w:rPr>
+          <w:noProof/>
+        </w:rPr>
         <w:drawing>
-          <wp:inline distT="0" distB="0" distL="0" distR="0">
+          <wp:inline distT="0" distB="0" distL="0" distR="0" wp14:anchorId="298B0FF6" wp14:editId="56F0276F">
             <wp:extent cx="5619750" cy="3314700"/>
-            <wp:effectExtent t="0" r="0" b="0" l="0"/>
-            <wp:docPr id="12" name="" descr="" title=""/>
+            <wp:effectExtent l="0" t="0" r="0" b="0"/>
+            <wp:docPr id="12" name="Picture 12"/>
             <wp:cNvGraphicFramePr>
               <a:graphicFrameLocks xmlns:a="http://schemas.openxmlformats.org/drawingml/2006/main" noChangeAspect="1"/>
             </wp:cNvGraphicFramePr>
@@ -2779,13 +4001,13 @@
               <a:graphicData uri="http://schemas.openxmlformats.org/drawingml/2006/picture">
                 <pic:pic xmlns:pic="http://schemas.openxmlformats.org/drawingml/2006/picture">
                   <pic:nvPicPr>
-                    <pic:cNvPr id="0" name="" descr=""/>
+                    <pic:cNvPr id="0" name=""/>
                     <pic:cNvPicPr>
                       <a:picLocks noChangeAspect="1" noChangeArrowheads="1"/>
                     </pic:cNvPicPr>
                   </pic:nvPicPr>
                   <pic:blipFill>
-                    <a:blip r:embed="rId20" cstate="none"/>
+                    <a:blip r:embed="rId18"/>
                     <a:srcRect/>
                     <a:stretch>
                       <a:fillRect/>
@@ -2818,14 +4040,15 @@
           <w:sz w:val="18"/>
           <w:szCs w:val="18"/>
         </w:rPr>
-        <w:t xml:space="preserve">Figure 12. Financial years</w:t>
+        <w:t>Figure 12. Adding a payment method</w:t>
       </w:r>
     </w:p>
     <w:p>
       <w:pPr>
         <w:pStyle w:val="Heading1"/>
-        <w:spacing w:after="140" w:before="400"/>
-      </w:pPr>
+        <w:spacing w:before="400" w:after="140"/>
+      </w:pPr>
+      <w:bookmarkStart w:id="12" w:name="_Toc241673134"/>
       <w:r>
         <w:rPr>
           <w:b/>
@@ -2834,56 +4057,842 @@
           <w:sz w:val="28"/>
           <w:szCs w:val="28"/>
         </w:rPr>
-        <w:t xml:space="preserve">12. Users</w:t>
-      </w:r>
-    </w:p>
-    <w:p>
-      <w:pPr>
-        <w:spacing w:after="140" w:line="280"/>
-      </w:pPr>
-      <w:r>
-        <w:rPr>
-          <w:sz w:val="21"/>
-          <w:szCs w:val="21"/>
-        </w:rPr>
-        <w:t xml:space="preserve">Create one user for each person who signs in. For a new store the first account to create is its Store Administrator; that person can then add their own cashiers and managers without coming back to you.</w:t>
-      </w:r>
-    </w:p>
-    <w:p>
-      <w:pPr>
-        <w:spacing w:after="140" w:line="280"/>
-      </w:pPr>
-      <w:r>
-        <w:rPr>
-          <w:sz w:val="21"/>
-          <w:szCs w:val="21"/>
-        </w:rPr>
-        <w:t xml:space="preserve">Choose New User, fill in the name, email and a starting password, set the role to Admin, and select the store. A user must belong to a store unless the role is Admin or above.</w:t>
-      </w:r>
-    </w:p>
-    <w:p>
-      <w:pPr>
-        <w:spacing w:after="140" w:line="280"/>
-      </w:pPr>
-      <w:r>
-        <w:rPr>
-          <w:sz w:val="21"/>
-          <w:szCs w:val="21"/>
-        </w:rPr>
-        <w:t xml:space="preserve">The account already created for the first store is:</w:t>
+        <w:t>8. Reason codes</w:t>
+      </w:r>
+      <w:bookmarkEnd w:id="12"/>
+    </w:p>
+    <w:p>
+      <w:pPr>
+        <w:spacing w:after="140"/>
+      </w:pPr>
+      <w:r>
+        <w:t>Reason codes explain why stock moved or why a bill was reversed. They appear in the drop-downs on damage, adjustment, block and return screens, which keeps the reporting consistent instead of leaving staff to type free text.</w:t>
+      </w:r>
+    </w:p>
+    <w:p>
+      <w:pPr>
+        <w:spacing w:before="80" w:after="60"/>
+        <w:jc w:val="center"/>
+      </w:pPr>
+      <w:r>
+        <w:rPr>
+          <w:noProof/>
+        </w:rPr>
+        <w:lastRenderedPageBreak/>
+        <w:drawing>
+          <wp:inline distT="0" distB="0" distL="0" distR="0" wp14:anchorId="5625A9B6" wp14:editId="7DEC8387">
+            <wp:extent cx="5619750" cy="3314700"/>
+            <wp:effectExtent l="0" t="0" r="0" b="0"/>
+            <wp:docPr id="13" name="Picture 13"/>
+            <wp:cNvGraphicFramePr>
+              <a:graphicFrameLocks xmlns:a="http://schemas.openxmlformats.org/drawingml/2006/main" noChangeAspect="1"/>
+            </wp:cNvGraphicFramePr>
+            <a:graphic xmlns:a="http://schemas.openxmlformats.org/drawingml/2006/main">
+              <a:graphicData uri="http://schemas.openxmlformats.org/drawingml/2006/picture">
+                <pic:pic xmlns:pic="http://schemas.openxmlformats.org/drawingml/2006/picture">
+                  <pic:nvPicPr>
+                    <pic:cNvPr id="0" name=""/>
+                    <pic:cNvPicPr>
+                      <a:picLocks noChangeAspect="1" noChangeArrowheads="1"/>
+                    </pic:cNvPicPr>
+                  </pic:nvPicPr>
+                  <pic:blipFill>
+                    <a:blip r:embed="rId19"/>
+                    <a:srcRect/>
+                    <a:stretch>
+                      <a:fillRect/>
+                    </a:stretch>
+                  </pic:blipFill>
+                  <pic:spPr bwMode="auto">
+                    <a:xfrm>
+                      <a:off x="0" y="0"/>
+                      <a:ext cx="5619750" cy="3314700"/>
+                    </a:xfrm>
+                    <a:prstGeom prst="rect">
+                      <a:avLst/>
+                    </a:prstGeom>
+                  </pic:spPr>
+                </pic:pic>
+              </a:graphicData>
+            </a:graphic>
+          </wp:inline>
+        </w:drawing>
+      </w:r>
+    </w:p>
+    <w:p>
+      <w:pPr>
+        <w:spacing w:after="280"/>
+        <w:jc w:val="center"/>
+      </w:pPr>
+      <w:r>
+        <w:rPr>
+          <w:color w:val="595959"/>
+          <w:sz w:val="18"/>
+          <w:szCs w:val="18"/>
+        </w:rPr>
+        <w:t>Figure 13. Reason codes grouped by category</w:t>
+      </w:r>
+    </w:p>
+    <w:p>
+      <w:pPr>
+        <w:spacing w:before="80" w:after="60"/>
+        <w:jc w:val="center"/>
+      </w:pPr>
+      <w:r>
+        <w:rPr>
+          <w:noProof/>
+        </w:rPr>
+        <w:drawing>
+          <wp:inline distT="0" distB="0" distL="0" distR="0" wp14:anchorId="757EDF21" wp14:editId="1F42F664">
+            <wp:extent cx="5619750" cy="3314700"/>
+            <wp:effectExtent l="0" t="0" r="0" b="0"/>
+            <wp:docPr id="14" name="Picture 14"/>
+            <wp:cNvGraphicFramePr>
+              <a:graphicFrameLocks xmlns:a="http://schemas.openxmlformats.org/drawingml/2006/main" noChangeAspect="1"/>
+            </wp:cNvGraphicFramePr>
+            <a:graphic xmlns:a="http://schemas.openxmlformats.org/drawingml/2006/main">
+              <a:graphicData uri="http://schemas.openxmlformats.org/drawingml/2006/picture">
+                <pic:pic xmlns:pic="http://schemas.openxmlformats.org/drawingml/2006/picture">
+                  <pic:nvPicPr>
+                    <pic:cNvPr id="0" name=""/>
+                    <pic:cNvPicPr>
+                      <a:picLocks noChangeAspect="1" noChangeArrowheads="1"/>
+                    </pic:cNvPicPr>
+                  </pic:nvPicPr>
+                  <pic:blipFill>
+                    <a:blip r:embed="rId20"/>
+                    <a:srcRect/>
+                    <a:stretch>
+                      <a:fillRect/>
+                    </a:stretch>
+                  </pic:blipFill>
+                  <pic:spPr bwMode="auto">
+                    <a:xfrm>
+                      <a:off x="0" y="0"/>
+                      <a:ext cx="5619750" cy="3314700"/>
+                    </a:xfrm>
+                    <a:prstGeom prst="rect">
+                      <a:avLst/>
+                    </a:prstGeom>
+                  </pic:spPr>
+                </pic:pic>
+              </a:graphicData>
+            </a:graphic>
+          </wp:inline>
+        </w:drawing>
+      </w:r>
+    </w:p>
+    <w:p>
+      <w:pPr>
+        <w:spacing w:after="280"/>
+        <w:jc w:val="center"/>
+      </w:pPr>
+      <w:r>
+        <w:rPr>
+          <w:color w:val="595959"/>
+          <w:sz w:val="18"/>
+          <w:szCs w:val="18"/>
+        </w:rPr>
+        <w:t>Figure 14. Adding a reason code</w:t>
+      </w:r>
+    </w:p>
+    <w:p>
+      <w:pPr>
+        <w:pStyle w:val="Heading1"/>
+        <w:spacing w:before="400" w:after="140"/>
+      </w:pPr>
+      <w:bookmarkStart w:id="13" w:name="_Toc241673135"/>
+      <w:r>
+        <w:rPr>
+          <w:b/>
+          <w:bCs/>
+          <w:color w:val="1F3864"/>
+          <w:sz w:val="28"/>
+          <w:szCs w:val="28"/>
+        </w:rPr>
+        <w:t>9. HSN codes and tax</w:t>
+      </w:r>
+      <w:bookmarkEnd w:id="13"/>
+    </w:p>
+    <w:p>
+      <w:pPr>
+        <w:spacing w:after="140"/>
+      </w:pPr>
+      <w:r>
+        <w:t>The HSN master holds each code with its CGST, SGST and IGST rates. Products point at an HSN code, and billing takes the tax rate from here, so the rates must be correct before the first bill is raised.</w:t>
+      </w:r>
+    </w:p>
+    <w:p>
+      <w:pPr>
+        <w:spacing w:before="80" w:after="60"/>
+        <w:jc w:val="center"/>
+      </w:pPr>
+      <w:r>
+        <w:rPr>
+          <w:noProof/>
+        </w:rPr>
+        <w:lastRenderedPageBreak/>
+        <w:drawing>
+          <wp:inline distT="0" distB="0" distL="0" distR="0" wp14:anchorId="66F3287A" wp14:editId="1964BB78">
+            <wp:extent cx="5619750" cy="3314700"/>
+            <wp:effectExtent l="0" t="0" r="0" b="0"/>
+            <wp:docPr id="15" name="Picture 15"/>
+            <wp:cNvGraphicFramePr>
+              <a:graphicFrameLocks xmlns:a="http://schemas.openxmlformats.org/drawingml/2006/main" noChangeAspect="1"/>
+            </wp:cNvGraphicFramePr>
+            <a:graphic xmlns:a="http://schemas.openxmlformats.org/drawingml/2006/main">
+              <a:graphicData uri="http://schemas.openxmlformats.org/drawingml/2006/picture">
+                <pic:pic xmlns:pic="http://schemas.openxmlformats.org/drawingml/2006/picture">
+                  <pic:nvPicPr>
+                    <pic:cNvPr id="0" name=""/>
+                    <pic:cNvPicPr>
+                      <a:picLocks noChangeAspect="1" noChangeArrowheads="1"/>
+                    </pic:cNvPicPr>
+                  </pic:nvPicPr>
+                  <pic:blipFill>
+                    <a:blip r:embed="rId21"/>
+                    <a:srcRect/>
+                    <a:stretch>
+                      <a:fillRect/>
+                    </a:stretch>
+                  </pic:blipFill>
+                  <pic:spPr bwMode="auto">
+                    <a:xfrm>
+                      <a:off x="0" y="0"/>
+                      <a:ext cx="5619750" cy="3314700"/>
+                    </a:xfrm>
+                    <a:prstGeom prst="rect">
+                      <a:avLst/>
+                    </a:prstGeom>
+                  </pic:spPr>
+                </pic:pic>
+              </a:graphicData>
+            </a:graphic>
+          </wp:inline>
+        </w:drawing>
+      </w:r>
+    </w:p>
+    <w:p>
+      <w:pPr>
+        <w:spacing w:after="280"/>
+        <w:jc w:val="center"/>
+      </w:pPr>
+      <w:r>
+        <w:rPr>
+          <w:color w:val="595959"/>
+          <w:sz w:val="18"/>
+          <w:szCs w:val="18"/>
+        </w:rPr>
+        <w:t>Figure 15. HSN code master with GST rates</w:t>
+      </w:r>
+    </w:p>
+    <w:p>
+      <w:pPr>
+        <w:spacing w:before="80" w:after="60"/>
+        <w:jc w:val="center"/>
+      </w:pPr>
+      <w:r>
+        <w:rPr>
+          <w:noProof/>
+        </w:rPr>
+        <w:drawing>
+          <wp:inline distT="0" distB="0" distL="0" distR="0" wp14:anchorId="4878BAB1" wp14:editId="5A9EF8CF">
+            <wp:extent cx="5619750" cy="3314700"/>
+            <wp:effectExtent l="0" t="0" r="0" b="0"/>
+            <wp:docPr id="16" name="Picture 16"/>
+            <wp:cNvGraphicFramePr>
+              <a:graphicFrameLocks xmlns:a="http://schemas.openxmlformats.org/drawingml/2006/main" noChangeAspect="1"/>
+            </wp:cNvGraphicFramePr>
+            <a:graphic xmlns:a="http://schemas.openxmlformats.org/drawingml/2006/main">
+              <a:graphicData uri="http://schemas.openxmlformats.org/drawingml/2006/picture">
+                <pic:pic xmlns:pic="http://schemas.openxmlformats.org/drawingml/2006/picture">
+                  <pic:nvPicPr>
+                    <pic:cNvPr id="0" name=""/>
+                    <pic:cNvPicPr>
+                      <a:picLocks noChangeAspect="1" noChangeArrowheads="1"/>
+                    </pic:cNvPicPr>
+                  </pic:nvPicPr>
+                  <pic:blipFill>
+                    <a:blip r:embed="rId22"/>
+                    <a:srcRect/>
+                    <a:stretch>
+                      <a:fillRect/>
+                    </a:stretch>
+                  </pic:blipFill>
+                  <pic:spPr bwMode="auto">
+                    <a:xfrm>
+                      <a:off x="0" y="0"/>
+                      <a:ext cx="5619750" cy="3314700"/>
+                    </a:xfrm>
+                    <a:prstGeom prst="rect">
+                      <a:avLst/>
+                    </a:prstGeom>
+                  </pic:spPr>
+                </pic:pic>
+              </a:graphicData>
+            </a:graphic>
+          </wp:inline>
+        </w:drawing>
+      </w:r>
+    </w:p>
+    <w:p>
+      <w:pPr>
+        <w:spacing w:after="280"/>
+        <w:jc w:val="center"/>
+      </w:pPr>
+      <w:r>
+        <w:rPr>
+          <w:color w:val="595959"/>
+          <w:sz w:val="18"/>
+          <w:szCs w:val="18"/>
+        </w:rPr>
+        <w:t>Figure 16. Adding an HSN code</w:t>
+      </w:r>
+    </w:p>
+    <w:p>
+      <w:pPr>
+        <w:spacing w:after="140"/>
+      </w:pPr>
+      <w:r>
+        <w:t>Codes can also be brought in from a CSV file using Import, which is quicker than typing when a full rate list is available.</w:t>
+      </w:r>
+    </w:p>
+    <w:p>
+      <w:pPr>
+        <w:pStyle w:val="Heading2"/>
+        <w:spacing w:before="300" w:after="100"/>
+      </w:pPr>
+      <w:bookmarkStart w:id="14" w:name="_Toc241673136"/>
+      <w:r>
+        <w:rPr>
+          <w:b/>
+          <w:bCs/>
+          <w:color w:val="1F3864"/>
+          <w:sz w:val="23"/>
+          <w:szCs w:val="23"/>
+        </w:rPr>
+        <w:t>Tax engine</w:t>
+      </w:r>
+      <w:bookmarkEnd w:id="14"/>
+    </w:p>
+    <w:p>
+      <w:pPr>
+        <w:spacing w:after="140"/>
+      </w:pPr>
+      <w:r>
+        <w:t>Each store is linked to a tax engine — India Standard for GST. Until a store is pointed at an engine, tax cannot be worked out on its bills, and staff see a reminder banner.</w:t>
+      </w:r>
+    </w:p>
+    <w:p>
+      <w:pPr>
+        <w:spacing w:before="80" w:after="60"/>
+        <w:jc w:val="center"/>
+      </w:pPr>
+      <w:r>
+        <w:rPr>
+          <w:noProof/>
+        </w:rPr>
+        <w:lastRenderedPageBreak/>
+        <w:drawing>
+          <wp:inline distT="0" distB="0" distL="0" distR="0" wp14:anchorId="1FBBF53E" wp14:editId="08BC0F6A">
+            <wp:extent cx="5619750" cy="3314700"/>
+            <wp:effectExtent l="0" t="0" r="0" b="0"/>
+            <wp:docPr id="17" name="Picture 17"/>
+            <wp:cNvGraphicFramePr>
+              <a:graphicFrameLocks xmlns:a="http://schemas.openxmlformats.org/drawingml/2006/main" noChangeAspect="1"/>
+            </wp:cNvGraphicFramePr>
+            <a:graphic xmlns:a="http://schemas.openxmlformats.org/drawingml/2006/main">
+              <a:graphicData uri="http://schemas.openxmlformats.org/drawingml/2006/picture">
+                <pic:pic xmlns:pic="http://schemas.openxmlformats.org/drawingml/2006/picture">
+                  <pic:nvPicPr>
+                    <pic:cNvPr id="0" name=""/>
+                    <pic:cNvPicPr>
+                      <a:picLocks noChangeAspect="1" noChangeArrowheads="1"/>
+                    </pic:cNvPicPr>
+                  </pic:nvPicPr>
+                  <pic:blipFill>
+                    <a:blip r:embed="rId23"/>
+                    <a:srcRect/>
+                    <a:stretch>
+                      <a:fillRect/>
+                    </a:stretch>
+                  </pic:blipFill>
+                  <pic:spPr bwMode="auto">
+                    <a:xfrm>
+                      <a:off x="0" y="0"/>
+                      <a:ext cx="5619750" cy="3314700"/>
+                    </a:xfrm>
+                    <a:prstGeom prst="rect">
+                      <a:avLst/>
+                    </a:prstGeom>
+                  </pic:spPr>
+                </pic:pic>
+              </a:graphicData>
+            </a:graphic>
+          </wp:inline>
+        </w:drawing>
+      </w:r>
+    </w:p>
+    <w:p>
+      <w:pPr>
+        <w:spacing w:after="280"/>
+        <w:jc w:val="center"/>
+      </w:pPr>
+      <w:r>
+        <w:rPr>
+          <w:color w:val="595959"/>
+          <w:sz w:val="18"/>
+          <w:szCs w:val="18"/>
+        </w:rPr>
+        <w:t>Figure 17. Tax engine selection per store</w:t>
+      </w:r>
+    </w:p>
+    <w:p>
+      <w:pPr>
+        <w:pStyle w:val="Heading1"/>
+        <w:spacing w:before="400" w:after="140"/>
+      </w:pPr>
+      <w:bookmarkStart w:id="15" w:name="_Toc241673137"/>
+      <w:r>
+        <w:rPr>
+          <w:b/>
+          <w:bCs/>
+          <w:color w:val="1F3864"/>
+          <w:sz w:val="28"/>
+          <w:szCs w:val="28"/>
+        </w:rPr>
+        <w:t>10. Bill formats</w:t>
+      </w:r>
+      <w:bookmarkEnd w:id="15"/>
+    </w:p>
+    <w:p>
+      <w:pPr>
+        <w:spacing w:after="140"/>
+      </w:pPr>
+      <w:r>
+        <w:t>Bill formats are the printed layouts for bills, receipts, credit notes and refunds. A default set is created with every store and can be used as it is; edit them when the shop wants its own letterhead, footer or return policy on the print.</w:t>
+      </w:r>
+    </w:p>
+    <w:p>
+      <w:pPr>
+        <w:spacing w:before="80" w:after="60"/>
+        <w:jc w:val="center"/>
+      </w:pPr>
+      <w:r>
+        <w:rPr>
+          <w:noProof/>
+        </w:rPr>
+        <w:drawing>
+          <wp:inline distT="0" distB="0" distL="0" distR="0" wp14:anchorId="31A7F85A" wp14:editId="13EF59EF">
+            <wp:extent cx="5619750" cy="3314700"/>
+            <wp:effectExtent l="0" t="0" r="0" b="0"/>
+            <wp:docPr id="18" name="Picture 18"/>
+            <wp:cNvGraphicFramePr>
+              <a:graphicFrameLocks xmlns:a="http://schemas.openxmlformats.org/drawingml/2006/main" noChangeAspect="1"/>
+            </wp:cNvGraphicFramePr>
+            <a:graphic xmlns:a="http://schemas.openxmlformats.org/drawingml/2006/main">
+              <a:graphicData uri="http://schemas.openxmlformats.org/drawingml/2006/picture">
+                <pic:pic xmlns:pic="http://schemas.openxmlformats.org/drawingml/2006/picture">
+                  <pic:nvPicPr>
+                    <pic:cNvPr id="0" name=""/>
+                    <pic:cNvPicPr>
+                      <a:picLocks noChangeAspect="1" noChangeArrowheads="1"/>
+                    </pic:cNvPicPr>
+                  </pic:nvPicPr>
+                  <pic:blipFill>
+                    <a:blip r:embed="rId24"/>
+                    <a:srcRect/>
+                    <a:stretch>
+                      <a:fillRect/>
+                    </a:stretch>
+                  </pic:blipFill>
+                  <pic:spPr bwMode="auto">
+                    <a:xfrm>
+                      <a:off x="0" y="0"/>
+                      <a:ext cx="5619750" cy="3314700"/>
+                    </a:xfrm>
+                    <a:prstGeom prst="rect">
+                      <a:avLst/>
+                    </a:prstGeom>
+                  </pic:spPr>
+                </pic:pic>
+              </a:graphicData>
+            </a:graphic>
+          </wp:inline>
+        </w:drawing>
+      </w:r>
+    </w:p>
+    <w:p>
+      <w:pPr>
+        <w:spacing w:after="280"/>
+        <w:jc w:val="center"/>
+      </w:pPr>
+      <w:r>
+        <w:rPr>
+          <w:color w:val="595959"/>
+          <w:sz w:val="18"/>
+          <w:szCs w:val="18"/>
+        </w:rPr>
+        <w:t>Figure 18. Bill and receipt formats by type and date</w:t>
+      </w:r>
+    </w:p>
+    <w:p>
+      <w:pPr>
+        <w:spacing w:before="80" w:after="60"/>
+        <w:jc w:val="center"/>
+      </w:pPr>
+      <w:r>
+        <w:rPr>
+          <w:noProof/>
+        </w:rPr>
+        <w:lastRenderedPageBreak/>
+        <w:drawing>
+          <wp:inline distT="0" distB="0" distL="0" distR="0" wp14:anchorId="6059D301" wp14:editId="7100BB81">
+            <wp:extent cx="5619750" cy="3314700"/>
+            <wp:effectExtent l="0" t="0" r="0" b="0"/>
+            <wp:docPr id="19" name="Picture 19"/>
+            <wp:cNvGraphicFramePr>
+              <a:graphicFrameLocks xmlns:a="http://schemas.openxmlformats.org/drawingml/2006/main" noChangeAspect="1"/>
+            </wp:cNvGraphicFramePr>
+            <a:graphic xmlns:a="http://schemas.openxmlformats.org/drawingml/2006/main">
+              <a:graphicData uri="http://schemas.openxmlformats.org/drawingml/2006/picture">
+                <pic:pic xmlns:pic="http://schemas.openxmlformats.org/drawingml/2006/picture">
+                  <pic:nvPicPr>
+                    <pic:cNvPr id="0" name=""/>
+                    <pic:cNvPicPr>
+                      <a:picLocks noChangeAspect="1" noChangeArrowheads="1"/>
+                    </pic:cNvPicPr>
+                  </pic:nvPicPr>
+                  <pic:blipFill>
+                    <a:blip r:embed="rId25"/>
+                    <a:srcRect/>
+                    <a:stretch>
+                      <a:fillRect/>
+                    </a:stretch>
+                  </pic:blipFill>
+                  <pic:spPr bwMode="auto">
+                    <a:xfrm>
+                      <a:off x="0" y="0"/>
+                      <a:ext cx="5619750" cy="3314700"/>
+                    </a:xfrm>
+                    <a:prstGeom prst="rect">
+                      <a:avLst/>
+                    </a:prstGeom>
+                  </pic:spPr>
+                </pic:pic>
+              </a:graphicData>
+            </a:graphic>
+          </wp:inline>
+        </w:drawing>
+      </w:r>
+    </w:p>
+    <w:p>
+      <w:pPr>
+        <w:spacing w:after="280"/>
+        <w:jc w:val="center"/>
+      </w:pPr>
+      <w:r>
+        <w:rPr>
+          <w:color w:val="595959"/>
+          <w:sz w:val="18"/>
+          <w:szCs w:val="18"/>
+        </w:rPr>
+        <w:t>Figure 19. Adding a format</w:t>
+      </w:r>
+    </w:p>
+    <w:p>
+      <w:pPr>
+        <w:pBdr>
+          <w:left w:val="single" w:sz="12" w:space="10" w:color="1F3864"/>
+        </w:pBdr>
+        <w:spacing w:before="60" w:after="200"/>
+        <w:ind w:left="200"/>
+      </w:pPr>
+      <w:r>
+        <w:rPr>
+          <w:i/>
+          <w:iCs/>
+          <w:color w:val="595959"/>
+          <w:sz w:val="20"/>
+          <w:szCs w:val="20"/>
+        </w:rPr>
+        <w:t>Formats are dated. A new format takes effect from its start date, and older documents keep printing on the layout that applied when they were raised.</w:t>
+      </w:r>
+    </w:p>
+    <w:p>
+      <w:pPr>
+        <w:pStyle w:val="Heading1"/>
+        <w:spacing w:before="400" w:after="140"/>
+      </w:pPr>
+      <w:bookmarkStart w:id="16" w:name="_Toc241673138"/>
+      <w:r>
+        <w:rPr>
+          <w:b/>
+          <w:bCs/>
+          <w:color w:val="1F3864"/>
+          <w:sz w:val="28"/>
+          <w:szCs w:val="28"/>
+        </w:rPr>
+        <w:t>11. Financial years</w:t>
+      </w:r>
+      <w:bookmarkEnd w:id="16"/>
+    </w:p>
+    <w:p>
+      <w:pPr>
+        <w:spacing w:after="140"/>
+      </w:pPr>
+      <w:r>
+        <w:t>Financial years drive document numbering and every dated report. Add the coming year before it starts, so that numbering series can be prepared in advance and billing does not stop on 1 April.</w:t>
+      </w:r>
+    </w:p>
+    <w:p>
+      <w:pPr>
+        <w:spacing w:before="80" w:after="60"/>
+        <w:jc w:val="center"/>
+      </w:pPr>
+      <w:r>
+        <w:rPr>
+          <w:noProof/>
+        </w:rPr>
+        <w:drawing>
+          <wp:inline distT="0" distB="0" distL="0" distR="0" wp14:anchorId="44264484" wp14:editId="0B1F5126">
+            <wp:extent cx="5619750" cy="3314700"/>
+            <wp:effectExtent l="0" t="0" r="0" b="0"/>
+            <wp:docPr id="20" name="Picture 20"/>
+            <wp:cNvGraphicFramePr>
+              <a:graphicFrameLocks xmlns:a="http://schemas.openxmlformats.org/drawingml/2006/main" noChangeAspect="1"/>
+            </wp:cNvGraphicFramePr>
+            <a:graphic xmlns:a="http://schemas.openxmlformats.org/drawingml/2006/main">
+              <a:graphicData uri="http://schemas.openxmlformats.org/drawingml/2006/picture">
+                <pic:pic xmlns:pic="http://schemas.openxmlformats.org/drawingml/2006/picture">
+                  <pic:nvPicPr>
+                    <pic:cNvPr id="0" name=""/>
+                    <pic:cNvPicPr>
+                      <a:picLocks noChangeAspect="1" noChangeArrowheads="1"/>
+                    </pic:cNvPicPr>
+                  </pic:nvPicPr>
+                  <pic:blipFill>
+                    <a:blip r:embed="rId26"/>
+                    <a:srcRect/>
+                    <a:stretch>
+                      <a:fillRect/>
+                    </a:stretch>
+                  </pic:blipFill>
+                  <pic:spPr bwMode="auto">
+                    <a:xfrm>
+                      <a:off x="0" y="0"/>
+                      <a:ext cx="5619750" cy="3314700"/>
+                    </a:xfrm>
+                    <a:prstGeom prst="rect">
+                      <a:avLst/>
+                    </a:prstGeom>
+                  </pic:spPr>
+                </pic:pic>
+              </a:graphicData>
+            </a:graphic>
+          </wp:inline>
+        </w:drawing>
+      </w:r>
+    </w:p>
+    <w:p>
+      <w:pPr>
+        <w:spacing w:after="280"/>
+        <w:jc w:val="center"/>
+      </w:pPr>
+      <w:r>
+        <w:rPr>
+          <w:color w:val="595959"/>
+          <w:sz w:val="18"/>
+          <w:szCs w:val="18"/>
+        </w:rPr>
+        <w:t>Figure 20. Financial years</w:t>
+      </w:r>
+    </w:p>
+    <w:p>
+      <w:pPr>
+        <w:pStyle w:val="Heading1"/>
+        <w:spacing w:before="400" w:after="140"/>
+      </w:pPr>
+      <w:bookmarkStart w:id="17" w:name="_Toc241673139"/>
+      <w:r>
+        <w:rPr>
+          <w:b/>
+          <w:bCs/>
+          <w:color w:val="1F3864"/>
+          <w:sz w:val="28"/>
+          <w:szCs w:val="28"/>
+        </w:rPr>
+        <w:t>12. Users</w:t>
+      </w:r>
+      <w:bookmarkEnd w:id="17"/>
+    </w:p>
+    <w:p>
+      <w:pPr>
+        <w:spacing w:after="140"/>
+      </w:pPr>
+      <w:r>
+        <w:lastRenderedPageBreak/>
+        <w:t>Create one user for each person who signs in. For a new store the first account to create is its Store Administrator; that person can then add their own cashiers and managers without coming back to you.</w:t>
+      </w:r>
+    </w:p>
+    <w:p>
+      <w:pPr>
+        <w:spacing w:before="80" w:after="60"/>
+        <w:jc w:val="center"/>
+      </w:pPr>
+      <w:r>
+        <w:rPr>
+          <w:noProof/>
+        </w:rPr>
+        <w:drawing>
+          <wp:inline distT="0" distB="0" distL="0" distR="0" wp14:anchorId="4B78E670" wp14:editId="782D2309">
+            <wp:extent cx="5619750" cy="3314700"/>
+            <wp:effectExtent l="0" t="0" r="0" b="0"/>
+            <wp:docPr id="21" name="Picture 21"/>
+            <wp:cNvGraphicFramePr>
+              <a:graphicFrameLocks xmlns:a="http://schemas.openxmlformats.org/drawingml/2006/main" noChangeAspect="1"/>
+            </wp:cNvGraphicFramePr>
+            <a:graphic xmlns:a="http://schemas.openxmlformats.org/drawingml/2006/main">
+              <a:graphicData uri="http://schemas.openxmlformats.org/drawingml/2006/picture">
+                <pic:pic xmlns:pic="http://schemas.openxmlformats.org/drawingml/2006/picture">
+                  <pic:nvPicPr>
+                    <pic:cNvPr id="0" name=""/>
+                    <pic:cNvPicPr>
+                      <a:picLocks noChangeAspect="1" noChangeArrowheads="1"/>
+                    </pic:cNvPicPr>
+                  </pic:nvPicPr>
+                  <pic:blipFill>
+                    <a:blip r:embed="rId27"/>
+                    <a:srcRect/>
+                    <a:stretch>
+                      <a:fillRect/>
+                    </a:stretch>
+                  </pic:blipFill>
+                  <pic:spPr bwMode="auto">
+                    <a:xfrm>
+                      <a:off x="0" y="0"/>
+                      <a:ext cx="5619750" cy="3314700"/>
+                    </a:xfrm>
+                    <a:prstGeom prst="rect">
+                      <a:avLst/>
+                    </a:prstGeom>
+                  </pic:spPr>
+                </pic:pic>
+              </a:graphicData>
+            </a:graphic>
+          </wp:inline>
+        </w:drawing>
+      </w:r>
+    </w:p>
+    <w:p>
+      <w:pPr>
+        <w:spacing w:after="280"/>
+        <w:jc w:val="center"/>
+      </w:pPr>
+      <w:r>
+        <w:rPr>
+          <w:color w:val="595959"/>
+          <w:sz w:val="18"/>
+          <w:szCs w:val="18"/>
+        </w:rPr>
+        <w:t>Figure 21. User accounts with role and store</w:t>
+      </w:r>
+    </w:p>
+    <w:p>
+      <w:pPr>
+        <w:spacing w:after="140"/>
+      </w:pPr>
+      <w:r>
+        <w:t>Choose New User, fill in the name, email and a starting password, set the role to Admin, and select the store. A user must belong to a store unless the role is Admin or above.</w:t>
+      </w:r>
+    </w:p>
+    <w:p>
+      <w:pPr>
+        <w:spacing w:before="80" w:after="60"/>
+        <w:jc w:val="center"/>
+      </w:pPr>
+      <w:r>
+        <w:rPr>
+          <w:noProof/>
+        </w:rPr>
+        <w:drawing>
+          <wp:inline distT="0" distB="0" distL="0" distR="0" wp14:anchorId="76A613FE" wp14:editId="5C59DDB3">
+            <wp:extent cx="5619750" cy="3314700"/>
+            <wp:effectExtent l="0" t="0" r="0" b="0"/>
+            <wp:docPr id="22" name="Picture 22"/>
+            <wp:cNvGraphicFramePr>
+              <a:graphicFrameLocks xmlns:a="http://schemas.openxmlformats.org/drawingml/2006/main" noChangeAspect="1"/>
+            </wp:cNvGraphicFramePr>
+            <a:graphic xmlns:a="http://schemas.openxmlformats.org/drawingml/2006/main">
+              <a:graphicData uri="http://schemas.openxmlformats.org/drawingml/2006/picture">
+                <pic:pic xmlns:pic="http://schemas.openxmlformats.org/drawingml/2006/picture">
+                  <pic:nvPicPr>
+                    <pic:cNvPr id="0" name=""/>
+                    <pic:cNvPicPr>
+                      <a:picLocks noChangeAspect="1" noChangeArrowheads="1"/>
+                    </pic:cNvPicPr>
+                  </pic:nvPicPr>
+                  <pic:blipFill>
+                    <a:blip r:embed="rId28"/>
+                    <a:srcRect/>
+                    <a:stretch>
+                      <a:fillRect/>
+                    </a:stretch>
+                  </pic:blipFill>
+                  <pic:spPr bwMode="auto">
+                    <a:xfrm>
+                      <a:off x="0" y="0"/>
+                      <a:ext cx="5619750" cy="3314700"/>
+                    </a:xfrm>
+                    <a:prstGeom prst="rect">
+                      <a:avLst/>
+                    </a:prstGeom>
+                  </pic:spPr>
+                </pic:pic>
+              </a:graphicData>
+            </a:graphic>
+          </wp:inline>
+        </w:drawing>
+      </w:r>
+    </w:p>
+    <w:p>
+      <w:pPr>
+        <w:spacing w:after="280"/>
+        <w:jc w:val="center"/>
+      </w:pPr>
+      <w:r>
+        <w:rPr>
+          <w:color w:val="595959"/>
+          <w:sz w:val="18"/>
+          <w:szCs w:val="18"/>
+        </w:rPr>
+        <w:t>Figure 22. Creating the store's administrator</w:t>
+      </w:r>
+    </w:p>
+    <w:p>
+      <w:pPr>
+        <w:spacing w:after="140"/>
+      </w:pPr>
+      <w:r>
+        <w:t>The account already created for the first store is:</w:t>
       </w:r>
     </w:p>
     <w:tbl>
       <w:tblPr>
-        <w:tblW w:type="dxa" w:w="9000"/>
+        <w:tblW w:w="9000" w:type="dxa"/>
         <w:tblBorders>
-          <w:top w:val="single" w:color="auto" w:sz="4"/>
-          <w:left w:val="single" w:color="auto" w:sz="4"/>
-          <w:bottom w:val="single" w:color="auto" w:sz="4"/>
-          <w:right w:val="single" w:color="auto" w:sz="4"/>
-          <w:insideH w:val="single" w:color="auto" w:sz="4"/>
-          <w:insideV w:val="single" w:color="auto" w:sz="4"/>
+          <w:top w:val="single" w:sz="4" w:space="0" w:color="auto"/>
+          <w:left w:val="single" w:sz="4" w:space="0" w:color="auto"/>
+          <w:bottom w:val="single" w:sz="4" w:space="0" w:color="auto"/>
+          <w:right w:val="single" w:sz="4" w:space="0" w:color="auto"/>
+          <w:insideH w:val="single" w:sz="4" w:space="0" w:color="auto"/>
+          <w:insideV w:val="single" w:sz="4" w:space="0" w:color="auto"/>
         </w:tblBorders>
+        <w:tblCellMar>
+          <w:left w:w="10" w:type="dxa"/>
+          <w:right w:w="10" w:type="dxa"/>
+        </w:tblCellMar>
+        <w:tblLook w:val="04A0" w:firstRow="1" w:lastRow="0" w:firstColumn="1" w:lastColumn="0" w:noHBand="0" w:noVBand="1"/>
       </w:tblPr>
       <w:tblGrid>
         <w:gridCol w:w="2100"/>
@@ -2892,25 +4901,28 @@
         <w:gridCol w:w="1700"/>
       </w:tblGrid>
       <w:tr>
+        <w:tblPrEx>
+          <w:tblCellMar>
+            <w:top w:w="0" w:type="dxa"/>
+            <w:bottom w:w="0" w:type="dxa"/>
+          </w:tblCellMar>
+        </w:tblPrEx>
         <w:trPr>
           <w:tblHeader/>
         </w:trPr>
         <w:tc>
           <w:tcPr>
-            <w:tcW w:type="dxa" w:w="2100"/>
-            <w:shd w:fill="1F3864" w:color="auto" w:val="clear"/>
-            <w:tcMar>
-              <w:top w:type="dxa" w:w="90"/>
-              <w:left w:type="dxa" w:w="130"/>
-              <w:bottom w:type="dxa" w:w="90"/>
-              <w:right w:type="dxa" w:w="130"/>
+            <w:tcW w:w="2100" w:type="dxa"/>
+            <w:shd w:val="clear" w:color="auto" w:fill="1F3864"/>
+            <w:tcMar>
+              <w:top w:w="90" w:type="dxa"/>
+              <w:left w:w="130" w:type="dxa"/>
+              <w:bottom w:w="90" w:type="dxa"/>
+              <w:right w:w="130" w:type="dxa"/>
             </w:tcMar>
             <w:vAlign w:val="center"/>
           </w:tcPr>
           <w:p>
-            <w:pPr>
-              <w:spacing w:after="0"/>
-            </w:pPr>
             <w:r>
               <w:rPr>
                 <w:b/>
@@ -2919,26 +4931,23 @@
                 <w:sz w:val="20"/>
                 <w:szCs w:val="20"/>
               </w:rPr>
-              <w:t xml:space="preserve">Role</w:t>
+              <w:t>Role</w:t>
             </w:r>
           </w:p>
         </w:tc>
         <w:tc>
           <w:tcPr>
-            <w:tcW w:type="dxa" w:w="3500"/>
-            <w:shd w:fill="1F3864" w:color="auto" w:val="clear"/>
-            <w:tcMar>
-              <w:top w:type="dxa" w:w="90"/>
-              <w:left w:type="dxa" w:w="130"/>
-              <w:bottom w:type="dxa" w:w="90"/>
-              <w:right w:type="dxa" w:w="130"/>
+            <w:tcW w:w="3500" w:type="dxa"/>
+            <w:shd w:val="clear" w:color="auto" w:fill="1F3864"/>
+            <w:tcMar>
+              <w:top w:w="90" w:type="dxa"/>
+              <w:left w:w="130" w:type="dxa"/>
+              <w:bottom w:w="90" w:type="dxa"/>
+              <w:right w:w="130" w:type="dxa"/>
             </w:tcMar>
             <w:vAlign w:val="center"/>
           </w:tcPr>
           <w:p>
-            <w:pPr>
-              <w:spacing w:after="0"/>
-            </w:pPr>
             <w:r>
               <w:rPr>
                 <w:b/>
@@ -2947,26 +4956,23 @@
                 <w:sz w:val="20"/>
                 <w:szCs w:val="20"/>
               </w:rPr>
-              <w:t xml:space="preserve">Email</w:t>
+              <w:t>Email</w:t>
             </w:r>
           </w:p>
         </w:tc>
         <w:tc>
           <w:tcPr>
-            <w:tcW w:type="dxa" w:w="1700"/>
-            <w:shd w:fill="1F3864" w:color="auto" w:val="clear"/>
-            <w:tcMar>
-              <w:top w:type="dxa" w:w="90"/>
-              <w:left w:type="dxa" w:w="130"/>
-              <w:bottom w:type="dxa" w:w="90"/>
-              <w:right w:type="dxa" w:w="130"/>
+            <w:tcW w:w="1700" w:type="dxa"/>
+            <w:shd w:val="clear" w:color="auto" w:fill="1F3864"/>
+            <w:tcMar>
+              <w:top w:w="90" w:type="dxa"/>
+              <w:left w:w="130" w:type="dxa"/>
+              <w:bottom w:w="90" w:type="dxa"/>
+              <w:right w:w="130" w:type="dxa"/>
             </w:tcMar>
             <w:vAlign w:val="center"/>
           </w:tcPr>
           <w:p>
-            <w:pPr>
-              <w:spacing w:after="0"/>
-            </w:pPr>
             <w:r>
               <w:rPr>
                 <w:b/>
@@ -2975,26 +4981,23 @@
                 <w:sz w:val="20"/>
                 <w:szCs w:val="20"/>
               </w:rPr>
-              <w:t xml:space="preserve">Password</w:t>
+              <w:t>Password</w:t>
             </w:r>
           </w:p>
         </w:tc>
         <w:tc>
           <w:tcPr>
-            <w:tcW w:type="dxa" w:w="1700"/>
-            <w:shd w:fill="1F3864" w:color="auto" w:val="clear"/>
-            <w:tcMar>
-              <w:top w:type="dxa" w:w="90"/>
-              <w:left w:type="dxa" w:w="130"/>
-              <w:bottom w:type="dxa" w:w="90"/>
-              <w:right w:type="dxa" w:w="130"/>
+            <w:tcW w:w="1700" w:type="dxa"/>
+            <w:shd w:val="clear" w:color="auto" w:fill="1F3864"/>
+            <w:tcMar>
+              <w:top w:w="90" w:type="dxa"/>
+              <w:left w:w="130" w:type="dxa"/>
+              <w:bottom w:w="90" w:type="dxa"/>
+              <w:right w:w="130" w:type="dxa"/>
             </w:tcMar>
             <w:vAlign w:val="center"/>
           </w:tcPr>
           <w:p>
-            <w:pPr>
-              <w:spacing w:after="0"/>
-            </w:pPr>
             <w:r>
               <w:rPr>
                 <w:b/>
@@ -3003,124 +5006,107 @@
                 <w:sz w:val="20"/>
                 <w:szCs w:val="20"/>
               </w:rPr>
-              <w:t xml:space="preserve">Store</w:t>
+              <w:t>Store</w:t>
             </w:r>
           </w:p>
         </w:tc>
       </w:tr>
       <w:tr>
-        <w:trPr>
-          <w:tblHeader w:val="off"/>
-        </w:trPr>
-        <w:tc>
-          <w:tcPr>
-            <w:tcW w:type="dxa" w:w="2100"/>
-            <w:shd w:fill="FFFFFF" w:color="auto" w:val="clear"/>
-            <w:tcMar>
-              <w:top w:type="dxa" w:w="90"/>
-              <w:left w:type="dxa" w:w="130"/>
-              <w:bottom w:type="dxa" w:w="90"/>
-              <w:right w:type="dxa" w:w="130"/>
+        <w:tblPrEx>
+          <w:tblCellMar>
+            <w:top w:w="0" w:type="dxa"/>
+            <w:bottom w:w="0" w:type="dxa"/>
+          </w:tblCellMar>
+        </w:tblPrEx>
+        <w:tc>
+          <w:tcPr>
+            <w:tcW w:w="2100" w:type="dxa"/>
+            <w:shd w:val="clear" w:color="auto" w:fill="FFFFFF"/>
+            <w:tcMar>
+              <w:top w:w="90" w:type="dxa"/>
+              <w:left w:w="130" w:type="dxa"/>
+              <w:bottom w:w="90" w:type="dxa"/>
+              <w:right w:w="130" w:type="dxa"/>
             </w:tcMar>
             <w:vAlign w:val="center"/>
           </w:tcPr>
           <w:p>
-            <w:pPr>
-              <w:spacing w:after="0"/>
-            </w:pPr>
-            <w:r>
-              <w:rPr>
-                <w:b w:val="false"/>
-                <w:bCs w:val="false"/>
+            <w:r>
+              <w:rPr>
                 <w:color w:val="000000"/>
                 <w:sz w:val="20"/>
                 <w:szCs w:val="20"/>
               </w:rPr>
-              <w:t xml:space="preserve">Store Administrator</w:t>
+              <w:t>Store Administrator</w:t>
             </w:r>
           </w:p>
         </w:tc>
         <w:tc>
           <w:tcPr>
-            <w:tcW w:type="dxa" w:w="3500"/>
-            <w:shd w:fill="FFFFFF" w:color="auto" w:val="clear"/>
-            <w:tcMar>
-              <w:top w:type="dxa" w:w="90"/>
-              <w:left w:type="dxa" w:w="130"/>
-              <w:bottom w:type="dxa" w:w="90"/>
-              <w:right w:type="dxa" w:w="130"/>
+            <w:tcW w:w="3500" w:type="dxa"/>
+            <w:shd w:val="clear" w:color="auto" w:fill="FFFFFF"/>
+            <w:tcMar>
+              <w:top w:w="90" w:type="dxa"/>
+              <w:left w:w="130" w:type="dxa"/>
+              <w:bottom w:w="90" w:type="dxa"/>
+              <w:right w:w="130" w:type="dxa"/>
             </w:tcMar>
             <w:vAlign w:val="center"/>
           </w:tcPr>
           <w:p>
-            <w:pPr>
-              <w:spacing w:after="0"/>
-            </w:pPr>
-            <w:r>
-              <w:rPr>
-                <w:b w:val="false"/>
-                <w:bCs w:val="false"/>
+            <w:r>
+              <w:rPr>
                 <w:color w:val="000000"/>
                 <w:sz w:val="20"/>
                 <w:szCs w:val="20"/>
               </w:rPr>
-              <w:t xml:space="preserve">omnia-storeadmin@gmail.com</w:t>
+              <w:t>omnia-storeadmin@gmail.com</w:t>
             </w:r>
           </w:p>
         </w:tc>
         <w:tc>
           <w:tcPr>
-            <w:tcW w:type="dxa" w:w="1700"/>
-            <w:shd w:fill="FFFFFF" w:color="auto" w:val="clear"/>
-            <w:tcMar>
-              <w:top w:type="dxa" w:w="90"/>
-              <w:left w:type="dxa" w:w="130"/>
-              <w:bottom w:type="dxa" w:w="90"/>
-              <w:right w:type="dxa" w:w="130"/>
+            <w:tcW w:w="1700" w:type="dxa"/>
+            <w:shd w:val="clear" w:color="auto" w:fill="FFFFFF"/>
+            <w:tcMar>
+              <w:top w:w="90" w:type="dxa"/>
+              <w:left w:w="130" w:type="dxa"/>
+              <w:bottom w:w="90" w:type="dxa"/>
+              <w:right w:w="130" w:type="dxa"/>
             </w:tcMar>
             <w:vAlign w:val="center"/>
           </w:tcPr>
           <w:p>
-            <w:pPr>
-              <w:spacing w:after="0"/>
-            </w:pPr>
-            <w:r>
-              <w:rPr>
-                <w:b w:val="false"/>
-                <w:bCs w:val="false"/>
+            <w:r>
+              <w:rPr>
                 <w:color w:val="000000"/>
                 <w:sz w:val="20"/>
                 <w:szCs w:val="20"/>
               </w:rPr>
-              <w:t xml:space="preserve">omnia@123</w:t>
+              <w:t>omnia@123</w:t>
             </w:r>
           </w:p>
         </w:tc>
         <w:tc>
           <w:tcPr>
-            <w:tcW w:type="dxa" w:w="1700"/>
-            <w:shd w:fill="FFFFFF" w:color="auto" w:val="clear"/>
-            <w:tcMar>
-              <w:top w:type="dxa" w:w="90"/>
-              <w:left w:type="dxa" w:w="130"/>
-              <w:bottom w:type="dxa" w:w="90"/>
-              <w:right w:type="dxa" w:w="130"/>
+            <w:tcW w:w="1700" w:type="dxa"/>
+            <w:shd w:val="clear" w:color="auto" w:fill="FFFFFF"/>
+            <w:tcMar>
+              <w:top w:w="90" w:type="dxa"/>
+              <w:left w:w="130" w:type="dxa"/>
+              <w:bottom w:w="90" w:type="dxa"/>
+              <w:right w:w="130" w:type="dxa"/>
             </w:tcMar>
             <w:vAlign w:val="center"/>
           </w:tcPr>
           <w:p>
-            <w:pPr>
-              <w:spacing w:after="0"/>
-            </w:pPr>
-            <w:r>
-              <w:rPr>
-                <w:b w:val="false"/>
-                <w:bCs w:val="false"/>
+            <w:r>
+              <w:rPr>
                 <w:color w:val="000000"/>
                 <w:sz w:val="20"/>
                 <w:szCs w:val="20"/>
               </w:rPr>
-              <w:t xml:space="preserve">Omnia</w:t>
+              <w:t>Omnia</w:t>
             </w:r>
           </w:p>
         </w:tc>
@@ -3134,9 +5120,9 @@
     <w:p>
       <w:pPr>
         <w:pBdr>
-          <w:left w:val="single" w:color="1F3864" w:sz="12" w:space="10"/>
+          <w:left w:val="single" w:sz="12" w:space="10" w:color="1F3864"/>
         </w:pBdr>
-        <w:spacing w:after="200" w:before="60"/>
+        <w:spacing w:before="60" w:after="200"/>
         <w:ind w:left="200"/>
       </w:pPr>
       <w:r>
@@ -3147,14 +5133,15 @@
           <w:sz w:val="20"/>
           <w:szCs w:val="20"/>
         </w:rPr>
-        <w:t xml:space="preserve">The Super Administrator role cannot be handed out from this screen by design. It is set directly on the database, which stops anyone from quietly promoting themselves.</w:t>
+        <w:t>The Super Administrator role cannot be handed out from this screen by design. It is set directly on the database, which stops anyone from quietly promoting themselves.</w:t>
       </w:r>
     </w:p>
     <w:p>
       <w:pPr>
         <w:pStyle w:val="Heading1"/>
-        <w:spacing w:after="140" w:before="400"/>
-      </w:pPr>
+        <w:spacing w:before="400" w:after="140"/>
+      </w:pPr>
+      <w:bookmarkStart w:id="18" w:name="_Toc241673140"/>
       <w:r>
         <w:rPr>
           <w:b/>
@@ -3163,27 +5150,87 @@
           <w:sz w:val="28"/>
           <w:szCs w:val="28"/>
         </w:rPr>
-        <w:t xml:space="preserve">13. Roles and rights</w:t>
-      </w:r>
-    </w:p>
-    <w:p>
-      <w:pPr>
-        <w:spacing w:after="140" w:line="280"/>
-      </w:pPr>
-      <w:r>
-        <w:rPr>
-          <w:sz w:val="21"/>
-          <w:szCs w:val="21"/>
-        </w:rPr>
-        <w:t xml:space="preserve">Four roles are supplied: Super Admin, Admin, Manager and Cashier. The rights grid shows exactly what each role may view, create, change and delete, and can be adjusted if a shop wants, say, its managers kept out of discounts.</w:t>
+        <w:t>13. Roles and rights</w:t>
+      </w:r>
+      <w:bookmarkEnd w:id="18"/>
+    </w:p>
+    <w:p>
+      <w:pPr>
+        <w:spacing w:after="140"/>
+      </w:pPr>
+      <w:r>
+        <w:t>Four roles are supplied: Super Admin, Admin, Manager and Cashier. The rights grid shows exactly what each role may view, create, change and delete, and can be adjusted if a shop wants, say, its managers kept out of discounts.</w:t>
+      </w:r>
+    </w:p>
+    <w:p>
+      <w:pPr>
+        <w:spacing w:before="80" w:after="60"/>
+        <w:jc w:val="center"/>
+      </w:pPr>
+      <w:r>
+        <w:rPr>
+          <w:noProof/>
+        </w:rPr>
+        <w:drawing>
+          <wp:inline distT="0" distB="0" distL="0" distR="0" wp14:anchorId="7E9B018D" wp14:editId="1B978326">
+            <wp:extent cx="5619750" cy="3314700"/>
+            <wp:effectExtent l="0" t="0" r="0" b="0"/>
+            <wp:docPr id="23" name="Picture 23"/>
+            <wp:cNvGraphicFramePr>
+              <a:graphicFrameLocks xmlns:a="http://schemas.openxmlformats.org/drawingml/2006/main" noChangeAspect="1"/>
+            </wp:cNvGraphicFramePr>
+            <a:graphic xmlns:a="http://schemas.openxmlformats.org/drawingml/2006/main">
+              <a:graphicData uri="http://schemas.openxmlformats.org/drawingml/2006/picture">
+                <pic:pic xmlns:pic="http://schemas.openxmlformats.org/drawingml/2006/picture">
+                  <pic:nvPicPr>
+                    <pic:cNvPr id="0" name=""/>
+                    <pic:cNvPicPr>
+                      <a:picLocks noChangeAspect="1" noChangeArrowheads="1"/>
+                    </pic:cNvPicPr>
+                  </pic:nvPicPr>
+                  <pic:blipFill>
+                    <a:blip r:embed="rId29"/>
+                    <a:srcRect/>
+                    <a:stretch>
+                      <a:fillRect/>
+                    </a:stretch>
+                  </pic:blipFill>
+                  <pic:spPr bwMode="auto">
+                    <a:xfrm>
+                      <a:off x="0" y="0"/>
+                      <a:ext cx="5619750" cy="3314700"/>
+                    </a:xfrm>
+                    <a:prstGeom prst="rect">
+                      <a:avLst/>
+                    </a:prstGeom>
+                  </pic:spPr>
+                </pic:pic>
+              </a:graphicData>
+            </a:graphic>
+          </wp:inline>
+        </w:drawing>
+      </w:r>
+    </w:p>
+    <w:p>
+      <w:pPr>
+        <w:spacing w:after="280"/>
+        <w:jc w:val="center"/>
+      </w:pPr>
+      <w:r>
+        <w:rPr>
+          <w:color w:val="595959"/>
+          <w:sz w:val="18"/>
+          <w:szCs w:val="18"/>
+        </w:rPr>
+        <w:t>Figure 23. Roles and their rights</w:t>
       </w:r>
     </w:p>
     <w:p>
       <w:pPr>
         <w:pBdr>
-          <w:left w:val="single" w:color="1F3864" w:sz="12" w:space="10"/>
+          <w:left w:val="single" w:sz="12" w:space="10" w:color="1F3864"/>
         </w:pBdr>
-        <w:spacing w:after="200" w:before="60"/>
+        <w:spacing w:before="60" w:after="200"/>
         <w:ind w:left="200"/>
       </w:pPr>
       <w:r>
@@ -3194,14 +5241,15 @@
           <w:sz w:val="20"/>
           <w:szCs w:val="20"/>
         </w:rPr>
-        <w:t xml:space="preserve">Settings reserved for the Super Administrator are not listed in this grid, so they cannot be granted to a lower role even by mistake.</w:t>
+        <w:t>Settings reserved for the Super Administrator are not listed in this grid, so they cannot be granted to a lower role even by mistake.</w:t>
       </w:r>
     </w:p>
     <w:p>
       <w:pPr>
         <w:pStyle w:val="Heading1"/>
-        <w:spacing w:after="140" w:before="400"/>
-      </w:pPr>
+        <w:spacing w:before="400" w:after="140"/>
+      </w:pPr>
+      <w:bookmarkStart w:id="19" w:name="_Toc241673141"/>
       <w:r>
         <w:rPr>
           <w:b/>
@@ -3210,26 +5258,88 @@
           <w:sz w:val="28"/>
           <w:szCs w:val="28"/>
         </w:rPr>
-        <w:t xml:space="preserve">14. Online orders access</w:t>
-      </w:r>
-    </w:p>
-    <w:p>
-      <w:pPr>
-        <w:spacing w:after="140" w:line="280"/>
-      </w:pPr>
-      <w:r>
-        <w:rPr>
-          <w:sz w:val="21"/>
-          <w:szCs w:val="21"/>
-        </w:rPr>
-        <w:t xml:space="preserve">If the shop sells through a website, issue an API credential here. The secret is shown once at the time of creation and stored only as a hash, so copy it immediately and pass it to the website developer.</w:t>
+        <w:t>14. Online orders access</w:t>
+      </w:r>
+      <w:bookmarkEnd w:id="19"/>
+    </w:p>
+    <w:p>
+      <w:pPr>
+        <w:spacing w:after="140"/>
+      </w:pPr>
+      <w:r>
+        <w:t>If the shop sells through a website, issue an API credential here. The secret is shown once at the time of creation and stored only as a hash, so copy it immediately and pass it to the website developer.</w:t>
+      </w:r>
+    </w:p>
+    <w:p>
+      <w:pPr>
+        <w:spacing w:before="80" w:after="60"/>
+        <w:jc w:val="center"/>
+      </w:pPr>
+      <w:r>
+        <w:rPr>
+          <w:noProof/>
+        </w:rPr>
+        <w:lastRenderedPageBreak/>
+        <w:drawing>
+          <wp:inline distT="0" distB="0" distL="0" distR="0" wp14:anchorId="1E8F0546" wp14:editId="6FCA184E">
+            <wp:extent cx="5619750" cy="3314700"/>
+            <wp:effectExtent l="0" t="0" r="0" b="0"/>
+            <wp:docPr id="24" name="Picture 24"/>
+            <wp:cNvGraphicFramePr>
+              <a:graphicFrameLocks xmlns:a="http://schemas.openxmlformats.org/drawingml/2006/main" noChangeAspect="1"/>
+            </wp:cNvGraphicFramePr>
+            <a:graphic xmlns:a="http://schemas.openxmlformats.org/drawingml/2006/main">
+              <a:graphicData uri="http://schemas.openxmlformats.org/drawingml/2006/picture">
+                <pic:pic xmlns:pic="http://schemas.openxmlformats.org/drawingml/2006/picture">
+                  <pic:nvPicPr>
+                    <pic:cNvPr id="0" name=""/>
+                    <pic:cNvPicPr>
+                      <a:picLocks noChangeAspect="1" noChangeArrowheads="1"/>
+                    </pic:cNvPicPr>
+                  </pic:nvPicPr>
+                  <pic:blipFill>
+                    <a:blip r:embed="rId30"/>
+                    <a:srcRect/>
+                    <a:stretch>
+                      <a:fillRect/>
+                    </a:stretch>
+                  </pic:blipFill>
+                  <pic:spPr bwMode="auto">
+                    <a:xfrm>
+                      <a:off x="0" y="0"/>
+                      <a:ext cx="5619750" cy="3314700"/>
+                    </a:xfrm>
+                    <a:prstGeom prst="rect">
+                      <a:avLst/>
+                    </a:prstGeom>
+                  </pic:spPr>
+                </pic:pic>
+              </a:graphicData>
+            </a:graphic>
+          </wp:inline>
+        </w:drawing>
+      </w:r>
+    </w:p>
+    <w:p>
+      <w:pPr>
+        <w:spacing w:after="280"/>
+        <w:jc w:val="center"/>
+      </w:pPr>
+      <w:r>
+        <w:rPr>
+          <w:color w:val="595959"/>
+          <w:sz w:val="18"/>
+          <w:szCs w:val="18"/>
+        </w:rPr>
+        <w:t>Figure 24. API credentials for the online channel</w:t>
       </w:r>
     </w:p>
     <w:p>
       <w:pPr>
         <w:pStyle w:val="Heading1"/>
-        <w:spacing w:after="140" w:before="400"/>
-      </w:pPr>
+        <w:spacing w:before="400" w:after="140"/>
+      </w:pPr>
+      <w:bookmarkStart w:id="20" w:name="_Toc241673142"/>
       <w:r>
         <w:rPr>
           <w:b/>
@@ -3238,26 +5348,87 @@
           <w:sz w:val="28"/>
           <w:szCs w:val="28"/>
         </w:rPr>
-        <w:t xml:space="preserve">15. Desktop application</w:t>
-      </w:r>
-    </w:p>
-    <w:p>
-      <w:pPr>
-        <w:spacing w:after="140" w:line="280"/>
-      </w:pPr>
-      <w:r>
-        <w:rPr>
-          <w:sz w:val="21"/>
-          <w:szCs w:val="21"/>
-        </w:rPr>
-        <w:t xml:space="preserve">Counters normally run the Windows desktop build rather than a browser tab, because it can drive the receipt printer and cash drawer. Upload each new installer here and staff can download it from inside the application.</w:t>
+        <w:t>15. Desktop application</w:t>
+      </w:r>
+      <w:bookmarkEnd w:id="20"/>
+    </w:p>
+    <w:p>
+      <w:pPr>
+        <w:spacing w:after="140"/>
+      </w:pPr>
+      <w:r>
+        <w:t>Counters normally run the Windows desktop build rather than a browser tab, because it can drive the receipt printer and cash drawer. Upload each new installer here and staff can download it from inside the application.</w:t>
+      </w:r>
+    </w:p>
+    <w:p>
+      <w:pPr>
+        <w:spacing w:before="80" w:after="60"/>
+        <w:jc w:val="center"/>
+      </w:pPr>
+      <w:r>
+        <w:rPr>
+          <w:noProof/>
+        </w:rPr>
+        <w:drawing>
+          <wp:inline distT="0" distB="0" distL="0" distR="0" wp14:anchorId="37136C49" wp14:editId="7F2E0169">
+            <wp:extent cx="5619750" cy="3314700"/>
+            <wp:effectExtent l="0" t="0" r="0" b="0"/>
+            <wp:docPr id="25" name="Picture 25"/>
+            <wp:cNvGraphicFramePr>
+              <a:graphicFrameLocks xmlns:a="http://schemas.openxmlformats.org/drawingml/2006/main" noChangeAspect="1"/>
+            </wp:cNvGraphicFramePr>
+            <a:graphic xmlns:a="http://schemas.openxmlformats.org/drawingml/2006/main">
+              <a:graphicData uri="http://schemas.openxmlformats.org/drawingml/2006/picture">
+                <pic:pic xmlns:pic="http://schemas.openxmlformats.org/drawingml/2006/picture">
+                  <pic:nvPicPr>
+                    <pic:cNvPr id="0" name=""/>
+                    <pic:cNvPicPr>
+                      <a:picLocks noChangeAspect="1" noChangeArrowheads="1"/>
+                    </pic:cNvPicPr>
+                  </pic:nvPicPr>
+                  <pic:blipFill>
+                    <a:blip r:embed="rId31"/>
+                    <a:srcRect/>
+                    <a:stretch>
+                      <a:fillRect/>
+                    </a:stretch>
+                  </pic:blipFill>
+                  <pic:spPr bwMode="auto">
+                    <a:xfrm>
+                      <a:off x="0" y="0"/>
+                      <a:ext cx="5619750" cy="3314700"/>
+                    </a:xfrm>
+                    <a:prstGeom prst="rect">
+                      <a:avLst/>
+                    </a:prstGeom>
+                  </pic:spPr>
+                </pic:pic>
+              </a:graphicData>
+            </a:graphic>
+          </wp:inline>
+        </w:drawing>
+      </w:r>
+    </w:p>
+    <w:p>
+      <w:pPr>
+        <w:spacing w:after="280"/>
+        <w:jc w:val="center"/>
+      </w:pPr>
+      <w:r>
+        <w:rPr>
+          <w:color w:val="595959"/>
+          <w:sz w:val="18"/>
+          <w:szCs w:val="18"/>
+        </w:rPr>
+        <w:t>Figure 25. Desktop application releases</w:t>
       </w:r>
     </w:p>
     <w:p>
       <w:pPr>
         <w:pStyle w:val="Heading1"/>
-        <w:spacing w:after="140" w:before="400"/>
-      </w:pPr>
+        <w:spacing w:before="400" w:after="140"/>
+      </w:pPr>
+      <w:bookmarkStart w:id="21" w:name="_Toc241673143"/>
       <w:r>
         <w:rPr>
           <w:b/>
@@ -3266,32 +5437,34 @@
           <w:sz w:val="28"/>
           <w:szCs w:val="28"/>
         </w:rPr>
-        <w:t xml:space="preserve">16. Handover checklist</w:t>
-      </w:r>
-    </w:p>
-    <w:p>
-      <w:pPr>
-        <w:spacing w:after="140" w:line="280"/>
-      </w:pPr>
-      <w:r>
-        <w:rPr>
-          <w:sz w:val="21"/>
-          <w:szCs w:val="21"/>
-        </w:rPr>
-        <w:t xml:space="preserve">Work through this before handing a new store to its administrator.</w:t>
+        <w:t>16. Handover checklist</w:t>
+      </w:r>
+      <w:bookmarkEnd w:id="21"/>
+    </w:p>
+    <w:p>
+      <w:pPr>
+        <w:spacing w:after="140"/>
+      </w:pPr>
+      <w:r>
+        <w:t>Work through this before handing a new store to its administrator.</w:t>
       </w:r>
     </w:p>
     <w:tbl>
       <w:tblPr>
-        <w:tblW w:type="dxa" w:w="8900"/>
+        <w:tblW w:w="8900" w:type="dxa"/>
         <w:tblBorders>
-          <w:top w:val="single" w:color="auto" w:sz="4"/>
-          <w:left w:val="single" w:color="auto" w:sz="4"/>
-          <w:bottom w:val="single" w:color="auto" w:sz="4"/>
-          <w:right w:val="single" w:color="auto" w:sz="4"/>
-          <w:insideH w:val="single" w:color="auto" w:sz="4"/>
-          <w:insideV w:val="single" w:color="auto" w:sz="4"/>
+          <w:top w:val="single" w:sz="4" w:space="0" w:color="auto"/>
+          <w:left w:val="single" w:sz="4" w:space="0" w:color="auto"/>
+          <w:bottom w:val="single" w:sz="4" w:space="0" w:color="auto"/>
+          <w:right w:val="single" w:sz="4" w:space="0" w:color="auto"/>
+          <w:insideH w:val="single" w:sz="4" w:space="0" w:color="auto"/>
+          <w:insideV w:val="single" w:sz="4" w:space="0" w:color="auto"/>
         </w:tblBorders>
+        <w:tblCellMar>
+          <w:left w:w="10" w:type="dxa"/>
+          <w:right w:w="10" w:type="dxa"/>
+        </w:tblCellMar>
+        <w:tblLook w:val="04A0" w:firstRow="1" w:lastRow="0" w:firstColumn="1" w:lastColumn="0" w:noHBand="0" w:noVBand="1"/>
       </w:tblPr>
       <w:tblGrid>
         <w:gridCol w:w="600"/>
@@ -3299,25 +5472,28 @@
         <w:gridCol w:w="1400"/>
       </w:tblGrid>
       <w:tr>
+        <w:tblPrEx>
+          <w:tblCellMar>
+            <w:top w:w="0" w:type="dxa"/>
+            <w:bottom w:w="0" w:type="dxa"/>
+          </w:tblCellMar>
+        </w:tblPrEx>
         <w:trPr>
           <w:tblHeader/>
         </w:trPr>
         <w:tc>
           <w:tcPr>
-            <w:tcW w:type="dxa" w:w="600"/>
-            <w:shd w:fill="1F3864" w:color="auto" w:val="clear"/>
-            <w:tcMar>
-              <w:top w:type="dxa" w:w="90"/>
-              <w:left w:type="dxa" w:w="130"/>
-              <w:bottom w:type="dxa" w:w="90"/>
-              <w:right w:type="dxa" w:w="130"/>
+            <w:tcW w:w="600" w:type="dxa"/>
+            <w:shd w:val="clear" w:color="auto" w:fill="1F3864"/>
+            <w:tcMar>
+              <w:top w:w="90" w:type="dxa"/>
+              <w:left w:w="130" w:type="dxa"/>
+              <w:bottom w:w="90" w:type="dxa"/>
+              <w:right w:w="130" w:type="dxa"/>
             </w:tcMar>
             <w:vAlign w:val="center"/>
           </w:tcPr>
           <w:p>
-            <w:pPr>
-              <w:spacing w:after="0"/>
-            </w:pPr>
             <w:r>
               <w:rPr>
                 <w:b/>
@@ -3326,26 +5502,24 @@
                 <w:sz w:val="20"/>
                 <w:szCs w:val="20"/>
               </w:rPr>
-              <w:t xml:space="preserve">#</w:t>
+              <w:lastRenderedPageBreak/>
+              <w:t>#</w:t>
             </w:r>
           </w:p>
         </w:tc>
         <w:tc>
           <w:tcPr>
-            <w:tcW w:type="dxa" w:w="6900"/>
-            <w:shd w:fill="1F3864" w:color="auto" w:val="clear"/>
-            <w:tcMar>
-              <w:top w:type="dxa" w:w="90"/>
-              <w:left w:type="dxa" w:w="130"/>
-              <w:bottom w:type="dxa" w:w="90"/>
-              <w:right w:type="dxa" w:w="130"/>
+            <w:tcW w:w="6900" w:type="dxa"/>
+            <w:shd w:val="clear" w:color="auto" w:fill="1F3864"/>
+            <w:tcMar>
+              <w:top w:w="90" w:type="dxa"/>
+              <w:left w:w="130" w:type="dxa"/>
+              <w:bottom w:w="90" w:type="dxa"/>
+              <w:right w:w="130" w:type="dxa"/>
             </w:tcMar>
             <w:vAlign w:val="center"/>
           </w:tcPr>
           <w:p>
-            <w:pPr>
-              <w:spacing w:after="0"/>
-            </w:pPr>
             <w:r>
               <w:rPr>
                 <w:b/>
@@ -3354,26 +5528,23 @@
                 <w:sz w:val="20"/>
                 <w:szCs w:val="20"/>
               </w:rPr>
-              <w:t xml:space="preserve">Step</w:t>
+              <w:t>Step</w:t>
             </w:r>
           </w:p>
         </w:tc>
         <w:tc>
           <w:tcPr>
-            <w:tcW w:type="dxa" w:w="1400"/>
-            <w:shd w:fill="1F3864" w:color="auto" w:val="clear"/>
-            <w:tcMar>
-              <w:top w:type="dxa" w:w="90"/>
-              <w:left w:type="dxa" w:w="130"/>
-              <w:bottom w:type="dxa" w:w="90"/>
-              <w:right w:type="dxa" w:w="130"/>
+            <w:tcW w:w="1400" w:type="dxa"/>
+            <w:shd w:val="clear" w:color="auto" w:fill="1F3864"/>
+            <w:tcMar>
+              <w:top w:w="90" w:type="dxa"/>
+              <w:left w:w="130" w:type="dxa"/>
+              <w:bottom w:w="90" w:type="dxa"/>
+              <w:right w:w="130" w:type="dxa"/>
             </w:tcMar>
             <w:vAlign w:val="center"/>
           </w:tcPr>
           <w:p>
-            <w:pPr>
-              <w:spacing w:after="0"/>
-            </w:pPr>
             <w:r>
               <w:rPr>
                 <w:b/>
@@ -3382,810 +5553,621 @@
                 <w:sz w:val="20"/>
                 <w:szCs w:val="20"/>
               </w:rPr>
-              <w:t xml:space="preserve">Done</w:t>
+              <w:t>Done</w:t>
             </w:r>
           </w:p>
         </w:tc>
       </w:tr>
       <w:tr>
-        <w:trPr>
-          <w:tblHeader w:val="off"/>
-        </w:trPr>
-        <w:tc>
-          <w:tcPr>
-            <w:tcW w:type="dxa" w:w="600"/>
-            <w:shd w:fill="FFFFFF" w:color="auto" w:val="clear"/>
-            <w:tcMar>
-              <w:top w:type="dxa" w:w="90"/>
-              <w:left w:type="dxa" w:w="130"/>
-              <w:bottom w:type="dxa" w:w="90"/>
-              <w:right w:type="dxa" w:w="130"/>
+        <w:tblPrEx>
+          <w:tblCellMar>
+            <w:top w:w="0" w:type="dxa"/>
+            <w:bottom w:w="0" w:type="dxa"/>
+          </w:tblCellMar>
+        </w:tblPrEx>
+        <w:tc>
+          <w:tcPr>
+            <w:tcW w:w="600" w:type="dxa"/>
+            <w:shd w:val="clear" w:color="auto" w:fill="FFFFFF"/>
+            <w:tcMar>
+              <w:top w:w="90" w:type="dxa"/>
+              <w:left w:w="130" w:type="dxa"/>
+              <w:bottom w:w="90" w:type="dxa"/>
+              <w:right w:w="130" w:type="dxa"/>
             </w:tcMar>
             <w:vAlign w:val="center"/>
           </w:tcPr>
           <w:p>
-            <w:pPr>
-              <w:spacing w:after="0"/>
-            </w:pPr>
-            <w:r>
-              <w:rPr>
-                <w:b w:val="false"/>
-                <w:bCs w:val="false"/>
+            <w:r>
+              <w:rPr>
                 <w:color w:val="000000"/>
                 <w:sz w:val="20"/>
                 <w:szCs w:val="20"/>
               </w:rPr>
-              <w:t xml:space="preserve">1</w:t>
+              <w:t>1</w:t>
             </w:r>
           </w:p>
         </w:tc>
         <w:tc>
           <w:tcPr>
-            <w:tcW w:type="dxa" w:w="6900"/>
-            <w:shd w:fill="FFFFFF" w:color="auto" w:val="clear"/>
-            <w:tcMar>
-              <w:top w:type="dxa" w:w="90"/>
-              <w:left w:type="dxa" w:w="130"/>
-              <w:bottom w:type="dxa" w:w="90"/>
-              <w:right w:type="dxa" w:w="130"/>
+            <w:tcW w:w="6900" w:type="dxa"/>
+            <w:shd w:val="clear" w:color="auto" w:fill="FFFFFF"/>
+            <w:tcMar>
+              <w:top w:w="90" w:type="dxa"/>
+              <w:left w:w="130" w:type="dxa"/>
+              <w:bottom w:w="90" w:type="dxa"/>
+              <w:right w:w="130" w:type="dxa"/>
             </w:tcMar>
             <w:vAlign w:val="center"/>
           </w:tcPr>
           <w:p>
-            <w:pPr>
-              <w:spacing w:after="0"/>
-            </w:pPr>
-            <w:r>
-              <w:rPr>
-                <w:b w:val="false"/>
-                <w:bCs w:val="false"/>
+            <w:r>
+              <w:rPr>
                 <w:color w:val="000000"/>
                 <w:sz w:val="20"/>
                 <w:szCs w:val="20"/>
               </w:rPr>
-              <w:t xml:space="preserve">Store created, with a unique store code and GSTIN</w:t>
+              <w:t>Store created, with a unique store code and GSTIN</w:t>
             </w:r>
           </w:p>
         </w:tc>
         <w:tc>
           <w:tcPr>
-            <w:tcW w:type="dxa" w:w="1400"/>
-            <w:shd w:fill="FFFFFF" w:color="auto" w:val="clear"/>
-            <w:tcMar>
-              <w:top w:type="dxa" w:w="90"/>
-              <w:left w:type="dxa" w:w="130"/>
-              <w:bottom w:type="dxa" w:w="90"/>
-              <w:right w:type="dxa" w:w="130"/>
+            <w:tcW w:w="1400" w:type="dxa"/>
+            <w:shd w:val="clear" w:color="auto" w:fill="FFFFFF"/>
+            <w:tcMar>
+              <w:top w:w="90" w:type="dxa"/>
+              <w:left w:w="130" w:type="dxa"/>
+              <w:bottom w:w="90" w:type="dxa"/>
+              <w:right w:w="130" w:type="dxa"/>
+            </w:tcMar>
+            <w:vAlign w:val="center"/>
+          </w:tcPr>
+          <w:p/>
+        </w:tc>
+      </w:tr>
+      <w:tr>
+        <w:tblPrEx>
+          <w:tblCellMar>
+            <w:top w:w="0" w:type="dxa"/>
+            <w:bottom w:w="0" w:type="dxa"/>
+          </w:tblCellMar>
+        </w:tblPrEx>
+        <w:tc>
+          <w:tcPr>
+            <w:tcW w:w="600" w:type="dxa"/>
+            <w:shd w:val="clear" w:color="auto" w:fill="FFFFFF"/>
+            <w:tcMar>
+              <w:top w:w="90" w:type="dxa"/>
+              <w:left w:w="130" w:type="dxa"/>
+              <w:bottom w:w="90" w:type="dxa"/>
+              <w:right w:w="130" w:type="dxa"/>
             </w:tcMar>
             <w:vAlign w:val="center"/>
           </w:tcPr>
           <w:p>
-            <w:pPr>
-              <w:spacing w:after="0"/>
-            </w:pPr>
-            <w:r>
-              <w:rPr>
-                <w:b w:val="false"/>
-                <w:bCs w:val="false"/>
+            <w:r>
+              <w:rPr>
                 <w:color w:val="000000"/>
                 <w:sz w:val="20"/>
                 <w:szCs w:val="20"/>
               </w:rPr>
-              <w:t xml:space="preserve"/>
+              <w:t>2</w:t>
             </w:r>
           </w:p>
         </w:tc>
-      </w:tr>
-      <w:tr>
-        <w:trPr>
-          <w:tblHeader w:val="off"/>
-        </w:trPr>
-        <w:tc>
-          <w:tcPr>
-            <w:tcW w:type="dxa" w:w="600"/>
-            <w:shd w:fill="FFFFFF" w:color="auto" w:val="clear"/>
-            <w:tcMar>
-              <w:top w:type="dxa" w:w="90"/>
-              <w:left w:type="dxa" w:w="130"/>
-              <w:bottom w:type="dxa" w:w="90"/>
-              <w:right w:type="dxa" w:w="130"/>
+        <w:tc>
+          <w:tcPr>
+            <w:tcW w:w="6900" w:type="dxa"/>
+            <w:shd w:val="clear" w:color="auto" w:fill="FFFFFF"/>
+            <w:tcMar>
+              <w:top w:w="90" w:type="dxa"/>
+              <w:left w:w="130" w:type="dxa"/>
+              <w:bottom w:w="90" w:type="dxa"/>
+              <w:right w:w="130" w:type="dxa"/>
             </w:tcMar>
             <w:vAlign w:val="center"/>
           </w:tcPr>
           <w:p>
-            <w:pPr>
-              <w:spacing w:after="0"/>
-            </w:pPr>
-            <w:r>
-              <w:rPr>
-                <w:b w:val="false"/>
-                <w:bCs w:val="false"/>
+            <w:r>
+              <w:rPr>
                 <w:color w:val="000000"/>
                 <w:sz w:val="20"/>
                 <w:szCs w:val="20"/>
               </w:rPr>
-              <w:t xml:space="preserve">2</w:t>
+              <w:t>Storage location confirmed (extra locations added if required)</w:t>
             </w:r>
           </w:p>
         </w:tc>
         <w:tc>
           <w:tcPr>
-            <w:tcW w:type="dxa" w:w="6900"/>
-            <w:shd w:fill="FFFFFF" w:color="auto" w:val="clear"/>
-            <w:tcMar>
-              <w:top w:type="dxa" w:w="90"/>
-              <w:left w:type="dxa" w:w="130"/>
-              <w:bottom w:type="dxa" w:w="90"/>
-              <w:right w:type="dxa" w:w="130"/>
+            <w:tcW w:w="1400" w:type="dxa"/>
+            <w:shd w:val="clear" w:color="auto" w:fill="FFFFFF"/>
+            <w:tcMar>
+              <w:top w:w="90" w:type="dxa"/>
+              <w:left w:w="130" w:type="dxa"/>
+              <w:bottom w:w="90" w:type="dxa"/>
+              <w:right w:w="130" w:type="dxa"/>
+            </w:tcMar>
+            <w:vAlign w:val="center"/>
+          </w:tcPr>
+          <w:p/>
+        </w:tc>
+      </w:tr>
+      <w:tr>
+        <w:tblPrEx>
+          <w:tblCellMar>
+            <w:top w:w="0" w:type="dxa"/>
+            <w:bottom w:w="0" w:type="dxa"/>
+          </w:tblCellMar>
+        </w:tblPrEx>
+        <w:tc>
+          <w:tcPr>
+            <w:tcW w:w="600" w:type="dxa"/>
+            <w:shd w:val="clear" w:color="auto" w:fill="FFFFFF"/>
+            <w:tcMar>
+              <w:top w:w="90" w:type="dxa"/>
+              <w:left w:w="130" w:type="dxa"/>
+              <w:bottom w:w="90" w:type="dxa"/>
+              <w:right w:w="130" w:type="dxa"/>
             </w:tcMar>
             <w:vAlign w:val="center"/>
           </w:tcPr>
           <w:p>
-            <w:pPr>
-              <w:spacing w:after="0"/>
-            </w:pPr>
-            <w:r>
-              <w:rPr>
-                <w:b w:val="false"/>
-                <w:bCs w:val="false"/>
+            <w:r>
+              <w:rPr>
                 <w:color w:val="000000"/>
                 <w:sz w:val="20"/>
                 <w:szCs w:val="20"/>
               </w:rPr>
-              <w:t xml:space="preserve">Storage location confirmed (extra locations added if required)</w:t>
+              <w:t>3</w:t>
             </w:r>
           </w:p>
         </w:tc>
         <w:tc>
           <w:tcPr>
-            <w:tcW w:type="dxa" w:w="1400"/>
-            <w:shd w:fill="FFFFFF" w:color="auto" w:val="clear"/>
-            <w:tcMar>
-              <w:top w:type="dxa" w:w="90"/>
-              <w:left w:type="dxa" w:w="130"/>
-              <w:bottom w:type="dxa" w:w="90"/>
-              <w:right w:type="dxa" w:w="130"/>
+            <w:tcW w:w="6900" w:type="dxa"/>
+            <w:shd w:val="clear" w:color="auto" w:fill="FFFFFF"/>
+            <w:tcMar>
+              <w:top w:w="90" w:type="dxa"/>
+              <w:left w:w="130" w:type="dxa"/>
+              <w:bottom w:w="90" w:type="dxa"/>
+              <w:right w:w="130" w:type="dxa"/>
             </w:tcMar>
             <w:vAlign w:val="center"/>
           </w:tcPr>
           <w:p>
-            <w:pPr>
-              <w:spacing w:after="0"/>
-            </w:pPr>
-            <w:r>
-              <w:rPr>
-                <w:b w:val="false"/>
-                <w:bCs w:val="false"/>
+            <w:r>
+              <w:rPr>
                 <w:color w:val="000000"/>
                 <w:sz w:val="20"/>
                 <w:szCs w:val="20"/>
               </w:rPr>
-              <w:t xml:space="preserve"/>
+              <w:t>One terminal created per billing counter</w:t>
             </w:r>
           </w:p>
+        </w:tc>
+        <w:tc>
+          <w:tcPr>
+            <w:tcW w:w="1400" w:type="dxa"/>
+            <w:shd w:val="clear" w:color="auto" w:fill="FFFFFF"/>
+            <w:tcMar>
+              <w:top w:w="90" w:type="dxa"/>
+              <w:left w:w="130" w:type="dxa"/>
+              <w:bottom w:w="90" w:type="dxa"/>
+              <w:right w:w="130" w:type="dxa"/>
+            </w:tcMar>
+            <w:vAlign w:val="center"/>
+          </w:tcPr>
+          <w:p/>
         </w:tc>
       </w:tr>
       <w:tr>
-        <w:trPr>
-          <w:tblHeader w:val="off"/>
-        </w:trPr>
-        <w:tc>
-          <w:tcPr>
-            <w:tcW w:type="dxa" w:w="600"/>
-            <w:shd w:fill="FFFFFF" w:color="auto" w:val="clear"/>
-            <w:tcMar>
-              <w:top w:type="dxa" w:w="90"/>
-              <w:left w:type="dxa" w:w="130"/>
-              <w:bottom w:type="dxa" w:w="90"/>
-              <w:right w:type="dxa" w:w="130"/>
+        <w:tblPrEx>
+          <w:tblCellMar>
+            <w:top w:w="0" w:type="dxa"/>
+            <w:bottom w:w="0" w:type="dxa"/>
+          </w:tblCellMar>
+        </w:tblPrEx>
+        <w:tc>
+          <w:tcPr>
+            <w:tcW w:w="600" w:type="dxa"/>
+            <w:shd w:val="clear" w:color="auto" w:fill="FFFFFF"/>
+            <w:tcMar>
+              <w:top w:w="90" w:type="dxa"/>
+              <w:left w:w="130" w:type="dxa"/>
+              <w:bottom w:w="90" w:type="dxa"/>
+              <w:right w:w="130" w:type="dxa"/>
             </w:tcMar>
             <w:vAlign w:val="center"/>
           </w:tcPr>
           <w:p>
-            <w:pPr>
-              <w:spacing w:after="0"/>
-            </w:pPr>
-            <w:r>
-              <w:rPr>
-                <w:b w:val="false"/>
-                <w:bCs w:val="false"/>
+            <w:r>
+              <w:rPr>
                 <w:color w:val="000000"/>
                 <w:sz w:val="20"/>
                 <w:szCs w:val="20"/>
               </w:rPr>
-              <w:t xml:space="preserve">3</w:t>
+              <w:t>4</w:t>
             </w:r>
           </w:p>
         </w:tc>
         <w:tc>
           <w:tcPr>
-            <w:tcW w:type="dxa" w:w="6900"/>
-            <w:shd w:fill="FFFFFF" w:color="auto" w:val="clear"/>
-            <w:tcMar>
-              <w:top w:type="dxa" w:w="90"/>
-              <w:left w:type="dxa" w:w="130"/>
-              <w:bottom w:type="dxa" w:w="90"/>
-              <w:right w:type="dxa" w:w="130"/>
+            <w:tcW w:w="6900" w:type="dxa"/>
+            <w:shd w:val="clear" w:color="auto" w:fill="FFFFFF"/>
+            <w:tcMar>
+              <w:top w:w="90" w:type="dxa"/>
+              <w:left w:w="130" w:type="dxa"/>
+              <w:bottom w:w="90" w:type="dxa"/>
+              <w:right w:w="130" w:type="dxa"/>
             </w:tcMar>
             <w:vAlign w:val="center"/>
           </w:tcPr>
           <w:p>
-            <w:pPr>
-              <w:spacing w:after="0"/>
-            </w:pPr>
-            <w:r>
-              <w:rPr>
-                <w:b w:val="false"/>
-                <w:bCs w:val="false"/>
+            <w:r>
+              <w:rPr>
                 <w:color w:val="000000"/>
                 <w:sz w:val="20"/>
                 <w:szCs w:val="20"/>
               </w:rPr>
-              <w:t xml:space="preserve">One terminal created per billing counter</w:t>
+              <w:t>Numbering series checked for the running financial year</w:t>
             </w:r>
           </w:p>
         </w:tc>
         <w:tc>
           <w:tcPr>
-            <w:tcW w:type="dxa" w:w="1400"/>
-            <w:shd w:fill="FFFFFF" w:color="auto" w:val="clear"/>
-            <w:tcMar>
-              <w:top w:type="dxa" w:w="90"/>
-              <w:left w:type="dxa" w:w="130"/>
-              <w:bottom w:type="dxa" w:w="90"/>
-              <w:right w:type="dxa" w:w="130"/>
+            <w:tcW w:w="1400" w:type="dxa"/>
+            <w:shd w:val="clear" w:color="auto" w:fill="FFFFFF"/>
+            <w:tcMar>
+              <w:top w:w="90" w:type="dxa"/>
+              <w:left w:w="130" w:type="dxa"/>
+              <w:bottom w:w="90" w:type="dxa"/>
+              <w:right w:w="130" w:type="dxa"/>
+            </w:tcMar>
+            <w:vAlign w:val="center"/>
+          </w:tcPr>
+          <w:p/>
+        </w:tc>
+      </w:tr>
+      <w:tr>
+        <w:tblPrEx>
+          <w:tblCellMar>
+            <w:top w:w="0" w:type="dxa"/>
+            <w:bottom w:w="0" w:type="dxa"/>
+          </w:tblCellMar>
+        </w:tblPrEx>
+        <w:tc>
+          <w:tcPr>
+            <w:tcW w:w="600" w:type="dxa"/>
+            <w:shd w:val="clear" w:color="auto" w:fill="FFFFFF"/>
+            <w:tcMar>
+              <w:top w:w="90" w:type="dxa"/>
+              <w:left w:w="130" w:type="dxa"/>
+              <w:bottom w:w="90" w:type="dxa"/>
+              <w:right w:w="130" w:type="dxa"/>
             </w:tcMar>
             <w:vAlign w:val="center"/>
           </w:tcPr>
           <w:p>
-            <w:pPr>
-              <w:spacing w:after="0"/>
-            </w:pPr>
-            <w:r>
-              <w:rPr>
-                <w:b w:val="false"/>
-                <w:bCs w:val="false"/>
+            <w:r>
+              <w:rPr>
                 <w:color w:val="000000"/>
                 <w:sz w:val="20"/>
                 <w:szCs w:val="20"/>
               </w:rPr>
-              <w:t xml:space="preserve"/>
+              <w:t>5</w:t>
             </w:r>
           </w:p>
         </w:tc>
-      </w:tr>
-      <w:tr>
-        <w:trPr>
-          <w:tblHeader w:val="off"/>
-        </w:trPr>
-        <w:tc>
-          <w:tcPr>
-            <w:tcW w:type="dxa" w:w="600"/>
-            <w:shd w:fill="FFFFFF" w:color="auto" w:val="clear"/>
-            <w:tcMar>
-              <w:top w:type="dxa" w:w="90"/>
-              <w:left w:type="dxa" w:w="130"/>
-              <w:bottom w:type="dxa" w:w="90"/>
-              <w:right w:type="dxa" w:w="130"/>
+        <w:tc>
+          <w:tcPr>
+            <w:tcW w:w="6900" w:type="dxa"/>
+            <w:shd w:val="clear" w:color="auto" w:fill="FFFFFF"/>
+            <w:tcMar>
+              <w:top w:w="90" w:type="dxa"/>
+              <w:left w:w="130" w:type="dxa"/>
+              <w:bottom w:w="90" w:type="dxa"/>
+              <w:right w:w="130" w:type="dxa"/>
             </w:tcMar>
             <w:vAlign w:val="center"/>
           </w:tcPr>
           <w:p>
-            <w:pPr>
-              <w:spacing w:after="0"/>
-            </w:pPr>
-            <w:r>
-              <w:rPr>
-                <w:b w:val="false"/>
-                <w:bCs w:val="false"/>
+            <w:r>
+              <w:rPr>
                 <w:color w:val="000000"/>
                 <w:sz w:val="20"/>
                 <w:szCs w:val="20"/>
               </w:rPr>
-              <w:t xml:space="preserve">4</w:t>
+              <w:t>Tax engine selected and HSN rates loaded</w:t>
             </w:r>
           </w:p>
         </w:tc>
         <w:tc>
           <w:tcPr>
-            <w:tcW w:type="dxa" w:w="6900"/>
-            <w:shd w:fill="FFFFFF" w:color="auto" w:val="clear"/>
-            <w:tcMar>
-              <w:top w:type="dxa" w:w="90"/>
-              <w:left w:type="dxa" w:w="130"/>
-              <w:bottom w:type="dxa" w:w="90"/>
-              <w:right w:type="dxa" w:w="130"/>
+            <w:tcW w:w="1400" w:type="dxa"/>
+            <w:shd w:val="clear" w:color="auto" w:fill="FFFFFF"/>
+            <w:tcMar>
+              <w:top w:w="90" w:type="dxa"/>
+              <w:left w:w="130" w:type="dxa"/>
+              <w:bottom w:w="90" w:type="dxa"/>
+              <w:right w:w="130" w:type="dxa"/>
+            </w:tcMar>
+            <w:vAlign w:val="center"/>
+          </w:tcPr>
+          <w:p/>
+        </w:tc>
+      </w:tr>
+      <w:tr>
+        <w:tblPrEx>
+          <w:tblCellMar>
+            <w:top w:w="0" w:type="dxa"/>
+            <w:bottom w:w="0" w:type="dxa"/>
+          </w:tblCellMar>
+        </w:tblPrEx>
+        <w:tc>
+          <w:tcPr>
+            <w:tcW w:w="600" w:type="dxa"/>
+            <w:shd w:val="clear" w:color="auto" w:fill="FFFFFF"/>
+            <w:tcMar>
+              <w:top w:w="90" w:type="dxa"/>
+              <w:left w:w="130" w:type="dxa"/>
+              <w:bottom w:w="90" w:type="dxa"/>
+              <w:right w:w="130" w:type="dxa"/>
             </w:tcMar>
             <w:vAlign w:val="center"/>
           </w:tcPr>
           <w:p>
-            <w:pPr>
-              <w:spacing w:after="0"/>
-            </w:pPr>
-            <w:r>
-              <w:rPr>
-                <w:b w:val="false"/>
-                <w:bCs w:val="false"/>
+            <w:r>
+              <w:rPr>
                 <w:color w:val="000000"/>
                 <w:sz w:val="20"/>
                 <w:szCs w:val="20"/>
               </w:rPr>
-              <w:t xml:space="preserve">Numbering series checked for the running financial year</w:t>
+              <w:t>6</w:t>
             </w:r>
           </w:p>
         </w:tc>
         <w:tc>
           <w:tcPr>
-            <w:tcW w:type="dxa" w:w="1400"/>
-            <w:shd w:fill="FFFFFF" w:color="auto" w:val="clear"/>
-            <w:tcMar>
-              <w:top w:type="dxa" w:w="90"/>
-              <w:left w:type="dxa" w:w="130"/>
-              <w:bottom w:type="dxa" w:w="90"/>
-              <w:right w:type="dxa" w:w="130"/>
+            <w:tcW w:w="6900" w:type="dxa"/>
+            <w:shd w:val="clear" w:color="auto" w:fill="FFFFFF"/>
+            <w:tcMar>
+              <w:top w:w="90" w:type="dxa"/>
+              <w:left w:w="130" w:type="dxa"/>
+              <w:bottom w:w="90" w:type="dxa"/>
+              <w:right w:w="130" w:type="dxa"/>
             </w:tcMar>
             <w:vAlign w:val="center"/>
           </w:tcPr>
           <w:p>
-            <w:pPr>
-              <w:spacing w:after="0"/>
-            </w:pPr>
-            <w:r>
-              <w:rPr>
-                <w:b w:val="false"/>
-                <w:bCs w:val="false"/>
+            <w:r>
+              <w:rPr>
                 <w:color w:val="000000"/>
                 <w:sz w:val="20"/>
                 <w:szCs w:val="20"/>
               </w:rPr>
-              <w:t xml:space="preserve"/>
+              <w:t>Payment methods confirmed against what the shop accepts</w:t>
             </w:r>
           </w:p>
+        </w:tc>
+        <w:tc>
+          <w:tcPr>
+            <w:tcW w:w="1400" w:type="dxa"/>
+            <w:shd w:val="clear" w:color="auto" w:fill="FFFFFF"/>
+            <w:tcMar>
+              <w:top w:w="90" w:type="dxa"/>
+              <w:left w:w="130" w:type="dxa"/>
+              <w:bottom w:w="90" w:type="dxa"/>
+              <w:right w:w="130" w:type="dxa"/>
+            </w:tcMar>
+            <w:vAlign w:val="center"/>
+          </w:tcPr>
+          <w:p/>
         </w:tc>
       </w:tr>
       <w:tr>
-        <w:trPr>
-          <w:tblHeader w:val="off"/>
-        </w:trPr>
-        <w:tc>
-          <w:tcPr>
-            <w:tcW w:type="dxa" w:w="600"/>
-            <w:shd w:fill="FFFFFF" w:color="auto" w:val="clear"/>
-            <w:tcMar>
-              <w:top w:type="dxa" w:w="90"/>
-              <w:left w:type="dxa" w:w="130"/>
-              <w:bottom w:type="dxa" w:w="90"/>
-              <w:right w:type="dxa" w:w="130"/>
+        <w:tblPrEx>
+          <w:tblCellMar>
+            <w:top w:w="0" w:type="dxa"/>
+            <w:bottom w:w="0" w:type="dxa"/>
+          </w:tblCellMar>
+        </w:tblPrEx>
+        <w:tc>
+          <w:tcPr>
+            <w:tcW w:w="600" w:type="dxa"/>
+            <w:shd w:val="clear" w:color="auto" w:fill="FFFFFF"/>
+            <w:tcMar>
+              <w:top w:w="90" w:type="dxa"/>
+              <w:left w:w="130" w:type="dxa"/>
+              <w:bottom w:w="90" w:type="dxa"/>
+              <w:right w:w="130" w:type="dxa"/>
             </w:tcMar>
             <w:vAlign w:val="center"/>
           </w:tcPr>
           <w:p>
-            <w:pPr>
-              <w:spacing w:after="0"/>
-            </w:pPr>
-            <w:r>
-              <w:rPr>
-                <w:b w:val="false"/>
-                <w:bCs w:val="false"/>
+            <w:r>
+              <w:rPr>
                 <w:color w:val="000000"/>
                 <w:sz w:val="20"/>
                 <w:szCs w:val="20"/>
               </w:rPr>
-              <w:t xml:space="preserve">5</w:t>
+              <w:t>7</w:t>
             </w:r>
           </w:p>
         </w:tc>
         <w:tc>
           <w:tcPr>
-            <w:tcW w:type="dxa" w:w="6900"/>
-            <w:shd w:fill="FFFFFF" w:color="auto" w:val="clear"/>
-            <w:tcMar>
-              <w:top w:type="dxa" w:w="90"/>
-              <w:left w:type="dxa" w:w="130"/>
-              <w:bottom w:type="dxa" w:w="90"/>
-              <w:right w:type="dxa" w:w="130"/>
+            <w:tcW w:w="6900" w:type="dxa"/>
+            <w:shd w:val="clear" w:color="auto" w:fill="FFFFFF"/>
+            <w:tcMar>
+              <w:top w:w="90" w:type="dxa"/>
+              <w:left w:w="130" w:type="dxa"/>
+              <w:bottom w:w="90" w:type="dxa"/>
+              <w:right w:w="130" w:type="dxa"/>
             </w:tcMar>
             <w:vAlign w:val="center"/>
           </w:tcPr>
           <w:p>
-            <w:pPr>
-              <w:spacing w:after="0"/>
-            </w:pPr>
-            <w:r>
-              <w:rPr>
-                <w:b w:val="false"/>
-                <w:bCs w:val="false"/>
+            <w:r>
+              <w:rPr>
                 <w:color w:val="000000"/>
                 <w:sz w:val="20"/>
                 <w:szCs w:val="20"/>
               </w:rPr>
-              <w:t xml:space="preserve">Tax engine selected and HSN rates loaded</w:t>
+              <w:t>Bill and receipt formats checked on a test print</w:t>
             </w:r>
           </w:p>
         </w:tc>
         <w:tc>
           <w:tcPr>
-            <w:tcW w:type="dxa" w:w="1400"/>
-            <w:shd w:fill="FFFFFF" w:color="auto" w:val="clear"/>
-            <w:tcMar>
-              <w:top w:type="dxa" w:w="90"/>
-              <w:left w:type="dxa" w:w="130"/>
-              <w:bottom w:type="dxa" w:w="90"/>
-              <w:right w:type="dxa" w:w="130"/>
+            <w:tcW w:w="1400" w:type="dxa"/>
+            <w:shd w:val="clear" w:color="auto" w:fill="FFFFFF"/>
+            <w:tcMar>
+              <w:top w:w="90" w:type="dxa"/>
+              <w:left w:w="130" w:type="dxa"/>
+              <w:bottom w:w="90" w:type="dxa"/>
+              <w:right w:w="130" w:type="dxa"/>
+            </w:tcMar>
+            <w:vAlign w:val="center"/>
+          </w:tcPr>
+          <w:p/>
+        </w:tc>
+      </w:tr>
+      <w:tr>
+        <w:tblPrEx>
+          <w:tblCellMar>
+            <w:top w:w="0" w:type="dxa"/>
+            <w:bottom w:w="0" w:type="dxa"/>
+          </w:tblCellMar>
+        </w:tblPrEx>
+        <w:tc>
+          <w:tcPr>
+            <w:tcW w:w="600" w:type="dxa"/>
+            <w:shd w:val="clear" w:color="auto" w:fill="FFFFFF"/>
+            <w:tcMar>
+              <w:top w:w="90" w:type="dxa"/>
+              <w:left w:w="130" w:type="dxa"/>
+              <w:bottom w:w="90" w:type="dxa"/>
+              <w:right w:w="130" w:type="dxa"/>
             </w:tcMar>
             <w:vAlign w:val="center"/>
           </w:tcPr>
           <w:p>
-            <w:pPr>
-              <w:spacing w:after="0"/>
-            </w:pPr>
-            <w:r>
-              <w:rPr>
-                <w:b w:val="false"/>
-                <w:bCs w:val="false"/>
+            <w:r>
+              <w:rPr>
                 <w:color w:val="000000"/>
                 <w:sz w:val="20"/>
                 <w:szCs w:val="20"/>
               </w:rPr>
-              <w:t xml:space="preserve"/>
+              <w:t>8</w:t>
             </w:r>
           </w:p>
         </w:tc>
-      </w:tr>
-      <w:tr>
-        <w:trPr>
-          <w:tblHeader w:val="off"/>
-        </w:trPr>
-        <w:tc>
-          <w:tcPr>
-            <w:tcW w:type="dxa" w:w="600"/>
-            <w:shd w:fill="FFFFFF" w:color="auto" w:val="clear"/>
-            <w:tcMar>
-              <w:top w:type="dxa" w:w="90"/>
-              <w:left w:type="dxa" w:w="130"/>
-              <w:bottom w:type="dxa" w:w="90"/>
-              <w:right w:type="dxa" w:w="130"/>
+        <w:tc>
+          <w:tcPr>
+            <w:tcW w:w="6900" w:type="dxa"/>
+            <w:shd w:val="clear" w:color="auto" w:fill="FFFFFF"/>
+            <w:tcMar>
+              <w:top w:w="90" w:type="dxa"/>
+              <w:left w:w="130" w:type="dxa"/>
+              <w:bottom w:w="90" w:type="dxa"/>
+              <w:right w:w="130" w:type="dxa"/>
             </w:tcMar>
             <w:vAlign w:val="center"/>
           </w:tcPr>
           <w:p>
-            <w:pPr>
-              <w:spacing w:after="0"/>
-            </w:pPr>
-            <w:r>
-              <w:rPr>
-                <w:b w:val="false"/>
-                <w:bCs w:val="false"/>
+            <w:r>
+              <w:rPr>
                 <w:color w:val="000000"/>
                 <w:sz w:val="20"/>
                 <w:szCs w:val="20"/>
               </w:rPr>
-              <w:t xml:space="preserve">6</w:t>
+              <w:t>Store Administrator account created and password handed over</w:t>
             </w:r>
           </w:p>
         </w:tc>
         <w:tc>
           <w:tcPr>
-            <w:tcW w:type="dxa" w:w="6900"/>
-            <w:shd w:fill="FFFFFF" w:color="auto" w:val="clear"/>
-            <w:tcMar>
-              <w:top w:type="dxa" w:w="90"/>
-              <w:left w:type="dxa" w:w="130"/>
-              <w:bottom w:type="dxa" w:w="90"/>
-              <w:right w:type="dxa" w:w="130"/>
+            <w:tcW w:w="1400" w:type="dxa"/>
+            <w:shd w:val="clear" w:color="auto" w:fill="FFFFFF"/>
+            <w:tcMar>
+              <w:top w:w="90" w:type="dxa"/>
+              <w:left w:w="130" w:type="dxa"/>
+              <w:bottom w:w="90" w:type="dxa"/>
+              <w:right w:w="130" w:type="dxa"/>
+            </w:tcMar>
+            <w:vAlign w:val="center"/>
+          </w:tcPr>
+          <w:p/>
+        </w:tc>
+      </w:tr>
+      <w:tr>
+        <w:tblPrEx>
+          <w:tblCellMar>
+            <w:top w:w="0" w:type="dxa"/>
+            <w:bottom w:w="0" w:type="dxa"/>
+          </w:tblCellMar>
+        </w:tblPrEx>
+        <w:tc>
+          <w:tcPr>
+            <w:tcW w:w="600" w:type="dxa"/>
+            <w:shd w:val="clear" w:color="auto" w:fill="FFFFFF"/>
+            <w:tcMar>
+              <w:top w:w="90" w:type="dxa"/>
+              <w:left w:w="130" w:type="dxa"/>
+              <w:bottom w:w="90" w:type="dxa"/>
+              <w:right w:w="130" w:type="dxa"/>
             </w:tcMar>
             <w:vAlign w:val="center"/>
           </w:tcPr>
           <w:p>
-            <w:pPr>
-              <w:spacing w:after="0"/>
-            </w:pPr>
-            <w:r>
-              <w:rPr>
-                <w:b w:val="false"/>
-                <w:bCs w:val="false"/>
+            <w:r>
+              <w:rPr>
                 <w:color w:val="000000"/>
                 <w:sz w:val="20"/>
                 <w:szCs w:val="20"/>
               </w:rPr>
-              <w:t xml:space="preserve">Payment methods confirmed against what the shop accepts</w:t>
+              <w:t>9</w:t>
             </w:r>
           </w:p>
         </w:tc>
         <w:tc>
           <w:tcPr>
-            <w:tcW w:type="dxa" w:w="1400"/>
-            <w:shd w:fill="FFFFFF" w:color="auto" w:val="clear"/>
-            <w:tcMar>
-              <w:top w:type="dxa" w:w="90"/>
-              <w:left w:type="dxa" w:w="130"/>
-              <w:bottom w:type="dxa" w:w="90"/>
-              <w:right w:type="dxa" w:w="130"/>
+            <w:tcW w:w="6900" w:type="dxa"/>
+            <w:shd w:val="clear" w:color="auto" w:fill="FFFFFF"/>
+            <w:tcMar>
+              <w:top w:w="90" w:type="dxa"/>
+              <w:left w:w="130" w:type="dxa"/>
+              <w:bottom w:w="90" w:type="dxa"/>
+              <w:right w:w="130" w:type="dxa"/>
             </w:tcMar>
             <w:vAlign w:val="center"/>
           </w:tcPr>
           <w:p>
-            <w:pPr>
-              <w:spacing w:after="0"/>
-            </w:pPr>
-            <w:r>
-              <w:rPr>
-                <w:b w:val="false"/>
-                <w:bCs w:val="false"/>
+            <w:r>
+              <w:rPr>
                 <w:color w:val="000000"/>
                 <w:sz w:val="20"/>
                 <w:szCs w:val="20"/>
               </w:rPr>
-              <w:t xml:space="preserve"/>
+              <w:t>Desktop application installed on each counter</w:t>
             </w:r>
           </w:p>
         </w:tc>
-      </w:tr>
-      <w:tr>
-        <w:trPr>
-          <w:tblHeader w:val="off"/>
-        </w:trPr>
-        <w:tc>
-          <w:tcPr>
-            <w:tcW w:type="dxa" w:w="600"/>
-            <w:shd w:fill="FFFFFF" w:color="auto" w:val="clear"/>
-            <w:tcMar>
-              <w:top w:type="dxa" w:w="90"/>
-              <w:left w:type="dxa" w:w="130"/>
-              <w:bottom w:type="dxa" w:w="90"/>
-              <w:right w:type="dxa" w:w="130"/>
-            </w:tcMar>
-            <w:vAlign w:val="center"/>
-          </w:tcPr>
-          <w:p>
-            <w:pPr>
-              <w:spacing w:after="0"/>
-            </w:pPr>
-            <w:r>
-              <w:rPr>
-                <w:b w:val="false"/>
-                <w:bCs w:val="false"/>
-                <w:color w:val="000000"/>
-                <w:sz w:val="20"/>
-                <w:szCs w:val="20"/>
-              </w:rPr>
-              <w:t xml:space="preserve">7</w:t>
-            </w:r>
-          </w:p>
-        </w:tc>
-        <w:tc>
-          <w:tcPr>
-            <w:tcW w:type="dxa" w:w="6900"/>
-            <w:shd w:fill="FFFFFF" w:color="auto" w:val="clear"/>
-            <w:tcMar>
-              <w:top w:type="dxa" w:w="90"/>
-              <w:left w:type="dxa" w:w="130"/>
-              <w:bottom w:type="dxa" w:w="90"/>
-              <w:right w:type="dxa" w:w="130"/>
-            </w:tcMar>
-            <w:vAlign w:val="center"/>
-          </w:tcPr>
-          <w:p>
-            <w:pPr>
-              <w:spacing w:after="0"/>
-            </w:pPr>
-            <w:r>
-              <w:rPr>
-                <w:b w:val="false"/>
-                <w:bCs w:val="false"/>
-                <w:color w:val="000000"/>
-                <w:sz w:val="20"/>
-                <w:szCs w:val="20"/>
-              </w:rPr>
-              <w:t xml:space="preserve">Bill and receipt formats checked on a test print</w:t>
-            </w:r>
-          </w:p>
-        </w:tc>
-        <w:tc>
-          <w:tcPr>
-            <w:tcW w:type="dxa" w:w="1400"/>
-            <w:shd w:fill="FFFFFF" w:color="auto" w:val="clear"/>
-            <w:tcMar>
-              <w:top w:type="dxa" w:w="90"/>
-              <w:left w:type="dxa" w:w="130"/>
-              <w:bottom w:type="dxa" w:w="90"/>
-              <w:right w:type="dxa" w:w="130"/>
-            </w:tcMar>
-            <w:vAlign w:val="center"/>
-          </w:tcPr>
-          <w:p>
-            <w:pPr>
-              <w:spacing w:after="0"/>
-            </w:pPr>
-            <w:r>
-              <w:rPr>
-                <w:b w:val="false"/>
-                <w:bCs w:val="false"/>
-                <w:color w:val="000000"/>
-                <w:sz w:val="20"/>
-                <w:szCs w:val="20"/>
-              </w:rPr>
-              <w:t xml:space="preserve"/>
-            </w:r>
-          </w:p>
-        </w:tc>
-      </w:tr>
-      <w:tr>
-        <w:trPr>
-          <w:tblHeader w:val="off"/>
-        </w:trPr>
-        <w:tc>
-          <w:tcPr>
-            <w:tcW w:type="dxa" w:w="600"/>
-            <w:shd w:fill="FFFFFF" w:color="auto" w:val="clear"/>
-            <w:tcMar>
-              <w:top w:type="dxa" w:w="90"/>
-              <w:left w:type="dxa" w:w="130"/>
-              <w:bottom w:type="dxa" w:w="90"/>
-              <w:right w:type="dxa" w:w="130"/>
-            </w:tcMar>
-            <w:vAlign w:val="center"/>
-          </w:tcPr>
-          <w:p>
-            <w:pPr>
-              <w:spacing w:after="0"/>
-            </w:pPr>
-            <w:r>
-              <w:rPr>
-                <w:b w:val="false"/>
-                <w:bCs w:val="false"/>
-                <w:color w:val="000000"/>
-                <w:sz w:val="20"/>
-                <w:szCs w:val="20"/>
-              </w:rPr>
-              <w:t xml:space="preserve">8</w:t>
-            </w:r>
-          </w:p>
-        </w:tc>
-        <w:tc>
-          <w:tcPr>
-            <w:tcW w:type="dxa" w:w="6900"/>
-            <w:shd w:fill="FFFFFF" w:color="auto" w:val="clear"/>
-            <w:tcMar>
-              <w:top w:type="dxa" w:w="90"/>
-              <w:left w:type="dxa" w:w="130"/>
-              <w:bottom w:type="dxa" w:w="90"/>
-              <w:right w:type="dxa" w:w="130"/>
-            </w:tcMar>
-            <w:vAlign w:val="center"/>
-          </w:tcPr>
-          <w:p>
-            <w:pPr>
-              <w:spacing w:after="0"/>
-            </w:pPr>
-            <w:r>
-              <w:rPr>
-                <w:b w:val="false"/>
-                <w:bCs w:val="false"/>
-                <w:color w:val="000000"/>
-                <w:sz w:val="20"/>
-                <w:szCs w:val="20"/>
-              </w:rPr>
-              <w:t xml:space="preserve">Store Administrator account created and password handed over</w:t>
-            </w:r>
-          </w:p>
-        </w:tc>
-        <w:tc>
-          <w:tcPr>
-            <w:tcW w:type="dxa" w:w="1400"/>
-            <w:shd w:fill="FFFFFF" w:color="auto" w:val="clear"/>
-            <w:tcMar>
-              <w:top w:type="dxa" w:w="90"/>
-              <w:left w:type="dxa" w:w="130"/>
-              <w:bottom w:type="dxa" w:w="90"/>
-              <w:right w:type="dxa" w:w="130"/>
-            </w:tcMar>
-            <w:vAlign w:val="center"/>
-          </w:tcPr>
-          <w:p>
-            <w:pPr>
-              <w:spacing w:after="0"/>
-            </w:pPr>
-            <w:r>
-              <w:rPr>
-                <w:b w:val="false"/>
-                <w:bCs w:val="false"/>
-                <w:color w:val="000000"/>
-                <w:sz w:val="20"/>
-                <w:szCs w:val="20"/>
-              </w:rPr>
-              <w:t xml:space="preserve"/>
-            </w:r>
-          </w:p>
-        </w:tc>
-      </w:tr>
-      <w:tr>
-        <w:trPr>
-          <w:tblHeader w:val="off"/>
-        </w:trPr>
-        <w:tc>
-          <w:tcPr>
-            <w:tcW w:type="dxa" w:w="600"/>
-            <w:shd w:fill="FFFFFF" w:color="auto" w:val="clear"/>
-            <w:tcMar>
-              <w:top w:type="dxa" w:w="90"/>
-              <w:left w:type="dxa" w:w="130"/>
-              <w:bottom w:type="dxa" w:w="90"/>
-              <w:right w:type="dxa" w:w="130"/>
-            </w:tcMar>
-            <w:vAlign w:val="center"/>
-          </w:tcPr>
-          <w:p>
-            <w:pPr>
-              <w:spacing w:after="0"/>
-            </w:pPr>
-            <w:r>
-              <w:rPr>
-                <w:b w:val="false"/>
-                <w:bCs w:val="false"/>
-                <w:color w:val="000000"/>
-                <w:sz w:val="20"/>
-                <w:szCs w:val="20"/>
-              </w:rPr>
-              <w:t xml:space="preserve">9</w:t>
-            </w:r>
-          </w:p>
-        </w:tc>
-        <w:tc>
-          <w:tcPr>
-            <w:tcW w:type="dxa" w:w="6900"/>
-            <w:shd w:fill="FFFFFF" w:color="auto" w:val="clear"/>
-            <w:tcMar>
-              <w:top w:type="dxa" w:w="90"/>
-              <w:left w:type="dxa" w:w="130"/>
-              <w:bottom w:type="dxa" w:w="90"/>
-              <w:right w:type="dxa" w:w="130"/>
-            </w:tcMar>
-            <w:vAlign w:val="center"/>
-          </w:tcPr>
-          <w:p>
-            <w:pPr>
-              <w:spacing w:after="0"/>
-            </w:pPr>
-            <w:r>
-              <w:rPr>
-                <w:b w:val="false"/>
-                <w:bCs w:val="false"/>
-                <w:color w:val="000000"/>
-                <w:sz w:val="20"/>
-                <w:szCs w:val="20"/>
-              </w:rPr>
-              <w:t xml:space="preserve">Desktop application installed on each counter</w:t>
-            </w:r>
-          </w:p>
-        </w:tc>
-        <w:tc>
-          <w:tcPr>
-            <w:tcW w:type="dxa" w:w="1400"/>
-            <w:shd w:fill="FFFFFF" w:color="auto" w:val="clear"/>
-            <w:tcMar>
-              <w:top w:type="dxa" w:w="90"/>
-              <w:left w:type="dxa" w:w="130"/>
-              <w:bottom w:type="dxa" w:w="90"/>
-              <w:right w:type="dxa" w:w="130"/>
-            </w:tcMar>
-            <w:vAlign w:val="center"/>
-          </w:tcPr>
-          <w:p>
-            <w:pPr>
-              <w:spacing w:after="0"/>
-            </w:pPr>
-            <w:r>
-              <w:rPr>
-                <w:b w:val="false"/>
-                <w:bCs w:val="false"/>
-                <w:color w:val="000000"/>
-                <w:sz w:val="20"/>
-                <w:szCs w:val="20"/>
-              </w:rPr>
-              <w:t xml:space="preserve"/>
-            </w:r>
-          </w:p>
+        <w:tc>
+          <w:tcPr>
+            <w:tcW w:w="1400" w:type="dxa"/>
+            <w:shd w:val="clear" w:color="auto" w:fill="FFFFFF"/>
+            <w:tcMar>
+              <w:top w:w="90" w:type="dxa"/>
+              <w:left w:w="130" w:type="dxa"/>
+              <w:bottom w:w="90" w:type="dxa"/>
+              <w:right w:w="130" w:type="dxa"/>
+            </w:tcMar>
+            <w:vAlign w:val="center"/>
+          </w:tcPr>
+          <w:p/>
         </w:tc>
       </w:tr>
     </w:tbl>
@@ -4196,22 +6178,18 @@
     </w:p>
     <w:p>
       <w:pPr>
-        <w:spacing w:after="140" w:line="280"/>
-      </w:pPr>
-      <w:r>
-        <w:rPr>
-          <w:sz w:val="21"/>
-          <w:szCs w:val="21"/>
-        </w:rPr>
-        <w:t xml:space="preserve">Once these are complete the store can open. Day-to-day work is covered in the Store Administrator Operating Guide.</w:t>
+        <w:spacing w:after="140"/>
+      </w:pPr>
+      <w:r>
+        <w:t>Once these are complete the store can open. Day-to-day work is covered in the Store Administrator Operating Guide.</w:t>
       </w:r>
     </w:p>
     <w:sectPr>
-      <w:headerReference w:type="default" r:id="rId6"/>
-      <w:footerReference w:type="default" r:id="rId7"/>
-      <w:pgSz w:w="11906" w:h="16838" w:orient="portrait"/>
+      <w:headerReference w:type="default" r:id="rId32"/>
+      <w:footerReference w:type="default" r:id="rId33"/>
+      <w:pgSz w:w="11906" w:h="16838"/>
       <w:pgMar w:top="1100" w:right="1100" w:bottom="1100" w:left="1100" w:header="708" w:footer="708" w:gutter="0"/>
-      <w:pgNumType/>
+      <w:cols w:space="720"/>
       <w:docGrid w:linePitch="360"/>
     </w:sectPr>
   </w:body>
@@ -4219,18 +6197,12 @@
 </file>
 
 <file path=word/endnotes.xml><?xml version="1.0" encoding="utf-8"?>
-<w:endnotes xmlns:wpc="http://schemas.microsoft.com/office/word/2010/wordprocessingCanvas" xmlns:mc="http://schemas.openxmlformats.org/markup-compatibility/2006" xmlns:o="urn:schemas-microsoft-com:office:office" xmlns:r="http://schemas.openxmlformats.org/officeDocument/2006/relationships" xmlns:m="http://schemas.openxmlformats.org/officeDocument/2006/math" xmlns:v="urn:schemas-microsoft-com:vml" xmlns:wp14="http://schemas.microsoft.com/office/word/2010/wordprocessingDrawing" xmlns:wp="http://schemas.openxmlformats.org/drawingml/2006/wordprocessingDrawing" xmlns:w10="urn:schemas-microsoft-com:office:word" xmlns:w="http://schemas.openxmlformats.org/wordprocessingml/2006/main" xmlns:w14="http://schemas.microsoft.com/office/word/2010/wordml" xmlns:w15="http://schemas.microsoft.com/office/word/2012/wordml" xmlns:wpg="http://schemas.microsoft.com/office/word/2010/wordprocessingGroup" xmlns:wpi="http://schemas.microsoft.com/office/word/2010/wordprocessingInk" xmlns:wne="http://schemas.microsoft.com/office/word/2006/wordml" xmlns:wps="http://schemas.microsoft.com/office/word/2010/wordprocessingShape" mc:Ignorable="w14 w15 wp14">
+<w:endnotes xmlns:wpc="http://schemas.microsoft.com/office/word/2010/wordprocessingCanvas" xmlns:cx="http://schemas.microsoft.com/office/drawing/2014/chartex" xmlns:cx1="http://schemas.microsoft.com/office/drawing/2015/9/8/chartex" xmlns:cx2="http://schemas.microsoft.com/office/drawing/2015/10/21/chartex" xmlns:cx3="http://schemas.microsoft.com/office/drawing/2016/5/9/chartex" xmlns:cx4="http://schemas.microsoft.com/office/drawing/2016/5/10/chartex" xmlns:cx5="http://schemas.microsoft.com/office/drawing/2016/5/11/chartex" xmlns:cx6="http://schemas.microsoft.com/office/drawing/2016/5/12/chartex" xmlns:cx7="http://schemas.microsoft.com/office/drawing/2016/5/13/chartex" xmlns:cx8="http://schemas.microsoft.com/office/drawing/2016/5/14/chartex" xmlns:mc="http://schemas.openxmlformats.org/markup-compatibility/2006" xmlns:aink="http://schemas.microsoft.com/office/drawing/2016/ink" xmlns:am3d="http://schemas.microsoft.com/office/drawing/2017/model3d" xmlns:o="urn:schemas-microsoft-com:office:office" xmlns:oel="http://schemas.microsoft.com/office/2019/extlst" xmlns:r="http://schemas.openxmlformats.org/officeDocument/2006/relationships" xmlns:m="http://schemas.openxmlformats.org/officeDocument/2006/math" xmlns:v="urn:schemas-microsoft-com:vml" xmlns:wp14="http://schemas.microsoft.com/office/word/2010/wordprocessingDrawing" xmlns:wp="http://schemas.openxmlformats.org/drawingml/2006/wordprocessingDrawing" xmlns:w10="urn:schemas-microsoft-com:office:word" xmlns:w="http://schemas.openxmlformats.org/wordprocessingml/2006/main" xmlns:w14="http://schemas.microsoft.com/office/word/2010/wordml" xmlns:w15="http://schemas.microsoft.com/office/word/2012/wordml" xmlns:w16cex="http://schemas.microsoft.com/office/word/2018/wordml/cex" xmlns:w16cid="http://schemas.microsoft.com/office/word/2016/wordml/cid" xmlns:w16="http://schemas.microsoft.com/office/word/2018/wordml" xmlns:w16du="http://schemas.microsoft.com/office/word/2023/wordml/word16du" xmlns:w16sdtdh="http://schemas.microsoft.com/office/word/2020/wordml/sdtdatahash" xmlns:w16sdtfl="http://schemas.microsoft.com/office/word/2024/wordml/sdtformatlock" xmlns:w16se="http://schemas.microsoft.com/office/word/2015/wordml/symex" xmlns:wpg="http://schemas.microsoft.com/office/word/2010/wordprocessingGroup" xmlns:wpi="http://schemas.microsoft.com/office/word/2010/wordprocessingInk" xmlns:wne="http://schemas.microsoft.com/office/word/2006/wordml" xmlns:wps="http://schemas.microsoft.com/office/word/2010/wordprocessingShape" mc:Ignorable="w14 w15 w16se w16cid w16 w16cex w16sdtdh w16sdtfl w16du wp14">
   <w:endnote w:type="separator" w:id="-1">
     <w:p>
       <w:pPr>
-        <w:spacing w:after="0" w:line="240" w:lineRule="auto"/>
-      </w:pPr>
-      <w:r>
-        <w:rPr>
-          <w:rStyle w:val="EndnoteReference"/>
-        </w:rPr>
-        <w:endnoteRef/>
-      </w:r>
+        <w:spacing w:line="240" w:lineRule="auto"/>
+      </w:pPr>
       <w:r>
         <w:separator/>
       </w:r>
@@ -4239,14 +6211,8 @@
   <w:endnote w:type="continuationSeparator" w:id="0">
     <w:p>
       <w:pPr>
-        <w:spacing w:after="0" w:line="240" w:lineRule="auto"/>
-      </w:pPr>
-      <w:r>
-        <w:rPr>
-          <w:rStyle w:val="EndnoteReference"/>
-        </w:rPr>
-        <w:endnoteRef/>
-      </w:r>
+        <w:spacing w:line="240" w:lineRule="auto"/>
+      </w:pPr>
       <w:r>
         <w:continuationSeparator/>
       </w:r>
@@ -4256,7 +6222,7 @@
 </file>
 
 <file path=word/footer1.xml><?xml version="1.0" encoding="utf-8"?>
-<w:ftr xmlns:wpc="http://schemas.microsoft.com/office/word/2010/wordprocessingCanvas" xmlns:mc="http://schemas.openxmlformats.org/markup-compatibility/2006" xmlns:o="urn:schemas-microsoft-com:office:office" xmlns:r="http://schemas.openxmlformats.org/officeDocument/2006/relationships" xmlns:m="http://schemas.openxmlformats.org/officeDocument/2006/math" xmlns:v="urn:schemas-microsoft-com:vml" xmlns:wp14="http://schemas.microsoft.com/office/word/2010/wordprocessingDrawing" xmlns:wp="http://schemas.openxmlformats.org/drawingml/2006/wordprocessingDrawing" xmlns:w10="urn:schemas-microsoft-com:office:word" xmlns:w="http://schemas.openxmlformats.org/wordprocessingml/2006/main" xmlns:w14="http://schemas.microsoft.com/office/word/2010/wordml" xmlns:w15="http://schemas.microsoft.com/office/word/2012/wordml" xmlns:wpg="http://schemas.microsoft.com/office/word/2010/wordprocessingGroup" xmlns:wpi="http://schemas.microsoft.com/office/word/2010/wordprocessingInk" xmlns:wne="http://schemas.microsoft.com/office/word/2006/wordml" xmlns:wps="http://schemas.microsoft.com/office/word/2010/wordprocessingShape">
+<w:ftr xmlns:wpc="http://schemas.microsoft.com/office/word/2010/wordprocessingCanvas" xmlns:cx="http://schemas.microsoft.com/office/drawing/2014/chartex" xmlns:cx1="http://schemas.microsoft.com/office/drawing/2015/9/8/chartex" xmlns:cx2="http://schemas.microsoft.com/office/drawing/2015/10/21/chartex" xmlns:cx3="http://schemas.microsoft.com/office/drawing/2016/5/9/chartex" xmlns:cx4="http://schemas.microsoft.com/office/drawing/2016/5/10/chartex" xmlns:cx5="http://schemas.microsoft.com/office/drawing/2016/5/11/chartex" xmlns:cx6="http://schemas.microsoft.com/office/drawing/2016/5/12/chartex" xmlns:cx7="http://schemas.microsoft.com/office/drawing/2016/5/13/chartex" xmlns:cx8="http://schemas.microsoft.com/office/drawing/2016/5/14/chartex" xmlns:mc="http://schemas.openxmlformats.org/markup-compatibility/2006" xmlns:aink="http://schemas.microsoft.com/office/drawing/2016/ink" xmlns:am3d="http://schemas.microsoft.com/office/drawing/2017/model3d" xmlns:o="urn:schemas-microsoft-com:office:office" xmlns:oel="http://schemas.microsoft.com/office/2019/extlst" xmlns:r="http://schemas.openxmlformats.org/officeDocument/2006/relationships" xmlns:m="http://schemas.openxmlformats.org/officeDocument/2006/math" xmlns:v="urn:schemas-microsoft-com:vml" xmlns:wp14="http://schemas.microsoft.com/office/word/2010/wordprocessingDrawing" xmlns:wp="http://schemas.openxmlformats.org/drawingml/2006/wordprocessingDrawing" xmlns:w10="urn:schemas-microsoft-com:office:word" xmlns:w="http://schemas.openxmlformats.org/wordprocessingml/2006/main" xmlns:w14="http://schemas.microsoft.com/office/word/2010/wordml" xmlns:w15="http://schemas.microsoft.com/office/word/2012/wordml" xmlns:w16cex="http://schemas.microsoft.com/office/word/2018/wordml/cex" xmlns:w16cid="http://schemas.microsoft.com/office/word/2016/wordml/cid" xmlns:w16="http://schemas.microsoft.com/office/word/2018/wordml" xmlns:w16du="http://schemas.microsoft.com/office/word/2023/wordml/word16du" xmlns:w16sdtdh="http://schemas.microsoft.com/office/word/2020/wordml/sdtdatahash" xmlns:w16sdtfl="http://schemas.microsoft.com/office/word/2024/wordml/sdtformatlock" xmlns:w16se="http://schemas.microsoft.com/office/word/2015/wordml/symex" xmlns:wpg="http://schemas.microsoft.com/office/word/2010/wordprocessingGroup" xmlns:wpi="http://schemas.microsoft.com/office/word/2010/wordprocessingInk" xmlns:wne="http://schemas.microsoft.com/office/word/2006/wordml" xmlns:wps="http://schemas.microsoft.com/office/word/2010/wordprocessingShape" mc:Ignorable="w14 w15 w16se w16cid w16 w16cex w16sdtdh w16sdtfl w16du wp14">
   <w:p>
     <w:pPr>
       <w:jc w:val="center"/>
@@ -4276,8 +6242,38 @@
         <w:szCs w:val="16"/>
       </w:rPr>
       <w:fldChar w:fldCharType="begin"/>
-      <w:instrText xml:space="preserve">PAGE</w:instrText>
+    </w:r>
+    <w:r>
+      <w:rPr>
+        <w:color w:val="595959"/>
+        <w:sz w:val="16"/>
+        <w:szCs w:val="16"/>
+      </w:rPr>
+      <w:instrText>PAGE</w:instrText>
+    </w:r>
+    <w:r>
+      <w:rPr>
+        <w:color w:val="595959"/>
+        <w:sz w:val="16"/>
+        <w:szCs w:val="16"/>
+      </w:rPr>
       <w:fldChar w:fldCharType="separate"/>
+    </w:r>
+    <w:r>
+      <w:rPr>
+        <w:noProof/>
+        <w:color w:val="595959"/>
+        <w:sz w:val="16"/>
+        <w:szCs w:val="16"/>
+      </w:rPr>
+      <w:t>1</w:t>
+    </w:r>
+    <w:r>
+      <w:rPr>
+        <w:color w:val="595959"/>
+        <w:sz w:val="16"/>
+        <w:szCs w:val="16"/>
+      </w:rPr>
       <w:fldChar w:fldCharType="end"/>
     </w:r>
     <w:r>
@@ -4295,8 +6291,38 @@
         <w:szCs w:val="16"/>
       </w:rPr>
       <w:fldChar w:fldCharType="begin"/>
-      <w:instrText xml:space="preserve">NUMPAGES</w:instrText>
+    </w:r>
+    <w:r>
+      <w:rPr>
+        <w:color w:val="595959"/>
+        <w:sz w:val="16"/>
+        <w:szCs w:val="16"/>
+      </w:rPr>
+      <w:instrText>NUMPAGES</w:instrText>
+    </w:r>
+    <w:r>
+      <w:rPr>
+        <w:color w:val="595959"/>
+        <w:sz w:val="16"/>
+        <w:szCs w:val="16"/>
+      </w:rPr>
       <w:fldChar w:fldCharType="separate"/>
+    </w:r>
+    <w:r>
+      <w:rPr>
+        <w:noProof/>
+        <w:color w:val="595959"/>
+        <w:sz w:val="16"/>
+        <w:szCs w:val="16"/>
+      </w:rPr>
+      <w:t>2</w:t>
+    </w:r>
+    <w:r>
+      <w:rPr>
+        <w:color w:val="595959"/>
+        <w:sz w:val="16"/>
+        <w:szCs w:val="16"/>
+      </w:rPr>
       <w:fldChar w:fldCharType="end"/>
     </w:r>
   </w:p>
@@ -4304,18 +6330,12 @@
 </file>
 
 <file path=word/footnotes.xml><?xml version="1.0" encoding="utf-8"?>
-<w:footnotes xmlns:wpc="http://schemas.microsoft.com/office/word/2010/wordprocessingCanvas" xmlns:mc="http://schemas.openxmlformats.org/markup-compatibility/2006" xmlns:o="urn:schemas-microsoft-com:office:office" xmlns:r="http://schemas.openxmlformats.org/officeDocument/2006/relationships" xmlns:m="http://schemas.openxmlformats.org/officeDocument/2006/math" xmlns:v="urn:schemas-microsoft-com:vml" xmlns:wp14="http://schemas.microsoft.com/office/word/2010/wordprocessingDrawing" xmlns:wp="http://schemas.openxmlformats.org/drawingml/2006/wordprocessingDrawing" xmlns:w10="urn:schemas-microsoft-com:office:word" xmlns:w="http://schemas.openxmlformats.org/wordprocessingml/2006/main" xmlns:w14="http://schemas.microsoft.com/office/word/2010/wordml" xmlns:w15="http://schemas.microsoft.com/office/word/2012/wordml" xmlns:wpg="http://schemas.microsoft.com/office/word/2010/wordprocessingGroup" xmlns:wpi="http://schemas.microsoft.com/office/word/2010/wordprocessingInk" xmlns:wne="http://schemas.microsoft.com/office/word/2006/wordml" xmlns:wps="http://schemas.microsoft.com/office/word/2010/wordprocessingShape" mc:Ignorable="w14 w15 wp14">
+<w:footnotes xmlns:wpc="http://schemas.microsoft.com/office/word/2010/wordprocessingCanvas" xmlns:cx="http://schemas.microsoft.com/office/drawing/2014/chartex" xmlns:cx1="http://schemas.microsoft.com/office/drawing/2015/9/8/chartex" xmlns:cx2="http://schemas.microsoft.com/office/drawing/2015/10/21/chartex" xmlns:cx3="http://schemas.microsoft.com/office/drawing/2016/5/9/chartex" xmlns:cx4="http://schemas.microsoft.com/office/drawing/2016/5/10/chartex" xmlns:cx5="http://schemas.microsoft.com/office/drawing/2016/5/11/chartex" xmlns:cx6="http://schemas.microsoft.com/office/drawing/2016/5/12/chartex" xmlns:cx7="http://schemas.microsoft.com/office/drawing/2016/5/13/chartex" xmlns:cx8="http://schemas.microsoft.com/office/drawing/2016/5/14/chartex" xmlns:mc="http://schemas.openxmlformats.org/markup-compatibility/2006" xmlns:aink="http://schemas.microsoft.com/office/drawing/2016/ink" xmlns:am3d="http://schemas.microsoft.com/office/drawing/2017/model3d" xmlns:o="urn:schemas-microsoft-com:office:office" xmlns:oel="http://schemas.microsoft.com/office/2019/extlst" xmlns:r="http://schemas.openxmlformats.org/officeDocument/2006/relationships" xmlns:m="http://schemas.openxmlformats.org/officeDocument/2006/math" xmlns:v="urn:schemas-microsoft-com:vml" xmlns:wp14="http://schemas.microsoft.com/office/word/2010/wordprocessingDrawing" xmlns:wp="http://schemas.openxmlformats.org/drawingml/2006/wordprocessingDrawing" xmlns:w10="urn:schemas-microsoft-com:office:word" xmlns:w="http://schemas.openxmlformats.org/wordprocessingml/2006/main" xmlns:w14="http://schemas.microsoft.com/office/word/2010/wordml" xmlns:w15="http://schemas.microsoft.com/office/word/2012/wordml" xmlns:w16cex="http://schemas.microsoft.com/office/word/2018/wordml/cex" xmlns:w16cid="http://schemas.microsoft.com/office/word/2016/wordml/cid" xmlns:w16="http://schemas.microsoft.com/office/word/2018/wordml" xmlns:w16du="http://schemas.microsoft.com/office/word/2023/wordml/word16du" xmlns:w16sdtdh="http://schemas.microsoft.com/office/word/2020/wordml/sdtdatahash" xmlns:w16sdtfl="http://schemas.microsoft.com/office/word/2024/wordml/sdtformatlock" xmlns:w16se="http://schemas.microsoft.com/office/word/2015/wordml/symex" xmlns:wpg="http://schemas.microsoft.com/office/word/2010/wordprocessingGroup" xmlns:wpi="http://schemas.microsoft.com/office/word/2010/wordprocessingInk" xmlns:wne="http://schemas.microsoft.com/office/word/2006/wordml" xmlns:wps="http://schemas.microsoft.com/office/word/2010/wordprocessingShape" mc:Ignorable="w14 w15 w16se w16cid w16 w16cex w16sdtdh w16sdtfl w16du wp14">
   <w:footnote w:type="separator" w:id="-1">
     <w:p>
       <w:pPr>
-        <w:spacing w:after="0" w:line="240" w:lineRule="auto"/>
-      </w:pPr>
-      <w:r>
-        <w:rPr>
-          <w:rStyle w:val="FootnoteReference"/>
-        </w:rPr>
-        <w:footnoteRef/>
-      </w:r>
+        <w:spacing w:line="240" w:lineRule="auto"/>
+      </w:pPr>
       <w:r>
         <w:separator/>
       </w:r>
@@ -4324,14 +6344,8 @@
   <w:footnote w:type="continuationSeparator" w:id="0">
     <w:p>
       <w:pPr>
-        <w:spacing w:after="0" w:line="240" w:lineRule="auto"/>
-      </w:pPr>
-      <w:r>
-        <w:rPr>
-          <w:rStyle w:val="FootnoteReference"/>
-        </w:rPr>
-        <w:footnoteRef/>
-      </w:r>
+        <w:spacing w:line="240" w:lineRule="auto"/>
+      </w:pPr>
       <w:r>
         <w:continuationSeparator/>
       </w:r>
@@ -4341,11 +6355,11 @@
 </file>
 
 <file path=word/header1.xml><?xml version="1.0" encoding="utf-8"?>
-<w:hdr xmlns:wpc="http://schemas.microsoft.com/office/word/2010/wordprocessingCanvas" xmlns:mc="http://schemas.openxmlformats.org/markup-compatibility/2006" xmlns:o="urn:schemas-microsoft-com:office:office" xmlns:r="http://schemas.openxmlformats.org/officeDocument/2006/relationships" xmlns:m="http://schemas.openxmlformats.org/officeDocument/2006/math" xmlns:v="urn:schemas-microsoft-com:vml" xmlns:wp14="http://schemas.microsoft.com/office/word/2010/wordprocessingDrawing" xmlns:wp="http://schemas.openxmlformats.org/drawingml/2006/wordprocessingDrawing" xmlns:w10="urn:schemas-microsoft-com:office:word" xmlns:w="http://schemas.openxmlformats.org/wordprocessingml/2006/main" xmlns:w14="http://schemas.microsoft.com/office/word/2010/wordml" xmlns:w15="http://schemas.microsoft.com/office/word/2012/wordml" xmlns:wpg="http://schemas.microsoft.com/office/word/2010/wordprocessingGroup" xmlns:wpi="http://schemas.microsoft.com/office/word/2010/wordprocessingInk" xmlns:wne="http://schemas.microsoft.com/office/word/2006/wordml" xmlns:wps="http://schemas.microsoft.com/office/word/2010/wordprocessingShape" xmlns:cx="http://schemas.microsoft.com/office/drawing/2014/chartex" xmlns:cx1="http://schemas.microsoft.com/office/drawing/2015/9/8/chartex" xmlns:cx2="http://schemas.microsoft.com/office/drawing/2015/10/21/chartex" xmlns:cx3="http://schemas.microsoft.com/office/drawing/2016/5/9/chartex" xmlns:cx4="http://schemas.microsoft.com/office/drawing/2016/5/10/chartex" xmlns:cx5="http://schemas.microsoft.com/office/drawing/2016/5/11/chartex" xmlns:cx6="http://schemas.microsoft.com/office/drawing/2016/5/12/chartex" xmlns:cx7="http://schemas.microsoft.com/office/drawing/2016/5/13/chartex" xmlns:cx8="http://schemas.microsoft.com/office/drawing/2016/5/14/chartex" xmlns:w16cid="http://schemas.microsoft.com/office/word/2016/wordml/cid" xmlns:w16se="http://schemas.microsoft.com/office/word/2015/wordml/symex">
+<w:hdr xmlns:wpc="http://schemas.microsoft.com/office/word/2010/wordprocessingCanvas" xmlns:cx="http://schemas.microsoft.com/office/drawing/2014/chartex" xmlns:cx1="http://schemas.microsoft.com/office/drawing/2015/9/8/chartex" xmlns:cx2="http://schemas.microsoft.com/office/drawing/2015/10/21/chartex" xmlns:cx3="http://schemas.microsoft.com/office/drawing/2016/5/9/chartex" xmlns:cx4="http://schemas.microsoft.com/office/drawing/2016/5/10/chartex" xmlns:cx5="http://schemas.microsoft.com/office/drawing/2016/5/11/chartex" xmlns:cx6="http://schemas.microsoft.com/office/drawing/2016/5/12/chartex" xmlns:cx7="http://schemas.microsoft.com/office/drawing/2016/5/13/chartex" xmlns:cx8="http://schemas.microsoft.com/office/drawing/2016/5/14/chartex" xmlns:mc="http://schemas.openxmlformats.org/markup-compatibility/2006" xmlns:aink="http://schemas.microsoft.com/office/drawing/2016/ink" xmlns:am3d="http://schemas.microsoft.com/office/drawing/2017/model3d" xmlns:o="urn:schemas-microsoft-com:office:office" xmlns:oel="http://schemas.microsoft.com/office/2019/extlst" xmlns:r="http://schemas.openxmlformats.org/officeDocument/2006/relationships" xmlns:m="http://schemas.openxmlformats.org/officeDocument/2006/math" xmlns:v="urn:schemas-microsoft-com:vml" xmlns:wp14="http://schemas.microsoft.com/office/word/2010/wordprocessingDrawing" xmlns:wp="http://schemas.openxmlformats.org/drawingml/2006/wordprocessingDrawing" xmlns:w10="urn:schemas-microsoft-com:office:word" xmlns:w="http://schemas.openxmlformats.org/wordprocessingml/2006/main" xmlns:w14="http://schemas.microsoft.com/office/word/2010/wordml" xmlns:w15="http://schemas.microsoft.com/office/word/2012/wordml" xmlns:w16cex="http://schemas.microsoft.com/office/word/2018/wordml/cex" xmlns:w16cid="http://schemas.microsoft.com/office/word/2016/wordml/cid" xmlns:w16="http://schemas.microsoft.com/office/word/2018/wordml" xmlns:w16du="http://schemas.microsoft.com/office/word/2023/wordml/word16du" xmlns:w16sdtdh="http://schemas.microsoft.com/office/word/2020/wordml/sdtdatahash" xmlns:w16sdtfl="http://schemas.microsoft.com/office/word/2024/wordml/sdtformatlock" xmlns:w16se="http://schemas.microsoft.com/office/word/2015/wordml/symex" xmlns:wpg="http://schemas.microsoft.com/office/word/2010/wordprocessingGroup" xmlns:wpi="http://schemas.microsoft.com/office/word/2010/wordprocessingInk" xmlns:wne="http://schemas.microsoft.com/office/word/2006/wordml" xmlns:wps="http://schemas.microsoft.com/office/word/2010/wordprocessingShape" mc:Ignorable="w14 w15 w16se w16cid w16 w16cex w16sdtdh w16sdtfl w16du wp14">
   <w:p>
     <w:pPr>
       <w:pBdr>
-        <w:bottom w:val="single" w:color="BFBFBF" w:sz="4" w:space="6"/>
+        <w:bottom w:val="single" w:sz="4" w:space="6" w:color="BFBFBF"/>
       </w:pBdr>
       <w:jc w:val="right"/>
     </w:pPr>
@@ -4355,17 +6369,19 @@
         <w:sz w:val="16"/>
         <w:szCs w:val="16"/>
       </w:rPr>
-      <w:t xml:space="preserve">Omnia Retail POS — Super Administrator Setup Guide</w:t>
+      <w:t>Omnia Retail POS — Super Administrator Setup Guide</w:t>
     </w:r>
   </w:p>
 </w:hdr>
 </file>
 
 <file path=word/numbering.xml><?xml version="1.0" encoding="utf-8"?>
-<w:numbering xmlns:wpc="http://schemas.microsoft.com/office/word/2010/wordprocessingCanvas" xmlns:mc="http://schemas.openxmlformats.org/markup-compatibility/2006" xmlns:o="urn:schemas-microsoft-com:office:office" xmlns:r="http://schemas.openxmlformats.org/officeDocument/2006/relationships" xmlns:m="http://schemas.openxmlformats.org/officeDocument/2006/math" xmlns:v="urn:schemas-microsoft-com:vml" xmlns:wp14="http://schemas.microsoft.com/office/word/2010/wordprocessingDrawing" xmlns:wp="http://schemas.openxmlformats.org/drawingml/2006/wordprocessingDrawing" xmlns:w10="urn:schemas-microsoft-com:office:word" xmlns:w="http://schemas.openxmlformats.org/wordprocessingml/2006/main" xmlns:w14="http://schemas.microsoft.com/office/word/2010/wordml" xmlns:w15="http://schemas.microsoft.com/office/word/2012/wordml" xmlns:wpg="http://schemas.microsoft.com/office/word/2010/wordprocessingGroup" xmlns:wpi="http://schemas.microsoft.com/office/word/2010/wordprocessingInk" xmlns:wne="http://schemas.microsoft.com/office/word/2006/wordml" xmlns:wps="http://schemas.microsoft.com/office/word/2010/wordprocessingShape" mc:Ignorable="w14 w15 wp14">
-  <w:abstractNum w:abstractNumId="1" w15:restartNumberingAfterBreak="0">
+<w:numbering xmlns:wpc="http://schemas.microsoft.com/office/word/2010/wordprocessingCanvas" xmlns:cx="http://schemas.microsoft.com/office/drawing/2014/chartex" xmlns:cx1="http://schemas.microsoft.com/office/drawing/2015/9/8/chartex" xmlns:cx2="http://schemas.microsoft.com/office/drawing/2015/10/21/chartex" xmlns:cx3="http://schemas.microsoft.com/office/drawing/2016/5/9/chartex" xmlns:cx4="http://schemas.microsoft.com/office/drawing/2016/5/10/chartex" xmlns:cx5="http://schemas.microsoft.com/office/drawing/2016/5/11/chartex" xmlns:cx6="http://schemas.microsoft.com/office/drawing/2016/5/12/chartex" xmlns:cx7="http://schemas.microsoft.com/office/drawing/2016/5/13/chartex" xmlns:cx8="http://schemas.microsoft.com/office/drawing/2016/5/14/chartex" xmlns:mc="http://schemas.openxmlformats.org/markup-compatibility/2006" xmlns:aink="http://schemas.microsoft.com/office/drawing/2016/ink" xmlns:am3d="http://schemas.microsoft.com/office/drawing/2017/model3d" xmlns:o="urn:schemas-microsoft-com:office:office" xmlns:oel="http://schemas.microsoft.com/office/2019/extlst" xmlns:r="http://schemas.openxmlformats.org/officeDocument/2006/relationships" xmlns:m="http://schemas.openxmlformats.org/officeDocument/2006/math" xmlns:v="urn:schemas-microsoft-com:vml" xmlns:wp14="http://schemas.microsoft.com/office/word/2010/wordprocessingDrawing" xmlns:wp="http://schemas.openxmlformats.org/drawingml/2006/wordprocessingDrawing" xmlns:w10="urn:schemas-microsoft-com:office:word" xmlns:w="http://schemas.openxmlformats.org/wordprocessingml/2006/main" xmlns:w14="http://schemas.microsoft.com/office/word/2010/wordml" xmlns:w15="http://schemas.microsoft.com/office/word/2012/wordml" xmlns:w16cex="http://schemas.microsoft.com/office/word/2018/wordml/cex" xmlns:w16cid="http://schemas.microsoft.com/office/word/2016/wordml/cid" xmlns:w16="http://schemas.microsoft.com/office/word/2018/wordml" xmlns:w16du="http://schemas.microsoft.com/office/word/2023/wordml/word16du" xmlns:w16sdtdh="http://schemas.microsoft.com/office/word/2020/wordml/sdtdatahash" xmlns:w16sdtfl="http://schemas.microsoft.com/office/word/2024/wordml/sdtformatlock" xmlns:w16se="http://schemas.microsoft.com/office/word/2015/wordml/symex" xmlns:wpg="http://schemas.microsoft.com/office/word/2010/wordprocessingGroup" xmlns:wpi="http://schemas.microsoft.com/office/word/2010/wordprocessingInk" xmlns:wne="http://schemas.microsoft.com/office/word/2006/wordml" xmlns:wps="http://schemas.microsoft.com/office/word/2010/wordprocessingShape" mc:Ignorable="w14 w15 w16se w16cid w16 w16cex w16sdtdh w16sdtfl w16du wp14">
+  <w:abstractNum w:abstractNumId="0" w15:restartNumberingAfterBreak="0">
+    <w:nsid w:val="52CE7B0E"/>
     <w:multiLevelType w:val="hybridMultilevel"/>
-    <w:lvl w:ilvl="0" w:tentative="1">
+    <w:tmpl w:val="C26884F2"/>
+    <w:lvl w:ilvl="0" w:tplc="C8A871E6" w:tentative="1">
       <w:start w:val="1"/>
       <w:numFmt w:val="bullet"/>
       <w:lvlText w:val="●"/>
@@ -4374,7 +6390,7 @@
         <w:ind w:left="720" w:hanging="360"/>
       </w:pPr>
     </w:lvl>
-    <w:lvl w:ilvl="1" w:tentative="1">
+    <w:lvl w:ilvl="1" w:tplc="01E27298" w:tentative="1">
       <w:start w:val="1"/>
       <w:numFmt w:val="bullet"/>
       <w:lvlText w:val="○"/>
@@ -4383,7 +6399,7 @@
         <w:ind w:left="1440" w:hanging="360"/>
       </w:pPr>
     </w:lvl>
-    <w:lvl w:ilvl="2" w:tentative="1">
+    <w:lvl w:ilvl="2" w:tplc="B86C8EBE" w:tentative="1">
       <w:start w:val="1"/>
       <w:numFmt w:val="bullet"/>
       <w:lvlText w:val="■"/>
@@ -4392,7 +6408,7 @@
         <w:ind w:left="2160" w:hanging="360"/>
       </w:pPr>
     </w:lvl>
-    <w:lvl w:ilvl="3" w:tentative="1">
+    <w:lvl w:ilvl="3" w:tplc="B00EAF46" w:tentative="1">
       <w:start w:val="1"/>
       <w:numFmt w:val="bullet"/>
       <w:lvlText w:val="●"/>
@@ -4401,7 +6417,7 @@
         <w:ind w:left="2880" w:hanging="360"/>
       </w:pPr>
     </w:lvl>
-    <w:lvl w:ilvl="4" w:tentative="1">
+    <w:lvl w:ilvl="4" w:tplc="C49C07E8" w:tentative="1">
       <w:start w:val="1"/>
       <w:numFmt w:val="bullet"/>
       <w:lvlText w:val="○"/>
@@ -4410,7 +6426,7 @@
         <w:ind w:left="3600" w:hanging="360"/>
       </w:pPr>
     </w:lvl>
-    <w:lvl w:ilvl="5" w:tentative="1">
+    <w:lvl w:ilvl="5" w:tplc="8EFCE4AE" w:tentative="1">
       <w:start w:val="1"/>
       <w:numFmt w:val="bullet"/>
       <w:lvlText w:val="■"/>
@@ -4419,7 +6435,7 @@
         <w:ind w:left="4320" w:hanging="360"/>
       </w:pPr>
     </w:lvl>
-    <w:lvl w:ilvl="6" w:tentative="1">
+    <w:lvl w:ilvl="6" w:tplc="7980B432" w:tentative="1">
       <w:start w:val="1"/>
       <w:numFmt w:val="bullet"/>
       <w:lvlText w:val="●"/>
@@ -4428,7 +6444,7 @@
         <w:ind w:left="5040" w:hanging="360"/>
       </w:pPr>
     </w:lvl>
-    <w:lvl w:ilvl="7" w:tentative="1">
+    <w:lvl w:ilvl="7" w:tplc="7E54C668" w:tentative="1">
       <w:start w:val="1"/>
       <w:numFmt w:val="bullet"/>
       <w:lvlText w:val="●"/>
@@ -4437,7 +6453,7 @@
         <w:ind w:left="5760" w:hanging="360"/>
       </w:pPr>
     </w:lvl>
-    <w:lvl w:ilvl="8" w:tentative="1">
+    <w:lvl w:ilvl="8" w:tplc="39FE3D32" w:tentative="1">
       <w:start w:val="1"/>
       <w:numFmt w:val="bullet"/>
       <w:lvlText w:val="●"/>
@@ -4447,9 +6463,11 @@
       </w:pPr>
     </w:lvl>
   </w:abstractNum>
-  <w:abstractNum w:abstractNumId="2" w15:restartNumberingAfterBreak="0">
+  <w:abstractNum w:abstractNumId="1" w15:restartNumberingAfterBreak="0">
+    <w:nsid w:val="640C640B"/>
     <w:multiLevelType w:val="hybridMultilevel"/>
-    <w:lvl w:ilvl="0" w:tentative="1">
+    <w:tmpl w:val="8A845130"/>
+    <w:lvl w:ilvl="0" w:tplc="1974FC1A" w:tentative="1">
       <w:start w:val="1"/>
       <w:numFmt w:val="bullet"/>
       <w:lvlText w:val="•"/>
@@ -4458,9 +6476,49 @@
         <w:ind w:left="360" w:hanging="240"/>
       </w:pPr>
     </w:lvl>
+    <w:lvl w:ilvl="1" w:tplc="044E9A10">
+      <w:numFmt w:val="decimal"/>
+      <w:lvlText w:val=""/>
+      <w:lvlJc w:val="left"/>
+    </w:lvl>
+    <w:lvl w:ilvl="2" w:tplc="05F4B6EE">
+      <w:numFmt w:val="decimal"/>
+      <w:lvlText w:val=""/>
+      <w:lvlJc w:val="left"/>
+    </w:lvl>
+    <w:lvl w:ilvl="3" w:tplc="81981CD4">
+      <w:numFmt w:val="decimal"/>
+      <w:lvlText w:val=""/>
+      <w:lvlJc w:val="left"/>
+    </w:lvl>
+    <w:lvl w:ilvl="4" w:tplc="3F249EBA">
+      <w:numFmt w:val="decimal"/>
+      <w:lvlText w:val=""/>
+      <w:lvlJc w:val="left"/>
+    </w:lvl>
+    <w:lvl w:ilvl="5" w:tplc="BA945204">
+      <w:numFmt w:val="decimal"/>
+      <w:lvlText w:val=""/>
+      <w:lvlJc w:val="left"/>
+    </w:lvl>
+    <w:lvl w:ilvl="6" w:tplc="E27AED64">
+      <w:numFmt w:val="decimal"/>
+      <w:lvlText w:val=""/>
+      <w:lvlJc w:val="left"/>
+    </w:lvl>
+    <w:lvl w:ilvl="7" w:tplc="A296C264">
+      <w:numFmt w:val="decimal"/>
+      <w:lvlText w:val=""/>
+      <w:lvlJc w:val="left"/>
+    </w:lvl>
+    <w:lvl w:ilvl="8" w:tplc="2B54A14A">
+      <w:numFmt w:val="decimal"/>
+      <w:lvlText w:val=""/>
+      <w:lvlJc w:val="left"/>
+    </w:lvl>
   </w:abstractNum>
-  <w:num w:numId="1">
-    <w:abstractNumId w:val="1"/>
+  <w:num w:numId="1" w16cid:durableId="2094617437">
+    <w:abstractNumId w:val="0"/>
     <w:lvlOverride w:ilvl="0">
       <w:startOverride w:val="1"/>
     </w:lvlOverride>
@@ -4469,40 +6527,413 @@
 </file>
 
 <file path=word/styles.xml><?xml version="1.0" encoding="utf-8"?>
-<w:styles xmlns:mc="http://schemas.openxmlformats.org/markup-compatibility/2006" xmlns:r="http://schemas.openxmlformats.org/officeDocument/2006/relationships" xmlns:w="http://schemas.openxmlformats.org/wordprocessingml/2006/main" xmlns:w14="http://schemas.microsoft.com/office/word/2010/wordml" xmlns:w15="http://schemas.microsoft.com/office/word/2012/wordml" mc:Ignorable="w14 w15">
+<w:styles xmlns:mc="http://schemas.openxmlformats.org/markup-compatibility/2006" xmlns:r="http://schemas.openxmlformats.org/officeDocument/2006/relationships" xmlns:w="http://schemas.openxmlformats.org/wordprocessingml/2006/main" xmlns:w14="http://schemas.microsoft.com/office/word/2010/wordml" xmlns:w15="http://schemas.microsoft.com/office/word/2012/wordml" xmlns:w16cex="http://schemas.microsoft.com/office/word/2018/wordml/cex" xmlns:w16cid="http://schemas.microsoft.com/office/word/2016/wordml/cid" xmlns:w16="http://schemas.microsoft.com/office/word/2018/wordml" xmlns:w16du="http://schemas.microsoft.com/office/word/2023/wordml/word16du" xmlns:w16sdtdh="http://schemas.microsoft.com/office/word/2020/wordml/sdtdatahash" xmlns:w16sdtfl="http://schemas.microsoft.com/office/word/2024/wordml/sdtformatlock" xmlns:w16se="http://schemas.microsoft.com/office/word/2015/wordml/symex" mc:Ignorable="w14 w15 w16se w16cid w16 w16cex w16sdtdh w16sdtfl w16du">
   <w:docDefaults>
     <w:rPrDefault>
       <w:rPr>
-        <w:rFonts w:ascii="Calibri" w:cs="Calibri" w:eastAsia="Calibri" w:hAnsi="Calibri"/>
+        <w:rFonts w:ascii="Calibri" w:eastAsia="Calibri" w:hAnsi="Calibri" w:cs="Calibri"/>
         <w:sz w:val="21"/>
         <w:szCs w:val="21"/>
+        <w:lang w:val="en-IN" w:eastAsia="en-IN" w:bidi="ar-SA"/>
       </w:rPr>
     </w:rPrDefault>
     <w:pPrDefault>
       <w:pPr>
-        <w:spacing w:line="280"/>
+        <w:spacing w:line="280" w:lineRule="auto"/>
       </w:pPr>
     </w:pPrDefault>
   </w:docDefaults>
-  <w:style w:type="paragraph" w:styleId="Normal" w:default="1">
+  <w:latentStyles w:defLockedState="0" w:defUIPriority="99" w:defSemiHidden="0" w:defUnhideWhenUsed="0" w:defQFormat="0" w:count="376">
+    <w:lsdException w:name="Normal" w:uiPriority="0" w:qFormat="1"/>
+    <w:lsdException w:name="heading 1" w:uiPriority="9" w:qFormat="1"/>
+    <w:lsdException w:name="heading 2" w:semiHidden="1" w:uiPriority="9" w:unhideWhenUsed="1" w:qFormat="1"/>
+    <w:lsdException w:name="heading 3" w:semiHidden="1" w:uiPriority="9" w:unhideWhenUsed="1" w:qFormat="1"/>
+    <w:lsdException w:name="heading 4" w:semiHidden="1" w:uiPriority="9" w:unhideWhenUsed="1" w:qFormat="1"/>
+    <w:lsdException w:name="heading 5" w:semiHidden="1" w:uiPriority="9" w:unhideWhenUsed="1" w:qFormat="1"/>
+    <w:lsdException w:name="heading 6" w:semiHidden="1" w:uiPriority="9" w:unhideWhenUsed="1" w:qFormat="1"/>
+    <w:lsdException w:name="heading 7" w:semiHidden="1" w:uiPriority="9" w:unhideWhenUsed="1" w:qFormat="1"/>
+    <w:lsdException w:name="heading 8" w:semiHidden="1" w:uiPriority="9" w:unhideWhenUsed="1" w:qFormat="1"/>
+    <w:lsdException w:name="heading 9" w:semiHidden="1" w:uiPriority="9" w:unhideWhenUsed="1" w:qFormat="1"/>
+    <w:lsdException w:name="index 1" w:semiHidden="1" w:unhideWhenUsed="1"/>
+    <w:lsdException w:name="index 2" w:semiHidden="1" w:unhideWhenUsed="1"/>
+    <w:lsdException w:name="index 3" w:semiHidden="1" w:unhideWhenUsed="1"/>
+    <w:lsdException w:name="index 4" w:semiHidden="1" w:unhideWhenUsed="1"/>
+    <w:lsdException w:name="index 5" w:semiHidden="1" w:unhideWhenUsed="1"/>
+    <w:lsdException w:name="index 6" w:semiHidden="1" w:unhideWhenUsed="1"/>
+    <w:lsdException w:name="index 7" w:semiHidden="1" w:unhideWhenUsed="1"/>
+    <w:lsdException w:name="index 8" w:semiHidden="1" w:unhideWhenUsed="1"/>
+    <w:lsdException w:name="index 9" w:semiHidden="1" w:unhideWhenUsed="1"/>
+    <w:lsdException w:name="toc 1" w:semiHidden="1" w:uiPriority="39" w:unhideWhenUsed="1"/>
+    <w:lsdException w:name="toc 2" w:semiHidden="1" w:uiPriority="39" w:unhideWhenUsed="1"/>
+    <w:lsdException w:name="toc 3" w:semiHidden="1" w:uiPriority="39" w:unhideWhenUsed="1"/>
+    <w:lsdException w:name="toc 4" w:semiHidden="1" w:uiPriority="39" w:unhideWhenUsed="1"/>
+    <w:lsdException w:name="toc 5" w:semiHidden="1" w:uiPriority="39" w:unhideWhenUsed="1"/>
+    <w:lsdException w:name="toc 6" w:semiHidden="1" w:uiPriority="39" w:unhideWhenUsed="1"/>
+    <w:lsdException w:name="toc 7" w:semiHidden="1" w:uiPriority="39" w:unhideWhenUsed="1"/>
+    <w:lsdException w:name="toc 8" w:semiHidden="1" w:uiPriority="39" w:unhideWhenUsed="1"/>
+    <w:lsdException w:name="toc 9" w:semiHidden="1" w:uiPriority="39" w:unhideWhenUsed="1"/>
+    <w:lsdException w:name="Normal Indent" w:semiHidden="1" w:unhideWhenUsed="1"/>
+    <w:lsdException w:name="footnote text" w:semiHidden="1" w:unhideWhenUsed="1"/>
+    <w:lsdException w:name="annotation text" w:semiHidden="1" w:unhideWhenUsed="1"/>
+    <w:lsdException w:name="header" w:semiHidden="1" w:unhideWhenUsed="1"/>
+    <w:lsdException w:name="footer" w:semiHidden="1" w:unhideWhenUsed="1"/>
+    <w:lsdException w:name="index heading" w:semiHidden="1" w:unhideWhenUsed="1"/>
+    <w:lsdException w:name="caption" w:semiHidden="1" w:uiPriority="35" w:unhideWhenUsed="1" w:qFormat="1"/>
+    <w:lsdException w:name="table of figures" w:semiHidden="1" w:unhideWhenUsed="1"/>
+    <w:lsdException w:name="envelope address" w:semiHidden="1" w:unhideWhenUsed="1"/>
+    <w:lsdException w:name="envelope return" w:semiHidden="1" w:unhideWhenUsed="1"/>
+    <w:lsdException w:name="footnote reference" w:semiHidden="1" w:unhideWhenUsed="1"/>
+    <w:lsdException w:name="annotation reference" w:semiHidden="1" w:unhideWhenUsed="1"/>
+    <w:lsdException w:name="line number" w:semiHidden="1" w:unhideWhenUsed="1"/>
+    <w:lsdException w:name="page number" w:semiHidden="1" w:unhideWhenUsed="1"/>
+    <w:lsdException w:name="endnote reference" w:semiHidden="1" w:unhideWhenUsed="1"/>
+    <w:lsdException w:name="endnote text" w:semiHidden="1" w:unhideWhenUsed="1"/>
+    <w:lsdException w:name="table of authorities" w:semiHidden="1" w:unhideWhenUsed="1"/>
+    <w:lsdException w:name="macro" w:semiHidden="1" w:unhideWhenUsed="1"/>
+    <w:lsdException w:name="toa heading" w:semiHidden="1" w:unhideWhenUsed="1"/>
+    <w:lsdException w:name="List" w:semiHidden="1" w:unhideWhenUsed="1"/>
+    <w:lsdException w:name="List Bullet" w:semiHidden="1" w:unhideWhenUsed="1"/>
+    <w:lsdException w:name="List Number" w:semiHidden="1" w:unhideWhenUsed="1"/>
+    <w:lsdException w:name="List 2" w:semiHidden="1" w:unhideWhenUsed="1"/>
+    <w:lsdException w:name="List 3" w:semiHidden="1" w:unhideWhenUsed="1"/>
+    <w:lsdException w:name="List 4" w:semiHidden="1" w:unhideWhenUsed="1"/>
+    <w:lsdException w:name="List 5" w:semiHidden="1" w:unhideWhenUsed="1"/>
+    <w:lsdException w:name="List Bullet 2" w:semiHidden="1" w:unhideWhenUsed="1"/>
+    <w:lsdException w:name="List Bullet 3" w:semiHidden="1" w:unhideWhenUsed="1"/>
+    <w:lsdException w:name="List Bullet 4" w:semiHidden="1" w:unhideWhenUsed="1"/>
+    <w:lsdException w:name="List Bullet 5" w:semiHidden="1" w:unhideWhenUsed="1"/>
+    <w:lsdException w:name="List Number 2" w:semiHidden="1" w:unhideWhenUsed="1"/>
+    <w:lsdException w:name="List Number 3" w:semiHidden="1" w:unhideWhenUsed="1"/>
+    <w:lsdException w:name="List Number 4" w:semiHidden="1" w:unhideWhenUsed="1"/>
+    <w:lsdException w:name="List Number 5" w:semiHidden="1" w:unhideWhenUsed="1"/>
+    <w:lsdException w:name="Title" w:uiPriority="10" w:qFormat="1"/>
+    <w:lsdException w:name="Closing" w:semiHidden="1" w:unhideWhenUsed="1"/>
+    <w:lsdException w:name="Signature" w:semiHidden="1" w:unhideWhenUsed="1"/>
+    <w:lsdException w:name="Default Paragraph Font" w:semiHidden="1" w:uiPriority="1" w:unhideWhenUsed="1"/>
+    <w:lsdException w:name="Body Text" w:semiHidden="1" w:unhideWhenUsed="1"/>
+    <w:lsdException w:name="Body Text Indent" w:semiHidden="1" w:unhideWhenUsed="1"/>
+    <w:lsdException w:name="List Continue" w:semiHidden="1" w:unhideWhenUsed="1"/>
+    <w:lsdException w:name="List Continue 2" w:semiHidden="1" w:unhideWhenUsed="1"/>
+    <w:lsdException w:name="List Continue 3" w:semiHidden="1" w:unhideWhenUsed="1"/>
+    <w:lsdException w:name="List Continue 4" w:semiHidden="1" w:unhideWhenUsed="1"/>
+    <w:lsdException w:name="List Continue 5" w:semiHidden="1" w:unhideWhenUsed="1"/>
+    <w:lsdException w:name="Message Header" w:semiHidden="1" w:unhideWhenUsed="1"/>
+    <w:lsdException w:name="Subtitle" w:uiPriority="11" w:qFormat="1"/>
+    <w:lsdException w:name="Salutation" w:semiHidden="1" w:unhideWhenUsed="1"/>
+    <w:lsdException w:name="Date" w:semiHidden="1" w:unhideWhenUsed="1"/>
+    <w:lsdException w:name="Body Text First Indent" w:semiHidden="1" w:unhideWhenUsed="1"/>
+    <w:lsdException w:name="Body Text First Indent 2" w:semiHidden="1" w:unhideWhenUsed="1"/>
+    <w:lsdException w:name="Note Heading" w:semiHidden="1" w:unhideWhenUsed="1"/>
+    <w:lsdException w:name="Body Text 2" w:semiHidden="1" w:unhideWhenUsed="1"/>
+    <w:lsdException w:name="Body Text 3" w:semiHidden="1" w:unhideWhenUsed="1"/>
+    <w:lsdException w:name="Body Text Indent 2" w:semiHidden="1" w:unhideWhenUsed="1"/>
+    <w:lsdException w:name="Body Text Indent 3" w:semiHidden="1" w:unhideWhenUsed="1"/>
+    <w:lsdException w:name="Block Text" w:semiHidden="1" w:unhideWhenUsed="1"/>
+    <w:lsdException w:name="Hyperlink" w:semiHidden="1" w:unhideWhenUsed="1"/>
+    <w:lsdException w:name="FollowedHyperlink" w:semiHidden="1" w:unhideWhenUsed="1"/>
+    <w:lsdException w:name="Strong" w:uiPriority="22" w:qFormat="1"/>
+    <w:lsdException w:name="Emphasis" w:uiPriority="20" w:qFormat="1"/>
+    <w:lsdException w:name="Document Map" w:semiHidden="1" w:unhideWhenUsed="1"/>
+    <w:lsdException w:name="Plain Text" w:semiHidden="1" w:unhideWhenUsed="1"/>
+    <w:lsdException w:name="E-mail Signature" w:semiHidden="1" w:unhideWhenUsed="1"/>
+    <w:lsdException w:name="HTML Top of Form" w:semiHidden="1" w:unhideWhenUsed="1"/>
+    <w:lsdException w:name="HTML Bottom of Form" w:semiHidden="1" w:unhideWhenUsed="1"/>
+    <w:lsdException w:name="Normal (Web)" w:semiHidden="1" w:unhideWhenUsed="1"/>
+    <w:lsdException w:name="HTML Acronym" w:semiHidden="1" w:unhideWhenUsed="1"/>
+    <w:lsdException w:name="HTML Address" w:semiHidden="1" w:unhideWhenUsed="1"/>
+    <w:lsdException w:name="HTML Cite" w:semiHidden="1" w:unhideWhenUsed="1"/>
+    <w:lsdException w:name="HTML Code" w:semiHidden="1" w:unhideWhenUsed="1"/>
+    <w:lsdException w:name="HTML Definition" w:semiHidden="1" w:unhideWhenUsed="1"/>
+    <w:lsdException w:name="HTML Keyboard" w:semiHidden="1" w:unhideWhenUsed="1"/>
+    <w:lsdException w:name="HTML Preformatted" w:semiHidden="1" w:unhideWhenUsed="1"/>
+    <w:lsdException w:name="HTML Sample" w:semiHidden="1" w:unhideWhenUsed="1"/>
+    <w:lsdException w:name="HTML Typewriter" w:semiHidden="1" w:unhideWhenUsed="1"/>
+    <w:lsdException w:name="HTML Variable" w:semiHidden="1" w:unhideWhenUsed="1"/>
+    <w:lsdException w:name="Normal Table" w:semiHidden="1" w:unhideWhenUsed="1"/>
+    <w:lsdException w:name="annotation subject" w:semiHidden="1" w:unhideWhenUsed="1"/>
+    <w:lsdException w:name="No List" w:semiHidden="1" w:unhideWhenUsed="1"/>
+    <w:lsdException w:name="Outline List 1" w:semiHidden="1" w:unhideWhenUsed="1"/>
+    <w:lsdException w:name="Outline List 2" w:semiHidden="1" w:unhideWhenUsed="1"/>
+    <w:lsdException w:name="Outline List 3" w:semiHidden="1" w:unhideWhenUsed="1"/>
+    <w:lsdException w:name="Table Simple 1" w:semiHidden="1" w:unhideWhenUsed="1"/>
+    <w:lsdException w:name="Table Simple 2" w:semiHidden="1" w:unhideWhenUsed="1"/>
+    <w:lsdException w:name="Table Simple 3" w:semiHidden="1" w:unhideWhenUsed="1"/>
+    <w:lsdException w:name="Table Classic 1" w:semiHidden="1" w:unhideWhenUsed="1"/>
+    <w:lsdException w:name="Table Classic 2" w:semiHidden="1" w:unhideWhenUsed="1"/>
+    <w:lsdException w:name="Table Classic 3" w:semiHidden="1" w:unhideWhenUsed="1"/>
+    <w:lsdException w:name="Table Classic 4" w:semiHidden="1" w:unhideWhenUsed="1"/>
+    <w:lsdException w:name="Table Colorful 1" w:semiHidden="1" w:unhideWhenUsed="1"/>
+    <w:lsdException w:name="Table Colorful 2" w:semiHidden="1" w:unhideWhenUsed="1"/>
+    <w:lsdException w:name="Table Colorful 3" w:semiHidden="1" w:unhideWhenUsed="1"/>
+    <w:lsdException w:name="Table Columns 1" w:semiHidden="1" w:unhideWhenUsed="1"/>
+    <w:lsdException w:name="Table Columns 2" w:semiHidden="1" w:unhideWhenUsed="1"/>
+    <w:lsdException w:name="Table Columns 3" w:semiHidden="1" w:unhideWhenUsed="1"/>
+    <w:lsdException w:name="Table Columns 4" w:semiHidden="1" w:unhideWhenUsed="1"/>
+    <w:lsdException w:name="Table Columns 5" w:semiHidden="1" w:unhideWhenUsed="1"/>
+    <w:lsdException w:name="Table Grid 1" w:semiHidden="1" w:unhideWhenUsed="1"/>
+    <w:lsdException w:name="Table Grid 2" w:semiHidden="1" w:unhideWhenUsed="1"/>
+    <w:lsdException w:name="Table Grid 3" w:semiHidden="1" w:unhideWhenUsed="1"/>
+    <w:lsdException w:name="Table Grid 4" w:semiHidden="1" w:unhideWhenUsed="1"/>
+    <w:lsdException w:name="Table Grid 5" w:semiHidden="1" w:unhideWhenUsed="1"/>
+    <w:lsdException w:name="Table Grid 6" w:semiHidden="1" w:unhideWhenUsed="1"/>
+    <w:lsdException w:name="Table Grid 7" w:semiHidden="1" w:unhideWhenUsed="1"/>
+    <w:lsdException w:name="Table Grid 8" w:semiHidden="1" w:unhideWhenUsed="1"/>
+    <w:lsdException w:name="Table List 1" w:semiHidden="1" w:unhideWhenUsed="1"/>
+    <w:lsdException w:name="Table List 2" w:semiHidden="1" w:unhideWhenUsed="1"/>
+    <w:lsdException w:name="Table List 3" w:semiHidden="1" w:unhideWhenUsed="1"/>
+    <w:lsdException w:name="Table List 4" w:semiHidden="1" w:unhideWhenUsed="1"/>
+    <w:lsdException w:name="Table List 5" w:semiHidden="1" w:unhideWhenUsed="1"/>
+    <w:lsdException w:name="Table List 6" w:semiHidden="1" w:unhideWhenUsed="1"/>
+    <w:lsdException w:name="Table List 7" w:semiHidden="1" w:unhideWhenUsed="1"/>
+    <w:lsdException w:name="Table List 8" w:semiHidden="1" w:unhideWhenUsed="1"/>
+    <w:lsdException w:name="Table 3D effects 1" w:semiHidden="1" w:unhideWhenUsed="1"/>
+    <w:lsdException w:name="Table 3D effects 2" w:semiHidden="1" w:unhideWhenUsed="1"/>
+    <w:lsdException w:name="Table 3D effects 3" w:semiHidden="1" w:unhideWhenUsed="1"/>
+    <w:lsdException w:name="Table Contemporary" w:semiHidden="1" w:unhideWhenUsed="1"/>
+    <w:lsdException w:name="Table Elegant" w:semiHidden="1" w:unhideWhenUsed="1"/>
+    <w:lsdException w:name="Table Professional" w:semiHidden="1" w:unhideWhenUsed="1"/>
+    <w:lsdException w:name="Table Subtle 1" w:semiHidden="1" w:unhideWhenUsed="1"/>
+    <w:lsdException w:name="Table Subtle 2" w:semiHidden="1" w:unhideWhenUsed="1"/>
+    <w:lsdException w:name="Table Web 1" w:semiHidden="1" w:unhideWhenUsed="1"/>
+    <w:lsdException w:name="Table Web 2" w:semiHidden="1" w:unhideWhenUsed="1"/>
+    <w:lsdException w:name="Table Web 3" w:semiHidden="1" w:unhideWhenUsed="1"/>
+    <w:lsdException w:name="Balloon Text" w:semiHidden="1" w:unhideWhenUsed="1"/>
+    <w:lsdException w:name="Table Grid" w:uiPriority="39"/>
+    <w:lsdException w:name="Table Theme" w:semiHidden="1" w:unhideWhenUsed="1"/>
+    <w:lsdException w:name="Placeholder Text" w:semiHidden="1"/>
+    <w:lsdException w:name="No Spacing" w:uiPriority="1" w:qFormat="1"/>
+    <w:lsdException w:name="Light Shading" w:uiPriority="60"/>
+    <w:lsdException w:name="Light List" w:uiPriority="61"/>
+    <w:lsdException w:name="Light Grid" w:uiPriority="62"/>
+    <w:lsdException w:name="Medium Shading 1" w:uiPriority="63"/>
+    <w:lsdException w:name="Medium Shading 2" w:uiPriority="64"/>
+    <w:lsdException w:name="Medium List 1" w:uiPriority="65"/>
+    <w:lsdException w:name="Medium List 2" w:uiPriority="66"/>
+    <w:lsdException w:name="Medium Grid 1" w:uiPriority="67"/>
+    <w:lsdException w:name="Medium Grid 2" w:uiPriority="68"/>
+    <w:lsdException w:name="Medium Grid 3" w:uiPriority="69"/>
+    <w:lsdException w:name="Dark List" w:uiPriority="70"/>
+    <w:lsdException w:name="Colorful Shading" w:uiPriority="71"/>
+    <w:lsdException w:name="Colorful List" w:uiPriority="72"/>
+    <w:lsdException w:name="Colorful Grid" w:uiPriority="73"/>
+    <w:lsdException w:name="Light Shading Accent 1" w:uiPriority="60"/>
+    <w:lsdException w:name="Light List Accent 1" w:uiPriority="61"/>
+    <w:lsdException w:name="Light Grid Accent 1" w:uiPriority="62"/>
+    <w:lsdException w:name="Medium Shading 1 Accent 1" w:uiPriority="63"/>
+    <w:lsdException w:name="Medium Shading 2 Accent 1" w:uiPriority="64"/>
+    <w:lsdException w:name="Medium List 1 Accent 1" w:uiPriority="65"/>
+    <w:lsdException w:name="Revision" w:semiHidden="1"/>
+    <w:lsdException w:name="List Paragraph" w:uiPriority="34" w:qFormat="1"/>
+    <w:lsdException w:name="Quote" w:uiPriority="29" w:qFormat="1"/>
+    <w:lsdException w:name="Intense Quote" w:uiPriority="30" w:qFormat="1"/>
+    <w:lsdException w:name="Medium List 2 Accent 1" w:uiPriority="66"/>
+    <w:lsdException w:name="Medium Grid 1 Accent 1" w:uiPriority="67"/>
+    <w:lsdException w:name="Medium Grid 2 Accent 1" w:uiPriority="68"/>
+    <w:lsdException w:name="Medium Grid 3 Accent 1" w:uiPriority="69"/>
+    <w:lsdException w:name="Dark List Accent 1" w:uiPriority="70"/>
+    <w:lsdException w:name="Colorful Shading Accent 1" w:uiPriority="71"/>
+    <w:lsdException w:name="Colorful List Accent 1" w:uiPriority="72"/>
+    <w:lsdException w:name="Colorful Grid Accent 1" w:uiPriority="73"/>
+    <w:lsdException w:name="Light Shading Accent 2" w:uiPriority="60"/>
+    <w:lsdException w:name="Light List Accent 2" w:uiPriority="61"/>
+    <w:lsdException w:name="Light Grid Accent 2" w:uiPriority="62"/>
+    <w:lsdException w:name="Medium Shading 1 Accent 2" w:uiPriority="63"/>
+    <w:lsdException w:name="Medium Shading 2 Accent 2" w:uiPriority="64"/>
+    <w:lsdException w:name="Medium List 1 Accent 2" w:uiPriority="65"/>
+    <w:lsdException w:name="Medium List 2 Accent 2" w:uiPriority="66"/>
+    <w:lsdException w:name="Medium Grid 1 Accent 2" w:uiPriority="67"/>
+    <w:lsdException w:name="Medium Grid 2 Accent 2" w:uiPriority="68"/>
+    <w:lsdException w:name="Medium Grid 3 Accent 2" w:uiPriority="69"/>
+    <w:lsdException w:name="Dark List Accent 2" w:uiPriority="70"/>
+    <w:lsdException w:name="Colorful Shading Accent 2" w:uiPriority="71"/>
+    <w:lsdException w:name="Colorful List Accent 2" w:uiPriority="72"/>
+    <w:lsdException w:name="Colorful Grid Accent 2" w:uiPriority="73"/>
+    <w:lsdException w:name="Light Shading Accent 3" w:uiPriority="60"/>
+    <w:lsdException w:name="Light List Accent 3" w:uiPriority="61"/>
+    <w:lsdException w:name="Light Grid Accent 3" w:uiPriority="62"/>
+    <w:lsdException w:name="Medium Shading 1 Accent 3" w:uiPriority="63"/>
+    <w:lsdException w:name="Medium Shading 2 Accent 3" w:uiPriority="64"/>
+    <w:lsdException w:name="Medium List 1 Accent 3" w:uiPriority="65"/>
+    <w:lsdException w:name="Medium List 2 Accent 3" w:uiPriority="66"/>
+    <w:lsdException w:name="Medium Grid 1 Accent 3" w:uiPriority="67"/>
+    <w:lsdException w:name="Medium Grid 2 Accent 3" w:uiPriority="68"/>
+    <w:lsdException w:name="Medium Grid 3 Accent 3" w:uiPriority="69"/>
+    <w:lsdException w:name="Dark List Accent 3" w:uiPriority="70"/>
+    <w:lsdException w:name="Colorful Shading Accent 3" w:uiPriority="71"/>
+    <w:lsdException w:name="Colorful List Accent 3" w:uiPriority="72"/>
+    <w:lsdException w:name="Colorful Grid Accent 3" w:uiPriority="73"/>
+    <w:lsdException w:name="Light Shading Accent 4" w:uiPriority="60"/>
+    <w:lsdException w:name="Light List Accent 4" w:uiPriority="61"/>
+    <w:lsdException w:name="Light Grid Accent 4" w:uiPriority="62"/>
+    <w:lsdException w:name="Medium Shading 1 Accent 4" w:uiPriority="63"/>
+    <w:lsdException w:name="Medium Shading 2 Accent 4" w:uiPriority="64"/>
+    <w:lsdException w:name="Medium List 1 Accent 4" w:uiPriority="65"/>
+    <w:lsdException w:name="Medium List 2 Accent 4" w:uiPriority="66"/>
+    <w:lsdException w:name="Medium Grid 1 Accent 4" w:uiPriority="67"/>
+    <w:lsdException w:name="Medium Grid 2 Accent 4" w:uiPriority="68"/>
+    <w:lsdException w:name="Medium Grid 3 Accent 4" w:uiPriority="69"/>
+    <w:lsdException w:name="Dark List Accent 4" w:uiPriority="70"/>
+    <w:lsdException w:name="Colorful Shading Accent 4" w:uiPriority="71"/>
+    <w:lsdException w:name="Colorful List Accent 4" w:uiPriority="72"/>
+    <w:lsdException w:name="Colorful Grid Accent 4" w:uiPriority="73"/>
+    <w:lsdException w:name="Light Shading Accent 5" w:uiPriority="60"/>
+    <w:lsdException w:name="Light List Accent 5" w:uiPriority="61"/>
+    <w:lsdException w:name="Light Grid Accent 5" w:uiPriority="62"/>
+    <w:lsdException w:name="Medium Shading 1 Accent 5" w:uiPriority="63"/>
+    <w:lsdException w:name="Medium Shading 2 Accent 5" w:uiPriority="64"/>
+    <w:lsdException w:name="Medium List 1 Accent 5" w:uiPriority="65"/>
+    <w:lsdException w:name="Medium List 2 Accent 5" w:uiPriority="66"/>
+    <w:lsdException w:name="Medium Grid 1 Accent 5" w:uiPriority="67"/>
+    <w:lsdException w:name="Medium Grid 2 Accent 5" w:uiPriority="68"/>
+    <w:lsdException w:name="Medium Grid 3 Accent 5" w:uiPriority="69"/>
+    <w:lsdException w:name="Dark List Accent 5" w:uiPriority="70"/>
+    <w:lsdException w:name="Colorful Shading Accent 5" w:uiPriority="71"/>
+    <w:lsdException w:name="Colorful List Accent 5" w:uiPriority="72"/>
+    <w:lsdException w:name="Colorful Grid Accent 5" w:uiPriority="73"/>
+    <w:lsdException w:name="Light Shading Accent 6" w:uiPriority="60"/>
+    <w:lsdException w:name="Light List Accent 6" w:uiPriority="61"/>
+    <w:lsdException w:name="Light Grid Accent 6" w:uiPriority="62"/>
+    <w:lsdException w:name="Medium Shading 1 Accent 6" w:uiPriority="63"/>
+    <w:lsdException w:name="Medium Shading 2 Accent 6" w:uiPriority="64"/>
+    <w:lsdException w:name="Medium List 1 Accent 6" w:uiPriority="65"/>
+    <w:lsdException w:name="Medium List 2 Accent 6" w:uiPriority="66"/>
+    <w:lsdException w:name="Medium Grid 1 Accent 6" w:uiPriority="67"/>
+    <w:lsdException w:name="Medium Grid 2 Accent 6" w:uiPriority="68"/>
+    <w:lsdException w:name="Medium Grid 3 Accent 6" w:uiPriority="69"/>
+    <w:lsdException w:name="Dark List Accent 6" w:uiPriority="70"/>
+    <w:lsdException w:name="Colorful Shading Accent 6" w:uiPriority="71"/>
+    <w:lsdException w:name="Colorful List Accent 6" w:uiPriority="72"/>
+    <w:lsdException w:name="Colorful Grid Accent 6" w:uiPriority="73"/>
+    <w:lsdException w:name="Subtle Emphasis" w:uiPriority="19" w:qFormat="1"/>
+    <w:lsdException w:name="Intense Emphasis" w:uiPriority="21" w:qFormat="1"/>
+    <w:lsdException w:name="Subtle Reference" w:uiPriority="31" w:qFormat="1"/>
+    <w:lsdException w:name="Intense Reference" w:uiPriority="32" w:qFormat="1"/>
+    <w:lsdException w:name="Book Title" w:uiPriority="33" w:qFormat="1"/>
+    <w:lsdException w:name="Bibliography" w:semiHidden="1" w:uiPriority="37" w:unhideWhenUsed="1"/>
+    <w:lsdException w:name="TOC Heading" w:semiHidden="1" w:uiPriority="39" w:unhideWhenUsed="1" w:qFormat="1"/>
+    <w:lsdException w:name="Plain Table 1" w:uiPriority="41"/>
+    <w:lsdException w:name="Plain Table 2" w:uiPriority="42"/>
+    <w:lsdException w:name="Plain Table 3" w:uiPriority="43"/>
+    <w:lsdException w:name="Plain Table 4" w:uiPriority="44"/>
+    <w:lsdException w:name="Plain Table 5" w:uiPriority="45"/>
+    <w:lsdException w:name="Grid Table Light" w:uiPriority="40"/>
+    <w:lsdException w:name="Grid Table 1 Light" w:uiPriority="46"/>
+    <w:lsdException w:name="Grid Table 2" w:uiPriority="47"/>
+    <w:lsdException w:name="Grid Table 3" w:uiPriority="48"/>
+    <w:lsdException w:name="Grid Table 4" w:uiPriority="49"/>
+    <w:lsdException w:name="Grid Table 5 Dark" w:uiPriority="50"/>
+    <w:lsdException w:name="Grid Table 6 Colorful" w:uiPriority="51"/>
+    <w:lsdException w:name="Grid Table 7 Colorful" w:uiPriority="52"/>
+    <w:lsdException w:name="Grid Table 1 Light Accent 1" w:uiPriority="46"/>
+    <w:lsdException w:name="Grid Table 2 Accent 1" w:uiPriority="47"/>
+    <w:lsdException w:name="Grid Table 3 Accent 1" w:uiPriority="48"/>
+    <w:lsdException w:name="Grid Table 4 Accent 1" w:uiPriority="49"/>
+    <w:lsdException w:name="Grid Table 5 Dark Accent 1" w:uiPriority="50"/>
+    <w:lsdException w:name="Grid Table 6 Colorful Accent 1" w:uiPriority="51"/>
+    <w:lsdException w:name="Grid Table 7 Colorful Accent 1" w:uiPriority="52"/>
+    <w:lsdException w:name="Grid Table 1 Light Accent 2" w:uiPriority="46"/>
+    <w:lsdException w:name="Grid Table 2 Accent 2" w:uiPriority="47"/>
+    <w:lsdException w:name="Grid Table 3 Accent 2" w:uiPriority="48"/>
+    <w:lsdException w:name="Grid Table 4 Accent 2" w:uiPriority="49"/>
+    <w:lsdException w:name="Grid Table 5 Dark Accent 2" w:uiPriority="50"/>
+    <w:lsdException w:name="Grid Table 6 Colorful Accent 2" w:uiPriority="51"/>
+    <w:lsdException w:name="Grid Table 7 Colorful Accent 2" w:uiPriority="52"/>
+    <w:lsdException w:name="Grid Table 1 Light Accent 3" w:uiPriority="46"/>
+    <w:lsdException w:name="Grid Table 2 Accent 3" w:uiPriority="47"/>
+    <w:lsdException w:name="Grid Table 3 Accent 3" w:uiPriority="48"/>
+    <w:lsdException w:name="Grid Table 4 Accent 3" w:uiPriority="49"/>
+    <w:lsdException w:name="Grid Table 5 Dark Accent 3" w:uiPriority="50"/>
+    <w:lsdException w:name="Grid Table 6 Colorful Accent 3" w:uiPriority="51"/>
+    <w:lsdException w:name="Grid Table 7 Colorful Accent 3" w:uiPriority="52"/>
+    <w:lsdException w:name="Grid Table 1 Light Accent 4" w:uiPriority="46"/>
+    <w:lsdException w:name="Grid Table 2 Accent 4" w:uiPriority="47"/>
+    <w:lsdException w:name="Grid Table 3 Accent 4" w:uiPriority="48"/>
+    <w:lsdException w:name="Grid Table 4 Accent 4" w:uiPriority="49"/>
+    <w:lsdException w:name="Grid Table 5 Dark Accent 4" w:uiPriority="50"/>
+    <w:lsdException w:name="Grid Table 6 Colorful Accent 4" w:uiPriority="51"/>
+    <w:lsdException w:name="Grid Table 7 Colorful Accent 4" w:uiPriority="52"/>
+    <w:lsdException w:name="Grid Table 1 Light Accent 5" w:uiPriority="46"/>
+    <w:lsdException w:name="Grid Table 2 Accent 5" w:uiPriority="47"/>
+    <w:lsdException w:name="Grid Table 3 Accent 5" w:uiPriority="48"/>
+    <w:lsdException w:name="Grid Table 4 Accent 5" w:uiPriority="49"/>
+    <w:lsdException w:name="Grid Table 5 Dark Accent 5" w:uiPriority="50"/>
+    <w:lsdException w:name="Grid Table 6 Colorful Accent 5" w:uiPriority="51"/>
+    <w:lsdException w:name="Grid Table 7 Colorful Accent 5" w:uiPriority="52"/>
+    <w:lsdException w:name="Grid Table 1 Light Accent 6" w:uiPriority="46"/>
+    <w:lsdException w:name="Grid Table 2 Accent 6" w:uiPriority="47"/>
+    <w:lsdException w:name="Grid Table 3 Accent 6" w:uiPriority="48"/>
+    <w:lsdException w:name="Grid Table 4 Accent 6" w:uiPriority="49"/>
+    <w:lsdException w:name="Grid Table 5 Dark Accent 6" w:uiPriority="50"/>
+    <w:lsdException w:name="Grid Table 6 Colorful Accent 6" w:uiPriority="51"/>
+    <w:lsdException w:name="Grid Table 7 Colorful Accent 6" w:uiPriority="52"/>
+    <w:lsdException w:name="List Table 1 Light" w:uiPriority="46"/>
+    <w:lsdException w:name="List Table 2" w:uiPriority="47"/>
+    <w:lsdException w:name="List Table 3" w:uiPriority="48"/>
+    <w:lsdException w:name="List Table 4" w:uiPriority="49"/>
+    <w:lsdException w:name="List Table 5 Dark" w:uiPriority="50"/>
+    <w:lsdException w:name="List Table 6 Colorful" w:uiPriority="51"/>
+    <w:lsdException w:name="List Table 7 Colorful" w:uiPriority="52"/>
+    <w:lsdException w:name="List Table 1 Light Accent 1" w:uiPriority="46"/>
+    <w:lsdException w:name="List Table 2 Accent 1" w:uiPriority="47"/>
+    <w:lsdException w:name="List Table 3 Accent 1" w:uiPriority="48"/>
+    <w:lsdException w:name="List Table 4 Accent 1" w:uiPriority="49"/>
+    <w:lsdException w:name="List Table 5 Dark Accent 1" w:uiPriority="50"/>
+    <w:lsdException w:name="List Table 6 Colorful Accent 1" w:uiPriority="51"/>
+    <w:lsdException w:name="List Table 7 Colorful Accent 1" w:uiPriority="52"/>
+    <w:lsdException w:name="List Table 1 Light Accent 2" w:uiPriority="46"/>
+    <w:lsdException w:name="List Table 2 Accent 2" w:uiPriority="47"/>
+    <w:lsdException w:name="List Table 3 Accent 2" w:uiPriority="48"/>
+    <w:lsdException w:name="List Table 4 Accent 2" w:uiPriority="49"/>
+    <w:lsdException w:name="List Table 5 Dark Accent 2" w:uiPriority="50"/>
+    <w:lsdException w:name="List Table 6 Colorful Accent 2" w:uiPriority="51"/>
+    <w:lsdException w:name="List Table 7 Colorful Accent 2" w:uiPriority="52"/>
+    <w:lsdException w:name="List Table 1 Light Accent 3" w:uiPriority="46"/>
+    <w:lsdException w:name="List Table 2 Accent 3" w:uiPriority="47"/>
+    <w:lsdException w:name="List Table 3 Accent 3" w:uiPriority="48"/>
+    <w:lsdException w:name="List Table 4 Accent 3" w:uiPriority="49"/>
+    <w:lsdException w:name="List Table 5 Dark Accent 3" w:uiPriority="50"/>
+    <w:lsdException w:name="List Table 6 Colorful Accent 3" w:uiPriority="51"/>
+    <w:lsdException w:name="List Table 7 Colorful Accent 3" w:uiPriority="52"/>
+    <w:lsdException w:name="List Table 1 Light Accent 4" w:uiPriority="46"/>
+    <w:lsdException w:name="List Table 2 Accent 4" w:uiPriority="47"/>
+    <w:lsdException w:name="List Table 3 Accent 4" w:uiPriority="48"/>
+    <w:lsdException w:name="List Table 4 Accent 4" w:uiPriority="49"/>
+    <w:lsdException w:name="List Table 5 Dark Accent 4" w:uiPriority="50"/>
+    <w:lsdException w:name="List Table 6 Colorful Accent 4" w:uiPriority="51"/>
+    <w:lsdException w:name="List Table 7 Colorful Accent 4" w:uiPriority="52"/>
+    <w:lsdException w:name="List Table 1 Light Accent 5" w:uiPriority="46"/>
+    <w:lsdException w:name="List Table 2 Accent 5" w:uiPriority="47"/>
+    <w:lsdException w:name="List Table 3 Accent 5" w:uiPriority="48"/>
+    <w:lsdException w:name="List Table 4 Accent 5" w:uiPriority="49"/>
+    <w:lsdException w:name="List Table 5 Dark Accent 5" w:uiPriority="50"/>
+    <w:lsdException w:name="List Table 6 Colorful Accent 5" w:uiPriority="51"/>
+    <w:lsdException w:name="List Table 7 Colorful Accent 5" w:uiPriority="52"/>
+    <w:lsdException w:name="List Table 1 Light Accent 6" w:uiPriority="46"/>
+    <w:lsdException w:name="List Table 2 Accent 6" w:uiPriority="47"/>
+    <w:lsdException w:name="List Table 3 Accent 6" w:uiPriority="48"/>
+    <w:lsdException w:name="List Table 4 Accent 6" w:uiPriority="49"/>
+    <w:lsdException w:name="List Table 5 Dark Accent 6" w:uiPriority="50"/>
+    <w:lsdException w:name="List Table 6 Colorful Accent 6" w:uiPriority="51"/>
+    <w:lsdException w:name="List Table 7 Colorful Accent 6" w:uiPriority="52"/>
+    <w:lsdException w:name="Mention" w:semiHidden="1" w:unhideWhenUsed="1"/>
+    <w:lsdException w:name="Smart Hyperlink" w:semiHidden="1" w:unhideWhenUsed="1"/>
+    <w:lsdException w:name="Hashtag" w:semiHidden="1" w:unhideWhenUsed="1"/>
+    <w:lsdException w:name="Unresolved Mention" w:semiHidden="1" w:unhideWhenUsed="1"/>
+    <w:lsdException w:name="Smart Link" w:semiHidden="1" w:unhideWhenUsed="1"/>
+  </w:latentStyles>
+  <w:style w:type="paragraph" w:default="1" w:styleId="Normal">
     <w:name w:val="Normal"/>
     <w:qFormat/>
   </w:style>
-  <w:style w:type="paragraph" w:styleId="Title">
-    <w:name w:val="Title"/>
+  <w:style w:type="paragraph" w:styleId="Heading1">
+    <w:name w:val="heading 1"/>
     <w:basedOn w:val="Normal"/>
     <w:next w:val="Normal"/>
+    <w:uiPriority w:val="9"/>
     <w:qFormat/>
-    <w:rPr>
-      <w:sz w:val="56"/>
-      <w:szCs w:val="56"/>
-    </w:rPr>
-  </w:style>
-  <w:style w:type="paragraph" w:styleId="Heading1">
-    <w:name w:val="Heading 1"/>
-    <w:basedOn w:val="Normal"/>
-    <w:next w:val="Normal"/>
-    <w:qFormat/>
+    <w:pPr>
+      <w:outlineLvl w:val="0"/>
+    </w:pPr>
     <w:rPr>
       <w:color w:val="2E74B5"/>
       <w:sz w:val="32"/>
@@ -4510,10 +6941,15 @@
     </w:rPr>
   </w:style>
   <w:style w:type="paragraph" w:styleId="Heading2">
-    <w:name w:val="Heading 2"/>
+    <w:name w:val="heading 2"/>
     <w:basedOn w:val="Normal"/>
     <w:next w:val="Normal"/>
+    <w:uiPriority w:val="9"/>
+    <w:unhideWhenUsed/>
     <w:qFormat/>
+    <w:pPr>
+      <w:outlineLvl w:val="1"/>
+    </w:pPr>
     <w:rPr>
       <w:color w:val="2E74B5"/>
       <w:sz w:val="26"/>
@@ -4521,10 +6957,16 @@
     </w:rPr>
   </w:style>
   <w:style w:type="paragraph" w:styleId="Heading3">
-    <w:name w:val="Heading 3"/>
+    <w:name w:val="heading 3"/>
     <w:basedOn w:val="Normal"/>
     <w:next w:val="Normal"/>
+    <w:uiPriority w:val="9"/>
+    <w:semiHidden/>
+    <w:unhideWhenUsed/>
     <w:qFormat/>
+    <w:pPr>
+      <w:outlineLvl w:val="2"/>
+    </w:pPr>
     <w:rPr>
       <w:color w:val="1F4D78"/>
       <w:sz w:val="24"/>
@@ -4532,10 +6974,16 @@
     </w:rPr>
   </w:style>
   <w:style w:type="paragraph" w:styleId="Heading4">
-    <w:name w:val="Heading 4"/>
+    <w:name w:val="heading 4"/>
     <w:basedOn w:val="Normal"/>
     <w:next w:val="Normal"/>
+    <w:uiPriority w:val="9"/>
+    <w:semiHidden/>
+    <w:unhideWhenUsed/>
     <w:qFormat/>
+    <w:pPr>
+      <w:outlineLvl w:val="3"/>
+    </w:pPr>
     <w:rPr>
       <w:i/>
       <w:iCs/>
@@ -4543,25 +6991,75 @@
     </w:rPr>
   </w:style>
   <w:style w:type="paragraph" w:styleId="Heading5">
-    <w:name w:val="Heading 5"/>
+    <w:name w:val="heading 5"/>
     <w:basedOn w:val="Normal"/>
     <w:next w:val="Normal"/>
+    <w:uiPriority w:val="9"/>
+    <w:semiHidden/>
+    <w:unhideWhenUsed/>
     <w:qFormat/>
+    <w:pPr>
+      <w:outlineLvl w:val="4"/>
+    </w:pPr>
     <w:rPr>
       <w:color w:val="2E74B5"/>
     </w:rPr>
   </w:style>
   <w:style w:type="paragraph" w:styleId="Heading6">
-    <w:name w:val="Heading 6"/>
+    <w:name w:val="heading 6"/>
     <w:basedOn w:val="Normal"/>
     <w:next w:val="Normal"/>
+    <w:uiPriority w:val="9"/>
+    <w:semiHidden/>
+    <w:unhideWhenUsed/>
     <w:qFormat/>
+    <w:pPr>
+      <w:outlineLvl w:val="5"/>
+    </w:pPr>
     <w:rPr>
       <w:color w:val="1F4D78"/>
     </w:rPr>
   </w:style>
-  <w:style w:type="paragraph" w:styleId="Strong">
-    <w:name w:val="Strong"/>
+  <w:style w:type="character" w:default="1" w:styleId="DefaultParagraphFont">
+    <w:name w:val="Default Paragraph Font"/>
+    <w:uiPriority w:val="1"/>
+    <w:semiHidden/>
+    <w:unhideWhenUsed/>
+  </w:style>
+  <w:style w:type="table" w:default="1" w:styleId="TableNormal">
+    <w:name w:val="Normal Table"/>
+    <w:uiPriority w:val="99"/>
+    <w:semiHidden/>
+    <w:unhideWhenUsed/>
+    <w:tblPr>
+      <w:tblInd w:w="0" w:type="dxa"/>
+      <w:tblCellMar>
+        <w:top w:w="0" w:type="dxa"/>
+        <w:left w:w="108" w:type="dxa"/>
+        <w:bottom w:w="0" w:type="dxa"/>
+        <w:right w:w="108" w:type="dxa"/>
+      </w:tblCellMar>
+    </w:tblPr>
+  </w:style>
+  <w:style w:type="numbering" w:default="1" w:styleId="NoList">
+    <w:name w:val="No List"/>
+    <w:uiPriority w:val="99"/>
+    <w:semiHidden/>
+    <w:unhideWhenUsed/>
+  </w:style>
+  <w:style w:type="paragraph" w:styleId="Title">
+    <w:name w:val="Title"/>
+    <w:basedOn w:val="Normal"/>
+    <w:next w:val="Normal"/>
+    <w:uiPriority w:val="10"/>
+    <w:qFormat/>
+    <w:rPr>
+      <w:sz w:val="56"/>
+      <w:szCs w:val="56"/>
+    </w:rPr>
+  </w:style>
+  <w:style w:type="paragraph" w:customStyle="1" w:styleId="Strong1">
+    <w:name w:val="Strong1"/>
     <w:basedOn w:val="Normal"/>
     <w:next w:val="Normal"/>
     <w:qFormat/>
@@ -4577,7 +7075,6 @@
   </w:style>
   <w:style w:type="character" w:styleId="Hyperlink">
     <w:name w:val="Hyperlink"/>
-    <w:basedOn w:val="DefaultParagraphFont"/>
     <w:uiPriority w:val="99"/>
     <w:unhideWhenUsed/>
     <w:rPr>
@@ -4587,7 +7084,6 @@
   </w:style>
   <w:style w:type="character" w:styleId="FootnoteReference">
     <w:name w:val="footnote reference"/>
-    <w:basedOn w:val="DefaultParagraphFont"/>
     <w:uiPriority w:val="99"/>
     <w:semiHidden/>
     <w:unhideWhenUsed/>
@@ -4603,16 +7099,15 @@
     <w:semiHidden/>
     <w:unhideWhenUsed/>
     <w:pPr>
-      <w:spacing w:after="0" w:line="240" w:lineRule="auto"/>
+      <w:spacing w:line="240" w:lineRule="auto"/>
     </w:pPr>
     <w:rPr>
       <w:sz w:val="20"/>
       <w:szCs w:val="20"/>
     </w:rPr>
   </w:style>
-  <w:style w:type="character" w:styleId="FootnoteTextChar">
+  <w:style w:type="character" w:customStyle="1" w:styleId="FootnoteTextChar">
     <w:name w:val="Footnote Text Char"/>
-    <w:basedOn w:val="DefaultParagraphFont"/>
     <w:link w:val="FootnoteText"/>
     <w:uiPriority w:val="99"/>
     <w:semiHidden/>
@@ -4624,7 +7119,6 @@
   </w:style>
   <w:style w:type="character" w:styleId="EndnoteReference">
     <w:name w:val="endnote reference"/>
-    <w:basedOn w:val="DefaultParagraphFont"/>
     <w:uiPriority w:val="99"/>
     <w:semiHidden/>
     <w:unhideWhenUsed/>
@@ -4640,16 +7134,15 @@
     <w:semiHidden/>
     <w:unhideWhenUsed/>
     <w:pPr>
-      <w:spacing w:after="0" w:line="240" w:lineRule="auto"/>
+      <w:spacing w:line="240" w:lineRule="auto"/>
     </w:pPr>
     <w:rPr>
       <w:sz w:val="20"/>
       <w:szCs w:val="20"/>
     </w:rPr>
   </w:style>
-  <w:style w:type="character" w:styleId="EndnoteTextChar">
+  <w:style w:type="character" w:customStyle="1" w:styleId="EndnoteTextChar">
     <w:name w:val="Endnote Text Char"/>
-    <w:basedOn w:val="DefaultParagraphFont"/>
     <w:link w:val="EndnoteText"/>
     <w:uiPriority w:val="99"/>
     <w:semiHidden/>
@@ -4658,6 +7151,31 @@
       <w:sz w:val="20"/>
       <w:szCs w:val="20"/>
     </w:rPr>
+  </w:style>
+  <w:style w:type="paragraph" w:styleId="TOC1">
+    <w:name w:val="toc 1"/>
+    <w:basedOn w:val="Normal"/>
+    <w:next w:val="Normal"/>
+    <w:autoRedefine/>
+    <w:uiPriority w:val="39"/>
+    <w:unhideWhenUsed/>
+    <w:rsid w:val="00584694"/>
+    <w:pPr>
+      <w:spacing w:after="100"/>
+    </w:pPr>
+  </w:style>
+  <w:style w:type="paragraph" w:styleId="TOC2">
+    <w:name w:val="toc 2"/>
+    <w:basedOn w:val="Normal"/>
+    <w:next w:val="Normal"/>
+    <w:autoRedefine/>
+    <w:uiPriority w:val="39"/>
+    <w:unhideWhenUsed/>
+    <w:rsid w:val="00584694"/>
+    <w:pPr>
+      <w:spacing w:after="100"/>
+      <w:ind w:left="210"/>
+    </w:pPr>
   </w:style>
 </w:styles>
 </file>
@@ -4814,7 +7332,7 @@
         <a:solidFill>
           <a:schemeClr val="phClr"/>
         </a:solidFill>
-        <a:gradFill rotWithShape="true">
+        <a:gradFill rotWithShape="1">
           <a:gsLst>
             <a:gs pos="0">
               <a:schemeClr val="phClr">
@@ -4838,9 +7356,9 @@
               </a:schemeClr>
             </a:gs>
           </a:gsLst>
-          <a:lin ang="5400000" scaled="false"/>
+          <a:lin ang="5400000" scaled="0"/>
         </a:gradFill>
-        <a:gradFill rotWithShape="true">
+        <a:gradFill rotWithShape="1">
           <a:gsLst>
             <a:gs pos="0">
               <a:schemeClr val="phClr">
@@ -4864,7 +7382,7 @@
               </a:schemeClr>
             </a:gs>
           </a:gsLst>
-          <a:lin ang="5400000" scaled="false"/>
+          <a:lin ang="5400000" scaled="0"/>
         </a:gradFill>
       </a:fillStyleLst>
       <a:lnStyleLst>
@@ -4899,7 +7417,7 @@
         </a:effectStyle>
         <a:effectStyle>
           <a:effectLst>
-            <a:outerShdw blurRad="57150" dist="19050" dir="5400000" algn="ctr" rotWithShape="false">
+            <a:outerShdw blurRad="57150" dist="19050" dir="5400000" algn="ctr" rotWithShape="0">
               <a:srgbClr val="000000">
                 <a:alpha val="63000"/>
               </a:srgbClr>
@@ -4917,7 +7435,7 @@
             <a:satMod val="170000"/>
           </a:schemeClr>
         </a:solidFill>
-        <a:gradFill rotWithShape="true">
+        <a:gradFill rotWithShape="1">
           <a:gsLst>
             <a:gs pos="0">
               <a:schemeClr val="phClr">
@@ -4942,7 +7460,7 @@
               </a:schemeClr>
             </a:gs>
           </a:gsLst>
-          <a:lin ang="5400000" scaled="false"/>
+          <a:lin ang="5400000" scaled="0"/>
         </a:gradFill>
       </a:bgFillStyleLst>
     </a:fmtScheme>

--- a/docs/Super Administrator Setup Guide.docx
+++ b/docs/Super Administrator Setup Guide.docx
@@ -20,7 +20,7 @@
           <w:sz w:val="28"/>
           <w:szCs w:val="28"/>
         </w:rPr>
-        <w:t>OMNIA RETAIL POS</w:t>
+        <w:t>VEDIX POS</w:t>
       </w:r>
     </w:p>
     <w:p>
@@ -124,7 +124,7 @@
         <w:pStyle w:val="Heading1"/>
         <w:spacing w:before="400" w:after="140"/>
       </w:pPr>
-      <w:bookmarkStart w:id="0" w:name="_Toc241673122"/>
+      <w:bookmarkStart w:id="0" w:name="_Toc241781367"/>
       <w:r>
         <w:rPr>
           <w:b/>
@@ -485,7 +485,7 @@
                 <w:sz w:val="20"/>
                 <w:szCs w:val="20"/>
               </w:rPr>
-              <w:t>Omnia Retail POS — browser and Windows desktop application</w:t>
+              <w:t>Vedix POS — browser and Windows desktop application</w:t>
             </w:r>
           </w:p>
         </w:tc>
@@ -555,7 +555,7 @@
         <w:pStyle w:val="Heading1"/>
         <w:spacing w:before="400" w:after="140"/>
       </w:pPr>
-      <w:bookmarkStart w:id="1" w:name="_Toc241673123"/>
+      <w:bookmarkStart w:id="1" w:name="_Toc241781368"/>
       <w:r>
         <w:rPr>
           <w:b/>
@@ -571,7 +571,7 @@
     <w:sdt>
       <w:sdtPr>
         <w:alias w:val="Contents"/>
-        <w:id w:val="839814382"/>
+        <w:id w:val="-721204740"/>
       </w:sdtPr>
       <w:sdtEndPr/>
       <w:sdtContent>
@@ -599,7 +599,7 @@
           <w:r>
             <w:fldChar w:fldCharType="separate"/>
           </w:r>
-          <w:hyperlink w:anchor="_Toc241673122" w:history="1">
+          <w:hyperlink w:anchor="_Toc241781367" w:history="1">
             <w:r>
               <w:rPr>
                 <w:rStyle w:val="Hyperlink"/>
@@ -625,7 +625,7 @@
               <w:rPr>
                 <w:noProof/>
               </w:rPr>
-              <w:instrText xml:space="preserve"> PAGEREF _Toc241673122 \h </w:instrText>
+              <w:instrText xml:space="preserve"> PAGEREF _Toc241781367 \h </w:instrText>
             </w:r>
             <w:r>
               <w:rPr>
@@ -667,7 +667,7 @@
               <w14:ligatures w14:val="standardContextual"/>
             </w:rPr>
           </w:pPr>
-          <w:hyperlink w:anchor="_Toc241673123" w:history="1">
+          <w:hyperlink w:anchor="_Toc241781368" w:history="1">
             <w:r>
               <w:rPr>
                 <w:rStyle w:val="Hyperlink"/>
@@ -693,7 +693,7 @@
               <w:rPr>
                 <w:noProof/>
               </w:rPr>
-              <w:instrText xml:space="preserve"> PAGEREF _Toc241673123 \h </w:instrText>
+              <w:instrText xml:space="preserve"> PAGEREF _Toc241781368 \h </w:instrText>
             </w:r>
             <w:r>
               <w:rPr>
@@ -735,7 +735,7 @@
               <w14:ligatures w14:val="standardContextual"/>
             </w:rPr>
           </w:pPr>
-          <w:hyperlink w:anchor="_Toc241673124" w:history="1">
+          <w:hyperlink w:anchor="_Toc241781369" w:history="1">
             <w:r>
               <w:rPr>
                 <w:rStyle w:val="Hyperlink"/>
@@ -761,7 +761,7 @@
               <w:rPr>
                 <w:noProof/>
               </w:rPr>
-              <w:instrText xml:space="preserve"> PAGEREF _Toc241673124 \h </w:instrText>
+              <w:instrText xml:space="preserve"> PAGEREF _Toc241781369 \h </w:instrText>
             </w:r>
             <w:r>
               <w:rPr>
@@ -803,7 +803,7 @@
               <w14:ligatures w14:val="standardContextual"/>
             </w:rPr>
           </w:pPr>
-          <w:hyperlink w:anchor="_Toc241673125" w:history="1">
+          <w:hyperlink w:anchor="_Toc241781370" w:history="1">
             <w:r>
               <w:rPr>
                 <w:rStyle w:val="Hyperlink"/>
@@ -829,7 +829,7 @@
               <w:rPr>
                 <w:noProof/>
               </w:rPr>
-              <w:instrText xml:space="preserve"> PAGEREF _Toc241673125 \h </w:instrText>
+              <w:instrText xml:space="preserve"> PAGEREF _Toc241781370 \h </w:instrText>
             </w:r>
             <w:r>
               <w:rPr>
@@ -871,7 +871,7 @@
               <w14:ligatures w14:val="standardContextual"/>
             </w:rPr>
           </w:pPr>
-          <w:hyperlink w:anchor="_Toc241673126" w:history="1">
+          <w:hyperlink w:anchor="_Toc241781371" w:history="1">
             <w:r>
               <w:rPr>
                 <w:rStyle w:val="Hyperlink"/>
@@ -897,7 +897,7 @@
               <w:rPr>
                 <w:noProof/>
               </w:rPr>
-              <w:instrText xml:space="preserve"> PAGEREF _Toc241673126 \h </w:instrText>
+              <w:instrText xml:space="preserve"> PAGEREF _Toc241781371 \h </w:instrText>
             </w:r>
             <w:r>
               <w:rPr>
@@ -939,7 +939,7 @@
               <w14:ligatures w14:val="standardContextual"/>
             </w:rPr>
           </w:pPr>
-          <w:hyperlink w:anchor="_Toc241673127" w:history="1">
+          <w:hyperlink w:anchor="_Toc241781372" w:history="1">
             <w:r>
               <w:rPr>
                 <w:rStyle w:val="Hyperlink"/>
@@ -965,7 +965,7 @@
               <w:rPr>
                 <w:noProof/>
               </w:rPr>
-              <w:instrText xml:space="preserve"> PAGEREF _Toc241673127 \h </w:instrText>
+              <w:instrText xml:space="preserve"> PAGEREF _Toc241781372 \h </w:instrText>
             </w:r>
             <w:r>
               <w:rPr>
@@ -1007,7 +1007,7 @@
               <w14:ligatures w14:val="standardContextual"/>
             </w:rPr>
           </w:pPr>
-          <w:hyperlink w:anchor="_Toc241673128" w:history="1">
+          <w:hyperlink w:anchor="_Toc241781373" w:history="1">
             <w:r>
               <w:rPr>
                 <w:rStyle w:val="Hyperlink"/>
@@ -1033,7 +1033,7 @@
               <w:rPr>
                 <w:noProof/>
               </w:rPr>
-              <w:instrText xml:space="preserve"> PAGEREF _Toc241673128 \h </w:instrText>
+              <w:instrText xml:space="preserve"> PAGEREF _Toc241781373 \h </w:instrText>
             </w:r>
             <w:r>
               <w:rPr>
@@ -1075,7 +1075,7 @@
               <w14:ligatures w14:val="standardContextual"/>
             </w:rPr>
           </w:pPr>
-          <w:hyperlink w:anchor="_Toc241673129" w:history="1">
+          <w:hyperlink w:anchor="_Toc241781374" w:history="1">
             <w:r>
               <w:rPr>
                 <w:rStyle w:val="Hyperlink"/>
@@ -1101,7 +1101,7 @@
               <w:rPr>
                 <w:noProof/>
               </w:rPr>
-              <w:instrText xml:space="preserve"> PAGEREF _Toc241673129 \h </w:instrText>
+              <w:instrText xml:space="preserve"> PAGEREF _Toc241781374 \h </w:instrText>
             </w:r>
             <w:r>
               <w:rPr>
@@ -1143,7 +1143,7 @@
               <w14:ligatures w14:val="standardContextual"/>
             </w:rPr>
           </w:pPr>
-          <w:hyperlink w:anchor="_Toc241673130" w:history="1">
+          <w:hyperlink w:anchor="_Toc241781375" w:history="1">
             <w:r>
               <w:rPr>
                 <w:rStyle w:val="Hyperlink"/>
@@ -1169,7 +1169,7 @@
               <w:rPr>
                 <w:noProof/>
               </w:rPr>
-              <w:instrText xml:space="preserve"> PAGEREF _Toc241673130 \h </w:instrText>
+              <w:instrText xml:space="preserve"> PAGEREF _Toc241781375 \h </w:instrText>
             </w:r>
             <w:r>
               <w:rPr>
@@ -1211,7 +1211,7 @@
               <w14:ligatures w14:val="standardContextual"/>
             </w:rPr>
           </w:pPr>
-          <w:hyperlink w:anchor="_Toc241673131" w:history="1">
+          <w:hyperlink w:anchor="_Toc241781376" w:history="1">
             <w:r>
               <w:rPr>
                 <w:rStyle w:val="Hyperlink"/>
@@ -1237,7 +1237,7 @@
               <w:rPr>
                 <w:noProof/>
               </w:rPr>
-              <w:instrText xml:space="preserve"> PAGEREF _Toc241673131 \h </w:instrText>
+              <w:instrText xml:space="preserve"> PAGEREF _Toc241781376 \h </w:instrText>
             </w:r>
             <w:r>
               <w:rPr>
@@ -1279,7 +1279,7 @@
               <w14:ligatures w14:val="standardContextual"/>
             </w:rPr>
           </w:pPr>
-          <w:hyperlink w:anchor="_Toc241673132" w:history="1">
+          <w:hyperlink w:anchor="_Toc241781377" w:history="1">
             <w:r>
               <w:rPr>
                 <w:rStyle w:val="Hyperlink"/>
@@ -1305,7 +1305,7 @@
               <w:rPr>
                 <w:noProof/>
               </w:rPr>
-              <w:instrText xml:space="preserve"> PAGEREF _Toc241673132 \h </w:instrText>
+              <w:instrText xml:space="preserve"> PAGEREF _Toc241781377 \h </w:instrText>
             </w:r>
             <w:r>
               <w:rPr>
@@ -1347,7 +1347,7 @@
               <w14:ligatures w14:val="standardContextual"/>
             </w:rPr>
           </w:pPr>
-          <w:hyperlink w:anchor="_Toc241673133" w:history="1">
+          <w:hyperlink w:anchor="_Toc241781378" w:history="1">
             <w:r>
               <w:rPr>
                 <w:rStyle w:val="Hyperlink"/>
@@ -1373,7 +1373,7 @@
               <w:rPr>
                 <w:noProof/>
               </w:rPr>
-              <w:instrText xml:space="preserve"> PAGEREF _Toc241673133 \h </w:instrText>
+              <w:instrText xml:space="preserve"> PAGEREF _Toc241781378 \h </w:instrText>
             </w:r>
             <w:r>
               <w:rPr>
@@ -1415,7 +1415,7 @@
               <w14:ligatures w14:val="standardContextual"/>
             </w:rPr>
           </w:pPr>
-          <w:hyperlink w:anchor="_Toc241673134" w:history="1">
+          <w:hyperlink w:anchor="_Toc241781379" w:history="1">
             <w:r>
               <w:rPr>
                 <w:rStyle w:val="Hyperlink"/>
@@ -1441,7 +1441,7 @@
               <w:rPr>
                 <w:noProof/>
               </w:rPr>
-              <w:instrText xml:space="preserve"> PAGEREF _Toc241673134 \h </w:instrText>
+              <w:instrText xml:space="preserve"> PAGEREF _Toc241781379 \h </w:instrText>
             </w:r>
             <w:r>
               <w:rPr>
@@ -1483,7 +1483,7 @@
               <w14:ligatures w14:val="standardContextual"/>
             </w:rPr>
           </w:pPr>
-          <w:hyperlink w:anchor="_Toc241673135" w:history="1">
+          <w:hyperlink w:anchor="_Toc241781380" w:history="1">
             <w:r>
               <w:rPr>
                 <w:rStyle w:val="Hyperlink"/>
@@ -1509,7 +1509,7 @@
               <w:rPr>
                 <w:noProof/>
               </w:rPr>
-              <w:instrText xml:space="preserve"> PAGEREF _Toc241673135 \h </w:instrText>
+              <w:instrText xml:space="preserve"> PAGEREF _Toc241781380 \h </w:instrText>
             </w:r>
             <w:r>
               <w:rPr>
@@ -1551,7 +1551,7 @@
               <w14:ligatures w14:val="standardContextual"/>
             </w:rPr>
           </w:pPr>
-          <w:hyperlink w:anchor="_Toc241673136" w:history="1">
+          <w:hyperlink w:anchor="_Toc241781381" w:history="1">
             <w:r>
               <w:rPr>
                 <w:rStyle w:val="Hyperlink"/>
@@ -1577,7 +1577,7 @@
               <w:rPr>
                 <w:noProof/>
               </w:rPr>
-              <w:instrText xml:space="preserve"> PAGEREF _Toc241673136 \h </w:instrText>
+              <w:instrText xml:space="preserve"> PAGEREF _Toc241781381 \h </w:instrText>
             </w:r>
             <w:r>
               <w:rPr>
@@ -1619,7 +1619,7 @@
               <w14:ligatures w14:val="standardContextual"/>
             </w:rPr>
           </w:pPr>
-          <w:hyperlink w:anchor="_Toc241673137" w:history="1">
+          <w:hyperlink w:anchor="_Toc241781382" w:history="1">
             <w:r>
               <w:rPr>
                 <w:rStyle w:val="Hyperlink"/>
@@ -1645,7 +1645,7 @@
               <w:rPr>
                 <w:noProof/>
               </w:rPr>
-              <w:instrText xml:space="preserve"> PAGEREF _Toc241673137 \h </w:instrText>
+              <w:instrText xml:space="preserve"> PAGEREF _Toc241781382 \h </w:instrText>
             </w:r>
             <w:r>
               <w:rPr>
@@ -1687,7 +1687,7 @@
               <w14:ligatures w14:val="standardContextual"/>
             </w:rPr>
           </w:pPr>
-          <w:hyperlink w:anchor="_Toc241673138" w:history="1">
+          <w:hyperlink w:anchor="_Toc241781383" w:history="1">
             <w:r>
               <w:rPr>
                 <w:rStyle w:val="Hyperlink"/>
@@ -1713,7 +1713,7 @@
               <w:rPr>
                 <w:noProof/>
               </w:rPr>
-              <w:instrText xml:space="preserve"> PAGEREF _Toc241673138 \h </w:instrText>
+              <w:instrText xml:space="preserve"> PAGEREF _Toc241781383 \h </w:instrText>
             </w:r>
             <w:r>
               <w:rPr>
@@ -1755,7 +1755,7 @@
               <w14:ligatures w14:val="standardContextual"/>
             </w:rPr>
           </w:pPr>
-          <w:hyperlink w:anchor="_Toc241673139" w:history="1">
+          <w:hyperlink w:anchor="_Toc241781384" w:history="1">
             <w:r>
               <w:rPr>
                 <w:rStyle w:val="Hyperlink"/>
@@ -1781,7 +1781,7 @@
               <w:rPr>
                 <w:noProof/>
               </w:rPr>
-              <w:instrText xml:space="preserve"> PAGEREF _Toc241673139 \h </w:instrText>
+              <w:instrText xml:space="preserve"> PAGEREF _Toc241781384 \h </w:instrText>
             </w:r>
             <w:r>
               <w:rPr>
@@ -1823,7 +1823,7 @@
               <w14:ligatures w14:val="standardContextual"/>
             </w:rPr>
           </w:pPr>
-          <w:hyperlink w:anchor="_Toc241673140" w:history="1">
+          <w:hyperlink w:anchor="_Toc241781385" w:history="1">
             <w:r>
               <w:rPr>
                 <w:rStyle w:val="Hyperlink"/>
@@ -1849,7 +1849,7 @@
               <w:rPr>
                 <w:noProof/>
               </w:rPr>
-              <w:instrText xml:space="preserve"> PAGEREF _Toc241673140 \h </w:instrText>
+              <w:instrText xml:space="preserve"> PAGEREF _Toc241781385 \h </w:instrText>
             </w:r>
             <w:r>
               <w:rPr>
@@ -1891,7 +1891,7 @@
               <w14:ligatures w14:val="standardContextual"/>
             </w:rPr>
           </w:pPr>
-          <w:hyperlink w:anchor="_Toc241673141" w:history="1">
+          <w:hyperlink w:anchor="_Toc241781386" w:history="1">
             <w:r>
               <w:rPr>
                 <w:rStyle w:val="Hyperlink"/>
@@ -1917,7 +1917,7 @@
               <w:rPr>
                 <w:noProof/>
               </w:rPr>
-              <w:instrText xml:space="preserve"> PAGEREF _Toc241673141 \h </w:instrText>
+              <w:instrText xml:space="preserve"> PAGEREF _Toc241781386 \h </w:instrText>
             </w:r>
             <w:r>
               <w:rPr>
@@ -1959,7 +1959,7 @@
               <w14:ligatures w14:val="standardContextual"/>
             </w:rPr>
           </w:pPr>
-          <w:hyperlink w:anchor="_Toc241673142" w:history="1">
+          <w:hyperlink w:anchor="_Toc241781387" w:history="1">
             <w:r>
               <w:rPr>
                 <w:rStyle w:val="Hyperlink"/>
@@ -1985,7 +1985,7 @@
               <w:rPr>
                 <w:noProof/>
               </w:rPr>
-              <w:instrText xml:space="preserve"> PAGEREF _Toc241673142 \h </w:instrText>
+              <w:instrText xml:space="preserve"> PAGEREF _Toc241781387 \h </w:instrText>
             </w:r>
             <w:r>
               <w:rPr>
@@ -2027,7 +2027,7 @@
               <w14:ligatures w14:val="standardContextual"/>
             </w:rPr>
           </w:pPr>
-          <w:hyperlink w:anchor="_Toc241673143" w:history="1">
+          <w:hyperlink w:anchor="_Toc241781388" w:history="1">
             <w:r>
               <w:rPr>
                 <w:rStyle w:val="Hyperlink"/>
@@ -2053,7 +2053,7 @@
               <w:rPr>
                 <w:noProof/>
               </w:rPr>
-              <w:instrText xml:space="preserve"> PAGEREF _Toc241673143 \h </w:instrText>
+              <w:instrText xml:space="preserve"> PAGEREF _Toc241781388 \h </w:instrText>
             </w:r>
             <w:r>
               <w:rPr>
@@ -2097,7 +2097,7 @@
         <w:pStyle w:val="Heading1"/>
         <w:spacing w:before="400" w:after="140"/>
       </w:pPr>
-      <w:bookmarkStart w:id="2" w:name="_Toc241673124"/>
+      <w:bookmarkStart w:id="2" w:name="_Toc241781369"/>
       <w:r>
         <w:rPr>
           <w:b/>
@@ -2132,7 +2132,7 @@
         <w:pStyle w:val="Heading2"/>
         <w:spacing w:before="300" w:after="100"/>
       </w:pPr>
-      <w:bookmarkStart w:id="3" w:name="_Toc241673125"/>
+      <w:bookmarkStart w:id="3" w:name="_Toc241781370"/>
       <w:r>
         <w:rPr>
           <w:b/>
@@ -2803,7 +2803,7 @@
         <w:pStyle w:val="Heading2"/>
         <w:spacing w:before="300" w:after="100"/>
       </w:pPr>
-      <w:bookmarkStart w:id="4" w:name="_Toc241673126"/>
+      <w:bookmarkStart w:id="4" w:name="_Toc241781371"/>
       <w:r>
         <w:rPr>
           <w:b/>
@@ -3039,7 +3039,7 @@
         <w:pStyle w:val="Heading1"/>
         <w:spacing w:before="400" w:after="140"/>
       </w:pPr>
-      <w:bookmarkStart w:id="5" w:name="_Toc241673127"/>
+      <w:bookmarkStart w:id="5" w:name="_Toc241781372"/>
       <w:r>
         <w:rPr>
           <w:b/>
@@ -3058,7 +3058,7 @@
         <w:spacing w:after="140"/>
       </w:pPr>
       <w:r>
-        <w:t>Open the application in a browser, or start the Omnia POS desktop application, and enter the email address and password.</w:t>
+        <w:t>Open the application in a browser, or start the Vedix POS desktop application, and enter the email address and password.</w:t>
       </w:r>
     </w:p>
     <w:p>
@@ -3071,7 +3071,7 @@
           <w:noProof/>
         </w:rPr>
         <w:drawing>
-          <wp:inline distT="0" distB="0" distL="0" distR="0" wp14:anchorId="02FEB9AB" wp14:editId="01257A84">
+          <wp:inline distT="0" distB="0" distL="0" distR="0" wp14:anchorId="4FBEAB9B" wp14:editId="60CA48CD">
             <wp:extent cx="5619750" cy="3314700"/>
             <wp:effectExtent l="0" t="0" r="0" b="0"/>
             <wp:docPr id="1" name="Picture 1"/>
@@ -3129,7 +3129,7 @@
         <w:pStyle w:val="Heading2"/>
         <w:spacing w:before="300" w:after="100"/>
       </w:pPr>
-      <w:bookmarkStart w:id="6" w:name="_Toc241673128"/>
+      <w:bookmarkStart w:id="6" w:name="_Toc241781373"/>
       <w:r>
         <w:rPr>
           <w:b/>
@@ -3160,7 +3160,7 @@
           <w:noProof/>
         </w:rPr>
         <w:drawing>
-          <wp:inline distT="0" distB="0" distL="0" distR="0" wp14:anchorId="15D9BF93" wp14:editId="5D97158E">
+          <wp:inline distT="0" distB="0" distL="0" distR="0" wp14:anchorId="4B57C51A" wp14:editId="01314E1E">
             <wp:extent cx="5619750" cy="3314700"/>
             <wp:effectExtent l="0" t="0" r="0" b="0"/>
             <wp:docPr id="2" name="Picture 2"/>
@@ -3218,7 +3218,7 @@
         <w:pStyle w:val="Heading1"/>
         <w:spacing w:before="400" w:after="140"/>
       </w:pPr>
-      <w:bookmarkStart w:id="7" w:name="_Toc241673129"/>
+      <w:bookmarkStart w:id="7" w:name="_Toc241781374"/>
       <w:r>
         <w:rPr>
           <w:b/>
@@ -3250,7 +3250,7 @@
           <w:noProof/>
         </w:rPr>
         <w:drawing>
-          <wp:inline distT="0" distB="0" distL="0" distR="0" wp14:anchorId="0822C748" wp14:editId="3943C0EA">
+          <wp:inline distT="0" distB="0" distL="0" distR="0" wp14:anchorId="5B8E75F1" wp14:editId="034F7C5E">
             <wp:extent cx="5619750" cy="3314700"/>
             <wp:effectExtent l="0" t="0" r="0" b="0"/>
             <wp:docPr id="3" name="Picture 3"/>
@@ -3308,7 +3308,7 @@
         <w:spacing w:after="140"/>
       </w:pPr>
       <w:r>
-        <w:t>Choose New to add a store. Name, address and store code are required. The store code is a short unique label such as str1 or str2; it must not repeat across stores, and it is the quickest way to tell two similarly named branches apart. Enter the GSTIN if the store is registered — the system checks the 15-character format and refuses anything that is not a valid GSTIN.</w:t>
+        <w:t>Choose New Store to add one. Name, address and store code are required. The store code is a short unique label such as str1 or str2; it must not repeat across stores, and it is the quickest way to tell two similarly named branches apart. Enter the GSTIN if the store is registered — the system checks the 15-character format and refuses anything that is not a valid GSTIN.</w:t>
       </w:r>
     </w:p>
     <w:p>
@@ -3321,7 +3321,7 @@
           <w:noProof/>
         </w:rPr>
         <w:drawing>
-          <wp:inline distT="0" distB="0" distL="0" distR="0" wp14:anchorId="774CADD7" wp14:editId="53B61354">
+          <wp:inline distT="0" distB="0" distL="0" distR="0" wp14:anchorId="1B62CA9D" wp14:editId="38039FD0">
             <wp:extent cx="5619750" cy="3314700"/>
             <wp:effectExtent l="0" t="0" r="0" b="0"/>
             <wp:docPr id="4" name="Picture 4"/>
@@ -3399,7 +3399,7 @@
         <w:pStyle w:val="Heading1"/>
         <w:spacing w:before="400" w:after="140"/>
       </w:pPr>
-      <w:bookmarkStart w:id="8" w:name="_Toc241673130"/>
+      <w:bookmarkStart w:id="8" w:name="_Toc241781375"/>
       <w:r>
         <w:rPr>
           <w:b/>
@@ -3430,7 +3430,7 @@
           <w:noProof/>
         </w:rPr>
         <w:drawing>
-          <wp:inline distT="0" distB="0" distL="0" distR="0" wp14:anchorId="0B107208" wp14:editId="10F361B2">
+          <wp:inline distT="0" distB="0" distL="0" distR="0" wp14:anchorId="7E16B092" wp14:editId="4780D237">
             <wp:extent cx="5619750" cy="3314700"/>
             <wp:effectExtent l="0" t="0" r="0" b="0"/>
             <wp:docPr id="5" name="Picture 5"/>
@@ -3493,7 +3493,7 @@
           <w:noProof/>
         </w:rPr>
         <w:drawing>
-          <wp:inline distT="0" distB="0" distL="0" distR="0" wp14:anchorId="63F79366" wp14:editId="2BDE9090">
+          <wp:inline distT="0" distB="0" distL="0" distR="0" wp14:anchorId="340D6784" wp14:editId="0148FD23">
             <wp:extent cx="5619750" cy="3314700"/>
             <wp:effectExtent l="0" t="0" r="0" b="0"/>
             <wp:docPr id="6" name="Picture 6"/>
@@ -3571,7 +3571,7 @@
         <w:pStyle w:val="Heading1"/>
         <w:spacing w:before="400" w:after="140"/>
       </w:pPr>
-      <w:bookmarkStart w:id="9" w:name="_Toc241673131"/>
+      <w:bookmarkStart w:id="9" w:name="_Toc241781376"/>
       <w:r>
         <w:rPr>
           <w:b/>
@@ -3602,7 +3602,7 @@
           <w:noProof/>
         </w:rPr>
         <w:drawing>
-          <wp:inline distT="0" distB="0" distL="0" distR="0" wp14:anchorId="145CBC5B" wp14:editId="44B2B2F2">
+          <wp:inline distT="0" distB="0" distL="0" distR="0" wp14:anchorId="6823D472" wp14:editId="419A041D">
             <wp:extent cx="5619750" cy="3314700"/>
             <wp:effectExtent l="0" t="0" r="0" b="0"/>
             <wp:docPr id="7" name="Picture 7"/>
@@ -3665,7 +3665,7 @@
           <w:noProof/>
         </w:rPr>
         <w:drawing>
-          <wp:inline distT="0" distB="0" distL="0" distR="0" wp14:anchorId="1687B71F" wp14:editId="6F88E57E">
+          <wp:inline distT="0" distB="0" distL="0" distR="0" wp14:anchorId="4C9CA4A6" wp14:editId="30656586">
             <wp:extent cx="5619750" cy="3314700"/>
             <wp:effectExtent l="0" t="0" r="0" b="0"/>
             <wp:docPr id="8" name="Picture 8"/>
@@ -3723,7 +3723,7 @@
         <w:pStyle w:val="Heading1"/>
         <w:spacing w:before="400" w:after="140"/>
       </w:pPr>
-      <w:bookmarkStart w:id="10" w:name="_Toc241673132"/>
+      <w:bookmarkStart w:id="10" w:name="_Toc241781377"/>
       <w:r>
         <w:rPr>
           <w:b/>
@@ -3755,7 +3755,7 @@
           <w:noProof/>
         </w:rPr>
         <w:drawing>
-          <wp:inline distT="0" distB="0" distL="0" distR="0" wp14:anchorId="71D90CAE" wp14:editId="2EC85D6F">
+          <wp:inline distT="0" distB="0" distL="0" distR="0" wp14:anchorId="3CF48AC4" wp14:editId="0C7C46D1">
             <wp:extent cx="5619750" cy="3314700"/>
             <wp:effectExtent l="0" t="0" r="0" b="0"/>
             <wp:docPr id="9" name="Picture 9"/>
@@ -3818,7 +3818,7 @@
           <w:noProof/>
         </w:rPr>
         <w:drawing>
-          <wp:inline distT="0" distB="0" distL="0" distR="0" wp14:anchorId="57B5264B" wp14:editId="5B8AE336">
+          <wp:inline distT="0" distB="0" distL="0" distR="0" wp14:anchorId="16B56997" wp14:editId="48A07908">
             <wp:extent cx="5619750" cy="3314700"/>
             <wp:effectExtent l="0" t="0" r="0" b="0"/>
             <wp:docPr id="10" name="Picture 10"/>
@@ -3895,7 +3895,7 @@
         <w:pStyle w:val="Heading1"/>
         <w:spacing w:before="400" w:after="140"/>
       </w:pPr>
-      <w:bookmarkStart w:id="11" w:name="_Toc241673133"/>
+      <w:bookmarkStart w:id="11" w:name="_Toc241781378"/>
       <w:r>
         <w:rPr>
           <w:b/>
@@ -3927,7 +3927,7 @@
           <w:noProof/>
         </w:rPr>
         <w:drawing>
-          <wp:inline distT="0" distB="0" distL="0" distR="0" wp14:anchorId="7A3B71E5" wp14:editId="558D51E1">
+          <wp:inline distT="0" distB="0" distL="0" distR="0" wp14:anchorId="4F500411" wp14:editId="4BB8EA0D">
             <wp:extent cx="5619750" cy="3314700"/>
             <wp:effectExtent l="0" t="0" r="0" b="0"/>
             <wp:docPr id="11" name="Picture 11"/>
@@ -3990,7 +3990,7 @@
           <w:noProof/>
         </w:rPr>
         <w:drawing>
-          <wp:inline distT="0" distB="0" distL="0" distR="0" wp14:anchorId="298B0FF6" wp14:editId="56F0276F">
+          <wp:inline distT="0" distB="0" distL="0" distR="0" wp14:anchorId="0FF7C174" wp14:editId="2EC5329E">
             <wp:extent cx="5619750" cy="3314700"/>
             <wp:effectExtent l="0" t="0" r="0" b="0"/>
             <wp:docPr id="12" name="Picture 12"/>
@@ -4048,7 +4048,7 @@
         <w:pStyle w:val="Heading1"/>
         <w:spacing w:before="400" w:after="140"/>
       </w:pPr>
-      <w:bookmarkStart w:id="12" w:name="_Toc241673134"/>
+      <w:bookmarkStart w:id="12" w:name="_Toc241781379"/>
       <w:r>
         <w:rPr>
           <w:b/>
@@ -4080,7 +4080,7 @@
         </w:rPr>
         <w:lastRenderedPageBreak/>
         <w:drawing>
-          <wp:inline distT="0" distB="0" distL="0" distR="0" wp14:anchorId="5625A9B6" wp14:editId="7DEC8387">
+          <wp:inline distT="0" distB="0" distL="0" distR="0" wp14:anchorId="5E33A912" wp14:editId="7EE9F0ED">
             <wp:extent cx="5619750" cy="3314700"/>
             <wp:effectExtent l="0" t="0" r="0" b="0"/>
             <wp:docPr id="13" name="Picture 13"/>
@@ -4143,7 +4143,7 @@
           <w:noProof/>
         </w:rPr>
         <w:drawing>
-          <wp:inline distT="0" distB="0" distL="0" distR="0" wp14:anchorId="757EDF21" wp14:editId="1F42F664">
+          <wp:inline distT="0" distB="0" distL="0" distR="0" wp14:anchorId="6FCCA8AF" wp14:editId="197033B1">
             <wp:extent cx="5619750" cy="3314700"/>
             <wp:effectExtent l="0" t="0" r="0" b="0"/>
             <wp:docPr id="14" name="Picture 14"/>
@@ -4201,7 +4201,7 @@
         <w:pStyle w:val="Heading1"/>
         <w:spacing w:before="400" w:after="140"/>
       </w:pPr>
-      <w:bookmarkStart w:id="13" w:name="_Toc241673135"/>
+      <w:bookmarkStart w:id="13" w:name="_Toc241781380"/>
       <w:r>
         <w:rPr>
           <w:b/>
@@ -4233,7 +4233,7 @@
         </w:rPr>
         <w:lastRenderedPageBreak/>
         <w:drawing>
-          <wp:inline distT="0" distB="0" distL="0" distR="0" wp14:anchorId="66F3287A" wp14:editId="1964BB78">
+          <wp:inline distT="0" distB="0" distL="0" distR="0" wp14:anchorId="007BD95B" wp14:editId="2A4E398C">
             <wp:extent cx="5619750" cy="3314700"/>
             <wp:effectExtent l="0" t="0" r="0" b="0"/>
             <wp:docPr id="15" name="Picture 15"/>
@@ -4296,7 +4296,7 @@
           <w:noProof/>
         </w:rPr>
         <w:drawing>
-          <wp:inline distT="0" distB="0" distL="0" distR="0" wp14:anchorId="4878BAB1" wp14:editId="5A9EF8CF">
+          <wp:inline distT="0" distB="0" distL="0" distR="0" wp14:anchorId="16028043" wp14:editId="78FF457E">
             <wp:extent cx="5619750" cy="3314700"/>
             <wp:effectExtent l="0" t="0" r="0" b="0"/>
             <wp:docPr id="16" name="Picture 16"/>
@@ -4362,7 +4362,7 @@
         <w:pStyle w:val="Heading2"/>
         <w:spacing w:before="300" w:after="100"/>
       </w:pPr>
-      <w:bookmarkStart w:id="14" w:name="_Toc241673136"/>
+      <w:bookmarkStart w:id="14" w:name="_Toc241781381"/>
       <w:r>
         <w:rPr>
           <w:b/>
@@ -4394,7 +4394,7 @@
         </w:rPr>
         <w:lastRenderedPageBreak/>
         <w:drawing>
-          <wp:inline distT="0" distB="0" distL="0" distR="0" wp14:anchorId="1FBBF53E" wp14:editId="08BC0F6A">
+          <wp:inline distT="0" distB="0" distL="0" distR="0" wp14:anchorId="7419EF57" wp14:editId="21FFC8E1">
             <wp:extent cx="5619750" cy="3314700"/>
             <wp:effectExtent l="0" t="0" r="0" b="0"/>
             <wp:docPr id="17" name="Picture 17"/>
@@ -4452,7 +4452,7 @@
         <w:pStyle w:val="Heading1"/>
         <w:spacing w:before="400" w:after="140"/>
       </w:pPr>
-      <w:bookmarkStart w:id="15" w:name="_Toc241673137"/>
+      <w:bookmarkStart w:id="15" w:name="_Toc241781382"/>
       <w:r>
         <w:rPr>
           <w:b/>
@@ -4483,7 +4483,7 @@
           <w:noProof/>
         </w:rPr>
         <w:drawing>
-          <wp:inline distT="0" distB="0" distL="0" distR="0" wp14:anchorId="31A7F85A" wp14:editId="13EF59EF">
+          <wp:inline distT="0" distB="0" distL="0" distR="0" wp14:anchorId="6CCA2558" wp14:editId="2207975C">
             <wp:extent cx="5619750" cy="3314700"/>
             <wp:effectExtent l="0" t="0" r="0" b="0"/>
             <wp:docPr id="18" name="Picture 18"/>
@@ -4547,7 +4547,7 @@
         </w:rPr>
         <w:lastRenderedPageBreak/>
         <w:drawing>
-          <wp:inline distT="0" distB="0" distL="0" distR="0" wp14:anchorId="6059D301" wp14:editId="7100BB81">
+          <wp:inline distT="0" distB="0" distL="0" distR="0" wp14:anchorId="1846579A" wp14:editId="5D9B64BE">
             <wp:extent cx="5619750" cy="3314700"/>
             <wp:effectExtent l="0" t="0" r="0" b="0"/>
             <wp:docPr id="19" name="Picture 19"/>
@@ -4624,7 +4624,7 @@
         <w:pStyle w:val="Heading1"/>
         <w:spacing w:before="400" w:after="140"/>
       </w:pPr>
-      <w:bookmarkStart w:id="16" w:name="_Toc241673138"/>
+      <w:bookmarkStart w:id="16" w:name="_Toc241781383"/>
       <w:r>
         <w:rPr>
           <w:b/>
@@ -4655,7 +4655,7 @@
           <w:noProof/>
         </w:rPr>
         <w:drawing>
-          <wp:inline distT="0" distB="0" distL="0" distR="0" wp14:anchorId="44264484" wp14:editId="0B1F5126">
+          <wp:inline distT="0" distB="0" distL="0" distR="0" wp14:anchorId="2D74B6E6" wp14:editId="71996247">
             <wp:extent cx="5619750" cy="3314700"/>
             <wp:effectExtent l="0" t="0" r="0" b="0"/>
             <wp:docPr id="20" name="Picture 20"/>
@@ -4713,7 +4713,7 @@
         <w:pStyle w:val="Heading1"/>
         <w:spacing w:before="400" w:after="140"/>
       </w:pPr>
-      <w:bookmarkStart w:id="17" w:name="_Toc241673139"/>
+      <w:bookmarkStart w:id="17" w:name="_Toc241781384"/>
       <w:r>
         <w:rPr>
           <w:b/>
@@ -4745,7 +4745,7 @@
           <w:noProof/>
         </w:rPr>
         <w:drawing>
-          <wp:inline distT="0" distB="0" distL="0" distR="0" wp14:anchorId="4B78E670" wp14:editId="782D2309">
+          <wp:inline distT="0" distB="0" distL="0" distR="0" wp14:anchorId="245C3DFF" wp14:editId="01C33163">
             <wp:extent cx="5619750" cy="3314700"/>
             <wp:effectExtent l="0" t="0" r="0" b="0"/>
             <wp:docPr id="21" name="Picture 21"/>
@@ -4816,7 +4816,7 @@
           <w:noProof/>
         </w:rPr>
         <w:drawing>
-          <wp:inline distT="0" distB="0" distL="0" distR="0" wp14:anchorId="76A613FE" wp14:editId="5C59DDB3">
+          <wp:inline distT="0" distB="0" distL="0" distR="0" wp14:anchorId="384A5CF6" wp14:editId="17DD137A">
             <wp:extent cx="5619750" cy="3314700"/>
             <wp:effectExtent l="0" t="0" r="0" b="0"/>
             <wp:docPr id="22" name="Picture 22"/>
@@ -5141,7 +5141,7 @@
         <w:pStyle w:val="Heading1"/>
         <w:spacing w:before="400" w:after="140"/>
       </w:pPr>
-      <w:bookmarkStart w:id="18" w:name="_Toc241673140"/>
+      <w:bookmarkStart w:id="18" w:name="_Toc241781385"/>
       <w:r>
         <w:rPr>
           <w:b/>
@@ -5172,7 +5172,7 @@
           <w:noProof/>
         </w:rPr>
         <w:drawing>
-          <wp:inline distT="0" distB="0" distL="0" distR="0" wp14:anchorId="7E9B018D" wp14:editId="1B978326">
+          <wp:inline distT="0" distB="0" distL="0" distR="0" wp14:anchorId="1740EC17" wp14:editId="30ADEDBF">
             <wp:extent cx="5619750" cy="3314700"/>
             <wp:effectExtent l="0" t="0" r="0" b="0"/>
             <wp:docPr id="23" name="Picture 23"/>
@@ -5249,7 +5249,7 @@
         <w:pStyle w:val="Heading1"/>
         <w:spacing w:before="400" w:after="140"/>
       </w:pPr>
-      <w:bookmarkStart w:id="19" w:name="_Toc241673141"/>
+      <w:bookmarkStart w:id="19" w:name="_Toc241781386"/>
       <w:r>
         <w:rPr>
           <w:b/>
@@ -5281,7 +5281,7 @@
         </w:rPr>
         <w:lastRenderedPageBreak/>
         <w:drawing>
-          <wp:inline distT="0" distB="0" distL="0" distR="0" wp14:anchorId="1E8F0546" wp14:editId="6FCA184E">
+          <wp:inline distT="0" distB="0" distL="0" distR="0" wp14:anchorId="1B86857E" wp14:editId="12BBE2BB">
             <wp:extent cx="5619750" cy="3314700"/>
             <wp:effectExtent l="0" t="0" r="0" b="0"/>
             <wp:docPr id="24" name="Picture 24"/>
@@ -5339,7 +5339,7 @@
         <w:pStyle w:val="Heading1"/>
         <w:spacing w:before="400" w:after="140"/>
       </w:pPr>
-      <w:bookmarkStart w:id="20" w:name="_Toc241673142"/>
+      <w:bookmarkStart w:id="20" w:name="_Toc241781387"/>
       <w:r>
         <w:rPr>
           <w:b/>
@@ -5370,7 +5370,7 @@
           <w:noProof/>
         </w:rPr>
         <w:drawing>
-          <wp:inline distT="0" distB="0" distL="0" distR="0" wp14:anchorId="37136C49" wp14:editId="7F2E0169">
+          <wp:inline distT="0" distB="0" distL="0" distR="0" wp14:anchorId="4CF5DD00" wp14:editId="0F2C2444">
             <wp:extent cx="5619750" cy="3314700"/>
             <wp:effectExtent l="0" t="0" r="0" b="0"/>
             <wp:docPr id="25" name="Picture 25"/>
@@ -5428,7 +5428,7 @@
         <w:pStyle w:val="Heading1"/>
         <w:spacing w:before="400" w:after="140"/>
       </w:pPr>
-      <w:bookmarkStart w:id="21" w:name="_Toc241673143"/>
+      <w:bookmarkStart w:id="21" w:name="_Toc241781388"/>
       <w:r>
         <w:rPr>
           <w:b/>
@@ -6369,7 +6369,7 @@
         <w:sz w:val="16"/>
         <w:szCs w:val="16"/>
       </w:rPr>
-      <w:t>Omnia Retail POS — Super Administrator Setup Guide</w:t>
+      <w:t>Vedix POS — Super Administrator Setup Guide</w:t>
     </w:r>
   </w:p>
 </w:hdr>
@@ -6378,96 +6378,10 @@
 <file path=word/numbering.xml><?xml version="1.0" encoding="utf-8"?>
 <w:numbering xmlns:wpc="http://schemas.microsoft.com/office/word/2010/wordprocessingCanvas" xmlns:cx="http://schemas.microsoft.com/office/drawing/2014/chartex" xmlns:cx1="http://schemas.microsoft.com/office/drawing/2015/9/8/chartex" xmlns:cx2="http://schemas.microsoft.com/office/drawing/2015/10/21/chartex" xmlns:cx3="http://schemas.microsoft.com/office/drawing/2016/5/9/chartex" xmlns:cx4="http://schemas.microsoft.com/office/drawing/2016/5/10/chartex" xmlns:cx5="http://schemas.microsoft.com/office/drawing/2016/5/11/chartex" xmlns:cx6="http://schemas.microsoft.com/office/drawing/2016/5/12/chartex" xmlns:cx7="http://schemas.microsoft.com/office/drawing/2016/5/13/chartex" xmlns:cx8="http://schemas.microsoft.com/office/drawing/2016/5/14/chartex" xmlns:mc="http://schemas.openxmlformats.org/markup-compatibility/2006" xmlns:aink="http://schemas.microsoft.com/office/drawing/2016/ink" xmlns:am3d="http://schemas.microsoft.com/office/drawing/2017/model3d" xmlns:o="urn:schemas-microsoft-com:office:office" xmlns:oel="http://schemas.microsoft.com/office/2019/extlst" xmlns:r="http://schemas.openxmlformats.org/officeDocument/2006/relationships" xmlns:m="http://schemas.openxmlformats.org/officeDocument/2006/math" xmlns:v="urn:schemas-microsoft-com:vml" xmlns:wp14="http://schemas.microsoft.com/office/word/2010/wordprocessingDrawing" xmlns:wp="http://schemas.openxmlformats.org/drawingml/2006/wordprocessingDrawing" xmlns:w10="urn:schemas-microsoft-com:office:word" xmlns:w="http://schemas.openxmlformats.org/wordprocessingml/2006/main" xmlns:w14="http://schemas.microsoft.com/office/word/2010/wordml" xmlns:w15="http://schemas.microsoft.com/office/word/2012/wordml" xmlns:w16cex="http://schemas.microsoft.com/office/word/2018/wordml/cex" xmlns:w16cid="http://schemas.microsoft.com/office/word/2016/wordml/cid" xmlns:w16="http://schemas.microsoft.com/office/word/2018/wordml" xmlns:w16du="http://schemas.microsoft.com/office/word/2023/wordml/word16du" xmlns:w16sdtdh="http://schemas.microsoft.com/office/word/2020/wordml/sdtdatahash" xmlns:w16sdtfl="http://schemas.microsoft.com/office/word/2024/wordml/sdtformatlock" xmlns:w16se="http://schemas.microsoft.com/office/word/2015/wordml/symex" xmlns:wpg="http://schemas.microsoft.com/office/word/2010/wordprocessingGroup" xmlns:wpi="http://schemas.microsoft.com/office/word/2010/wordprocessingInk" xmlns:wne="http://schemas.microsoft.com/office/word/2006/wordml" xmlns:wps="http://schemas.microsoft.com/office/word/2010/wordprocessingShape" mc:Ignorable="w14 w15 w16se w16cid w16 w16cex w16sdtdh w16sdtfl w16du wp14">
   <w:abstractNum w:abstractNumId="0" w15:restartNumberingAfterBreak="0">
-    <w:nsid w:val="52CE7B0E"/>
+    <w:nsid w:val="3FCE1502"/>
     <w:multiLevelType w:val="hybridMultilevel"/>
-    <w:tmpl w:val="C26884F2"/>
-    <w:lvl w:ilvl="0" w:tplc="C8A871E6" w:tentative="1">
-      <w:start w:val="1"/>
-      <w:numFmt w:val="bullet"/>
-      <w:lvlText w:val="●"/>
-      <w:lvlJc w:val="left"/>
-      <w:pPr>
-        <w:ind w:left="720" w:hanging="360"/>
-      </w:pPr>
-    </w:lvl>
-    <w:lvl w:ilvl="1" w:tplc="01E27298" w:tentative="1">
-      <w:start w:val="1"/>
-      <w:numFmt w:val="bullet"/>
-      <w:lvlText w:val="○"/>
-      <w:lvlJc w:val="left"/>
-      <w:pPr>
-        <w:ind w:left="1440" w:hanging="360"/>
-      </w:pPr>
-    </w:lvl>
-    <w:lvl w:ilvl="2" w:tplc="B86C8EBE" w:tentative="1">
-      <w:start w:val="1"/>
-      <w:numFmt w:val="bullet"/>
-      <w:lvlText w:val="■"/>
-      <w:lvlJc w:val="left"/>
-      <w:pPr>
-        <w:ind w:left="2160" w:hanging="360"/>
-      </w:pPr>
-    </w:lvl>
-    <w:lvl w:ilvl="3" w:tplc="B00EAF46" w:tentative="1">
-      <w:start w:val="1"/>
-      <w:numFmt w:val="bullet"/>
-      <w:lvlText w:val="●"/>
-      <w:lvlJc w:val="left"/>
-      <w:pPr>
-        <w:ind w:left="2880" w:hanging="360"/>
-      </w:pPr>
-    </w:lvl>
-    <w:lvl w:ilvl="4" w:tplc="C49C07E8" w:tentative="1">
-      <w:start w:val="1"/>
-      <w:numFmt w:val="bullet"/>
-      <w:lvlText w:val="○"/>
-      <w:lvlJc w:val="left"/>
-      <w:pPr>
-        <w:ind w:left="3600" w:hanging="360"/>
-      </w:pPr>
-    </w:lvl>
-    <w:lvl w:ilvl="5" w:tplc="8EFCE4AE" w:tentative="1">
-      <w:start w:val="1"/>
-      <w:numFmt w:val="bullet"/>
-      <w:lvlText w:val="■"/>
-      <w:lvlJc w:val="left"/>
-      <w:pPr>
-        <w:ind w:left="4320" w:hanging="360"/>
-      </w:pPr>
-    </w:lvl>
-    <w:lvl w:ilvl="6" w:tplc="7980B432" w:tentative="1">
-      <w:start w:val="1"/>
-      <w:numFmt w:val="bullet"/>
-      <w:lvlText w:val="●"/>
-      <w:lvlJc w:val="left"/>
-      <w:pPr>
-        <w:ind w:left="5040" w:hanging="360"/>
-      </w:pPr>
-    </w:lvl>
-    <w:lvl w:ilvl="7" w:tplc="7E54C668" w:tentative="1">
-      <w:start w:val="1"/>
-      <w:numFmt w:val="bullet"/>
-      <w:lvlText w:val="●"/>
-      <w:lvlJc w:val="left"/>
-      <w:pPr>
-        <w:ind w:left="5760" w:hanging="360"/>
-      </w:pPr>
-    </w:lvl>
-    <w:lvl w:ilvl="8" w:tplc="39FE3D32" w:tentative="1">
-      <w:start w:val="1"/>
-      <w:numFmt w:val="bullet"/>
-      <w:lvlText w:val="●"/>
-      <w:lvlJc w:val="left"/>
-      <w:pPr>
-        <w:ind w:left="6480" w:hanging="360"/>
-      </w:pPr>
-    </w:lvl>
-  </w:abstractNum>
-  <w:abstractNum w:abstractNumId="1" w15:restartNumberingAfterBreak="0">
-    <w:nsid w:val="640C640B"/>
-    <w:multiLevelType w:val="hybridMultilevel"/>
-    <w:tmpl w:val="8A845130"/>
-    <w:lvl w:ilvl="0" w:tplc="1974FC1A" w:tentative="1">
+    <w:tmpl w:val="5FE41208"/>
+    <w:lvl w:ilvl="0" w:tplc="07C6B3C8" w:tentative="1">
       <w:start w:val="1"/>
       <w:numFmt w:val="bullet"/>
       <w:lvlText w:val="•"/>
@@ -6476,49 +6390,135 @@
         <w:ind w:left="360" w:hanging="240"/>
       </w:pPr>
     </w:lvl>
-    <w:lvl w:ilvl="1" w:tplc="044E9A10">
+    <w:lvl w:ilvl="1" w:tplc="9B744DC6">
       <w:numFmt w:val="decimal"/>
       <w:lvlText w:val=""/>
       <w:lvlJc w:val="left"/>
     </w:lvl>
-    <w:lvl w:ilvl="2" w:tplc="05F4B6EE">
+    <w:lvl w:ilvl="2" w:tplc="1682E40E">
       <w:numFmt w:val="decimal"/>
       <w:lvlText w:val=""/>
       <w:lvlJc w:val="left"/>
     </w:lvl>
-    <w:lvl w:ilvl="3" w:tplc="81981CD4">
+    <w:lvl w:ilvl="3" w:tplc="6A18BC3E">
       <w:numFmt w:val="decimal"/>
       <w:lvlText w:val=""/>
       <w:lvlJc w:val="left"/>
     </w:lvl>
-    <w:lvl w:ilvl="4" w:tplc="3F249EBA">
+    <w:lvl w:ilvl="4" w:tplc="315CFF3C">
       <w:numFmt w:val="decimal"/>
       <w:lvlText w:val=""/>
       <w:lvlJc w:val="left"/>
     </w:lvl>
-    <w:lvl w:ilvl="5" w:tplc="BA945204">
+    <w:lvl w:ilvl="5" w:tplc="65DAB5B0">
       <w:numFmt w:val="decimal"/>
       <w:lvlText w:val=""/>
       <w:lvlJc w:val="left"/>
     </w:lvl>
-    <w:lvl w:ilvl="6" w:tplc="E27AED64">
+    <w:lvl w:ilvl="6" w:tplc="D7EAAB5C">
       <w:numFmt w:val="decimal"/>
       <w:lvlText w:val=""/>
       <w:lvlJc w:val="left"/>
     </w:lvl>
-    <w:lvl w:ilvl="7" w:tplc="A296C264">
+    <w:lvl w:ilvl="7" w:tplc="9710AE1A">
       <w:numFmt w:val="decimal"/>
       <w:lvlText w:val=""/>
       <w:lvlJc w:val="left"/>
     </w:lvl>
-    <w:lvl w:ilvl="8" w:tplc="2B54A14A">
+    <w:lvl w:ilvl="8" w:tplc="B0A40016">
       <w:numFmt w:val="decimal"/>
       <w:lvlText w:val=""/>
       <w:lvlJc w:val="left"/>
     </w:lvl>
   </w:abstractNum>
-  <w:num w:numId="1" w16cid:durableId="2094617437">
-    <w:abstractNumId w:val="0"/>
+  <w:abstractNum w:abstractNumId="1" w15:restartNumberingAfterBreak="0">
+    <w:nsid w:val="42B02BE8"/>
+    <w:multiLevelType w:val="hybridMultilevel"/>
+    <w:tmpl w:val="450682F4"/>
+    <w:lvl w:ilvl="0" w:tplc="29CCC432" w:tentative="1">
+      <w:start w:val="1"/>
+      <w:numFmt w:val="bullet"/>
+      <w:lvlText w:val="●"/>
+      <w:lvlJc w:val="left"/>
+      <w:pPr>
+        <w:ind w:left="720" w:hanging="360"/>
+      </w:pPr>
+    </w:lvl>
+    <w:lvl w:ilvl="1" w:tplc="343E9686" w:tentative="1">
+      <w:start w:val="1"/>
+      <w:numFmt w:val="bullet"/>
+      <w:lvlText w:val="○"/>
+      <w:lvlJc w:val="left"/>
+      <w:pPr>
+        <w:ind w:left="1440" w:hanging="360"/>
+      </w:pPr>
+    </w:lvl>
+    <w:lvl w:ilvl="2" w:tplc="109455AC" w:tentative="1">
+      <w:start w:val="1"/>
+      <w:numFmt w:val="bullet"/>
+      <w:lvlText w:val="■"/>
+      <w:lvlJc w:val="left"/>
+      <w:pPr>
+        <w:ind w:left="2160" w:hanging="360"/>
+      </w:pPr>
+    </w:lvl>
+    <w:lvl w:ilvl="3" w:tplc="00867684" w:tentative="1">
+      <w:start w:val="1"/>
+      <w:numFmt w:val="bullet"/>
+      <w:lvlText w:val="●"/>
+      <w:lvlJc w:val="left"/>
+      <w:pPr>
+        <w:ind w:left="2880" w:hanging="360"/>
+      </w:pPr>
+    </w:lvl>
+    <w:lvl w:ilvl="4" w:tplc="3A423F04" w:tentative="1">
+      <w:start w:val="1"/>
+      <w:numFmt w:val="bullet"/>
+      <w:lvlText w:val="○"/>
+      <w:lvlJc w:val="left"/>
+      <w:pPr>
+        <w:ind w:left="3600" w:hanging="360"/>
+      </w:pPr>
+    </w:lvl>
+    <w:lvl w:ilvl="5" w:tplc="0DF6E8C4" w:tentative="1">
+      <w:start w:val="1"/>
+      <w:numFmt w:val="bullet"/>
+      <w:lvlText w:val="■"/>
+      <w:lvlJc w:val="left"/>
+      <w:pPr>
+        <w:ind w:left="4320" w:hanging="360"/>
+      </w:pPr>
+    </w:lvl>
+    <w:lvl w:ilvl="6" w:tplc="5698715A" w:tentative="1">
+      <w:start w:val="1"/>
+      <w:numFmt w:val="bullet"/>
+      <w:lvlText w:val="●"/>
+      <w:lvlJc w:val="left"/>
+      <w:pPr>
+        <w:ind w:left="5040" w:hanging="360"/>
+      </w:pPr>
+    </w:lvl>
+    <w:lvl w:ilvl="7" w:tplc="FEBAB8C4" w:tentative="1">
+      <w:start w:val="1"/>
+      <w:numFmt w:val="bullet"/>
+      <w:lvlText w:val="●"/>
+      <w:lvlJc w:val="left"/>
+      <w:pPr>
+        <w:ind w:left="5760" w:hanging="360"/>
+      </w:pPr>
+    </w:lvl>
+    <w:lvl w:ilvl="8" w:tplc="CD4C721A" w:tentative="1">
+      <w:start w:val="1"/>
+      <w:numFmt w:val="bullet"/>
+      <w:lvlText w:val="●"/>
+      <w:lvlJc w:val="left"/>
+      <w:pPr>
+        <w:ind w:left="6480" w:hanging="360"/>
+      </w:pPr>
+    </w:lvl>
+  </w:abstractNum>
+  <w:num w:numId="1" w16cid:durableId="2038464083">
+    <w:abstractNumId w:val="1"/>
     <w:lvlOverride w:ilvl="0">
       <w:startOverride w:val="1"/>
     </w:lvlOverride>
@@ -7159,7 +7159,7 @@
     <w:autoRedefine/>
     <w:uiPriority w:val="39"/>
     <w:unhideWhenUsed/>
-    <w:rsid w:val="00584694"/>
+    <w:rsid w:val="00C60304"/>
     <w:pPr>
       <w:spacing w:after="100"/>
     </w:pPr>
@@ -7171,7 +7171,7 @@
     <w:autoRedefine/>
     <w:uiPriority w:val="39"/>
     <w:unhideWhenUsed/>
-    <w:rsid w:val="00584694"/>
+    <w:rsid w:val="00C60304"/>
     <w:pPr>
       <w:spacing w:after="100"/>
       <w:ind w:left="210"/>
